--- a/fase2/Evidencias Grupales/2.4_GuiaEstudiante_Fase 2_DesarrolloProyecto APT.docx
+++ b/fase2/Evidencias Grupales/2.4_GuiaEstudiante_Fase 2_DesarrolloProyecto APT.docx
@@ -863,7 +863,7 @@
               <w:rPr>
                 <w:rFonts w:ascii="Calibri" w:eastAsia="Calibri" w:hAnsi="Calibri" w:cs="Calibri"/>
               </w:rPr>
-              <w:t xml:space="preserve"> [ISO], 2021). Catálogo CSY4111: 19 casos = 15 OK, 2 parciales (MTC-12 y MTC-13), 1 NOK y 1 bloqueado. Jest hu06Tuu + </w:t>
+              <w:t xml:space="preserve"> [ISO], 2021). Catálogo CSY4111: 19 casos = 15 OK, 2 parciales (MTC-12 y MTC-13), 1 NOK y 0 bloqueados. Jest hu06Tuu + </w:t>
             </w:r>
             <w:proofErr w:type="spellStart"/>
             <w:r>
@@ -891,7 +891,7 @@
               <w:rPr>
                 <w:rFonts w:ascii="Calibri" w:eastAsia="Calibri" w:hAnsi="Calibri" w:cs="Calibri"/>
               </w:rPr>
-              <w:t xml:space="preserve">Pendientes al corte: emisión de DTE (boleta 39); re-test de TC-063 sin USB; TC-064 en terminal Kozen. Timeout oficial de checkout: 300 s.</w:t>
+              <w:t xml:space="preserve">Pendientes al corte: emisión de DTE (boleta 39); re-test de TC-063 sin USB; TC-064 Parcial en Kozen P8 Neo (13/10; falta crédito aprobado). Timeout oficial de checkout: 300 s.</w:t>
             </w:r>
             <w:proofErr w:type="spellStart"/>
             <w:r>
@@ -1065,7 +1065,7 @@
               <w:rPr>
                 <w:rFonts w:ascii="Calibri" w:eastAsia="Calibri" w:hAnsi="Calibri" w:cs="Calibri"/>
               </w:rPr>
-              <w:t>3. Implementar Webpay como MVP funcional — En curso: aprobado y rechazado PASS; TC-063 parcial; TC-064 bloqueado. Ajuste de medio: el cobro en el celular genérico se hace con un QR que apunta al proxy, Transbank no entrega un QR nativo.</w:t>
+              <w:t>3. Implementar Webpay como MVP funcional — En curso: aprobado y rechazado PASS; TC-063 parcial; TC-064 / TC-RG-01 Parcial (13/10, Kozen). Ajuste de medio: el cobro en el celular genérico se hace con un QR que apunta al proxy, Transbank no entrega un QR nativo.</w:t>
             </w:r>
           </w:p>
           <w:p>
@@ -1397,7 +1397,7 @@
               <w:rPr>
                 <w:rFonts w:ascii="Calibri" w:eastAsia="Calibri" w:hAnsi="Calibri" w:cs="Calibri"/>
               </w:rPr>
-              <w:t>Documentación: DAS v1.0.2 y ADR-002 (Madrid, 2026); catálogo RNF ISO/IEC 25010 v1.0.1 (Munzenmayer, 2026a); Plan de Pruebas v1.2, catálogo CSY4111 (15 OK, 2 parciales, 1 NOK, 1 bloqueado de 19) y Listado de Defectos v1.2 (Munzenmayer, 2026b, 2026c). Actas S01 y S02 firmadas el 04/10.</w:t>
+              <w:t>Documentación: DAS v1.0.2 y ADR-002 (Madrid, 2026); catálogo RNF ISO/IEC 25010 v1.0.1 (Munzenmayer, 2026a); Plan de Pruebas v1.2, catálogo CSY4111 (15 OK, 2 parciales (MTC-12, MTC-13), 1 NOK, 0 bloqueados de 19) y Listado de Defectos v1.2 (Munzenmayer, 2026b, 2026c). Actas S01 y S02 firmadas el 04/10.</w:t>
             </w:r>
           </w:p>
           <w:p>
@@ -1408,7 +1408,7 @@
               <w:rPr>
                 <w:rFonts w:ascii="Calibri" w:eastAsia="Calibri" w:hAnsi="Calibri" w:cs="Calibri"/>
               </w:rPr>
-              <w:t xml:space="preserve">Pruebas manuales HU-06: Webpay aprobado PASS (Figura 1) y rechazado PASS (Figura 2); TC-063 parcial; TC-064 bloqueado a la espera de Diego Madrid (TUU/Kozen en producción). Dispositivo: Celular Android. Timeout oficial: 300 s.</w:t>
+              <w:t xml:space="preserve">Pruebas manuales HU-06: Webpay aprobado PASS (Figura 1) y rechazado PASS (Figura 2); TC-063 parcial; TC-064 / TC-RG-01 Parcial (13/10/2026, Kozen P8 Neo, Diego Madrid); evidencia en Sprint_03/capturas_20261013/. Dispositivo: Celular Android. Timeout oficial: 300 s.</w:t>
             </w:r>
             <w:proofErr w:type="spellStart"/>
             <w:r>
@@ -2726,7 +2726,7 @@
                 <w:sz w:val="18"/>
                 <w:szCs w:val="18"/>
               </w:rPr>
-              <w:t>Plan v1.2; 19 casos = 15 OK, 2 parciales (MTC-12, MTC-13), 1 NOK, 1 bloqueado. HU-06 aprobado/rechazado PASS; TC-063 parcial; TC-064 bloqueado.</w:t>
+              <w:t>Plan v1.2; 19 casos = 15 OK, 2 parciales (MTC-12 y MTC-13), 1 NOK y 0 bloqueados (TC-064 / TC-RG-01 Parcial, regresión TUU Kozen fuera del conteo 15 MTC). HU-06 aprobado/rechazado PASS; TC-063 parcial; TC-064 / TC-RG-01 Parcial (13/10, Kozen).</w:t>
             </w:r>
           </w:p>
         </w:tc>
@@ -5128,7 +5128,7 @@
                 <w:sz w:val="18"/>
                 <w:szCs w:val="18"/>
               </w:rPr>
-              <w:t>El equipo académico no tiene terminal. D-PAY 2.0 sigue en producción.</w:t>
+              <w:t>Diego Madrid ejecutó TC-064 / TC-RG-01 en Kozen P8 Neo el 13/10/2026 (capturas Sprint_03/capturas_20261013/). D-PAY 2.0 sigue en producción.</w:t>
             </w:r>
           </w:p>
         </w:tc>
@@ -5180,7 +5180,7 @@
                 <w:sz w:val="18"/>
                 <w:szCs w:val="18"/>
               </w:rPr>
-              <w:t>TC-064 Bloqueado: en espera de ejecución por Diego Madrid. Cobertura actual: Jest 17/17.</w:t>
+              <w:t>TC-064 / TC-RG-01 Parcial (13/10/2026, Kozen P8 Neo, Diego Madrid): débito $2.000 aprobado (Pago exitoso); crédito $5.000 cancelado (Transacción cancelada, no declined emisor). Jest 17/17. Falta comprobante de crédito aprobado. Cobertura: Jest 17/17 + capturas Kozen 13/10.</w:t>
             </w:r>
           </w:p>
         </w:tc>
@@ -6333,7 +6333,7 @@
               <w:rPr>
                 <w:rFonts w:ascii="Calibri" w:eastAsia="Calibri" w:hAnsi="Calibri" w:cs="Calibri"/>
               </w:rPr>
-              <w:t>Regresión TUU/Kozen: la prueba manual (TC-064) queda bloqueada, en espera de ejecución por Diego Madrid (TUU/Kozen en producción); mientras tanto la cubren 17 pruebas unitarias.</w:t>
+              <w:t>Regresión TUU/Kozen: TC-064 / TC-RG-01 Parcial el 13/10/2026 (Diego Madrid, Kozen P8 Neo; capturas Sprint_03). Falta crédito aprobado. Además 17 pruebas unitarias.</w:t>
             </w:r>
           </w:p>
           <w:p>
@@ -6552,7 +6552,7 @@
               <w:rPr>
                 <w:rFonts w:ascii="Calibri" w:eastAsia="Calibri" w:hAnsi="Calibri" w:cs="Calibri"/>
               </w:rPr>
-              <w:t>TC-064 regresión TUU/Kozen — Bloqueado. Motivo: el equipo académico no tiene terminal. Estrategia: en espera de ejecución por Diego Madrid (TUU/Kozen en producción).</w:t>
+              <w:t>TC-064 regresión TUU/Kozen — Parcial (13/10/2026). Motivo: el equipo académico no tiene terminal. Estrategia: en espera de ejecución por Diego Madrid (TUU/Kozen en producción).</w:t>
             </w:r>
           </w:p>
           <w:p>

--- a/fase2/Evidencias Grupales/2.4_GuiaEstudiante_Fase 2_DesarrolloProyecto APT.docx
+++ b/fase2/Evidencias Grupales/2.4_GuiaEstudiante_Fase 2_DesarrolloProyecto APT.docx
@@ -524,59 +524,75 @@
               <w:rPr>
                 <w:rFonts w:ascii="Calibri" w:eastAsia="Calibri" w:hAnsi="Calibri" w:cs="Calibri"/>
               </w:rPr>
-              <w:t xml:space="preserve">Los sprints 1 y 2 están cerrados y el Sprint 3 (06/10–17/10) está en curso. D-PAY 3.0 evoluciona el POS móvil de Dtemite: D-PAY 2.0 sigue en producción con cobro TUU/Kozen, operado por Diego Madrid; el Capstone agrega una arquitectura multi-pasarela con Webpay como MVP.</w:t>
+              <w:t xml:space="preserve">Los </w:t>
             </w:r>
             <w:proofErr w:type="spellStart"/>
             <w:r>
               <w:rPr>
                 <w:rFonts w:ascii="Calibri" w:eastAsia="Calibri" w:hAnsi="Calibri" w:cs="Calibri"/>
               </w:rPr>
-              <w:t/>
+              <w:t>sprints</w:t>
             </w:r>
             <w:proofErr w:type="spellEnd"/>
             <w:r>
               <w:rPr>
                 <w:rFonts w:ascii="Calibri" w:eastAsia="Calibri" w:hAnsi="Calibri" w:cs="Calibri"/>
               </w:rPr>
-              <w:t xml:space="preserve"/>
-            </w:r>
-            <w:r>
-              <w:rPr>
-                <w:rFonts w:ascii="Calibri" w:eastAsia="Calibri" w:hAnsi="Calibri" w:cs="Calibri"/>
-              </w:rPr>
-              <w:t xml:space="preserve"/>
-            </w:r>
-            <w:r>
-              <w:rPr>
-                <w:rFonts w:ascii="Calibri" w:eastAsia="Calibri" w:hAnsi="Calibri" w:cs="Calibri"/>
-              </w:rPr>
-              <w:t xml:space="preserve"/>
+              <w:t xml:space="preserve"> 1 y 2 están cerrados y retrospectiva S3 cerrada 15/10/2026; Goal Parcial (ventana 06/10-17/10). D-PAY 3.0 evoluciona el POS móvil de Dtemite: D-PAY 2.0 sigue en producción con cobro TUU/Kozen, operado por Diego Madrid; el Capstone agrega una arquitectura multi-pasarela con Webpay como MVP.</w:t>
+            </w:r>
+          </w:p>
+          <w:p>
+            <w:pPr>
+              <w:spacing w:after="120" w:line="360" w:lineRule="auto"/>
+            </w:pPr>
+            <w:r>
+              <w:rPr>
+                <w:rFonts w:ascii="Calibri" w:eastAsia="Calibri" w:hAnsi="Calibri" w:cs="Calibri"/>
+              </w:rPr>
+              <w:t>Actividades realizadas y objetivos específicos cumplidos:</w:t>
+            </w:r>
+          </w:p>
+          <w:p>
+            <w:pPr>
+              <w:spacing w:after="120" w:line="360" w:lineRule="auto"/>
+            </w:pPr>
+            <w:r>
+              <w:rPr>
+                <w:rFonts w:ascii="Calibri" w:eastAsia="Calibri" w:hAnsi="Calibri" w:cs="Calibri"/>
+              </w:rPr>
+              <w:t>1.</w:t>
+            </w:r>
+            <w:r>
+              <w:rPr>
+                <w:rFonts w:ascii="Calibri" w:eastAsia="Calibri" w:hAnsi="Calibri" w:cs="Calibri"/>
+              </w:rPr>
+              <w:t xml:space="preserve"> Arquitectura de pagos actual levantada</w:t>
+            </w:r>
+            <w:r>
+              <w:rPr>
+                <w:rFonts w:ascii="Calibri" w:eastAsia="Calibri" w:hAnsi="Calibri" w:cs="Calibri"/>
+              </w:rPr>
+              <w:t>;</w:t>
+            </w:r>
+            <w:r>
+              <w:rPr>
+                <w:rFonts w:ascii="Calibri" w:eastAsia="Calibri" w:hAnsi="Calibri" w:cs="Calibri"/>
+              </w:rPr>
+              <w:t xml:space="preserve"> inventario </w:t>
             </w:r>
             <w:proofErr w:type="spellStart"/>
             <w:r>
               <w:rPr>
                 <w:rFonts w:ascii="Calibri" w:eastAsia="Calibri" w:hAnsi="Calibri" w:cs="Calibri"/>
               </w:rPr>
-              <w:t/>
+              <w:t>baseline</w:t>
             </w:r>
             <w:proofErr w:type="spellEnd"/>
             <w:r>
               <w:rPr>
                 <w:rFonts w:ascii="Calibri" w:eastAsia="Calibri" w:hAnsi="Calibri" w:cs="Calibri"/>
               </w:rPr>
-              <w:t xml:space="preserve"/>
-            </w:r>
-            <w:r>
-              <w:rPr>
-                <w:rFonts w:ascii="Calibri" w:eastAsia="Calibri" w:hAnsi="Calibri" w:cs="Calibri"/>
-              </w:rPr>
-              <w:t xml:space="preserve"/>
-            </w:r>
-            <w:r>
-              <w:rPr>
-                <w:rFonts w:ascii="Calibri" w:eastAsia="Calibri" w:hAnsi="Calibri" w:cs="Calibri"/>
-              </w:rPr>
-              <w:t/>
+              <w:t xml:space="preserve"> COD-00 de D-PAY 2.0 y su dependencia de TUU/Kozen.</w:t>
             </w:r>
           </w:p>
           <w:p>
@@ -587,7 +603,27 @@
               <w:rPr>
                 <w:rFonts w:ascii="Calibri" w:eastAsia="Calibri" w:hAnsi="Calibri" w:cs="Calibri"/>
               </w:rPr>
-              <w:t>Actividades realizadas y objetivos específicos cumplidos:</w:t>
+              <w:t>2.</w:t>
+            </w:r>
+            <w:r>
+              <w:rPr>
+                <w:rFonts w:ascii="Calibri" w:eastAsia="Calibri" w:hAnsi="Calibri" w:cs="Calibri"/>
+              </w:rPr>
+              <w:t xml:space="preserve"> Modelo </w:t>
+            </w:r>
+            <w:proofErr w:type="spellStart"/>
+            <w:r>
+              <w:rPr>
+                <w:rFonts w:ascii="Calibri" w:eastAsia="Calibri" w:hAnsi="Calibri" w:cs="Calibri"/>
+              </w:rPr>
+              <w:t>multi-gateway</w:t>
+            </w:r>
+            <w:proofErr w:type="spellEnd"/>
+            <w:r>
+              <w:rPr>
+                <w:rFonts w:ascii="Calibri" w:eastAsia="Calibri" w:hAnsi="Calibri" w:cs="Calibri"/>
+              </w:rPr>
+              <w:t xml:space="preserve"> diseñado e implementado; interfaz IPaymentGateway, detección de dispositivo, factory y adaptadores TUU, Webpay y Mock (PR #7 a #11 del Sprint 1), sin tocar la lógica de venta existente diseñada por Diego Madrid y Pablo Gutiérrez.</w:t>
             </w:r>
           </w:p>
           <w:p>
@@ -598,7 +634,13 @@
               <w:rPr>
                 <w:rFonts w:ascii="Calibri" w:eastAsia="Calibri" w:hAnsi="Calibri" w:cs="Calibri"/>
               </w:rPr>
-              <w:t>• Arquitectura de pagos actual levantada</w:t>
+              <w:t>3.</w:t>
+            </w:r>
+            <w:r>
+              <w:rPr>
+                <w:rFonts w:ascii="Calibri" w:eastAsia="Calibri" w:hAnsi="Calibri" w:cs="Calibri"/>
+              </w:rPr>
+              <w:t xml:space="preserve"> Webpay como MVP</w:t>
             </w:r>
             <w:r>
               <w:rPr>
@@ -610,21 +652,35 @@
               <w:rPr>
                 <w:rFonts w:ascii="Calibri" w:eastAsia="Calibri" w:hAnsi="Calibri" w:cs="Calibri"/>
               </w:rPr>
-              <w:t xml:space="preserve"> inventario </w:t>
+              <w:t xml:space="preserve"> proxy </w:t>
             </w:r>
             <w:proofErr w:type="spellStart"/>
             <w:r>
               <w:rPr>
                 <w:rFonts w:ascii="Calibri" w:eastAsia="Calibri" w:hAnsi="Calibri" w:cs="Calibri"/>
               </w:rPr>
-              <w:t>baseline</w:t>
+              <w:t>Node</w:t>
             </w:r>
             <w:proofErr w:type="spellEnd"/>
             <w:r>
               <w:rPr>
                 <w:rFonts w:ascii="Calibri" w:eastAsia="Calibri" w:hAnsi="Calibri" w:cs="Calibri"/>
               </w:rPr>
-              <w:t xml:space="preserve"> COD-00 de D-PAY 2.0 y su dependencia de TUU/Kozen.</w:t>
+              <w:t xml:space="preserve"> con SQLite, Webpay Plus REST y </w:t>
+            </w:r>
+            <w:proofErr w:type="spellStart"/>
+            <w:r>
+              <w:rPr>
+                <w:rFonts w:ascii="Calibri" w:eastAsia="Calibri" w:hAnsi="Calibri" w:cs="Calibri"/>
+              </w:rPr>
+              <w:t>checkout</w:t>
+            </w:r>
+            <w:proofErr w:type="spellEnd"/>
+            <w:r>
+              <w:rPr>
+                <w:rFonts w:ascii="Calibri" w:eastAsia="Calibri" w:hAnsi="Calibri" w:cs="Calibri"/>
+              </w:rPr>
+              <w:t xml:space="preserve"> por QR en un Celular Android (PR #12 a #15 del Sprint 2). En el ambiente de integración de Transbank están evidenciados el pago aprobado y el rechazado (PASS, HU-06). El error de conexión (TC-063) quedó parcial; la regresión TUU/Kozen (TC-064) está documentada como Parcial (13/10/2026, Kozen P8 Neo, Diego Madrid) (TUU/Kozen en producción).</w:t>
             </w:r>
           </w:p>
           <w:p>
@@ -635,330 +691,179 @@
               <w:rPr>
                 <w:rFonts w:ascii="Calibri" w:eastAsia="Calibri" w:hAnsi="Calibri" w:cs="Calibri"/>
               </w:rPr>
-              <w:t xml:space="preserve">• Modelo multi-gateway diseñado e implementado; interfaz IPaymentGateway, detección de dispositivo, factory y adaptadores TUU, Webpay y Mock (PR #7 a #11 del Sprint 1), sin tocar la lógica de venta existente diseñada por Diego Madrid y Pablo Gutiérrez.</w:t>
+              <w:lastRenderedPageBreak/>
+              <w:t>4.</w:t>
+            </w:r>
+            <w:r>
+              <w:rPr>
+                <w:rFonts w:ascii="Calibri" w:eastAsia="Calibri" w:hAnsi="Calibri" w:cs="Calibri"/>
+              </w:rPr>
+              <w:t xml:space="preserve"> Gestión con Scrum</w:t>
+            </w:r>
+            <w:r>
+              <w:rPr>
+                <w:rFonts w:ascii="Calibri" w:eastAsia="Calibri" w:hAnsi="Calibri" w:cs="Calibri"/>
+              </w:rPr>
+              <w:t>; los</w:t>
+            </w:r>
+            <w:r>
+              <w:rPr>
+                <w:rFonts w:ascii="Calibri" w:eastAsia="Calibri" w:hAnsi="Calibri" w:cs="Calibri"/>
+              </w:rPr>
+              <w:t xml:space="preserve"> </w:t>
             </w:r>
             <w:proofErr w:type="spellStart"/>
             <w:r>
               <w:rPr>
                 <w:rFonts w:ascii="Calibri" w:eastAsia="Calibri" w:hAnsi="Calibri" w:cs="Calibri"/>
               </w:rPr>
-              <w:t/>
+              <w:t>sprints</w:t>
             </w:r>
             <w:proofErr w:type="spellEnd"/>
             <w:r>
               <w:rPr>
                 <w:rFonts w:ascii="Calibri" w:eastAsia="Calibri" w:hAnsi="Calibri" w:cs="Calibri"/>
               </w:rPr>
-              <w:t xml:space="preserve"/>
-            </w:r>
-            <w:r>
-              <w:rPr>
-                <w:rFonts w:ascii="Calibri" w:eastAsia="Calibri" w:hAnsi="Calibri" w:cs="Calibri"/>
-              </w:rPr>
-              <w:t/>
-            </w:r>
-            <w:r>
-              <w:rPr>
-                <w:rFonts w:ascii="Calibri" w:eastAsia="Calibri" w:hAnsi="Calibri" w:cs="Calibri"/>
-              </w:rPr>
-              <w:t xml:space="preserve"/>
+              <w:t xml:space="preserve"> de dos semanas; actas de retrospectiva S01 y S02 firmadas el 04/10 (Equipo D-PAY 3.0, 2026a, 2026b). Pablo Gutiérrez y Diego Madrid suben, revisan y actualizan GitHub.</w:t>
+            </w:r>
+          </w:p>
+          <w:p>
+            <w:pPr>
+              <w:spacing w:after="120" w:line="360" w:lineRule="auto"/>
+            </w:pPr>
+            <w:r>
+              <w:rPr>
+                <w:rFonts w:ascii="Calibri" w:eastAsia="Calibri" w:hAnsi="Calibri" w:cs="Calibri"/>
+              </w:rPr>
+              <w:t>5.</w:t>
+            </w:r>
+            <w:r>
+              <w:rPr>
+                <w:rFonts w:ascii="Calibri" w:eastAsia="Calibri" w:hAnsi="Calibri" w:cs="Calibri"/>
+              </w:rPr>
+              <w:t xml:space="preserve"> Calidad</w:t>
+            </w:r>
+            <w:r>
+              <w:rPr>
+                <w:rFonts w:ascii="Calibri" w:eastAsia="Calibri" w:hAnsi="Calibri" w:cs="Calibri"/>
+              </w:rPr>
+              <w:t>;</w:t>
+            </w:r>
+            <w:r>
+              <w:rPr>
+                <w:rFonts w:ascii="Calibri" w:eastAsia="Calibri" w:hAnsi="Calibri" w:cs="Calibri"/>
+              </w:rPr>
+              <w:t xml:space="preserve"> Plan de Pruebas v1.2 según ISO/IEC/IEEE 29119-3 (International </w:t>
             </w:r>
             <w:proofErr w:type="spellStart"/>
             <w:r>
               <w:rPr>
                 <w:rFonts w:ascii="Calibri" w:eastAsia="Calibri" w:hAnsi="Calibri" w:cs="Calibri"/>
               </w:rPr>
-              <w:t/>
+              <w:t>Organization</w:t>
             </w:r>
             <w:proofErr w:type="spellEnd"/>
             <w:r>
               <w:rPr>
                 <w:rFonts w:ascii="Calibri" w:eastAsia="Calibri" w:hAnsi="Calibri" w:cs="Calibri"/>
               </w:rPr>
-              <w:t xml:space="preserve"/>
+              <w:t xml:space="preserve"> </w:t>
             </w:r>
             <w:proofErr w:type="spellStart"/>
             <w:r>
               <w:rPr>
                 <w:rFonts w:ascii="Calibri" w:eastAsia="Calibri" w:hAnsi="Calibri" w:cs="Calibri"/>
               </w:rPr>
-              <w:t/>
+              <w:t>for</w:t>
             </w:r>
             <w:proofErr w:type="spellEnd"/>
             <w:r>
               <w:rPr>
                 <w:rFonts w:ascii="Calibri" w:eastAsia="Calibri" w:hAnsi="Calibri" w:cs="Calibri"/>
               </w:rPr>
-              <w:t xml:space="preserve"/>
-            </w:r>
-            <w:r>
-              <w:rPr>
-                <w:rFonts w:ascii="Calibri" w:eastAsia="Calibri" w:hAnsi="Calibri" w:cs="Calibri"/>
-              </w:rPr>
-              <w:t xml:space="preserve"/>
+              <w:t xml:space="preserve"> </w:t>
             </w:r>
             <w:proofErr w:type="spellStart"/>
             <w:r>
               <w:rPr>
                 <w:rFonts w:ascii="Calibri" w:eastAsia="Calibri" w:hAnsi="Calibri" w:cs="Calibri"/>
               </w:rPr>
-              <w:t/>
+              <w:t>Standardization</w:t>
             </w:r>
             <w:proofErr w:type="spellEnd"/>
             <w:r>
               <w:rPr>
                 <w:rFonts w:ascii="Calibri" w:eastAsia="Calibri" w:hAnsi="Calibri" w:cs="Calibri"/>
               </w:rPr>
-              <w:t/>
+              <w:t xml:space="preserve"> [ISO], 2021). Catálogo CSY4111: 19 casos = 15 OK, 2 parciales (MTC-12 y MTC-13), 1 NOK y 0 bloqueados. Jest hu06Tuu + </w:t>
+            </w:r>
+            <w:proofErr w:type="spellStart"/>
+            <w:r>
+              <w:rPr>
+                <w:rFonts w:ascii="Calibri" w:eastAsia="Calibri" w:hAnsi="Calibri" w:cs="Calibri"/>
+              </w:rPr>
+              <w:t>factory</w:t>
+            </w:r>
+            <w:proofErr w:type="spellEnd"/>
+            <w:r>
+              <w:rPr>
+                <w:rFonts w:ascii="Calibri" w:eastAsia="Calibri" w:hAnsi="Calibri" w:cs="Calibri"/>
+              </w:rPr>
+              <w:t xml:space="preserve"> + detección: 17/17.</w:t>
             </w:r>
           </w:p>
           <w:p>
             <w:pPr>
               <w:spacing w:after="120" w:line="360" w:lineRule="auto"/>
-            </w:pPr>
-            <w:r>
-              <w:rPr>
-                <w:rFonts w:ascii="Calibri" w:eastAsia="Calibri" w:hAnsi="Calibri" w:cs="Calibri"/>
-              </w:rPr>
-              <w:t>• Webpay como MVP</w:t>
-            </w:r>
-            <w:r>
-              <w:rPr>
-                <w:rFonts w:ascii="Calibri" w:eastAsia="Calibri" w:hAnsi="Calibri" w:cs="Calibri"/>
-              </w:rPr>
-              <w:t>;</w:t>
-            </w:r>
-            <w:r>
-              <w:rPr>
-                <w:rFonts w:ascii="Calibri" w:eastAsia="Calibri" w:hAnsi="Calibri" w:cs="Calibri"/>
-              </w:rPr>
-              <w:t xml:space="preserve"> proxy </w:t>
+              <w:rPr>
+                <w:rFonts w:ascii="Calibri" w:eastAsia="Calibri" w:hAnsi="Calibri" w:cs="Calibri"/>
+              </w:rPr>
+            </w:pPr>
+            <w:r>
+              <w:rPr>
+                <w:rFonts w:ascii="Calibri" w:eastAsia="Calibri" w:hAnsi="Calibri" w:cs="Calibri"/>
+              </w:rPr>
+              <w:t xml:space="preserve">Pendientes al corte: emisión de DTE (boleta 39); re-test de TC-063 sin USB; TC-064 Parcial en Kozen P8 Neo (13/10; falta crédito aprobado). Timeout oficial de </w:t>
             </w:r>
             <w:proofErr w:type="spellStart"/>
             <w:r>
               <w:rPr>
                 <w:rFonts w:ascii="Calibri" w:eastAsia="Calibri" w:hAnsi="Calibri" w:cs="Calibri"/>
               </w:rPr>
-              <w:t>Node</w:t>
+              <w:t>checkout</w:t>
             </w:r>
             <w:proofErr w:type="spellEnd"/>
             <w:r>
               <w:rPr>
                 <w:rFonts w:ascii="Calibri" w:eastAsia="Calibri" w:hAnsi="Calibri" w:cs="Calibri"/>
               </w:rPr>
-              <w:t xml:space="preserve"> con SQLite, Webpay Plus REST y </w:t>
-            </w:r>
-            <w:proofErr w:type="spellStart"/>
-            <w:r>
-              <w:rPr>
-                <w:rFonts w:ascii="Calibri" w:eastAsia="Calibri" w:hAnsi="Calibri" w:cs="Calibri"/>
-              </w:rPr>
-              <w:t>checkout</w:t>
-            </w:r>
-            <w:proofErr w:type="spellEnd"/>
-            <w:r>
-              <w:rPr>
-                <w:rFonts w:ascii="Calibri" w:eastAsia="Calibri" w:hAnsi="Calibri" w:cs="Calibri"/>
-              </w:rPr>
-              <w:t xml:space="preserve"> por QR en un Celular Android (PR #12 a #15 del Sprint 2). En el ambiente de integración de Transbank están evidenciados el pago aprobado y el rechazado (PASS, HU-06). El error de conexión (TC-063) quedó parcial; la regresión TUU/Kozen (TC-064) está bloqueada a la espera de ejecución por Diego Madrid (TUU/Kozen en producción).</w:t>
+              <w:t>: 300 s.</w:t>
             </w:r>
           </w:p>
           <w:p>
             <w:pPr>
               <w:spacing w:after="120" w:line="360" w:lineRule="auto"/>
-            </w:pPr>
-            <w:r>
-              <w:rPr>
-                <w:rFonts w:ascii="Calibri" w:eastAsia="Calibri" w:hAnsi="Calibri" w:cs="Calibri"/>
-              </w:rPr>
-              <w:lastRenderedPageBreak/>
-              <w:t>• Gestión con Scrum</w:t>
-            </w:r>
-            <w:r>
-              <w:rPr>
-                <w:rFonts w:ascii="Calibri" w:eastAsia="Calibri" w:hAnsi="Calibri" w:cs="Calibri"/>
-              </w:rPr>
-              <w:t>; los</w:t>
-            </w:r>
+              <w:rPr>
+                <w:rFonts w:ascii="Calibri" w:eastAsia="Calibri" w:hAnsi="Calibri" w:cs="Calibri"/>
+              </w:rPr>
+            </w:pPr>
             <w:r>
               <w:rPr>
                 <w:rFonts w:ascii="Calibri" w:eastAsia="Calibri" w:hAnsi="Calibri" w:cs="Calibri"/>
               </w:rPr>
               <w:t xml:space="preserve"> </w:t>
             </w:r>
-            <w:proofErr w:type="spellStart"/>
-            <w:r>
-              <w:rPr>
-                <w:rFonts w:ascii="Calibri" w:eastAsia="Calibri" w:hAnsi="Calibri" w:cs="Calibri"/>
-              </w:rPr>
-              <w:t>sprints</w:t>
-            </w:r>
-            <w:proofErr w:type="spellEnd"/>
-            <w:r>
-              <w:rPr>
-                <w:rFonts w:ascii="Calibri" w:eastAsia="Calibri" w:hAnsi="Calibri" w:cs="Calibri"/>
-              </w:rPr>
-              <w:t xml:space="preserve"> de dos semanas; actas de retrospectiva S01 y S02 firmadas el 04/10 (Equipo D-PAY 3.0, 2026a, 2026b). Pablo Gutiérrez y Diego Madrid suben, revisan y actualizan GitHub.</w:t>
-            </w:r>
-          </w:p>
-          <w:p>
-            <w:pPr>
-              <w:spacing w:after="120" w:line="360" w:lineRule="auto"/>
-            </w:pPr>
-            <w:r>
-              <w:rPr>
-                <w:rFonts w:ascii="Calibri" w:eastAsia="Calibri" w:hAnsi="Calibri" w:cs="Calibri"/>
-              </w:rPr>
-              <w:t>• Calidad</w:t>
-            </w:r>
-            <w:r>
-              <w:rPr>
-                <w:rFonts w:ascii="Calibri" w:eastAsia="Calibri" w:hAnsi="Calibri" w:cs="Calibri"/>
-              </w:rPr>
-              <w:t>;</w:t>
-            </w:r>
-            <w:r>
-              <w:rPr>
-                <w:rFonts w:ascii="Calibri" w:eastAsia="Calibri" w:hAnsi="Calibri" w:cs="Calibri"/>
-              </w:rPr>
-              <w:t xml:space="preserve"> Plan de Pruebas v1.2 según ISO/IEC/IEEE 29119-3 (International </w:t>
-            </w:r>
-            <w:proofErr w:type="spellStart"/>
-            <w:r>
-              <w:rPr>
-                <w:rFonts w:ascii="Calibri" w:eastAsia="Calibri" w:hAnsi="Calibri" w:cs="Calibri"/>
-              </w:rPr>
-              <w:t>Organization</w:t>
-            </w:r>
-            <w:proofErr w:type="spellEnd"/>
-            <w:r>
-              <w:rPr>
-                <w:rFonts w:ascii="Calibri" w:eastAsia="Calibri" w:hAnsi="Calibri" w:cs="Calibri"/>
-              </w:rPr>
-              <w:t xml:space="preserve"> </w:t>
-            </w:r>
-            <w:proofErr w:type="spellStart"/>
-            <w:r>
-              <w:rPr>
-                <w:rFonts w:ascii="Calibri" w:eastAsia="Calibri" w:hAnsi="Calibri" w:cs="Calibri"/>
-              </w:rPr>
-              <w:t>for</w:t>
-            </w:r>
-            <w:proofErr w:type="spellEnd"/>
-            <w:r>
-              <w:rPr>
-                <w:rFonts w:ascii="Calibri" w:eastAsia="Calibri" w:hAnsi="Calibri" w:cs="Calibri"/>
-              </w:rPr>
-              <w:t xml:space="preserve"> </w:t>
-            </w:r>
-            <w:proofErr w:type="spellStart"/>
-            <w:r>
-              <w:rPr>
-                <w:rFonts w:ascii="Calibri" w:eastAsia="Calibri" w:hAnsi="Calibri" w:cs="Calibri"/>
-              </w:rPr>
-              <w:t>Standardization</w:t>
-            </w:r>
-            <w:proofErr w:type="spellEnd"/>
-            <w:r>
-              <w:rPr>
-                <w:rFonts w:ascii="Calibri" w:eastAsia="Calibri" w:hAnsi="Calibri" w:cs="Calibri"/>
-              </w:rPr>
-              <w:t xml:space="preserve"> [ISO], 2021). Catálogo CSY4111: 19 casos = 15 OK, 2 parciales (MTC-12 y MTC-13), 1 NOK y 0 bloqueados. Jest hu06Tuu + </w:t>
-            </w:r>
-            <w:proofErr w:type="spellStart"/>
-            <w:r>
-              <w:rPr>
-                <w:rFonts w:ascii="Calibri" w:eastAsia="Calibri" w:hAnsi="Calibri" w:cs="Calibri"/>
-              </w:rPr>
-              <w:t>factory</w:t>
-            </w:r>
-            <w:proofErr w:type="spellEnd"/>
-            <w:r>
-              <w:rPr>
-                <w:rFonts w:ascii="Calibri" w:eastAsia="Calibri" w:hAnsi="Calibri" w:cs="Calibri"/>
-              </w:rPr>
-              <w:t xml:space="preserve"> + detección: 17/17.</w:t>
-            </w:r>
-          </w:p>
-          <w:p>
-            <w:pPr>
-              <w:spacing w:after="120" w:line="360" w:lineRule="auto"/>
-              <w:rPr>
-                <w:rFonts w:ascii="Calibri" w:eastAsia="Calibri" w:hAnsi="Calibri" w:cs="Calibri"/>
-              </w:rPr>
-            </w:pPr>
-            <w:r>
-              <w:rPr>
-                <w:rFonts w:ascii="Calibri" w:eastAsia="Calibri" w:hAnsi="Calibri" w:cs="Calibri"/>
-              </w:rPr>
-              <w:t xml:space="preserve">Pendientes al corte: emisión de DTE (boleta 39); re-test de TC-063 sin USB; TC-064 Parcial en Kozen P8 Neo (13/10; falta crédito aprobado). Timeout oficial de checkout: 300 s.</w:t>
-            </w:r>
-            <w:proofErr w:type="spellStart"/>
-            <w:r>
-              <w:rPr>
-                <w:rFonts w:ascii="Calibri" w:eastAsia="Calibri" w:hAnsi="Calibri" w:cs="Calibri"/>
-              </w:rPr>
-              <w:t/>
-            </w:r>
-            <w:proofErr w:type="spellEnd"/>
-            <w:r>
-              <w:rPr>
-                <w:rFonts w:ascii="Calibri" w:eastAsia="Calibri" w:hAnsi="Calibri" w:cs="Calibri"/>
-              </w:rPr>
-              <w:t xml:space="preserve"/>
-            </w:r>
-            <w:proofErr w:type="spellStart"/>
-            <w:r>
-              <w:rPr>
-                <w:rFonts w:ascii="Calibri" w:eastAsia="Calibri" w:hAnsi="Calibri" w:cs="Calibri"/>
-              </w:rPr>
-              <w:t/>
-            </w:r>
-            <w:proofErr w:type="spellEnd"/>
-            <w:r>
-              <w:rPr>
-                <w:rFonts w:ascii="Calibri" w:eastAsia="Calibri" w:hAnsi="Calibri" w:cs="Calibri"/>
-              </w:rPr>
-              <w:t xml:space="preserve"/>
-            </w:r>
-            <w:proofErr w:type="spellStart"/>
-            <w:r>
-              <w:rPr>
-                <w:rFonts w:ascii="Calibri" w:eastAsia="Calibri" w:hAnsi="Calibri" w:cs="Calibri"/>
-              </w:rPr>
-              <w:t/>
-            </w:r>
-            <w:proofErr w:type="spellEnd"/>
-            <w:r>
-              <w:rPr>
-                <w:rFonts w:ascii="Calibri" w:eastAsia="Calibri" w:hAnsi="Calibri" w:cs="Calibri"/>
-              </w:rPr>
-              <w:t xml:space="preserve"/>
-            </w:r>
-            <w:proofErr w:type="spellStart"/>
-            <w:r>
-              <w:rPr>
-                <w:rFonts w:ascii="Calibri" w:eastAsia="Calibri" w:hAnsi="Calibri" w:cs="Calibri"/>
-              </w:rPr>
-              <w:t/>
-            </w:r>
-            <w:proofErr w:type="spellEnd"/>
-            <w:r>
-              <w:rPr>
-                <w:rFonts w:ascii="Calibri" w:eastAsia="Calibri" w:hAnsi="Calibri" w:cs="Calibri"/>
-              </w:rPr>
-              <w:t/>
-            </w:r>
-          </w:p>
-          <w:p>
-            <w:pPr>
-              <w:spacing w:after="120" w:line="360" w:lineRule="auto"/>
-            </w:pPr>
-            <w:r>
-              <w:rPr>
-                <w:rFonts w:ascii="Calibri" w:eastAsia="Calibri" w:hAnsi="Calibri" w:cs="Calibri"/>
-              </w:rPr>
-              <w:t>• D</w:t>
+            <w:r>
+              <w:rPr>
+                <w:rFonts w:ascii="Calibri" w:eastAsia="Calibri" w:hAnsi="Calibri" w:cs="Calibri"/>
+              </w:rPr>
+              <w:t xml:space="preserve">6. </w:t>
+            </w:r>
+            <w:r>
+              <w:rPr>
+                <w:rFonts w:ascii="Calibri" w:eastAsia="Calibri" w:hAnsi="Calibri" w:cs="Calibri"/>
+              </w:rPr>
+              <w:t>D</w:t>
             </w:r>
             <w:r>
               <w:rPr>
@@ -1029,7 +934,19 @@
               <w:rPr>
                 <w:rFonts w:ascii="Calibri" w:eastAsia="Calibri" w:hAnsi="Calibri" w:cs="Calibri"/>
               </w:rPr>
-              <w:t>1. Levantar la arquitectura de pagos actual y su dependencia de TUU/Kozen — Cumplido (COD-00). Sin ajuste.</w:t>
+              <w:t xml:space="preserve">1. Levantar la arquitectura de pagos actual y su dependencia de TUU/Kozen </w:t>
+            </w:r>
+            <w:r>
+              <w:rPr>
+                <w:rFonts w:ascii="Calibri" w:eastAsia="Calibri" w:hAnsi="Calibri" w:cs="Calibri"/>
+              </w:rPr>
+              <w:t>-</w:t>
+            </w:r>
+            <w:r>
+              <w:rPr>
+                <w:rFonts w:ascii="Calibri" w:eastAsia="Calibri" w:hAnsi="Calibri" w:cs="Calibri"/>
+              </w:rPr>
+              <w:t xml:space="preserve"> Cumplido (COD-00). Sin ajuste.</w:t>
             </w:r>
           </w:p>
           <w:p>
@@ -1054,7 +971,19 @@
               <w:rPr>
                 <w:rFonts w:ascii="Calibri" w:eastAsia="Calibri" w:hAnsi="Calibri" w:cs="Calibri"/>
               </w:rPr>
-              <w:t xml:space="preserve"> desacoplado — Cumplido (PR #7 a #11; DAS v1.0.2). Sin ajuste.</w:t>
+              <w:t xml:space="preserve"> desacoplado </w:t>
+            </w:r>
+            <w:r>
+              <w:rPr>
+                <w:rFonts w:ascii="Calibri" w:eastAsia="Calibri" w:hAnsi="Calibri" w:cs="Calibri"/>
+              </w:rPr>
+              <w:t>-</w:t>
+            </w:r>
+            <w:r>
+              <w:rPr>
+                <w:rFonts w:ascii="Calibri" w:eastAsia="Calibri" w:hAnsi="Calibri" w:cs="Calibri"/>
+              </w:rPr>
+              <w:t xml:space="preserve"> Cumplido (PR #7 a #11; DAS v1.0.2). Sin ajuste.</w:t>
             </w:r>
           </w:p>
           <w:p>
@@ -1065,7 +994,19 @@
               <w:rPr>
                 <w:rFonts w:ascii="Calibri" w:eastAsia="Calibri" w:hAnsi="Calibri" w:cs="Calibri"/>
               </w:rPr>
-              <w:t>3. Implementar Webpay como MVP funcional — En curso: aprobado y rechazado PASS; TC-063 parcial; TC-064 / TC-RG-01 Parcial (13/10, Kozen). Ajuste de medio: el cobro en el celular genérico se hace con un QR que apunta al proxy, Transbank no entrega un QR nativo.</w:t>
+              <w:t xml:space="preserve">3. Implementar Webpay como MVP funcional </w:t>
+            </w:r>
+            <w:r>
+              <w:rPr>
+                <w:rFonts w:ascii="Calibri" w:eastAsia="Calibri" w:hAnsi="Calibri" w:cs="Calibri"/>
+              </w:rPr>
+              <w:t>-</w:t>
+            </w:r>
+            <w:r>
+              <w:rPr>
+                <w:rFonts w:ascii="Calibri" w:eastAsia="Calibri" w:hAnsi="Calibri" w:cs="Calibri"/>
+              </w:rPr>
+              <w:t xml:space="preserve"> En curso: aprobado y rechazado PASS; TC-063 parcial; TC-064 / TC-RG-01 Parcial (13/10, Kozen). Ajuste de medio: el cobro en el celular genérico se hace con un QR que apunta al proxy, Transbank no entrega un QR nativo.</w:t>
             </w:r>
           </w:p>
           <w:p>
@@ -1076,7 +1017,19 @@
               <w:rPr>
                 <w:rFonts w:ascii="Calibri" w:eastAsia="Calibri" w:hAnsi="Calibri" w:cs="Calibri"/>
               </w:rPr>
-              <w:t>4. Documentar en el backlog Flow, Mercado Pago y PayPal — Cumplido en la Fase 1. Sin ajuste.</w:t>
+              <w:t xml:space="preserve">4. Documentar en el backlog Flow, Mercado Pago y PayPal </w:t>
+            </w:r>
+            <w:r>
+              <w:rPr>
+                <w:rFonts w:ascii="Calibri" w:eastAsia="Calibri" w:hAnsi="Calibri" w:cs="Calibri"/>
+              </w:rPr>
+              <w:t>-</w:t>
+            </w:r>
+            <w:r>
+              <w:rPr>
+                <w:rFonts w:ascii="Calibri" w:eastAsia="Calibri" w:hAnsi="Calibri" w:cs="Calibri"/>
+              </w:rPr>
+              <w:t xml:space="preserve"> Cumplido en la Fase 1. Sin ajuste.</w:t>
             </w:r>
           </w:p>
           <w:p>
@@ -1087,7 +1040,19 @@
               <w:rPr>
                 <w:rFonts w:ascii="Calibri" w:eastAsia="Calibri" w:hAnsi="Calibri" w:cs="Calibri"/>
               </w:rPr>
-              <w:t>5. Gestionar el proyecto con Scrum — En curso: S1 y S2 cerrados con acta firmada; S3 en curso. Ajuste de plazo: la emisión de DTE (HU-07 del backlog) pasó del Sprint 2 al Sprint 3.</w:t>
+              <w:t xml:space="preserve">5. Gestionar el proyecto con Scrum </w:t>
+            </w:r>
+            <w:r>
+              <w:rPr>
+                <w:rFonts w:ascii="Calibri" w:eastAsia="Calibri" w:hAnsi="Calibri" w:cs="Calibri"/>
+              </w:rPr>
+              <w:t>-</w:t>
+            </w:r>
+            <w:r>
+              <w:rPr>
+                <w:rFonts w:ascii="Calibri" w:eastAsia="Calibri" w:hAnsi="Calibri" w:cs="Calibri"/>
+              </w:rPr>
+              <w:t xml:space="preserve"> En curso: S1, S2 y S3 con acta firmada (S03 15/10/2026); Goal S3 Parcial. Ajuste de plazo: la emisión de DTE (HU-07 del backlog) pasó del Sprint 2 al Sprint 3.</w:t>
             </w:r>
           </w:p>
         </w:tc>
@@ -1153,34 +1118,20 @@
               <w:rPr>
                 <w:rFonts w:ascii="Calibri" w:eastAsia="Calibri" w:hAnsi="Calibri" w:cs="Calibri"/>
               </w:rPr>
-              <w:t xml:space="preserve"> de dos semanas: Pablo Gutiérrez facilita como Scrum Master, José Robles Rocha (Dtemite) es el Product Owner y cada sprint cierra con una retrospectiva </w:t>
+              <w:t xml:space="preserve"> de dos semanas: Pablo Gutiérrez facilita como Scrum Master, José Robles Rocha (Dtemite) es el Product Owner y cada sprint cierra con una retrospectiva Start / Stop / Continue cuyas acciones quedan con responsable. El flujo Git no cambió: una rama por funcionalidad y Pull </w:t>
             </w:r>
             <w:proofErr w:type="spellStart"/>
             <w:r>
               <w:rPr>
                 <w:rFonts w:ascii="Calibri" w:eastAsia="Calibri" w:hAnsi="Calibri" w:cs="Calibri"/>
               </w:rPr>
-              <w:t>Start</w:t>
+              <w:t>Request</w:t>
             </w:r>
             <w:proofErr w:type="spellEnd"/>
             <w:r>
               <w:rPr>
                 <w:rFonts w:ascii="Calibri" w:eastAsia="Calibri" w:hAnsi="Calibri" w:cs="Calibri"/>
               </w:rPr>
-              <w:t xml:space="preserve"> / Stop / Continue cuyas acciones quedan con responsable. El flujo Git no cambió: una rama por funcionalidad y Pull </w:t>
-            </w:r>
-            <w:proofErr w:type="spellStart"/>
-            <w:r>
-              <w:rPr>
-                <w:rFonts w:ascii="Calibri" w:eastAsia="Calibri" w:hAnsi="Calibri" w:cs="Calibri"/>
-              </w:rPr>
-              <w:t>Request</w:t>
-            </w:r>
-            <w:proofErr w:type="spellEnd"/>
-            <w:r>
-              <w:rPr>
-                <w:rFonts w:ascii="Calibri" w:eastAsia="Calibri" w:hAnsi="Calibri" w:cs="Calibri"/>
-              </w:rPr>
               <w:t xml:space="preserve"> obligatorio. Pablo Gutiérrez y Diego Madrid suben, revisan y actualizan el repositorio.</w:t>
             </w:r>
           </w:p>
@@ -1214,7 +1165,7 @@
               <w:rPr>
                 <w:rFonts w:ascii="Calibri" w:eastAsia="Calibri" w:hAnsi="Calibri" w:cs="Calibri"/>
               </w:rPr>
-              <w:t>• Requisitos no funcionales trazables con ISO/IEC 25010 (ISO, 2011): catálogo único de RNF v1.0.1 clasificado con ISO/IEC 25010.</w:t>
+              <w:t>• Requisitos no funcionales trazables con ISO/IEC 25010 (ISO, 2011): catálogo único de RNF v1.0.2 clasificado con ISO/IEC 25010.</w:t>
             </w:r>
           </w:p>
         </w:tc>
@@ -1397,7 +1348,7 @@
               <w:rPr>
                 <w:rFonts w:ascii="Calibri" w:eastAsia="Calibri" w:hAnsi="Calibri" w:cs="Calibri"/>
               </w:rPr>
-              <w:t>Documentación: DAS v1.0.2 y ADR-002 (Madrid, 2026); catálogo RNF ISO/IEC 25010 v1.0.1 (Munzenmayer, 2026a); Plan de Pruebas v1.2, catálogo CSY4111 (15 OK, 2 parciales (MTC-12, MTC-13), 1 NOK, 0 bloqueados de 19) y Listado de Defectos v1.2 (Munzenmayer, 2026b, 2026c). Actas S01 y S02 firmadas el 04/10.</w:t>
+              <w:t>Documentación: DAS v1.0.2 y ADR-002 (Madrid, 2026); catálogo RNF ISO/IEC 25010 v1.0.2 (Munzenmayer, 2026a); Plan de Pruebas v1.2, catálogo CSY4111 (15 OK, 2 parciales (MTC-12, MTC-13), 1 NOK, 0 bloqueados de 19) y Listado de Defectos v1.2 (Munzenmayer, 2026b, 2026c). Actas S01 y S02 firmadas el 04/10.</w:t>
             </w:r>
           </w:p>
           <w:p>
@@ -1408,21 +1359,21 @@
               <w:rPr>
                 <w:rFonts w:ascii="Calibri" w:eastAsia="Calibri" w:hAnsi="Calibri" w:cs="Calibri"/>
               </w:rPr>
-              <w:t xml:space="preserve">Pruebas manuales HU-06: Webpay aprobado PASS (Figura 1) y rechazado PASS (Figura 2); TC-063 parcial; TC-064 / TC-RG-01 Parcial (13/10/2026, Kozen P8 Neo, Diego Madrid); evidencia en Sprint_03/capturas_20261013/. Dispositivo: Celular Android. Timeout oficial: 300 s.</w:t>
+              <w:t xml:space="preserve">Pruebas manuales HU-06: Webpay aprobado PASS (Figura 1) y rechazado PASS (Figura 2); TC-063 parcial; TC-064 / TC-RG-01 Parcial (13/10/2026, Kozen P8 Neo, Diego Madrid); evidencia en Sprint_03/capturas_20261013/. Dispositivo: Celular Android. </w:t>
             </w:r>
             <w:proofErr w:type="spellStart"/>
             <w:r>
               <w:rPr>
                 <w:rFonts w:ascii="Calibri" w:eastAsia="Calibri" w:hAnsi="Calibri" w:cs="Calibri"/>
               </w:rPr>
-              <w:t/>
+              <w:t>Timeout</w:t>
             </w:r>
             <w:proofErr w:type="spellEnd"/>
             <w:r>
               <w:rPr>
                 <w:rFonts w:ascii="Calibri" w:eastAsia="Calibri" w:hAnsi="Calibri" w:cs="Calibri"/>
               </w:rPr>
-              <w:t xml:space="preserve"/>
+              <w:t xml:space="preserve"> oficial: 300 s.</w:t>
             </w:r>
           </w:p>
           <w:p>
@@ -1434,20 +1385,6 @@
                 <w:rFonts w:ascii="Calibri" w:eastAsia="Calibri" w:hAnsi="Calibri" w:cs="Calibri"/>
               </w:rPr>
               <w:t>Cómo se resguardó la calidad. Patrón adaptador/strategy para desacoplar pasarelas; credenciales de Transbank solo en el proxy, nunca en el APK; PAN y CVV fuera del dispositivo y del proxy; pruebas con ISO/IEC/IEEE 29119-3 y RNF con ISO/IEC 25010. Los defectos se registran con severidad, pasos y estado.</w:t>
-            </w:r>
-            <w:proofErr w:type="spellStart"/>
-            <w:r>
-              <w:rPr>
-                <w:rFonts w:ascii="Calibri" w:eastAsia="Calibri" w:hAnsi="Calibri" w:cs="Calibri"/>
-              </w:rPr>
-              <w:t/>
-            </w:r>
-            <w:proofErr w:type="spellEnd"/>
-            <w:r>
-              <w:rPr>
-                <w:rFonts w:ascii="Calibri" w:eastAsia="Calibri" w:hAnsi="Calibri" w:cs="Calibri"/>
-              </w:rPr>
-              <w:t xml:space="preserve"/>
             </w:r>
           </w:p>
           <w:p>
@@ -1651,8 +1588,8 @@
       </w:tblPr>
       <w:tblGrid>
         <w:gridCol w:w="1622"/>
-        <w:gridCol w:w="1077"/>
-        <w:gridCol w:w="1276"/>
+        <w:gridCol w:w="1208"/>
+        <w:gridCol w:w="1145"/>
         <w:gridCol w:w="1276"/>
         <w:gridCol w:w="1407"/>
         <w:gridCol w:w="1144"/>
@@ -1674,6 +1611,8 @@
               <w:jc w:val="center"/>
               <w:rPr>
                 <w:rFonts w:ascii="Calibri" w:hAnsi="Calibri"/>
+                <w:b/>
+                <w:bCs/>
                 <w:color w:val="1F3864" w:themeColor="accent1" w:themeShade="80"/>
                 <w:sz w:val="18"/>
               </w:rPr>
@@ -1681,6 +1620,8 @@
             <w:r>
               <w:rPr>
                 <w:rFonts w:ascii="Calibri" w:hAnsi="Calibri"/>
+                <w:b/>
+                <w:bCs/>
                 <w:color w:val="1F3864" w:themeColor="accent1" w:themeShade="80"/>
                 <w:sz w:val="18"/>
               </w:rPr>
@@ -1703,6 +1644,8 @@
               <w:jc w:val="center"/>
               <w:rPr>
                 <w:rFonts w:ascii="Calibri" w:hAnsi="Calibri"/>
+                <w:b/>
+                <w:bCs/>
                 <w:color w:val="1F3864" w:themeColor="accent1" w:themeShade="80"/>
                 <w:sz w:val="18"/>
               </w:rPr>
@@ -1710,32 +1653,46 @@
             <w:r>
               <w:rPr>
                 <w:rFonts w:ascii="Calibri" w:hAnsi="Calibri"/>
+                <w:b/>
+                <w:bCs/>
                 <w:color w:val="1F3864" w:themeColor="accent1" w:themeShade="80"/>
                 <w:sz w:val="18"/>
               </w:rPr>
-              <w:t>C</w:t>
-            </w:r>
-            <w:r>
+              <w:t>Competencia o unidades de competencias</w:t>
+            </w:r>
+          </w:p>
+        </w:tc>
+        <w:tc>
+          <w:tcPr>
+            <w:tcW w:w="1208" w:type="dxa"/>
+            <w:vAlign w:val="center"/>
+          </w:tcPr>
+          <w:p>
+            <w:pPr>
+              <w:jc w:val="center"/>
               <w:rPr>
                 <w:rFonts w:ascii="Calibri" w:hAnsi="Calibri"/>
+                <w:b/>
+                <w:bCs/>
                 <w:color w:val="1F3864" w:themeColor="accent1" w:themeShade="80"/>
                 <w:sz w:val="18"/>
               </w:rPr>
-              <w:t>ompetencia</w:t>
-            </w:r>
+            </w:pPr>
             <w:r>
               <w:rPr>
                 <w:rFonts w:ascii="Calibri" w:hAnsi="Calibri"/>
+                <w:b/>
+                <w:bCs/>
                 <w:color w:val="1F3864" w:themeColor="accent1" w:themeShade="80"/>
                 <w:sz w:val="18"/>
               </w:rPr>
-              <w:t xml:space="preserve"> o unidades de competencias</w:t>
-            </w:r>
-          </w:p>
-        </w:tc>
-        <w:tc>
-          <w:tcPr>
-            <w:tcW w:w="1077" w:type="dxa"/>
+              <w:t>Actividades</w:t>
+            </w:r>
+          </w:p>
+        </w:tc>
+        <w:tc>
+          <w:tcPr>
+            <w:tcW w:w="1145" w:type="dxa"/>
             <w:vAlign w:val="center"/>
           </w:tcPr>
           <w:p>
@@ -1743,6 +1700,8 @@
               <w:jc w:val="center"/>
               <w:rPr>
                 <w:rFonts w:ascii="Calibri" w:hAnsi="Calibri"/>
+                <w:b/>
+                <w:bCs/>
                 <w:color w:val="1F3864" w:themeColor="accent1" w:themeShade="80"/>
                 <w:sz w:val="18"/>
               </w:rPr>
@@ -1750,10 +1709,12 @@
             <w:r>
               <w:rPr>
                 <w:rFonts w:ascii="Calibri" w:hAnsi="Calibri"/>
+                <w:b/>
+                <w:bCs/>
                 <w:color w:val="1F3864" w:themeColor="accent1" w:themeShade="80"/>
                 <w:sz w:val="18"/>
               </w:rPr>
-              <w:t>Actividades</w:t>
+              <w:t>Recursos</w:t>
             </w:r>
           </w:p>
         </w:tc>
@@ -1767,6 +1728,8 @@
               <w:jc w:val="center"/>
               <w:rPr>
                 <w:rFonts w:ascii="Calibri" w:hAnsi="Calibri"/>
+                <w:b/>
+                <w:bCs/>
                 <w:color w:val="1F3864" w:themeColor="accent1" w:themeShade="80"/>
                 <w:sz w:val="18"/>
               </w:rPr>
@@ -1774,30 +1737,8 @@
             <w:r>
               <w:rPr>
                 <w:rFonts w:ascii="Calibri" w:hAnsi="Calibri"/>
-                <w:color w:val="1F3864" w:themeColor="accent1" w:themeShade="80"/>
-                <w:sz w:val="18"/>
-              </w:rPr>
-              <w:t>Recursos</w:t>
-            </w:r>
-          </w:p>
-        </w:tc>
-        <w:tc>
-          <w:tcPr>
-            <w:tcW w:w="1276" w:type="dxa"/>
-            <w:vAlign w:val="center"/>
-          </w:tcPr>
-          <w:p>
-            <w:pPr>
-              <w:jc w:val="center"/>
-              <w:rPr>
-                <w:rFonts w:ascii="Calibri" w:hAnsi="Calibri"/>
-                <w:color w:val="1F3864" w:themeColor="accent1" w:themeShade="80"/>
-                <w:sz w:val="18"/>
-              </w:rPr>
-            </w:pPr>
-            <w:r>
-              <w:rPr>
-                <w:rFonts w:ascii="Calibri" w:hAnsi="Calibri"/>
+                <w:b/>
+                <w:bCs/>
                 <w:color w:val="1F3864" w:themeColor="accent1" w:themeShade="80"/>
                 <w:sz w:val="18"/>
               </w:rPr>
@@ -1815,6 +1756,8 @@
               <w:jc w:val="center"/>
               <w:rPr>
                 <w:rFonts w:ascii="Calibri" w:hAnsi="Calibri"/>
+                <w:b/>
+                <w:bCs/>
                 <w:color w:val="1F3864" w:themeColor="accent1" w:themeShade="80"/>
                 <w:sz w:val="18"/>
               </w:rPr>
@@ -1822,19 +1765,12 @@
             <w:r>
               <w:rPr>
                 <w:rFonts w:ascii="Calibri" w:hAnsi="Calibri"/>
+                <w:b/>
+                <w:bCs/>
                 <w:color w:val="1F3864" w:themeColor="accent1" w:themeShade="80"/>
                 <w:sz w:val="18"/>
               </w:rPr>
               <w:t>Responsable</w:t>
-            </w:r>
-            <w:r>
-              <w:rPr>
-                <w:rStyle w:val="Refdenotaalpie"/>
-                <w:rFonts w:ascii="Calibri" w:hAnsi="Calibri"/>
-                <w:color w:val="1F3864" w:themeColor="accent1" w:themeShade="80"/>
-                <w:sz w:val="18"/>
-              </w:rPr>
-              <w:footnoteReference w:id="1"/>
             </w:r>
           </w:p>
         </w:tc>
@@ -1848,6 +1784,8 @@
               <w:jc w:val="center"/>
               <w:rPr>
                 <w:rFonts w:ascii="Calibri" w:hAnsi="Calibri"/>
+                <w:b/>
+                <w:bCs/>
                 <w:color w:val="1F3864" w:themeColor="accent1" w:themeShade="80"/>
                 <w:sz w:val="18"/>
               </w:rPr>
@@ -1855,6 +1793,8 @@
             <w:r>
               <w:rPr>
                 <w:rFonts w:ascii="Calibri" w:hAnsi="Calibri"/>
+                <w:b/>
+                <w:bCs/>
                 <w:color w:val="1F3864" w:themeColor="accent1" w:themeShade="80"/>
                 <w:sz w:val="18"/>
               </w:rPr>
@@ -1872,6 +1812,8 @@
               <w:jc w:val="center"/>
               <w:rPr>
                 <w:rFonts w:ascii="Calibri" w:hAnsi="Calibri"/>
+                <w:b/>
+                <w:bCs/>
                 <w:color w:val="1F3864" w:themeColor="accent1" w:themeShade="80"/>
                 <w:sz w:val="18"/>
               </w:rPr>
@@ -1879,6 +1821,8 @@
             <w:r>
               <w:rPr>
                 <w:rFonts w:ascii="Calibri" w:hAnsi="Calibri"/>
+                <w:b/>
+                <w:bCs/>
                 <w:color w:val="1F3864" w:themeColor="accent1" w:themeShade="80"/>
                 <w:sz w:val="18"/>
               </w:rPr>
@@ -1896,6 +1840,8 @@
               <w:jc w:val="center"/>
               <w:rPr>
                 <w:rFonts w:ascii="Calibri" w:hAnsi="Calibri"/>
+                <w:b/>
+                <w:bCs/>
                 <w:color w:val="1F3864" w:themeColor="accent1" w:themeShade="80"/>
                 <w:sz w:val="18"/>
               </w:rPr>
@@ -1903,18 +1849,592 @@
             <w:r>
               <w:rPr>
                 <w:rFonts w:ascii="Calibri" w:hAnsi="Calibri"/>
+                <w:b/>
+                <w:bCs/>
                 <w:color w:val="1F3864" w:themeColor="accent1" w:themeShade="80"/>
                 <w:sz w:val="18"/>
               </w:rPr>
-              <w:t>A</w:t>
-            </w:r>
-            <w:r>
-              <w:rPr>
-                <w:rFonts w:ascii="Calibri" w:hAnsi="Calibri"/>
-                <w:color w:val="1F3864" w:themeColor="accent1" w:themeShade="80"/>
-                <w:sz w:val="18"/>
-              </w:rPr>
-              <w:t>justes</w:t>
+              <w:t>Ajustes</w:t>
+            </w:r>
+          </w:p>
+        </w:tc>
+      </w:tr>
+      <w:tr>
+        <w:trPr>
+          <w:trHeight w:val="1952"/>
+        </w:trPr>
+        <w:tc>
+          <w:tcPr>
+            <w:tcW w:w="1622" w:type="dxa"/>
+          </w:tcPr>
+          <w:p>
+            <w:pPr>
+              <w:spacing w:after="120" w:line="240" w:lineRule="auto"/>
+              <w:rPr>
+                <w:b/>
+                <w:sz w:val="18"/>
+                <w:szCs w:val="18"/>
+              </w:rPr>
+            </w:pPr>
+            <w:r>
+              <w:rPr>
+                <w:rFonts w:ascii="Calibri" w:eastAsia="Calibri" w:hAnsi="Calibri" w:cs="Calibri"/>
+                <w:sz w:val="18"/>
+                <w:szCs w:val="18"/>
+              </w:rPr>
+              <w:t>Desarrollar una solución de software (4.1–4.2)</w:t>
+            </w:r>
+          </w:p>
+        </w:tc>
+        <w:tc>
+          <w:tcPr>
+            <w:tcW w:w="1208" w:type="dxa"/>
+          </w:tcPr>
+          <w:p>
+            <w:pPr>
+              <w:spacing w:after="120" w:line="240" w:lineRule="auto"/>
+              <w:rPr>
+                <w:rFonts w:ascii="Calibri" w:hAnsi="Calibri" w:cs="Arial"/>
+                <w:i/>
+                <w:color w:val="548DD4"/>
+                <w:sz w:val="18"/>
+                <w:szCs w:val="18"/>
+                <w:lang w:eastAsia="es-CL"/>
+              </w:rPr>
+            </w:pPr>
+            <w:r>
+              <w:rPr>
+                <w:rFonts w:ascii="Calibri" w:eastAsia="Calibri" w:hAnsi="Calibri" w:cs="Calibri"/>
+                <w:sz w:val="18"/>
+                <w:szCs w:val="18"/>
+              </w:rPr>
+              <w:t xml:space="preserve">PaymentGateway, </w:t>
+            </w:r>
+            <w:proofErr w:type="spellStart"/>
+            <w:r>
+              <w:rPr>
+                <w:rFonts w:ascii="Calibri" w:eastAsia="Calibri" w:hAnsi="Calibri" w:cs="Calibri"/>
+                <w:sz w:val="18"/>
+                <w:szCs w:val="18"/>
+              </w:rPr>
+              <w:t>factory</w:t>
+            </w:r>
+            <w:proofErr w:type="spellEnd"/>
+            <w:r>
+              <w:rPr>
+                <w:rFonts w:ascii="Calibri" w:eastAsia="Calibri" w:hAnsi="Calibri" w:cs="Calibri"/>
+                <w:sz w:val="18"/>
+                <w:szCs w:val="18"/>
+              </w:rPr>
+              <w:t xml:space="preserve"> y detección de dispositivo (HU-01, HU-02)</w:t>
+            </w:r>
+          </w:p>
+        </w:tc>
+        <w:tc>
+          <w:tcPr>
+            <w:tcW w:w="1145" w:type="dxa"/>
+          </w:tcPr>
+          <w:p>
+            <w:pPr>
+              <w:spacing w:after="120" w:line="240" w:lineRule="auto"/>
+              <w:rPr>
+                <w:b/>
+                <w:sz w:val="18"/>
+                <w:szCs w:val="18"/>
+              </w:rPr>
+            </w:pPr>
+            <w:r>
+              <w:rPr>
+                <w:rFonts w:ascii="Calibri" w:eastAsia="Calibri" w:hAnsi="Calibri" w:cs="Calibri"/>
+                <w:sz w:val="18"/>
+                <w:szCs w:val="18"/>
+              </w:rPr>
+              <w:t>Repo dpay_3.0, Android, Jest</w:t>
+            </w:r>
+          </w:p>
+        </w:tc>
+        <w:tc>
+          <w:tcPr>
+            <w:tcW w:w="1276" w:type="dxa"/>
+          </w:tcPr>
+          <w:p>
+            <w:pPr>
+              <w:spacing w:after="120" w:line="240" w:lineRule="auto"/>
+              <w:rPr>
+                <w:b/>
+                <w:sz w:val="18"/>
+                <w:szCs w:val="18"/>
+              </w:rPr>
+            </w:pPr>
+            <w:r>
+              <w:rPr>
+                <w:rFonts w:ascii="Calibri" w:eastAsia="Calibri" w:hAnsi="Calibri" w:cs="Calibri"/>
+                <w:sz w:val="18"/>
+                <w:szCs w:val="18"/>
+              </w:rPr>
+              <w:t>S1 (08–21/09)</w:t>
+            </w:r>
+          </w:p>
+        </w:tc>
+        <w:tc>
+          <w:tcPr>
+            <w:tcW w:w="1407" w:type="dxa"/>
+          </w:tcPr>
+          <w:p>
+            <w:pPr>
+              <w:spacing w:after="120" w:line="240" w:lineRule="auto"/>
+              <w:rPr>
+                <w:rFonts w:ascii="Calibri" w:hAnsi="Calibri" w:cs="Arial"/>
+                <w:i/>
+                <w:color w:val="548DD4"/>
+                <w:sz w:val="18"/>
+                <w:szCs w:val="18"/>
+                <w:lang w:eastAsia="es-CL"/>
+              </w:rPr>
+            </w:pPr>
+            <w:r>
+              <w:rPr>
+                <w:rFonts w:ascii="Calibri" w:eastAsia="Calibri" w:hAnsi="Calibri" w:cs="Calibri"/>
+                <w:sz w:val="18"/>
+                <w:szCs w:val="18"/>
+              </w:rPr>
+              <w:t>Diego Madrid / Reinhartd Munzenmayer</w:t>
+            </w:r>
+          </w:p>
+        </w:tc>
+        <w:tc>
+          <w:tcPr>
+            <w:tcW w:w="1144" w:type="dxa"/>
+          </w:tcPr>
+          <w:p>
+            <w:pPr>
+              <w:spacing w:after="120" w:line="240" w:lineRule="auto"/>
+              <w:rPr>
+                <w:rFonts w:ascii="Calibri" w:hAnsi="Calibri" w:cs="Arial"/>
+                <w:i/>
+                <w:color w:val="548DD4"/>
+                <w:sz w:val="18"/>
+                <w:szCs w:val="18"/>
+                <w:lang w:eastAsia="es-CL"/>
+              </w:rPr>
+            </w:pPr>
+            <w:r>
+              <w:rPr>
+                <w:rFonts w:ascii="Calibri" w:eastAsia="Calibri" w:hAnsi="Calibri" w:cs="Calibri"/>
+                <w:sz w:val="18"/>
+                <w:szCs w:val="18"/>
+              </w:rPr>
+              <w:t>Facilitador: código TUU existente. Obstáculo: el celular genérico no tiene TUU.</w:t>
+            </w:r>
+          </w:p>
+        </w:tc>
+        <w:tc>
+          <w:tcPr>
+            <w:tcW w:w="1418" w:type="dxa"/>
+          </w:tcPr>
+          <w:p>
+            <w:pPr>
+              <w:spacing w:after="120" w:line="240" w:lineRule="auto"/>
+              <w:rPr>
+                <w:rFonts w:ascii="Calibri" w:hAnsi="Calibri" w:cs="Arial"/>
+                <w:i/>
+                <w:color w:val="548DD4"/>
+                <w:sz w:val="18"/>
+                <w:szCs w:val="18"/>
+                <w:lang w:eastAsia="es-CL"/>
+              </w:rPr>
+            </w:pPr>
+            <w:r>
+              <w:rPr>
+                <w:rFonts w:ascii="Calibri" w:eastAsia="Calibri" w:hAnsi="Calibri" w:cs="Calibri"/>
+                <w:sz w:val="18"/>
+                <w:szCs w:val="18"/>
+              </w:rPr>
+              <w:t>Completado</w:t>
+            </w:r>
+          </w:p>
+        </w:tc>
+        <w:tc>
+          <w:tcPr>
+            <w:tcW w:w="1832" w:type="dxa"/>
+          </w:tcPr>
+          <w:p>
+            <w:pPr>
+              <w:spacing w:after="120" w:line="240" w:lineRule="auto"/>
+              <w:rPr>
+                <w:rFonts w:ascii="Calibri" w:hAnsi="Calibri" w:cs="Arial"/>
+                <w:i/>
+                <w:color w:val="548DD4"/>
+                <w:sz w:val="18"/>
+                <w:szCs w:val="18"/>
+                <w:lang w:eastAsia="es-CL"/>
+              </w:rPr>
+            </w:pPr>
+            <w:r>
+              <w:rPr>
+                <w:rFonts w:ascii="Calibri" w:eastAsia="Calibri" w:hAnsi="Calibri" w:cs="Calibri"/>
+                <w:sz w:val="18"/>
+                <w:szCs w:val="18"/>
+              </w:rPr>
+              <w:t>Perfil GENERIC_MOBILE; Jest 17/17 (11/10).</w:t>
+            </w:r>
+          </w:p>
+        </w:tc>
+      </w:tr>
+      <w:tr>
+        <w:trPr>
+          <w:trHeight w:val="1965"/>
+        </w:trPr>
+        <w:tc>
+          <w:tcPr>
+            <w:tcW w:w="1622" w:type="dxa"/>
+          </w:tcPr>
+          <w:p>
+            <w:pPr>
+              <w:spacing w:after="120" w:line="240" w:lineRule="auto"/>
+              <w:rPr>
+                <w:b/>
+                <w:sz w:val="18"/>
+                <w:szCs w:val="18"/>
+              </w:rPr>
+            </w:pPr>
+            <w:r>
+              <w:rPr>
+                <w:rFonts w:ascii="Calibri" w:eastAsia="Calibri" w:hAnsi="Calibri" w:cs="Calibri"/>
+                <w:sz w:val="18"/>
+                <w:szCs w:val="18"/>
+              </w:rPr>
+              <w:t>Desarrollar una solución de software (4.2)</w:t>
+            </w:r>
+          </w:p>
+        </w:tc>
+        <w:tc>
+          <w:tcPr>
+            <w:tcW w:w="1208" w:type="dxa"/>
+          </w:tcPr>
+          <w:p>
+            <w:pPr>
+              <w:spacing w:after="120" w:line="240" w:lineRule="auto"/>
+              <w:rPr>
+                <w:rFonts w:ascii="Calibri" w:hAnsi="Calibri" w:cs="Arial"/>
+                <w:i/>
+                <w:color w:val="548DD4"/>
+                <w:sz w:val="18"/>
+                <w:szCs w:val="18"/>
+                <w:lang w:eastAsia="es-CL"/>
+              </w:rPr>
+            </w:pPr>
+            <w:r>
+              <w:rPr>
+                <w:rFonts w:ascii="Calibri" w:eastAsia="Calibri" w:hAnsi="Calibri" w:cs="Calibri"/>
+                <w:sz w:val="18"/>
+                <w:szCs w:val="18"/>
+              </w:rPr>
+              <w:t xml:space="preserve">Proxy Webpay con SQLite y QR </w:t>
+            </w:r>
+            <w:proofErr w:type="spellStart"/>
+            <w:r>
+              <w:rPr>
+                <w:rFonts w:ascii="Calibri" w:eastAsia="Calibri" w:hAnsi="Calibri" w:cs="Calibri"/>
+                <w:sz w:val="18"/>
+                <w:szCs w:val="18"/>
+              </w:rPr>
+              <w:t>in-app</w:t>
+            </w:r>
+            <w:proofErr w:type="spellEnd"/>
+            <w:r>
+              <w:rPr>
+                <w:rFonts w:ascii="Calibri" w:eastAsia="Calibri" w:hAnsi="Calibri" w:cs="Calibri"/>
+                <w:sz w:val="18"/>
+                <w:szCs w:val="18"/>
+              </w:rPr>
+              <w:t xml:space="preserve"> (HU-03, HU-04)</w:t>
+            </w:r>
+          </w:p>
+        </w:tc>
+        <w:tc>
+          <w:tcPr>
+            <w:tcW w:w="1145" w:type="dxa"/>
+          </w:tcPr>
+          <w:p>
+            <w:pPr>
+              <w:spacing w:after="120" w:line="240" w:lineRule="auto"/>
+              <w:rPr>
+                <w:b/>
+                <w:sz w:val="18"/>
+                <w:szCs w:val="18"/>
+              </w:rPr>
+            </w:pPr>
+            <w:proofErr w:type="spellStart"/>
+            <w:r>
+              <w:rPr>
+                <w:rFonts w:ascii="Calibri" w:eastAsia="Calibri" w:hAnsi="Calibri" w:cs="Calibri"/>
+                <w:sz w:val="18"/>
+                <w:szCs w:val="18"/>
+              </w:rPr>
+              <w:t>Node</w:t>
+            </w:r>
+            <w:proofErr w:type="spellEnd"/>
+            <w:r>
+              <w:rPr>
+                <w:rFonts w:ascii="Calibri" w:eastAsia="Calibri" w:hAnsi="Calibri" w:cs="Calibri"/>
+                <w:sz w:val="18"/>
+                <w:szCs w:val="18"/>
+              </w:rPr>
+              <w:t xml:space="preserve"> 22, ambiente de integración Transbank</w:t>
+            </w:r>
+          </w:p>
+        </w:tc>
+        <w:tc>
+          <w:tcPr>
+            <w:tcW w:w="1276" w:type="dxa"/>
+          </w:tcPr>
+          <w:p>
+            <w:pPr>
+              <w:spacing w:after="120" w:line="240" w:lineRule="auto"/>
+              <w:rPr>
+                <w:b/>
+                <w:sz w:val="18"/>
+                <w:szCs w:val="18"/>
+              </w:rPr>
+            </w:pPr>
+            <w:r>
+              <w:rPr>
+                <w:rFonts w:ascii="Calibri" w:eastAsia="Calibri" w:hAnsi="Calibri" w:cs="Calibri"/>
+                <w:sz w:val="18"/>
+                <w:szCs w:val="18"/>
+              </w:rPr>
+              <w:t>S1–S2</w:t>
+            </w:r>
+          </w:p>
+        </w:tc>
+        <w:tc>
+          <w:tcPr>
+            <w:tcW w:w="1407" w:type="dxa"/>
+          </w:tcPr>
+          <w:p>
+            <w:pPr>
+              <w:spacing w:after="120" w:line="240" w:lineRule="auto"/>
+              <w:rPr>
+                <w:rFonts w:ascii="Calibri" w:hAnsi="Calibri" w:cs="Arial"/>
+                <w:i/>
+                <w:color w:val="548DD4"/>
+                <w:sz w:val="18"/>
+                <w:szCs w:val="18"/>
+                <w:lang w:eastAsia="es-CL"/>
+              </w:rPr>
+            </w:pPr>
+            <w:r>
+              <w:rPr>
+                <w:rFonts w:ascii="Calibri" w:eastAsia="Calibri" w:hAnsi="Calibri" w:cs="Calibri"/>
+                <w:sz w:val="18"/>
+                <w:szCs w:val="18"/>
+              </w:rPr>
+              <w:t xml:space="preserve">Arquitectura e integración Webpay: Diego Madrid. </w:t>
+            </w:r>
+            <w:proofErr w:type="spellStart"/>
+            <w:r>
+              <w:rPr>
+                <w:rFonts w:ascii="Calibri" w:eastAsia="Calibri" w:hAnsi="Calibri" w:cs="Calibri"/>
+                <w:sz w:val="18"/>
+                <w:szCs w:val="18"/>
+              </w:rPr>
+              <w:t>Commits</w:t>
+            </w:r>
+            <w:proofErr w:type="spellEnd"/>
+            <w:r>
+              <w:rPr>
+                <w:rFonts w:ascii="Calibri" w:eastAsia="Calibri" w:hAnsi="Calibri" w:cs="Calibri"/>
+                <w:sz w:val="18"/>
+                <w:szCs w:val="18"/>
+              </w:rPr>
+              <w:t xml:space="preserve"> de </w:t>
+            </w:r>
+            <w:proofErr w:type="spellStart"/>
+            <w:r>
+              <w:rPr>
+                <w:rFonts w:ascii="Calibri" w:eastAsia="Calibri" w:hAnsi="Calibri" w:cs="Calibri"/>
+                <w:sz w:val="18"/>
+                <w:szCs w:val="18"/>
+              </w:rPr>
+              <w:t>webpay</w:t>
+            </w:r>
+            <w:proofErr w:type="spellEnd"/>
+            <w:r>
+              <w:rPr>
+                <w:rFonts w:ascii="Calibri" w:eastAsia="Calibri" w:hAnsi="Calibri" w:cs="Calibri"/>
+                <w:sz w:val="18"/>
+                <w:szCs w:val="18"/>
+              </w:rPr>
+              <w:t>-proxy: Reinhartd Munzenmayer.</w:t>
+            </w:r>
+          </w:p>
+        </w:tc>
+        <w:tc>
+          <w:tcPr>
+            <w:tcW w:w="1144" w:type="dxa"/>
+          </w:tcPr>
+          <w:p>
+            <w:pPr>
+              <w:spacing w:after="120" w:line="240" w:lineRule="auto"/>
+              <w:rPr>
+                <w:rFonts w:ascii="Calibri" w:hAnsi="Calibri" w:cs="Arial"/>
+                <w:i/>
+                <w:color w:val="548DD4"/>
+                <w:sz w:val="18"/>
+                <w:szCs w:val="18"/>
+                <w:lang w:eastAsia="es-CL"/>
+              </w:rPr>
+            </w:pPr>
+            <w:r>
+              <w:rPr>
+                <w:rFonts w:ascii="Calibri" w:eastAsia="Calibri" w:hAnsi="Calibri" w:cs="Calibri"/>
+                <w:sz w:val="18"/>
+                <w:szCs w:val="18"/>
+              </w:rPr>
+              <w:t xml:space="preserve">Obstáculo: IP LAN y </w:t>
+            </w:r>
+            <w:proofErr w:type="spellStart"/>
+            <w:r>
+              <w:rPr>
+                <w:rFonts w:ascii="Calibri" w:eastAsia="Calibri" w:hAnsi="Calibri" w:cs="Calibri"/>
+                <w:sz w:val="18"/>
+                <w:szCs w:val="18"/>
+              </w:rPr>
+              <w:t>loopback</w:t>
+            </w:r>
+            <w:proofErr w:type="spellEnd"/>
+            <w:r>
+              <w:rPr>
+                <w:rFonts w:ascii="Calibri" w:eastAsia="Calibri" w:hAnsi="Calibri" w:cs="Calibri"/>
+                <w:sz w:val="18"/>
+                <w:szCs w:val="18"/>
+              </w:rPr>
+              <w:t xml:space="preserve"> USB (DEF-NET).</w:t>
+            </w:r>
+          </w:p>
+        </w:tc>
+        <w:tc>
+          <w:tcPr>
+            <w:tcW w:w="1418" w:type="dxa"/>
+          </w:tcPr>
+          <w:p>
+            <w:pPr>
+              <w:spacing w:after="120" w:line="240" w:lineRule="auto"/>
+              <w:rPr>
+                <w:rFonts w:ascii="Calibri" w:hAnsi="Calibri" w:cs="Arial"/>
+                <w:i/>
+                <w:color w:val="548DD4"/>
+                <w:sz w:val="18"/>
+                <w:szCs w:val="18"/>
+                <w:lang w:eastAsia="es-CL"/>
+              </w:rPr>
+            </w:pPr>
+            <w:r>
+              <w:rPr>
+                <w:rFonts w:ascii="Calibri" w:eastAsia="Calibri" w:hAnsi="Calibri" w:cs="Calibri"/>
+                <w:sz w:val="18"/>
+                <w:szCs w:val="18"/>
+              </w:rPr>
+              <w:t>Completado (aprobado y rechazado PASS 04/10)</w:t>
+            </w:r>
+          </w:p>
+        </w:tc>
+        <w:tc>
+          <w:tcPr>
+            <w:tcW w:w="1832" w:type="dxa"/>
+          </w:tcPr>
+          <w:p>
+            <w:pPr>
+              <w:spacing w:after="120" w:line="240" w:lineRule="auto"/>
+              <w:rPr>
+                <w:rFonts w:ascii="Calibri" w:hAnsi="Calibri" w:cs="Arial"/>
+                <w:i/>
+                <w:color w:val="548DD4"/>
+                <w:sz w:val="18"/>
+                <w:szCs w:val="18"/>
+                <w:lang w:eastAsia="es-CL"/>
+              </w:rPr>
+            </w:pPr>
+            <w:r>
+              <w:rPr>
+                <w:rFonts w:ascii="Calibri" w:eastAsia="Calibri" w:hAnsi="Calibri" w:cs="Calibri"/>
+                <w:sz w:val="18"/>
+                <w:szCs w:val="18"/>
+              </w:rPr>
+              <w:t xml:space="preserve">IP LAN del PC; </w:t>
+            </w:r>
+            <w:proofErr w:type="spellStart"/>
+            <w:r>
+              <w:rPr>
+                <w:rFonts w:ascii="Calibri" w:eastAsia="Calibri" w:hAnsi="Calibri" w:cs="Calibri"/>
+                <w:sz w:val="18"/>
+                <w:szCs w:val="18"/>
+              </w:rPr>
+              <w:t>timeout</w:t>
+            </w:r>
+            <w:proofErr w:type="spellEnd"/>
+            <w:r>
+              <w:rPr>
+                <w:rFonts w:ascii="Calibri" w:eastAsia="Calibri" w:hAnsi="Calibri" w:cs="Calibri"/>
+                <w:sz w:val="18"/>
+                <w:szCs w:val="18"/>
+              </w:rPr>
+              <w:t xml:space="preserve"> de </w:t>
+            </w:r>
+            <w:proofErr w:type="spellStart"/>
+            <w:r>
+              <w:rPr>
+                <w:rFonts w:ascii="Calibri" w:eastAsia="Calibri" w:hAnsi="Calibri" w:cs="Calibri"/>
+                <w:sz w:val="18"/>
+                <w:szCs w:val="18"/>
+              </w:rPr>
+              <w:t>fetch</w:t>
+            </w:r>
+            <w:proofErr w:type="spellEnd"/>
+            <w:r>
+              <w:rPr>
+                <w:rFonts w:ascii="Calibri" w:eastAsia="Calibri" w:hAnsi="Calibri" w:cs="Calibri"/>
+                <w:sz w:val="18"/>
+                <w:szCs w:val="18"/>
+              </w:rPr>
+              <w:t xml:space="preserve"> de 8 s. </w:t>
+            </w:r>
+            <w:proofErr w:type="spellStart"/>
+            <w:r>
+              <w:rPr>
+                <w:rFonts w:ascii="Calibri" w:eastAsia="Calibri" w:hAnsi="Calibri" w:cs="Calibri"/>
+                <w:sz w:val="18"/>
+                <w:szCs w:val="18"/>
+              </w:rPr>
+              <w:t>Checkout</w:t>
+            </w:r>
+            <w:proofErr w:type="spellEnd"/>
+            <w:r>
+              <w:rPr>
+                <w:rFonts w:ascii="Calibri" w:eastAsia="Calibri" w:hAnsi="Calibri" w:cs="Calibri"/>
+                <w:sz w:val="18"/>
+                <w:szCs w:val="18"/>
+              </w:rPr>
+              <w:t xml:space="preserve"> por QR, no </w:t>
+            </w:r>
+            <w:proofErr w:type="spellStart"/>
+            <w:r>
+              <w:rPr>
+                <w:rFonts w:ascii="Calibri" w:eastAsia="Calibri" w:hAnsi="Calibri" w:cs="Calibri"/>
+                <w:sz w:val="18"/>
+                <w:szCs w:val="18"/>
+              </w:rPr>
+              <w:t>deep</w:t>
+            </w:r>
+            <w:proofErr w:type="spellEnd"/>
+            <w:r>
+              <w:rPr>
+                <w:rFonts w:ascii="Calibri" w:eastAsia="Calibri" w:hAnsi="Calibri" w:cs="Calibri"/>
+                <w:sz w:val="18"/>
+                <w:szCs w:val="18"/>
+              </w:rPr>
+              <w:t xml:space="preserve"> link.</w:t>
             </w:r>
           </w:p>
         </w:tc>
@@ -1942,13 +2462,13 @@
                 <w:sz w:val="18"/>
                 <w:szCs w:val="18"/>
               </w:rPr>
-              <w:t>Desarrollar una solución de software (4.1–4.2)</w:t>
-            </w:r>
-          </w:p>
-        </w:tc>
-        <w:tc>
-          <w:tcPr>
-            <w:tcW w:w="1077" w:type="dxa"/>
+              <w:t>Pruebas de certificación (1.1–1.2)</w:t>
+            </w:r>
+          </w:p>
+        </w:tc>
+        <w:tc>
+          <w:tcPr>
+            <w:tcW w:w="1208" w:type="dxa"/>
           </w:tcPr>
           <w:p>
             <w:pPr>
@@ -1968,8 +2488,23 @@
                 <w:sz w:val="18"/>
                 <w:szCs w:val="18"/>
               </w:rPr>
-              <w:t xml:space="preserve">PaymentGateway, </w:t>
-            </w:r>
+              <w:t>DOC-07: plan y ejecución en el celular de pruebas (HU-06)</w:t>
+            </w:r>
+          </w:p>
+        </w:tc>
+        <w:tc>
+          <w:tcPr>
+            <w:tcW w:w="1145" w:type="dxa"/>
+          </w:tcPr>
+          <w:p>
+            <w:pPr>
+              <w:spacing w:after="120" w:line="240" w:lineRule="auto"/>
+              <w:rPr>
+                <w:b/>
+                <w:sz w:val="18"/>
+                <w:szCs w:val="18"/>
+              </w:rPr>
+            </w:pPr>
             <w:proofErr w:type="spellStart"/>
             <w:r>
               <w:rPr>
@@ -1977,7 +2512,7 @@
                 <w:sz w:val="18"/>
                 <w:szCs w:val="18"/>
               </w:rPr>
-              <w:t>factory</w:t>
+              <w:t>Evidencias_dpay</w:t>
             </w:r>
             <w:proofErr w:type="spellEnd"/>
             <w:r>
@@ -1986,7 +2521,25 @@
                 <w:sz w:val="18"/>
                 <w:szCs w:val="18"/>
               </w:rPr>
-              <w:t xml:space="preserve"> y detección de dispositivo (HU-01, HU-02)</w:t>
+              <w:t xml:space="preserve">, Jest, </w:t>
+            </w:r>
+            <w:proofErr w:type="spellStart"/>
+            <w:r>
+              <w:rPr>
+                <w:rFonts w:ascii="Calibri" w:eastAsia="Calibri" w:hAnsi="Calibri" w:cs="Calibri"/>
+                <w:sz w:val="18"/>
+                <w:szCs w:val="18"/>
+              </w:rPr>
+              <w:t>tests</w:t>
+            </w:r>
+            <w:proofErr w:type="spellEnd"/>
+            <w:r>
+              <w:rPr>
+                <w:rFonts w:ascii="Calibri" w:eastAsia="Calibri" w:hAnsi="Calibri" w:cs="Calibri"/>
+                <w:sz w:val="18"/>
+                <w:szCs w:val="18"/>
+              </w:rPr>
+              <w:t xml:space="preserve"> del proxy</w:t>
             </w:r>
           </w:p>
         </w:tc>
@@ -2009,30 +2562,7 @@
                 <w:sz w:val="18"/>
                 <w:szCs w:val="18"/>
               </w:rPr>
-              <w:t>Repo dpay_3.0, Android, Jest</w:t>
-            </w:r>
-          </w:p>
-        </w:tc>
-        <w:tc>
-          <w:tcPr>
-            <w:tcW w:w="1276" w:type="dxa"/>
-          </w:tcPr>
-          <w:p>
-            <w:pPr>
-              <w:spacing w:after="120" w:line="240" w:lineRule="auto"/>
-              <w:rPr>
-                <w:b/>
-                <w:sz w:val="18"/>
-                <w:szCs w:val="18"/>
-              </w:rPr>
-            </w:pPr>
-            <w:r>
-              <w:rPr>
-                <w:rFonts w:ascii="Calibri" w:eastAsia="Calibri" w:hAnsi="Calibri" w:cs="Calibri"/>
-                <w:sz w:val="18"/>
-                <w:szCs w:val="18"/>
-              </w:rPr>
-              <w:t>S1 (08–21/09)</w:t>
+              <w:t>S1–S3</w:t>
             </w:r>
           </w:p>
         </w:tc>
@@ -2058,7 +2588,7 @@
                 <w:sz w:val="18"/>
                 <w:szCs w:val="18"/>
               </w:rPr>
-              <w:t>Diego Madrid / Reinhartd Munzenmayer</w:t>
+              <w:t>Reinhartd Munzenmayer</w:t>
             </w:r>
           </w:p>
         </w:tc>
@@ -2084,7 +2614,7 @@
                 <w:sz w:val="18"/>
                 <w:szCs w:val="18"/>
               </w:rPr>
-              <w:t>Facilitador: código TUU existente. Obstáculo: el celular genérico no tiene TUU.</w:t>
+              <w:t>Facilitador: nomenclatura de casos. Dispositivo: Celular Android (versión por confirmar).</w:t>
             </w:r>
           </w:p>
         </w:tc>
@@ -2110,7 +2640,7 @@
                 <w:sz w:val="18"/>
                 <w:szCs w:val="18"/>
               </w:rPr>
-              <w:t>Completado</w:t>
+              <w:t>En curso</w:t>
             </w:r>
           </w:p>
         </w:tc>
@@ -2136,7 +2666,7 @@
                 <w:sz w:val="18"/>
                 <w:szCs w:val="18"/>
               </w:rPr>
-              <w:t>Perfil GENERIC_MOBILE; Jest 17/17 (11/10).</w:t>
+              <w:t>Plan v1.2; 19 casos = 15 OK, 2 parciales (MTC-12 y MTC-13), 1 NOK y 0 bloqueados (TC-064 / TC-RG-01 Parcial, regresión TUU Kozen fuera del conteo 15 MTC). HU-06 aprobado/rechazado PASS; TC-063 parcial; TC-064 / TC-RG-01 Parcial (13/10, Kozen).</w:t>
             </w:r>
           </w:p>
         </w:tc>
@@ -2164,13 +2694,13 @@
                 <w:sz w:val="18"/>
                 <w:szCs w:val="18"/>
               </w:rPr>
-              <w:t>Desarrollar una solución de software (4.2)</w:t>
-            </w:r>
-          </w:p>
-        </w:tc>
-        <w:tc>
-          <w:tcPr>
-            <w:tcW w:w="1077" w:type="dxa"/>
+              <w:t>Pruebas de certificación (1.3)</w:t>
+            </w:r>
+          </w:p>
+        </w:tc>
+        <w:tc>
+          <w:tcPr>
+            <w:tcW w:w="1208" w:type="dxa"/>
           </w:tcPr>
           <w:p>
             <w:pPr>
@@ -2190,7 +2720,7 @@
                 <w:sz w:val="18"/>
                 <w:szCs w:val="18"/>
               </w:rPr>
-              <w:t xml:space="preserve">Proxy Webpay con SQLite y QR </w:t>
+              <w:t xml:space="preserve">DEF-NET, DEF-CFG, </w:t>
             </w:r>
             <w:proofErr w:type="spellStart"/>
             <w:r>
@@ -2199,7 +2729,7 @@
                 <w:sz w:val="18"/>
                 <w:szCs w:val="18"/>
               </w:rPr>
-              <w:t>in-app</w:t>
+              <w:t>timeout</w:t>
             </w:r>
             <w:proofErr w:type="spellEnd"/>
             <w:r>
@@ -2208,7 +2738,30 @@
                 <w:sz w:val="18"/>
                 <w:szCs w:val="18"/>
               </w:rPr>
-              <w:t xml:space="preserve"> (HU-03, HU-04)</w:t>
+              <w:t xml:space="preserve"> y cancelación</w:t>
+            </w:r>
+          </w:p>
+        </w:tc>
+        <w:tc>
+          <w:tcPr>
+            <w:tcW w:w="1145" w:type="dxa"/>
+          </w:tcPr>
+          <w:p>
+            <w:pPr>
+              <w:spacing w:after="120" w:line="240" w:lineRule="auto"/>
+              <w:rPr>
+                <w:b/>
+                <w:sz w:val="18"/>
+                <w:szCs w:val="18"/>
+              </w:rPr>
+            </w:pPr>
+            <w:r>
+              <w:rPr>
+                <w:rFonts w:ascii="Calibri" w:eastAsia="Calibri" w:hAnsi="Calibri" w:cs="Calibri"/>
+                <w:sz w:val="18"/>
+                <w:szCs w:val="18"/>
+              </w:rPr>
+              <w:t>Celular Android de pruebas y proxy</w:t>
             </w:r>
           </w:p>
         </w:tc>
@@ -2225,46 +2778,13 @@
                 <w:szCs w:val="18"/>
               </w:rPr>
             </w:pPr>
-            <w:proofErr w:type="spellStart"/>
-            <w:r>
-              <w:rPr>
-                <w:rFonts w:ascii="Calibri" w:eastAsia="Calibri" w:hAnsi="Calibri" w:cs="Calibri"/>
-                <w:sz w:val="18"/>
-                <w:szCs w:val="18"/>
-              </w:rPr>
-              <w:t>Node</w:t>
-            </w:r>
-            <w:proofErr w:type="spellEnd"/>
-            <w:r>
-              <w:rPr>
-                <w:rFonts w:ascii="Calibri" w:eastAsia="Calibri" w:hAnsi="Calibri" w:cs="Calibri"/>
-                <w:sz w:val="18"/>
-                <w:szCs w:val="18"/>
-              </w:rPr>
-              <w:t xml:space="preserve"> 22, ambiente de integración Transbank</w:t>
-            </w:r>
-          </w:p>
-        </w:tc>
-        <w:tc>
-          <w:tcPr>
-            <w:tcW w:w="1276" w:type="dxa"/>
-          </w:tcPr>
-          <w:p>
-            <w:pPr>
-              <w:spacing w:after="120" w:line="240" w:lineRule="auto"/>
-              <w:rPr>
-                <w:b/>
-                <w:sz w:val="18"/>
-                <w:szCs w:val="18"/>
-              </w:rPr>
-            </w:pPr>
-            <w:r>
-              <w:rPr>
-                <w:rFonts w:ascii="Calibri" w:eastAsia="Calibri" w:hAnsi="Calibri" w:cs="Calibri"/>
-                <w:sz w:val="18"/>
-                <w:szCs w:val="18"/>
-              </w:rPr>
-              <w:t>S1–S2</w:t>
+            <w:r>
+              <w:rPr>
+                <w:rFonts w:ascii="Calibri" w:eastAsia="Calibri" w:hAnsi="Calibri" w:cs="Calibri"/>
+                <w:sz w:val="18"/>
+                <w:szCs w:val="18"/>
+              </w:rPr>
+              <w:t>S2–S3</w:t>
             </w:r>
           </w:p>
         </w:tc>
@@ -2290,43 +2810,7 @@
                 <w:sz w:val="18"/>
                 <w:szCs w:val="18"/>
               </w:rPr>
-              <w:t xml:space="preserve">Arquitectura e integración Webpay: Diego Madrid. </w:t>
-            </w:r>
-            <w:proofErr w:type="spellStart"/>
-            <w:r>
-              <w:rPr>
-                <w:rFonts w:ascii="Calibri" w:eastAsia="Calibri" w:hAnsi="Calibri" w:cs="Calibri"/>
-                <w:sz w:val="18"/>
-                <w:szCs w:val="18"/>
-              </w:rPr>
-              <w:t>Commits</w:t>
-            </w:r>
-            <w:proofErr w:type="spellEnd"/>
-            <w:r>
-              <w:rPr>
-                <w:rFonts w:ascii="Calibri" w:eastAsia="Calibri" w:hAnsi="Calibri" w:cs="Calibri"/>
-                <w:sz w:val="18"/>
-                <w:szCs w:val="18"/>
-              </w:rPr>
-              <w:t xml:space="preserve"> de </w:t>
-            </w:r>
-            <w:proofErr w:type="spellStart"/>
-            <w:r>
-              <w:rPr>
-                <w:rFonts w:ascii="Calibri" w:eastAsia="Calibri" w:hAnsi="Calibri" w:cs="Calibri"/>
-                <w:sz w:val="18"/>
-                <w:szCs w:val="18"/>
-              </w:rPr>
-              <w:t>webpay</w:t>
-            </w:r>
-            <w:proofErr w:type="spellEnd"/>
-            <w:r>
-              <w:rPr>
-                <w:rFonts w:ascii="Calibri" w:eastAsia="Calibri" w:hAnsi="Calibri" w:cs="Calibri"/>
-                <w:sz w:val="18"/>
-                <w:szCs w:val="18"/>
-              </w:rPr>
-              <w:t>-proxy: Reinhartd Munzenmayer.</w:t>
+              <w:t>Reinhartd Munzenmayer / Diego Madrid</w:t>
             </w:r>
           </w:p>
         </w:tc>
@@ -2352,7 +2836,7 @@
                 <w:sz w:val="18"/>
                 <w:szCs w:val="18"/>
               </w:rPr>
-              <w:t xml:space="preserve">Obstáculo: IP LAN y </w:t>
+              <w:t xml:space="preserve">DEF-NET mitigado en código; DEF-DOC-01 cerrado: </w:t>
             </w:r>
             <w:proofErr w:type="spellStart"/>
             <w:r>
@@ -2361,7 +2845,7 @@
                 <w:sz w:val="18"/>
                 <w:szCs w:val="18"/>
               </w:rPr>
-              <w:t>loopback</w:t>
+              <w:t>timeout</w:t>
             </w:r>
             <w:proofErr w:type="spellEnd"/>
             <w:r>
@@ -2370,7 +2854,7 @@
                 <w:sz w:val="18"/>
                 <w:szCs w:val="18"/>
               </w:rPr>
-              <w:t xml:space="preserve"> USB (DEF-NET).</w:t>
+              <w:t xml:space="preserve"> oficial 300 s.</w:t>
             </w:r>
           </w:p>
         </w:tc>
@@ -2396,7 +2880,7 @@
                 <w:sz w:val="18"/>
                 <w:szCs w:val="18"/>
               </w:rPr>
-              <w:t>Completado (aprobado y rechazado PASS 04/10)</w:t>
+              <w:t>Ajustada</w:t>
             </w:r>
           </w:p>
         </w:tc>
@@ -2416,14 +2900,6 @@
                 <w:lang w:eastAsia="es-CL"/>
               </w:rPr>
             </w:pPr>
-            <w:r>
-              <w:rPr>
-                <w:rFonts w:ascii="Calibri" w:eastAsia="Calibri" w:hAnsi="Calibri" w:cs="Calibri"/>
-                <w:sz w:val="18"/>
-                <w:szCs w:val="18"/>
-              </w:rPr>
-              <w:t xml:space="preserve">IP LAN del PC; </w:t>
-            </w:r>
             <w:proofErr w:type="spellStart"/>
             <w:r>
               <w:rPr>
@@ -2431,6 +2907,24 @@
                 <w:sz w:val="18"/>
                 <w:szCs w:val="18"/>
               </w:rPr>
+              <w:t>Re-test</w:t>
+            </w:r>
+            <w:proofErr w:type="spellEnd"/>
+            <w:r>
+              <w:rPr>
+                <w:rFonts w:ascii="Calibri" w:eastAsia="Calibri" w:hAnsi="Calibri" w:cs="Calibri"/>
+                <w:sz w:val="18"/>
+                <w:szCs w:val="18"/>
+              </w:rPr>
+              <w:t xml:space="preserve"> sin USB en S3; </w:t>
+            </w:r>
+            <w:proofErr w:type="spellStart"/>
+            <w:r>
+              <w:rPr>
+                <w:rFonts w:ascii="Calibri" w:eastAsia="Calibri" w:hAnsi="Calibri" w:cs="Calibri"/>
+                <w:sz w:val="18"/>
+                <w:szCs w:val="18"/>
+              </w:rPr>
               <w:t>timeout</w:t>
             </w:r>
             <w:proofErr w:type="spellEnd"/>
@@ -2440,7 +2934,265 @@
                 <w:sz w:val="18"/>
                 <w:szCs w:val="18"/>
               </w:rPr>
-              <w:t xml:space="preserve"> de </w:t>
+              <w:t xml:space="preserve"> oficial 300 s.</w:t>
+            </w:r>
+          </w:p>
+        </w:tc>
+      </w:tr>
+      <w:tr>
+        <w:trPr>
+          <w:trHeight w:val="1125"/>
+        </w:trPr>
+        <w:tc>
+          <w:tcPr>
+            <w:tcW w:w="1622" w:type="dxa"/>
+          </w:tcPr>
+          <w:p>
+            <w:pPr>
+              <w:spacing w:after="120" w:line="240" w:lineRule="auto"/>
+              <w:rPr>
+                <w:b/>
+                <w:sz w:val="18"/>
+                <w:szCs w:val="18"/>
+              </w:rPr>
+            </w:pPr>
+            <w:r>
+              <w:rPr>
+                <w:rFonts w:ascii="Calibri" w:eastAsia="Calibri" w:hAnsi="Calibri" w:cs="Calibri"/>
+                <w:sz w:val="18"/>
+                <w:szCs w:val="18"/>
+              </w:rPr>
+              <w:t>Gestionar proyectos informáticos (2.1–2.2)</w:t>
+            </w:r>
+          </w:p>
+        </w:tc>
+        <w:tc>
+          <w:tcPr>
+            <w:tcW w:w="1208" w:type="dxa"/>
+          </w:tcPr>
+          <w:p>
+            <w:pPr>
+              <w:spacing w:after="120" w:line="240" w:lineRule="auto"/>
+              <w:rPr>
+                <w:rFonts w:ascii="Calibri" w:hAnsi="Calibri" w:cs="Arial"/>
+                <w:i/>
+                <w:color w:val="548DD4"/>
+                <w:sz w:val="18"/>
+                <w:szCs w:val="18"/>
+                <w:lang w:eastAsia="es-CL"/>
+              </w:rPr>
+            </w:pPr>
+            <w:r>
+              <w:rPr>
+                <w:rFonts w:ascii="Calibri" w:eastAsia="Calibri" w:hAnsi="Calibri" w:cs="Calibri"/>
+                <w:sz w:val="18"/>
+                <w:szCs w:val="18"/>
+              </w:rPr>
+              <w:t>03 Sprint Backlog y Gantt</w:t>
+            </w:r>
+          </w:p>
+        </w:tc>
+        <w:tc>
+          <w:tcPr>
+            <w:tcW w:w="1145" w:type="dxa"/>
+          </w:tcPr>
+          <w:p>
+            <w:pPr>
+              <w:spacing w:after="120" w:line="240" w:lineRule="auto"/>
+              <w:rPr>
+                <w:b/>
+                <w:sz w:val="18"/>
+                <w:szCs w:val="18"/>
+              </w:rPr>
+            </w:pPr>
+            <w:r>
+              <w:rPr>
+                <w:rFonts w:ascii="Calibri" w:eastAsia="Calibri" w:hAnsi="Calibri" w:cs="Calibri"/>
+                <w:sz w:val="18"/>
+                <w:szCs w:val="18"/>
+              </w:rPr>
+              <w:t>Trello, 10-sprint-backlog.md</w:t>
+            </w:r>
+          </w:p>
+        </w:tc>
+        <w:tc>
+          <w:tcPr>
+            <w:tcW w:w="1276" w:type="dxa"/>
+          </w:tcPr>
+          <w:p>
+            <w:pPr>
+              <w:spacing w:after="120" w:line="240" w:lineRule="auto"/>
+              <w:rPr>
+                <w:b/>
+                <w:sz w:val="18"/>
+                <w:szCs w:val="18"/>
+              </w:rPr>
+            </w:pPr>
+            <w:r>
+              <w:rPr>
+                <w:rFonts w:ascii="Calibri" w:eastAsia="Calibri" w:hAnsi="Calibri" w:cs="Calibri"/>
+                <w:sz w:val="18"/>
+                <w:szCs w:val="18"/>
+              </w:rPr>
+              <w:t>Continuo</w:t>
+            </w:r>
+          </w:p>
+        </w:tc>
+        <w:tc>
+          <w:tcPr>
+            <w:tcW w:w="1407" w:type="dxa"/>
+          </w:tcPr>
+          <w:p>
+            <w:pPr>
+              <w:spacing w:after="120" w:line="240" w:lineRule="auto"/>
+              <w:rPr>
+                <w:rFonts w:ascii="Calibri" w:hAnsi="Calibri" w:cs="Arial"/>
+                <w:i/>
+                <w:color w:val="548DD4"/>
+                <w:sz w:val="18"/>
+                <w:szCs w:val="18"/>
+                <w:lang w:eastAsia="es-CL"/>
+              </w:rPr>
+            </w:pPr>
+            <w:r>
+              <w:rPr>
+                <w:rFonts w:ascii="Calibri" w:eastAsia="Calibri" w:hAnsi="Calibri" w:cs="Calibri"/>
+                <w:sz w:val="18"/>
+                <w:szCs w:val="18"/>
+              </w:rPr>
+              <w:t>Pablo Gutiérrez</w:t>
+            </w:r>
+          </w:p>
+        </w:tc>
+        <w:tc>
+          <w:tcPr>
+            <w:tcW w:w="1144" w:type="dxa"/>
+          </w:tcPr>
+          <w:p>
+            <w:pPr>
+              <w:spacing w:after="120" w:line="240" w:lineRule="auto"/>
+              <w:rPr>
+                <w:rFonts w:ascii="Calibri" w:hAnsi="Calibri" w:cs="Arial"/>
+                <w:i/>
+                <w:color w:val="548DD4"/>
+                <w:sz w:val="18"/>
+                <w:szCs w:val="18"/>
+                <w:lang w:eastAsia="es-CL"/>
+              </w:rPr>
+            </w:pPr>
+            <w:r>
+              <w:rPr>
+                <w:rFonts w:ascii="Calibri" w:eastAsia="Calibri" w:hAnsi="Calibri" w:cs="Calibri"/>
+                <w:sz w:val="18"/>
+                <w:szCs w:val="18"/>
+              </w:rPr>
+              <w:t>Trello con actualización manual (D-02).</w:t>
+            </w:r>
+          </w:p>
+        </w:tc>
+        <w:tc>
+          <w:tcPr>
+            <w:tcW w:w="1418" w:type="dxa"/>
+          </w:tcPr>
+          <w:p>
+            <w:pPr>
+              <w:spacing w:after="120" w:line="240" w:lineRule="auto"/>
+              <w:rPr>
+                <w:rFonts w:ascii="Calibri" w:hAnsi="Calibri" w:cs="Arial"/>
+                <w:i/>
+                <w:color w:val="548DD4"/>
+                <w:sz w:val="18"/>
+                <w:szCs w:val="18"/>
+                <w:lang w:eastAsia="es-CL"/>
+              </w:rPr>
+            </w:pPr>
+            <w:r>
+              <w:rPr>
+                <w:rFonts w:ascii="Calibri" w:eastAsia="Calibri" w:hAnsi="Calibri" w:cs="Calibri"/>
+                <w:sz w:val="18"/>
+                <w:szCs w:val="18"/>
+              </w:rPr>
+              <w:t>En curso</w:t>
+            </w:r>
+          </w:p>
+        </w:tc>
+        <w:tc>
+          <w:tcPr>
+            <w:tcW w:w="1832" w:type="dxa"/>
+          </w:tcPr>
+          <w:p>
+            <w:pPr>
+              <w:spacing w:after="120" w:line="240" w:lineRule="auto"/>
+              <w:rPr>
+                <w:rFonts w:ascii="Calibri" w:hAnsi="Calibri" w:cs="Arial"/>
+                <w:i/>
+                <w:color w:val="548DD4"/>
+                <w:sz w:val="18"/>
+                <w:szCs w:val="18"/>
+                <w:lang w:eastAsia="es-CL"/>
+              </w:rPr>
+            </w:pPr>
+            <w:r>
+              <w:rPr>
+                <w:rFonts w:ascii="Calibri" w:eastAsia="Calibri" w:hAnsi="Calibri" w:cs="Calibri"/>
+                <w:sz w:val="18"/>
+                <w:szCs w:val="18"/>
+              </w:rPr>
+              <w:t>Actualizar estados al corte. Publicación en Git: Pablo Gutiérrez y Diego Madrid.</w:t>
+            </w:r>
+          </w:p>
+        </w:tc>
+      </w:tr>
+      <w:tr>
+        <w:trPr>
+          <w:trHeight w:val="969"/>
+        </w:trPr>
+        <w:tc>
+          <w:tcPr>
+            <w:tcW w:w="1622" w:type="dxa"/>
+          </w:tcPr>
+          <w:p>
+            <w:pPr>
+              <w:spacing w:after="120" w:line="240" w:lineRule="auto"/>
+              <w:rPr>
+                <w:b/>
+                <w:sz w:val="18"/>
+                <w:szCs w:val="18"/>
+              </w:rPr>
+            </w:pPr>
+            <w:r>
+              <w:rPr>
+                <w:rFonts w:ascii="Calibri" w:eastAsia="Calibri" w:hAnsi="Calibri" w:cs="Calibri"/>
+                <w:sz w:val="18"/>
+                <w:szCs w:val="18"/>
+              </w:rPr>
+              <w:t>Gestionar proyectos informáticos (2.2)</w:t>
+            </w:r>
+          </w:p>
+        </w:tc>
+        <w:tc>
+          <w:tcPr>
+            <w:tcW w:w="1208" w:type="dxa"/>
+          </w:tcPr>
+          <w:p>
+            <w:pPr>
+              <w:spacing w:after="120" w:line="240" w:lineRule="auto"/>
+              <w:rPr>
+                <w:rFonts w:ascii="Calibri" w:hAnsi="Calibri" w:cs="Arial"/>
+                <w:i/>
+                <w:color w:val="548DD4"/>
+                <w:sz w:val="18"/>
+                <w:szCs w:val="18"/>
+                <w:lang w:eastAsia="es-CL"/>
+              </w:rPr>
+            </w:pPr>
+            <w:r>
+              <w:rPr>
+                <w:rFonts w:ascii="Calibri" w:eastAsia="Calibri" w:hAnsi="Calibri" w:cs="Calibri"/>
+                <w:sz w:val="18"/>
+                <w:szCs w:val="18"/>
+              </w:rPr>
+              <w:t xml:space="preserve">04 </w:t>
             </w:r>
             <w:proofErr w:type="spellStart"/>
             <w:r>
@@ -2449,7 +3201,7 @@
                 <w:sz w:val="18"/>
                 <w:szCs w:val="18"/>
               </w:rPr>
-              <w:t>fetch</w:t>
+              <w:t>Definition</w:t>
             </w:r>
             <w:proofErr w:type="spellEnd"/>
             <w:r>
@@ -2458,7 +3210,7 @@
                 <w:sz w:val="18"/>
                 <w:szCs w:val="18"/>
               </w:rPr>
-              <w:t xml:space="preserve"> de 8 s. </w:t>
+              <w:t xml:space="preserve"> </w:t>
             </w:r>
             <w:proofErr w:type="spellStart"/>
             <w:r>
@@ -2467,7 +3219,7 @@
                 <w:sz w:val="18"/>
                 <w:szCs w:val="18"/>
               </w:rPr>
-              <w:t>Checkout</w:t>
+              <w:t>of</w:t>
             </w:r>
             <w:proofErr w:type="spellEnd"/>
             <w:r>
@@ -2476,7 +3228,1303 @@
                 <w:sz w:val="18"/>
                 <w:szCs w:val="18"/>
               </w:rPr>
-              <w:t xml:space="preserve"> por QR, no </w:t>
+              <w:t xml:space="preserve"> Done</w:t>
+            </w:r>
+          </w:p>
+        </w:tc>
+        <w:tc>
+          <w:tcPr>
+            <w:tcW w:w="1145" w:type="dxa"/>
+          </w:tcPr>
+          <w:p>
+            <w:pPr>
+              <w:spacing w:after="120" w:line="240" w:lineRule="auto"/>
+              <w:rPr>
+                <w:b/>
+                <w:sz w:val="18"/>
+                <w:szCs w:val="18"/>
+              </w:rPr>
+            </w:pPr>
+            <w:r>
+              <w:rPr>
+                <w:rFonts w:ascii="Calibri" w:eastAsia="Calibri" w:hAnsi="Calibri" w:cs="Calibri"/>
+                <w:sz w:val="18"/>
+                <w:szCs w:val="18"/>
+              </w:rPr>
+              <w:t>Repositorio</w:t>
+            </w:r>
+          </w:p>
+        </w:tc>
+        <w:tc>
+          <w:tcPr>
+            <w:tcW w:w="1276" w:type="dxa"/>
+          </w:tcPr>
+          <w:p>
+            <w:pPr>
+              <w:spacing w:after="120" w:line="240" w:lineRule="auto"/>
+              <w:rPr>
+                <w:b/>
+                <w:sz w:val="18"/>
+                <w:szCs w:val="18"/>
+              </w:rPr>
+            </w:pPr>
+            <w:r>
+              <w:rPr>
+                <w:rFonts w:ascii="Calibri" w:eastAsia="Calibri" w:hAnsi="Calibri" w:cs="Calibri"/>
+                <w:sz w:val="18"/>
+                <w:szCs w:val="18"/>
+              </w:rPr>
+              <w:t>S2</w:t>
+            </w:r>
+          </w:p>
+        </w:tc>
+        <w:tc>
+          <w:tcPr>
+            <w:tcW w:w="1407" w:type="dxa"/>
+          </w:tcPr>
+          <w:p>
+            <w:pPr>
+              <w:spacing w:after="120" w:line="240" w:lineRule="auto"/>
+              <w:rPr>
+                <w:rFonts w:ascii="Calibri" w:hAnsi="Calibri" w:cs="Arial"/>
+                <w:i/>
+                <w:color w:val="548DD4"/>
+                <w:sz w:val="18"/>
+                <w:szCs w:val="18"/>
+                <w:lang w:eastAsia="es-CL"/>
+              </w:rPr>
+            </w:pPr>
+            <w:r>
+              <w:rPr>
+                <w:rFonts w:ascii="Calibri" w:eastAsia="Calibri" w:hAnsi="Calibri" w:cs="Calibri"/>
+                <w:sz w:val="18"/>
+                <w:szCs w:val="18"/>
+              </w:rPr>
+              <w:t>Pablo Gutiérrez</w:t>
+            </w:r>
+          </w:p>
+        </w:tc>
+        <w:tc>
+          <w:tcPr>
+            <w:tcW w:w="1144" w:type="dxa"/>
+          </w:tcPr>
+          <w:p>
+            <w:pPr>
+              <w:spacing w:after="120" w:line="240" w:lineRule="auto"/>
+              <w:rPr>
+                <w:rFonts w:ascii="Calibri" w:hAnsi="Calibri" w:cs="Arial"/>
+                <w:i/>
+                <w:color w:val="548DD4"/>
+                <w:sz w:val="18"/>
+                <w:szCs w:val="18"/>
+                <w:lang w:eastAsia="es-CL"/>
+              </w:rPr>
+            </w:pPr>
+            <w:r>
+              <w:rPr>
+                <w:rFonts w:ascii="Calibri" w:eastAsia="Calibri" w:hAnsi="Calibri" w:cs="Calibri"/>
+                <w:sz w:val="18"/>
+                <w:szCs w:val="18"/>
+              </w:rPr>
+              <w:t>DoD v1.0.</w:t>
+            </w:r>
+          </w:p>
+        </w:tc>
+        <w:tc>
+          <w:tcPr>
+            <w:tcW w:w="1418" w:type="dxa"/>
+          </w:tcPr>
+          <w:p>
+            <w:pPr>
+              <w:spacing w:after="120" w:line="240" w:lineRule="auto"/>
+              <w:rPr>
+                <w:rFonts w:ascii="Calibri" w:hAnsi="Calibri" w:cs="Arial"/>
+                <w:i/>
+                <w:color w:val="548DD4"/>
+                <w:sz w:val="18"/>
+                <w:szCs w:val="18"/>
+                <w:lang w:eastAsia="es-CL"/>
+              </w:rPr>
+            </w:pPr>
+            <w:r>
+              <w:rPr>
+                <w:rFonts w:ascii="Calibri" w:eastAsia="Calibri" w:hAnsi="Calibri" w:cs="Calibri"/>
+                <w:sz w:val="18"/>
+                <w:szCs w:val="18"/>
+              </w:rPr>
+              <w:t>En curso</w:t>
+            </w:r>
+          </w:p>
+        </w:tc>
+        <w:tc>
+          <w:tcPr>
+            <w:tcW w:w="1832" w:type="dxa"/>
+          </w:tcPr>
+          <w:p>
+            <w:pPr>
+              <w:spacing w:after="120" w:line="240" w:lineRule="auto"/>
+              <w:rPr>
+                <w:rFonts w:ascii="Calibri" w:hAnsi="Calibri" w:cs="Arial"/>
+                <w:i/>
+                <w:color w:val="548DD4"/>
+                <w:sz w:val="18"/>
+                <w:szCs w:val="18"/>
+                <w:lang w:eastAsia="es-CL"/>
+              </w:rPr>
+            </w:pPr>
+            <w:r>
+              <w:rPr>
+                <w:rFonts w:ascii="Calibri" w:eastAsia="Calibri" w:hAnsi="Calibri" w:cs="Calibri"/>
+                <w:sz w:val="18"/>
+                <w:szCs w:val="18"/>
+              </w:rPr>
+              <w:t>Cargado en Drive. Publicación en Git: Pablo Gutiérrez y Diego Madrid.</w:t>
+            </w:r>
+          </w:p>
+        </w:tc>
+      </w:tr>
+      <w:tr>
+        <w:trPr>
+          <w:trHeight w:val="998"/>
+        </w:trPr>
+        <w:tc>
+          <w:tcPr>
+            <w:tcW w:w="1622" w:type="dxa"/>
+          </w:tcPr>
+          <w:p>
+            <w:pPr>
+              <w:spacing w:after="120" w:line="240" w:lineRule="auto"/>
+              <w:rPr>
+                <w:b/>
+                <w:sz w:val="18"/>
+                <w:szCs w:val="18"/>
+              </w:rPr>
+            </w:pPr>
+            <w:r>
+              <w:rPr>
+                <w:rFonts w:ascii="Calibri" w:eastAsia="Calibri" w:hAnsi="Calibri" w:cs="Calibri"/>
+                <w:sz w:val="18"/>
+                <w:szCs w:val="18"/>
+              </w:rPr>
+              <w:t>Desarrollar una solución de software (4.1)</w:t>
+            </w:r>
+          </w:p>
+        </w:tc>
+        <w:tc>
+          <w:tcPr>
+            <w:tcW w:w="1208" w:type="dxa"/>
+          </w:tcPr>
+          <w:p>
+            <w:pPr>
+              <w:spacing w:after="120" w:line="240" w:lineRule="auto"/>
+              <w:rPr>
+                <w:rFonts w:ascii="Calibri" w:hAnsi="Calibri" w:cs="Arial"/>
+                <w:i/>
+                <w:color w:val="548DD4"/>
+                <w:sz w:val="18"/>
+                <w:szCs w:val="18"/>
+                <w:lang w:eastAsia="es-CL"/>
+              </w:rPr>
+            </w:pPr>
+            <w:r>
+              <w:rPr>
+                <w:rFonts w:ascii="Calibri" w:eastAsia="Calibri" w:hAnsi="Calibri" w:cs="Calibri"/>
+                <w:sz w:val="18"/>
+                <w:szCs w:val="18"/>
+              </w:rPr>
+              <w:t xml:space="preserve">05 </w:t>
+            </w:r>
+            <w:proofErr w:type="gramStart"/>
+            <w:r>
+              <w:rPr>
+                <w:rFonts w:ascii="Calibri" w:eastAsia="Calibri" w:hAnsi="Calibri" w:cs="Calibri"/>
+                <w:sz w:val="18"/>
+                <w:szCs w:val="18"/>
+              </w:rPr>
+              <w:t>D</w:t>
+            </w:r>
+            <w:r>
+              <w:rPr>
+                <w:rFonts w:ascii="Calibri" w:eastAsia="Calibri" w:hAnsi="Calibri" w:cs="Calibri"/>
+                <w:sz w:val="18"/>
+                <w:szCs w:val="18"/>
+              </w:rPr>
+              <w:t>ocumento</w:t>
+            </w:r>
+            <w:proofErr w:type="gramEnd"/>
+            <w:r>
+              <w:rPr>
+                <w:rFonts w:ascii="Calibri" w:eastAsia="Calibri" w:hAnsi="Calibri" w:cs="Calibri"/>
+                <w:sz w:val="18"/>
+                <w:szCs w:val="18"/>
+              </w:rPr>
+              <w:t xml:space="preserve"> de Diseño (DAS)</w:t>
+            </w:r>
+          </w:p>
+        </w:tc>
+        <w:tc>
+          <w:tcPr>
+            <w:tcW w:w="1145" w:type="dxa"/>
+          </w:tcPr>
+          <w:p>
+            <w:pPr>
+              <w:spacing w:after="120" w:line="240" w:lineRule="auto"/>
+              <w:rPr>
+                <w:b/>
+                <w:sz w:val="18"/>
+                <w:szCs w:val="18"/>
+              </w:rPr>
+            </w:pPr>
+            <w:r>
+              <w:rPr>
+                <w:rFonts w:ascii="Calibri" w:eastAsia="Calibri" w:hAnsi="Calibri" w:cs="Calibri"/>
+                <w:sz w:val="18"/>
+                <w:szCs w:val="18"/>
+              </w:rPr>
+              <w:t>DAS v1.0.2, ADR-002</w:t>
+            </w:r>
+          </w:p>
+        </w:tc>
+        <w:tc>
+          <w:tcPr>
+            <w:tcW w:w="1276" w:type="dxa"/>
+          </w:tcPr>
+          <w:p>
+            <w:pPr>
+              <w:spacing w:after="120" w:line="240" w:lineRule="auto"/>
+              <w:rPr>
+                <w:b/>
+                <w:sz w:val="18"/>
+                <w:szCs w:val="18"/>
+              </w:rPr>
+            </w:pPr>
+            <w:r>
+              <w:rPr>
+                <w:rFonts w:ascii="Calibri" w:eastAsia="Calibri" w:hAnsi="Calibri" w:cs="Calibri"/>
+                <w:sz w:val="18"/>
+                <w:szCs w:val="18"/>
+              </w:rPr>
+              <w:t>S1–S3</w:t>
+            </w:r>
+          </w:p>
+        </w:tc>
+        <w:tc>
+          <w:tcPr>
+            <w:tcW w:w="1407" w:type="dxa"/>
+          </w:tcPr>
+          <w:p>
+            <w:pPr>
+              <w:spacing w:after="120" w:line="240" w:lineRule="auto"/>
+              <w:rPr>
+                <w:rFonts w:ascii="Calibri" w:hAnsi="Calibri" w:cs="Arial"/>
+                <w:i/>
+                <w:color w:val="548DD4"/>
+                <w:sz w:val="18"/>
+                <w:szCs w:val="18"/>
+                <w:lang w:eastAsia="es-CL"/>
+              </w:rPr>
+            </w:pPr>
+            <w:r>
+              <w:rPr>
+                <w:rFonts w:ascii="Calibri" w:eastAsia="Calibri" w:hAnsi="Calibri" w:cs="Calibri"/>
+                <w:sz w:val="18"/>
+                <w:szCs w:val="18"/>
+              </w:rPr>
+              <w:t>Diego Madrid</w:t>
+            </w:r>
+          </w:p>
+        </w:tc>
+        <w:tc>
+          <w:tcPr>
+            <w:tcW w:w="1144" w:type="dxa"/>
+          </w:tcPr>
+          <w:p>
+            <w:pPr>
+              <w:spacing w:after="120" w:line="240" w:lineRule="auto"/>
+              <w:rPr>
+                <w:rFonts w:ascii="Calibri" w:hAnsi="Calibri" w:cs="Arial"/>
+                <w:i/>
+                <w:color w:val="548DD4"/>
+                <w:sz w:val="18"/>
+                <w:szCs w:val="18"/>
+                <w:lang w:eastAsia="es-CL"/>
+              </w:rPr>
+            </w:pPr>
+            <w:r>
+              <w:rPr>
+                <w:rFonts w:ascii="Calibri" w:eastAsia="Calibri" w:hAnsi="Calibri" w:cs="Calibri"/>
+                <w:sz w:val="18"/>
+                <w:szCs w:val="18"/>
+              </w:rPr>
+              <w:t>DAS v1.0.2 del 01/10.</w:t>
+            </w:r>
+          </w:p>
+        </w:tc>
+        <w:tc>
+          <w:tcPr>
+            <w:tcW w:w="1418" w:type="dxa"/>
+          </w:tcPr>
+          <w:p>
+            <w:pPr>
+              <w:spacing w:after="120" w:line="240" w:lineRule="auto"/>
+              <w:rPr>
+                <w:rFonts w:ascii="Calibri" w:hAnsi="Calibri" w:cs="Arial"/>
+                <w:i/>
+                <w:color w:val="548DD4"/>
+                <w:sz w:val="18"/>
+                <w:szCs w:val="18"/>
+                <w:lang w:eastAsia="es-CL"/>
+              </w:rPr>
+            </w:pPr>
+            <w:r>
+              <w:rPr>
+                <w:rFonts w:ascii="Calibri" w:eastAsia="Calibri" w:hAnsi="Calibri" w:cs="Calibri"/>
+                <w:sz w:val="18"/>
+                <w:szCs w:val="18"/>
+              </w:rPr>
+              <w:t>En curso</w:t>
+            </w:r>
+          </w:p>
+        </w:tc>
+        <w:tc>
+          <w:tcPr>
+            <w:tcW w:w="1832" w:type="dxa"/>
+          </w:tcPr>
+          <w:p>
+            <w:pPr>
+              <w:spacing w:after="120" w:line="240" w:lineRule="auto"/>
+              <w:rPr>
+                <w:rFonts w:ascii="Calibri" w:hAnsi="Calibri" w:cs="Arial"/>
+                <w:i/>
+                <w:color w:val="548DD4"/>
+                <w:sz w:val="18"/>
+                <w:szCs w:val="18"/>
+                <w:lang w:eastAsia="es-CL"/>
+              </w:rPr>
+            </w:pPr>
+            <w:r>
+              <w:rPr>
+                <w:rFonts w:ascii="Calibri" w:eastAsia="Calibri" w:hAnsi="Calibri" w:cs="Calibri"/>
+                <w:sz w:val="18"/>
+                <w:szCs w:val="18"/>
+              </w:rPr>
+              <w:t>Cargado en Drive (carpeta 05).</w:t>
+            </w:r>
+          </w:p>
+        </w:tc>
+      </w:tr>
+      <w:tr>
+        <w:trPr>
+          <w:trHeight w:val="954"/>
+        </w:trPr>
+        <w:tc>
+          <w:tcPr>
+            <w:tcW w:w="1622" w:type="dxa"/>
+          </w:tcPr>
+          <w:p>
+            <w:pPr>
+              <w:spacing w:after="120" w:line="240" w:lineRule="auto"/>
+              <w:rPr>
+                <w:b/>
+                <w:sz w:val="18"/>
+                <w:szCs w:val="18"/>
+              </w:rPr>
+            </w:pPr>
+            <w:r>
+              <w:rPr>
+                <w:rFonts w:ascii="Calibri" w:eastAsia="Calibri" w:hAnsi="Calibri" w:cs="Calibri"/>
+                <w:sz w:val="18"/>
+                <w:szCs w:val="18"/>
+              </w:rPr>
+              <w:t>Pruebas de certificación (1.1) / Gestionar (2.2)</w:t>
+            </w:r>
+          </w:p>
+        </w:tc>
+        <w:tc>
+          <w:tcPr>
+            <w:tcW w:w="1208" w:type="dxa"/>
+          </w:tcPr>
+          <w:p>
+            <w:pPr>
+              <w:spacing w:after="120" w:line="240" w:lineRule="auto"/>
+              <w:rPr>
+                <w:rFonts w:ascii="Calibri" w:hAnsi="Calibri" w:cs="Arial"/>
+                <w:i/>
+                <w:color w:val="548DD4"/>
+                <w:sz w:val="18"/>
+                <w:szCs w:val="18"/>
+                <w:lang w:eastAsia="es-CL"/>
+              </w:rPr>
+            </w:pPr>
+            <w:r>
+              <w:rPr>
+                <w:rFonts w:ascii="Calibri" w:eastAsia="Calibri" w:hAnsi="Calibri" w:cs="Calibri"/>
+                <w:sz w:val="18"/>
+                <w:szCs w:val="18"/>
+              </w:rPr>
+              <w:t>Catálogo RNF ISO/IEC 25010</w:t>
+            </w:r>
+          </w:p>
+        </w:tc>
+        <w:tc>
+          <w:tcPr>
+            <w:tcW w:w="1145" w:type="dxa"/>
+          </w:tcPr>
+          <w:p>
+            <w:pPr>
+              <w:spacing w:after="120" w:line="240" w:lineRule="auto"/>
+              <w:rPr>
+                <w:b/>
+                <w:sz w:val="18"/>
+                <w:szCs w:val="18"/>
+              </w:rPr>
+            </w:pPr>
+            <w:r>
+              <w:rPr>
+                <w:rFonts w:ascii="Calibri" w:eastAsia="Calibri" w:hAnsi="Calibri" w:cs="Calibri"/>
+                <w:sz w:val="18"/>
+                <w:szCs w:val="18"/>
+              </w:rPr>
+              <w:t>DAS, DoD, planilla</w:t>
+            </w:r>
+          </w:p>
+        </w:tc>
+        <w:tc>
+          <w:tcPr>
+            <w:tcW w:w="1276" w:type="dxa"/>
+          </w:tcPr>
+          <w:p>
+            <w:pPr>
+              <w:spacing w:after="120" w:line="240" w:lineRule="auto"/>
+              <w:rPr>
+                <w:b/>
+                <w:sz w:val="18"/>
+                <w:szCs w:val="18"/>
+              </w:rPr>
+            </w:pPr>
+            <w:r>
+              <w:rPr>
+                <w:rFonts w:ascii="Calibri" w:eastAsia="Calibri" w:hAnsi="Calibri" w:cs="Calibri"/>
+                <w:sz w:val="18"/>
+                <w:szCs w:val="18"/>
+              </w:rPr>
+              <w:t>S3 (09–11/10)</w:t>
+            </w:r>
+          </w:p>
+        </w:tc>
+        <w:tc>
+          <w:tcPr>
+            <w:tcW w:w="1407" w:type="dxa"/>
+          </w:tcPr>
+          <w:p>
+            <w:pPr>
+              <w:spacing w:after="120" w:line="240" w:lineRule="auto"/>
+              <w:rPr>
+                <w:rFonts w:ascii="Calibri" w:hAnsi="Calibri" w:cs="Arial"/>
+                <w:i/>
+                <w:color w:val="548DD4"/>
+                <w:sz w:val="18"/>
+                <w:szCs w:val="18"/>
+                <w:lang w:eastAsia="es-CL"/>
+              </w:rPr>
+            </w:pPr>
+            <w:r>
+              <w:rPr>
+                <w:rFonts w:ascii="Calibri" w:eastAsia="Calibri" w:hAnsi="Calibri" w:cs="Calibri"/>
+                <w:sz w:val="18"/>
+                <w:szCs w:val="18"/>
+              </w:rPr>
+              <w:t>Reinhartd Munzenmayer</w:t>
+            </w:r>
+          </w:p>
+        </w:tc>
+        <w:tc>
+          <w:tcPr>
+            <w:tcW w:w="1144" w:type="dxa"/>
+          </w:tcPr>
+          <w:p>
+            <w:pPr>
+              <w:spacing w:after="120" w:line="240" w:lineRule="auto"/>
+              <w:rPr>
+                <w:rFonts w:ascii="Calibri" w:hAnsi="Calibri" w:cs="Arial"/>
+                <w:i/>
+                <w:color w:val="548DD4"/>
+                <w:sz w:val="18"/>
+                <w:szCs w:val="18"/>
+                <w:lang w:eastAsia="es-CL"/>
+              </w:rPr>
+            </w:pPr>
+            <w:r>
+              <w:rPr>
+                <w:rFonts w:ascii="Calibri" w:eastAsia="Calibri" w:hAnsi="Calibri" w:cs="Calibri"/>
+                <w:sz w:val="18"/>
+                <w:szCs w:val="18"/>
+              </w:rPr>
+              <w:t>32 RNF; 22 Must, 16 en OK.</w:t>
+            </w:r>
+          </w:p>
+        </w:tc>
+        <w:tc>
+          <w:tcPr>
+            <w:tcW w:w="1418" w:type="dxa"/>
+          </w:tcPr>
+          <w:p>
+            <w:pPr>
+              <w:spacing w:after="120" w:line="240" w:lineRule="auto"/>
+              <w:rPr>
+                <w:rFonts w:ascii="Calibri" w:hAnsi="Calibri" w:cs="Arial"/>
+                <w:i/>
+                <w:color w:val="548DD4"/>
+                <w:sz w:val="18"/>
+                <w:szCs w:val="18"/>
+                <w:lang w:eastAsia="es-CL"/>
+              </w:rPr>
+            </w:pPr>
+            <w:r>
+              <w:rPr>
+                <w:rFonts w:ascii="Calibri" w:eastAsia="Calibri" w:hAnsi="Calibri" w:cs="Calibri"/>
+                <w:sz w:val="18"/>
+                <w:szCs w:val="18"/>
+              </w:rPr>
+              <w:t>Completado (v1.0.2, 16/10)</w:t>
+            </w:r>
+          </w:p>
+        </w:tc>
+        <w:tc>
+          <w:tcPr>
+            <w:tcW w:w="1832" w:type="dxa"/>
+          </w:tcPr>
+          <w:p>
+            <w:pPr>
+              <w:spacing w:after="120" w:line="240" w:lineRule="auto"/>
+              <w:rPr>
+                <w:rFonts w:ascii="Calibri" w:hAnsi="Calibri" w:cs="Arial"/>
+                <w:i/>
+                <w:color w:val="548DD4"/>
+                <w:sz w:val="18"/>
+                <w:szCs w:val="18"/>
+                <w:lang w:eastAsia="es-CL"/>
+              </w:rPr>
+            </w:pPr>
+            <w:r>
+              <w:rPr>
+                <w:rFonts w:ascii="Calibri" w:eastAsia="Calibri" w:hAnsi="Calibri" w:cs="Calibri"/>
+                <w:sz w:val="18"/>
+                <w:szCs w:val="18"/>
+              </w:rPr>
+              <w:t>Publicado en 04_RNF.</w:t>
+            </w:r>
+          </w:p>
+        </w:tc>
+      </w:tr>
+      <w:tr>
+        <w:trPr>
+          <w:trHeight w:val="1210"/>
+        </w:trPr>
+        <w:tc>
+          <w:tcPr>
+            <w:tcW w:w="1622" w:type="dxa"/>
+          </w:tcPr>
+          <w:p>
+            <w:pPr>
+              <w:spacing w:after="120" w:line="240" w:lineRule="auto"/>
+              <w:rPr>
+                <w:b/>
+                <w:sz w:val="18"/>
+                <w:szCs w:val="18"/>
+              </w:rPr>
+            </w:pPr>
+            <w:r>
+              <w:rPr>
+                <w:rFonts w:ascii="Calibri" w:eastAsia="Calibri" w:hAnsi="Calibri" w:cs="Calibri"/>
+                <w:sz w:val="18"/>
+                <w:szCs w:val="18"/>
+              </w:rPr>
+              <w:t>Gestionar proyectos informáticos (2.2)</w:t>
+            </w:r>
+          </w:p>
+        </w:tc>
+        <w:tc>
+          <w:tcPr>
+            <w:tcW w:w="1208" w:type="dxa"/>
+          </w:tcPr>
+          <w:p>
+            <w:pPr>
+              <w:spacing w:after="120" w:line="240" w:lineRule="auto"/>
+              <w:rPr>
+                <w:rFonts w:ascii="Calibri" w:hAnsi="Calibri" w:cs="Arial"/>
+                <w:i/>
+                <w:color w:val="548DD4"/>
+                <w:sz w:val="18"/>
+                <w:szCs w:val="18"/>
+                <w:lang w:eastAsia="es-CL"/>
+              </w:rPr>
+            </w:pPr>
+            <w:r>
+              <w:rPr>
+                <w:rFonts w:ascii="Calibri" w:eastAsia="Calibri" w:hAnsi="Calibri" w:cs="Calibri"/>
+                <w:sz w:val="18"/>
+                <w:szCs w:val="18"/>
+              </w:rPr>
+              <w:t xml:space="preserve">06 </w:t>
+            </w:r>
+            <w:proofErr w:type="gramStart"/>
+            <w:r>
+              <w:rPr>
+                <w:rFonts w:ascii="Calibri" w:eastAsia="Calibri" w:hAnsi="Calibri" w:cs="Calibri"/>
+                <w:sz w:val="18"/>
+                <w:szCs w:val="18"/>
+              </w:rPr>
+              <w:t>Retrospectivas</w:t>
+            </w:r>
+            <w:proofErr w:type="gramEnd"/>
+          </w:p>
+        </w:tc>
+        <w:tc>
+          <w:tcPr>
+            <w:tcW w:w="1145" w:type="dxa"/>
+          </w:tcPr>
+          <w:p>
+            <w:pPr>
+              <w:spacing w:after="120" w:line="240" w:lineRule="auto"/>
+              <w:rPr>
+                <w:b/>
+                <w:sz w:val="18"/>
+                <w:szCs w:val="18"/>
+              </w:rPr>
+            </w:pPr>
+            <w:r>
+              <w:rPr>
+                <w:rFonts w:ascii="Calibri" w:eastAsia="Calibri" w:hAnsi="Calibri" w:cs="Calibri"/>
+                <w:sz w:val="18"/>
+                <w:szCs w:val="18"/>
+              </w:rPr>
+              <w:t>06_Evidencia_Retrospectiva</w:t>
+            </w:r>
+          </w:p>
+        </w:tc>
+        <w:tc>
+          <w:tcPr>
+            <w:tcW w:w="1276" w:type="dxa"/>
+          </w:tcPr>
+          <w:p>
+            <w:pPr>
+              <w:spacing w:after="120" w:line="240" w:lineRule="auto"/>
+              <w:rPr>
+                <w:b/>
+                <w:sz w:val="18"/>
+                <w:szCs w:val="18"/>
+              </w:rPr>
+            </w:pPr>
+            <w:r>
+              <w:rPr>
+                <w:rFonts w:ascii="Calibri" w:eastAsia="Calibri" w:hAnsi="Calibri" w:cs="Calibri"/>
+                <w:sz w:val="18"/>
+                <w:szCs w:val="18"/>
+              </w:rPr>
+              <w:t>Cada sprint</w:t>
+            </w:r>
+          </w:p>
+        </w:tc>
+        <w:tc>
+          <w:tcPr>
+            <w:tcW w:w="1407" w:type="dxa"/>
+          </w:tcPr>
+          <w:p>
+            <w:pPr>
+              <w:spacing w:after="120" w:line="240" w:lineRule="auto"/>
+              <w:rPr>
+                <w:rFonts w:ascii="Calibri" w:hAnsi="Calibri" w:cs="Arial"/>
+                <w:i/>
+                <w:color w:val="548DD4"/>
+                <w:sz w:val="18"/>
+                <w:szCs w:val="18"/>
+                <w:lang w:eastAsia="es-CL"/>
+              </w:rPr>
+            </w:pPr>
+            <w:r>
+              <w:rPr>
+                <w:rFonts w:ascii="Calibri" w:eastAsia="Calibri" w:hAnsi="Calibri" w:cs="Calibri"/>
+                <w:sz w:val="18"/>
+                <w:szCs w:val="18"/>
+              </w:rPr>
+              <w:t>Reinhartd Munzenmayer (registro) / Pablo Gutiérrez (facilitador)</w:t>
+            </w:r>
+          </w:p>
+        </w:tc>
+        <w:tc>
+          <w:tcPr>
+            <w:tcW w:w="1144" w:type="dxa"/>
+          </w:tcPr>
+          <w:p>
+            <w:pPr>
+              <w:spacing w:after="120" w:line="240" w:lineRule="auto"/>
+              <w:rPr>
+                <w:rFonts w:ascii="Calibri" w:hAnsi="Calibri" w:cs="Arial"/>
+                <w:i/>
+                <w:color w:val="548DD4"/>
+                <w:sz w:val="18"/>
+                <w:szCs w:val="18"/>
+                <w:lang w:eastAsia="es-CL"/>
+              </w:rPr>
+            </w:pPr>
+            <w:r>
+              <w:rPr>
+                <w:rFonts w:ascii="Calibri" w:eastAsia="Calibri" w:hAnsi="Calibri" w:cs="Calibri"/>
+                <w:sz w:val="18"/>
+                <w:szCs w:val="18"/>
+              </w:rPr>
+              <w:t>Actas S01 y S02 firmadas el 04/10.</w:t>
+            </w:r>
+          </w:p>
+        </w:tc>
+        <w:tc>
+          <w:tcPr>
+            <w:tcW w:w="1418" w:type="dxa"/>
+          </w:tcPr>
+          <w:p>
+            <w:pPr>
+              <w:spacing w:after="120" w:line="240" w:lineRule="auto"/>
+              <w:rPr>
+                <w:rFonts w:ascii="Calibri" w:hAnsi="Calibri" w:cs="Arial"/>
+                <w:i/>
+                <w:color w:val="548DD4"/>
+                <w:sz w:val="18"/>
+                <w:szCs w:val="18"/>
+                <w:lang w:eastAsia="es-CL"/>
+              </w:rPr>
+            </w:pPr>
+            <w:r>
+              <w:rPr>
+                <w:rFonts w:ascii="Calibri" w:eastAsia="Calibri" w:hAnsi="Calibri" w:cs="Calibri"/>
+                <w:sz w:val="18"/>
+                <w:szCs w:val="18"/>
+              </w:rPr>
+              <w:t>Completado S1–S2; S3: retrospectiva cerrada 15/10/2026; Goal Parcial</w:t>
+            </w:r>
+          </w:p>
+        </w:tc>
+        <w:tc>
+          <w:tcPr>
+            <w:tcW w:w="1832" w:type="dxa"/>
+          </w:tcPr>
+          <w:p>
+            <w:pPr>
+              <w:spacing w:after="120" w:line="240" w:lineRule="auto"/>
+              <w:rPr>
+                <w:rFonts w:ascii="Calibri" w:hAnsi="Calibri" w:cs="Arial"/>
+                <w:i/>
+                <w:color w:val="548DD4"/>
+                <w:sz w:val="18"/>
+                <w:szCs w:val="18"/>
+                <w:lang w:eastAsia="es-CL"/>
+              </w:rPr>
+            </w:pPr>
+            <w:r>
+              <w:rPr>
+                <w:rFonts w:ascii="Calibri" w:eastAsia="Calibri" w:hAnsi="Calibri" w:cs="Calibri"/>
+                <w:sz w:val="18"/>
+                <w:szCs w:val="18"/>
+              </w:rPr>
+              <w:t>Cargado en Drive. Publicación en Git: PR #17, a cargo de Pablo y Diego.</w:t>
+            </w:r>
+          </w:p>
+        </w:tc>
+      </w:tr>
+      <w:tr>
+        <w:trPr>
+          <w:trHeight w:val="1128"/>
+        </w:trPr>
+        <w:tc>
+          <w:tcPr>
+            <w:tcW w:w="1622" w:type="dxa"/>
+          </w:tcPr>
+          <w:p>
+            <w:pPr>
+              <w:spacing w:after="120" w:line="240" w:lineRule="auto"/>
+              <w:rPr>
+                <w:b/>
+                <w:sz w:val="18"/>
+                <w:szCs w:val="18"/>
+              </w:rPr>
+            </w:pPr>
+            <w:r>
+              <w:rPr>
+                <w:rFonts w:ascii="Calibri" w:eastAsia="Calibri" w:hAnsi="Calibri" w:cs="Calibri"/>
+                <w:sz w:val="18"/>
+                <w:szCs w:val="18"/>
+              </w:rPr>
+              <w:t>Pruebas de certificación (1.1)</w:t>
+            </w:r>
+          </w:p>
+        </w:tc>
+        <w:tc>
+          <w:tcPr>
+            <w:tcW w:w="1208" w:type="dxa"/>
+          </w:tcPr>
+          <w:p>
+            <w:pPr>
+              <w:spacing w:after="120" w:line="240" w:lineRule="auto"/>
+              <w:rPr>
+                <w:rFonts w:ascii="Calibri" w:hAnsi="Calibri" w:cs="Arial"/>
+                <w:i/>
+                <w:color w:val="548DD4"/>
+                <w:sz w:val="18"/>
+                <w:szCs w:val="18"/>
+                <w:lang w:eastAsia="es-CL"/>
+              </w:rPr>
+            </w:pPr>
+            <w:r>
+              <w:rPr>
+                <w:rFonts w:ascii="Calibri" w:eastAsia="Calibri" w:hAnsi="Calibri" w:cs="Calibri"/>
+                <w:sz w:val="18"/>
+                <w:szCs w:val="18"/>
+              </w:rPr>
+              <w:t xml:space="preserve">07 </w:t>
+            </w:r>
+            <w:proofErr w:type="gramStart"/>
+            <w:r>
+              <w:rPr>
+                <w:rFonts w:ascii="Calibri" w:eastAsia="Calibri" w:hAnsi="Calibri" w:cs="Calibri"/>
+                <w:sz w:val="18"/>
+                <w:szCs w:val="18"/>
+              </w:rPr>
+              <w:t>Plan</w:t>
+            </w:r>
+            <w:proofErr w:type="gramEnd"/>
+            <w:r>
+              <w:rPr>
+                <w:rFonts w:ascii="Calibri" w:eastAsia="Calibri" w:hAnsi="Calibri" w:cs="Calibri"/>
+                <w:sz w:val="18"/>
+                <w:szCs w:val="18"/>
+              </w:rPr>
+              <w:t xml:space="preserve"> de Pruebas</w:t>
+            </w:r>
+          </w:p>
+        </w:tc>
+        <w:tc>
+          <w:tcPr>
+            <w:tcW w:w="1145" w:type="dxa"/>
+          </w:tcPr>
+          <w:p>
+            <w:pPr>
+              <w:spacing w:after="120" w:line="240" w:lineRule="auto"/>
+              <w:rPr>
+                <w:b/>
+                <w:sz w:val="18"/>
+                <w:szCs w:val="18"/>
+              </w:rPr>
+            </w:pPr>
+            <w:r>
+              <w:rPr>
+                <w:rFonts w:ascii="Calibri" w:eastAsia="Calibri" w:hAnsi="Calibri" w:cs="Calibri"/>
+                <w:sz w:val="18"/>
+                <w:szCs w:val="18"/>
+              </w:rPr>
+              <w:t>07_Plan_de_Pruebas</w:t>
+            </w:r>
+          </w:p>
+        </w:tc>
+        <w:tc>
+          <w:tcPr>
+            <w:tcW w:w="1276" w:type="dxa"/>
+          </w:tcPr>
+          <w:p>
+            <w:pPr>
+              <w:spacing w:after="120" w:line="240" w:lineRule="auto"/>
+              <w:rPr>
+                <w:b/>
+                <w:sz w:val="18"/>
+                <w:szCs w:val="18"/>
+              </w:rPr>
+            </w:pPr>
+            <w:r>
+              <w:rPr>
+                <w:rFonts w:ascii="Calibri" w:eastAsia="Calibri" w:hAnsi="Calibri" w:cs="Calibri"/>
+                <w:sz w:val="18"/>
+                <w:szCs w:val="18"/>
+              </w:rPr>
+              <w:t>S1–S3</w:t>
+            </w:r>
+          </w:p>
+        </w:tc>
+        <w:tc>
+          <w:tcPr>
+            <w:tcW w:w="1407" w:type="dxa"/>
+          </w:tcPr>
+          <w:p>
+            <w:pPr>
+              <w:spacing w:after="120" w:line="240" w:lineRule="auto"/>
+              <w:rPr>
+                <w:rFonts w:ascii="Calibri" w:hAnsi="Calibri" w:cs="Arial"/>
+                <w:i/>
+                <w:color w:val="548DD4"/>
+                <w:sz w:val="18"/>
+                <w:szCs w:val="18"/>
+                <w:lang w:eastAsia="es-CL"/>
+              </w:rPr>
+            </w:pPr>
+            <w:r>
+              <w:rPr>
+                <w:rFonts w:ascii="Calibri" w:eastAsia="Calibri" w:hAnsi="Calibri" w:cs="Calibri"/>
+                <w:sz w:val="18"/>
+                <w:szCs w:val="18"/>
+              </w:rPr>
+              <w:t>Reinhartd Munzenmayer</w:t>
+            </w:r>
+          </w:p>
+        </w:tc>
+        <w:tc>
+          <w:tcPr>
+            <w:tcW w:w="1144" w:type="dxa"/>
+          </w:tcPr>
+          <w:p>
+            <w:pPr>
+              <w:spacing w:after="120" w:line="240" w:lineRule="auto"/>
+              <w:rPr>
+                <w:rFonts w:ascii="Calibri" w:hAnsi="Calibri" w:cs="Arial"/>
+                <w:i/>
+                <w:color w:val="548DD4"/>
+                <w:sz w:val="18"/>
+                <w:szCs w:val="18"/>
+                <w:lang w:eastAsia="es-CL"/>
+              </w:rPr>
+            </w:pPr>
+            <w:r>
+              <w:rPr>
+                <w:rFonts w:ascii="Calibri" w:eastAsia="Calibri" w:hAnsi="Calibri" w:cs="Calibri"/>
+                <w:sz w:val="18"/>
+                <w:szCs w:val="18"/>
+              </w:rPr>
+              <w:t>Plan v1.2 y Listado de Defectos v1.2 (11/10).</w:t>
+            </w:r>
+          </w:p>
+        </w:tc>
+        <w:tc>
+          <w:tcPr>
+            <w:tcW w:w="1418" w:type="dxa"/>
+          </w:tcPr>
+          <w:p>
+            <w:pPr>
+              <w:spacing w:after="120" w:line="240" w:lineRule="auto"/>
+              <w:rPr>
+                <w:rFonts w:ascii="Calibri" w:hAnsi="Calibri" w:cs="Arial"/>
+                <w:i/>
+                <w:color w:val="548DD4"/>
+                <w:sz w:val="18"/>
+                <w:szCs w:val="18"/>
+                <w:lang w:eastAsia="es-CL"/>
+              </w:rPr>
+            </w:pPr>
+            <w:r>
+              <w:rPr>
+                <w:rFonts w:ascii="Calibri" w:eastAsia="Calibri" w:hAnsi="Calibri" w:cs="Calibri"/>
+                <w:sz w:val="18"/>
+                <w:szCs w:val="18"/>
+              </w:rPr>
+              <w:t>En curso</w:t>
+            </w:r>
+          </w:p>
+        </w:tc>
+        <w:tc>
+          <w:tcPr>
+            <w:tcW w:w="1832" w:type="dxa"/>
+          </w:tcPr>
+          <w:p>
+            <w:pPr>
+              <w:spacing w:after="120" w:line="240" w:lineRule="auto"/>
+              <w:rPr>
+                <w:rFonts w:ascii="Calibri" w:hAnsi="Calibri" w:cs="Arial"/>
+                <w:i/>
+                <w:color w:val="548DD4"/>
+                <w:sz w:val="18"/>
+                <w:szCs w:val="18"/>
+                <w:lang w:eastAsia="es-CL"/>
+              </w:rPr>
+            </w:pPr>
+            <w:r>
+              <w:rPr>
+                <w:rFonts w:ascii="Calibri" w:eastAsia="Calibri" w:hAnsi="Calibri" w:cs="Calibri"/>
+                <w:sz w:val="18"/>
+                <w:szCs w:val="18"/>
+              </w:rPr>
+              <w:t>Cargado en Drive. Publicación en Git: Pablo Gutiérrez y Diego Madrid.</w:t>
+            </w:r>
+          </w:p>
+        </w:tc>
+      </w:tr>
+      <w:tr>
+        <w:trPr>
+          <w:trHeight w:val="876"/>
+        </w:trPr>
+        <w:tc>
+          <w:tcPr>
+            <w:tcW w:w="1622" w:type="dxa"/>
+          </w:tcPr>
+          <w:p>
+            <w:pPr>
+              <w:spacing w:after="120" w:line="240" w:lineRule="auto"/>
+              <w:rPr>
+                <w:b/>
+                <w:sz w:val="18"/>
+                <w:szCs w:val="18"/>
+              </w:rPr>
+            </w:pPr>
+            <w:r>
+              <w:rPr>
+                <w:rFonts w:ascii="Calibri" w:eastAsia="Calibri" w:hAnsi="Calibri" w:cs="Calibri"/>
+                <w:sz w:val="18"/>
+                <w:szCs w:val="18"/>
+              </w:rPr>
+              <w:t>Desarrollar una solución de software (4.3)</w:t>
+            </w:r>
+          </w:p>
+        </w:tc>
+        <w:tc>
+          <w:tcPr>
+            <w:tcW w:w="1208" w:type="dxa"/>
+          </w:tcPr>
+          <w:p>
+            <w:pPr>
+              <w:spacing w:after="120" w:line="240" w:lineRule="auto"/>
+              <w:rPr>
+                <w:rFonts w:ascii="Calibri" w:hAnsi="Calibri" w:cs="Arial"/>
+                <w:i/>
+                <w:color w:val="548DD4"/>
+                <w:sz w:val="18"/>
+                <w:szCs w:val="18"/>
+                <w:lang w:eastAsia="es-CL"/>
+              </w:rPr>
+            </w:pPr>
+            <w:r>
+              <w:rPr>
+                <w:rFonts w:ascii="Calibri" w:eastAsia="Calibri" w:hAnsi="Calibri" w:cs="Calibri"/>
+                <w:sz w:val="18"/>
+                <w:szCs w:val="18"/>
+              </w:rPr>
+              <w:t xml:space="preserve">08 </w:t>
+            </w:r>
+            <w:proofErr w:type="gramStart"/>
+            <w:r>
+              <w:rPr>
+                <w:rFonts w:ascii="Calibri" w:eastAsia="Calibri" w:hAnsi="Calibri" w:cs="Calibri"/>
+                <w:sz w:val="18"/>
+                <w:szCs w:val="18"/>
+              </w:rPr>
+              <w:t>Manual</w:t>
+            </w:r>
+            <w:proofErr w:type="gramEnd"/>
+            <w:r>
+              <w:rPr>
+                <w:rFonts w:ascii="Calibri" w:eastAsia="Calibri" w:hAnsi="Calibri" w:cs="Calibri"/>
+                <w:sz w:val="18"/>
+                <w:szCs w:val="18"/>
+              </w:rPr>
+              <w:t xml:space="preserve"> Técnico de Despliegue</w:t>
+            </w:r>
+          </w:p>
+        </w:tc>
+        <w:tc>
+          <w:tcPr>
+            <w:tcW w:w="1145" w:type="dxa"/>
+          </w:tcPr>
+          <w:p>
+            <w:pPr>
+              <w:spacing w:after="120" w:line="240" w:lineRule="auto"/>
+              <w:rPr>
+                <w:b/>
+                <w:sz w:val="18"/>
+                <w:szCs w:val="18"/>
+              </w:rPr>
+            </w:pPr>
+            <w:r>
+              <w:rPr>
+                <w:rFonts w:ascii="Calibri" w:eastAsia="Calibri" w:hAnsi="Calibri" w:cs="Calibri"/>
+                <w:sz w:val="18"/>
+                <w:szCs w:val="18"/>
+              </w:rPr>
+              <w:t>Borrador DOC-05</w:t>
+            </w:r>
+          </w:p>
+        </w:tc>
+        <w:tc>
+          <w:tcPr>
+            <w:tcW w:w="1276" w:type="dxa"/>
+          </w:tcPr>
+          <w:p>
+            <w:pPr>
+              <w:spacing w:after="120" w:line="240" w:lineRule="auto"/>
+              <w:rPr>
+                <w:b/>
+                <w:sz w:val="18"/>
+                <w:szCs w:val="18"/>
+              </w:rPr>
+            </w:pPr>
+            <w:r>
+              <w:rPr>
+                <w:rFonts w:ascii="Calibri" w:eastAsia="Calibri" w:hAnsi="Calibri" w:cs="Calibri"/>
+                <w:sz w:val="18"/>
+                <w:szCs w:val="18"/>
+              </w:rPr>
+              <w:t>S2–S3</w:t>
+            </w:r>
+          </w:p>
+        </w:tc>
+        <w:tc>
+          <w:tcPr>
+            <w:tcW w:w="1407" w:type="dxa"/>
+          </w:tcPr>
+          <w:p>
+            <w:pPr>
+              <w:spacing w:after="120" w:line="240" w:lineRule="auto"/>
+              <w:rPr>
+                <w:rFonts w:ascii="Calibri" w:hAnsi="Calibri" w:cs="Arial"/>
+                <w:i/>
+                <w:color w:val="548DD4"/>
+                <w:sz w:val="18"/>
+                <w:szCs w:val="18"/>
+                <w:lang w:eastAsia="es-CL"/>
+              </w:rPr>
+            </w:pPr>
+            <w:r>
+              <w:rPr>
+                <w:rFonts w:ascii="Calibri" w:eastAsia="Calibri" w:hAnsi="Calibri" w:cs="Calibri"/>
+                <w:sz w:val="18"/>
+                <w:szCs w:val="18"/>
+              </w:rPr>
+              <w:t>Diego Madrid</w:t>
+            </w:r>
+          </w:p>
+        </w:tc>
+        <w:tc>
+          <w:tcPr>
+            <w:tcW w:w="1144" w:type="dxa"/>
+          </w:tcPr>
+          <w:p>
+            <w:pPr>
+              <w:spacing w:after="120" w:line="240" w:lineRule="auto"/>
+              <w:rPr>
+                <w:rFonts w:ascii="Calibri" w:hAnsi="Calibri" w:cs="Arial"/>
+                <w:i/>
+                <w:color w:val="548DD4"/>
+                <w:sz w:val="18"/>
+                <w:szCs w:val="18"/>
+                <w:lang w:eastAsia="es-CL"/>
+              </w:rPr>
+            </w:pPr>
+            <w:r>
+              <w:rPr>
+                <w:rFonts w:ascii="Calibri" w:eastAsia="Calibri" w:hAnsi="Calibri" w:cs="Calibri"/>
+                <w:sz w:val="18"/>
+                <w:szCs w:val="18"/>
+              </w:rPr>
+              <w:t>Borrador DOC-05.</w:t>
+            </w:r>
+          </w:p>
+        </w:tc>
+        <w:tc>
+          <w:tcPr>
+            <w:tcW w:w="1418" w:type="dxa"/>
+          </w:tcPr>
+          <w:p>
+            <w:pPr>
+              <w:spacing w:after="120" w:line="240" w:lineRule="auto"/>
+              <w:rPr>
+                <w:rFonts w:ascii="Calibri" w:hAnsi="Calibri" w:cs="Arial"/>
+                <w:i/>
+                <w:color w:val="548DD4"/>
+                <w:sz w:val="18"/>
+                <w:szCs w:val="18"/>
+                <w:lang w:eastAsia="es-CL"/>
+              </w:rPr>
+            </w:pPr>
+            <w:r>
+              <w:rPr>
+                <w:rFonts w:ascii="Calibri" w:eastAsia="Calibri" w:hAnsi="Calibri" w:cs="Calibri"/>
+                <w:sz w:val="18"/>
+                <w:szCs w:val="18"/>
+              </w:rPr>
+              <w:t>En curso</w:t>
+            </w:r>
+          </w:p>
+        </w:tc>
+        <w:tc>
+          <w:tcPr>
+            <w:tcW w:w="1832" w:type="dxa"/>
+          </w:tcPr>
+          <w:p>
+            <w:pPr>
+              <w:spacing w:after="120" w:line="240" w:lineRule="auto"/>
+              <w:rPr>
+                <w:rFonts w:ascii="Calibri" w:hAnsi="Calibri" w:cs="Arial"/>
+                <w:i/>
+                <w:color w:val="548DD4"/>
+                <w:sz w:val="18"/>
+                <w:szCs w:val="18"/>
+                <w:lang w:eastAsia="es-CL"/>
+              </w:rPr>
+            </w:pPr>
+            <w:r>
+              <w:rPr>
+                <w:rFonts w:ascii="Calibri" w:eastAsia="Calibri" w:hAnsi="Calibri" w:cs="Calibri"/>
+                <w:sz w:val="18"/>
+                <w:szCs w:val="18"/>
+              </w:rPr>
+              <w:t>Cargado en Drive como 08.</w:t>
+            </w:r>
+          </w:p>
+        </w:tc>
+      </w:tr>
+      <w:tr>
+        <w:trPr>
+          <w:trHeight w:val="1568"/>
+        </w:trPr>
+        <w:tc>
+          <w:tcPr>
+            <w:tcW w:w="1622" w:type="dxa"/>
+          </w:tcPr>
+          <w:p>
+            <w:pPr>
+              <w:spacing w:after="120" w:line="240" w:lineRule="auto"/>
+              <w:rPr>
+                <w:b/>
+                <w:sz w:val="18"/>
+                <w:szCs w:val="18"/>
+              </w:rPr>
+            </w:pPr>
+            <w:r>
+              <w:rPr>
+                <w:rFonts w:ascii="Calibri" w:eastAsia="Calibri" w:hAnsi="Calibri" w:cs="Calibri"/>
+                <w:sz w:val="18"/>
+                <w:szCs w:val="18"/>
+              </w:rPr>
+              <w:t>Construir modelos de datos (3.1–3.2)</w:t>
+            </w:r>
+          </w:p>
+        </w:tc>
+        <w:tc>
+          <w:tcPr>
+            <w:tcW w:w="1208" w:type="dxa"/>
+          </w:tcPr>
+          <w:p>
+            <w:pPr>
+              <w:spacing w:after="120" w:line="240" w:lineRule="auto"/>
+              <w:rPr>
+                <w:rFonts w:ascii="Calibri" w:hAnsi="Calibri" w:cs="Arial"/>
+                <w:i/>
+                <w:color w:val="548DD4"/>
+                <w:sz w:val="18"/>
+                <w:szCs w:val="18"/>
+                <w:lang w:eastAsia="es-CL"/>
+              </w:rPr>
+            </w:pPr>
+            <w:r>
+              <w:rPr>
+                <w:rFonts w:ascii="Calibri" w:eastAsia="Calibri" w:hAnsi="Calibri" w:cs="Calibri"/>
+                <w:sz w:val="18"/>
+                <w:szCs w:val="18"/>
+              </w:rPr>
+              <w:t xml:space="preserve">Persistencia del proxy y </w:t>
             </w:r>
             <w:proofErr w:type="spellStart"/>
             <w:r>
@@ -2485,16 +4533,212 @@
                 <w:sz w:val="18"/>
                 <w:szCs w:val="18"/>
               </w:rPr>
-              <w:t>deep</w:t>
+              <w:t>tbl_dpay</w:t>
             </w:r>
             <w:proofErr w:type="spellEnd"/>
-            <w:r>
-              <w:rPr>
-                <w:rFonts w:ascii="Calibri" w:eastAsia="Calibri" w:hAnsi="Calibri" w:cs="Calibri"/>
-                <w:sz w:val="18"/>
-                <w:szCs w:val="18"/>
-              </w:rPr>
-              <w:t xml:space="preserve"> link.</w:t>
+          </w:p>
+        </w:tc>
+        <w:tc>
+          <w:tcPr>
+            <w:tcW w:w="1145" w:type="dxa"/>
+          </w:tcPr>
+          <w:p>
+            <w:pPr>
+              <w:spacing w:after="120" w:line="240" w:lineRule="auto"/>
+              <w:rPr>
+                <w:b/>
+                <w:sz w:val="18"/>
+                <w:szCs w:val="18"/>
+              </w:rPr>
+            </w:pPr>
+            <w:r>
+              <w:rPr>
+                <w:rFonts w:ascii="Calibri" w:eastAsia="Calibri" w:hAnsi="Calibri" w:cs="Calibri"/>
+                <w:sz w:val="18"/>
+                <w:szCs w:val="18"/>
+              </w:rPr>
+              <w:t>SQLite, API Dtemite</w:t>
+            </w:r>
+          </w:p>
+        </w:tc>
+        <w:tc>
+          <w:tcPr>
+            <w:tcW w:w="1276" w:type="dxa"/>
+          </w:tcPr>
+          <w:p>
+            <w:pPr>
+              <w:spacing w:after="120" w:line="240" w:lineRule="auto"/>
+              <w:rPr>
+                <w:b/>
+                <w:sz w:val="18"/>
+                <w:szCs w:val="18"/>
+              </w:rPr>
+            </w:pPr>
+            <w:r>
+              <w:rPr>
+                <w:rFonts w:ascii="Calibri" w:eastAsia="Calibri" w:hAnsi="Calibri" w:cs="Calibri"/>
+                <w:sz w:val="18"/>
+                <w:szCs w:val="18"/>
+              </w:rPr>
+              <w:t>S2–S3</w:t>
+            </w:r>
+          </w:p>
+        </w:tc>
+        <w:tc>
+          <w:tcPr>
+            <w:tcW w:w="1407" w:type="dxa"/>
+          </w:tcPr>
+          <w:p>
+            <w:pPr>
+              <w:spacing w:after="120" w:line="240" w:lineRule="auto"/>
+              <w:rPr>
+                <w:rFonts w:ascii="Calibri" w:hAnsi="Calibri" w:cs="Arial"/>
+                <w:i/>
+                <w:color w:val="548DD4"/>
+                <w:sz w:val="18"/>
+                <w:szCs w:val="18"/>
+                <w:lang w:eastAsia="es-CL"/>
+              </w:rPr>
+            </w:pPr>
+            <w:r>
+              <w:rPr>
+                <w:rFonts w:ascii="Calibri" w:eastAsia="Calibri" w:hAnsi="Calibri" w:cs="Calibri"/>
+                <w:sz w:val="18"/>
+                <w:szCs w:val="18"/>
+              </w:rPr>
+              <w:t>Diego Madrid</w:t>
+            </w:r>
+          </w:p>
+        </w:tc>
+        <w:tc>
+          <w:tcPr>
+            <w:tcW w:w="1144" w:type="dxa"/>
+          </w:tcPr>
+          <w:p>
+            <w:pPr>
+              <w:spacing w:after="120" w:line="240" w:lineRule="auto"/>
+              <w:rPr>
+                <w:rFonts w:ascii="Calibri" w:hAnsi="Calibri" w:cs="Arial"/>
+                <w:i/>
+                <w:color w:val="548DD4"/>
+                <w:sz w:val="18"/>
+                <w:szCs w:val="18"/>
+                <w:lang w:eastAsia="es-CL"/>
+              </w:rPr>
+            </w:pPr>
+            <w:r>
+              <w:rPr>
+                <w:rFonts w:ascii="Calibri" w:eastAsia="Calibri" w:hAnsi="Calibri" w:cs="Calibri"/>
+                <w:sz w:val="18"/>
+                <w:szCs w:val="18"/>
+              </w:rPr>
+              <w:t xml:space="preserve">SQLite operativo; sincronización Webpay con </w:t>
+            </w:r>
+            <w:proofErr w:type="spellStart"/>
+            <w:r>
+              <w:rPr>
+                <w:rFonts w:ascii="Calibri" w:eastAsia="Calibri" w:hAnsi="Calibri" w:cs="Calibri"/>
+                <w:sz w:val="18"/>
+                <w:szCs w:val="18"/>
+              </w:rPr>
+              <w:t>tbl_dpay</w:t>
+            </w:r>
+            <w:proofErr w:type="spellEnd"/>
+            <w:r>
+              <w:rPr>
+                <w:rFonts w:ascii="Calibri" w:eastAsia="Calibri" w:hAnsi="Calibri" w:cs="Calibri"/>
+                <w:sz w:val="18"/>
+                <w:szCs w:val="18"/>
+              </w:rPr>
+              <w:t xml:space="preserve"> sin iniciar.</w:t>
+            </w:r>
+          </w:p>
+        </w:tc>
+        <w:tc>
+          <w:tcPr>
+            <w:tcW w:w="1418" w:type="dxa"/>
+          </w:tcPr>
+          <w:p>
+            <w:pPr>
+              <w:spacing w:after="120" w:line="240" w:lineRule="auto"/>
+              <w:rPr>
+                <w:rFonts w:ascii="Calibri" w:hAnsi="Calibri" w:cs="Arial"/>
+                <w:i/>
+                <w:color w:val="548DD4"/>
+                <w:sz w:val="18"/>
+                <w:szCs w:val="18"/>
+                <w:lang w:eastAsia="es-CL"/>
+              </w:rPr>
+            </w:pPr>
+            <w:r>
+              <w:rPr>
+                <w:rFonts w:ascii="Calibri" w:eastAsia="Calibri" w:hAnsi="Calibri" w:cs="Calibri"/>
+                <w:sz w:val="18"/>
+                <w:szCs w:val="18"/>
+              </w:rPr>
+              <w:t>Con retraso</w:t>
+            </w:r>
+          </w:p>
+        </w:tc>
+        <w:tc>
+          <w:tcPr>
+            <w:tcW w:w="1832" w:type="dxa"/>
+          </w:tcPr>
+          <w:p>
+            <w:pPr>
+              <w:spacing w:after="120" w:line="240" w:lineRule="auto"/>
+              <w:rPr>
+                <w:rFonts w:ascii="Calibri" w:hAnsi="Calibri" w:cs="Arial"/>
+                <w:i/>
+                <w:color w:val="548DD4"/>
+                <w:sz w:val="18"/>
+                <w:szCs w:val="18"/>
+                <w:lang w:eastAsia="es-CL"/>
+              </w:rPr>
+            </w:pPr>
+            <w:r>
+              <w:rPr>
+                <w:rFonts w:ascii="Calibri" w:eastAsia="Calibri" w:hAnsi="Calibri" w:cs="Calibri"/>
+                <w:sz w:val="18"/>
+                <w:szCs w:val="18"/>
+              </w:rPr>
+              <w:t xml:space="preserve">Definir </w:t>
+            </w:r>
+            <w:proofErr w:type="spellStart"/>
+            <w:r>
+              <w:rPr>
+                <w:rFonts w:ascii="Calibri" w:eastAsia="Calibri" w:hAnsi="Calibri" w:cs="Calibri"/>
+                <w:sz w:val="18"/>
+                <w:szCs w:val="18"/>
+              </w:rPr>
+              <w:t>id_mediopago</w:t>
+            </w:r>
+            <w:proofErr w:type="spellEnd"/>
+            <w:r>
+              <w:rPr>
+                <w:rFonts w:ascii="Calibri" w:eastAsia="Calibri" w:hAnsi="Calibri" w:cs="Calibri"/>
+                <w:sz w:val="18"/>
+                <w:szCs w:val="18"/>
+              </w:rPr>
+              <w:t xml:space="preserve"> con el </w:t>
+            </w:r>
+            <w:proofErr w:type="spellStart"/>
+            <w:r>
+              <w:rPr>
+                <w:rFonts w:ascii="Calibri" w:eastAsia="Calibri" w:hAnsi="Calibri" w:cs="Calibri"/>
+                <w:sz w:val="18"/>
+                <w:szCs w:val="18"/>
+              </w:rPr>
+              <w:t>backend</w:t>
+            </w:r>
+            <w:proofErr w:type="spellEnd"/>
+            <w:r>
+              <w:rPr>
+                <w:rFonts w:ascii="Calibri" w:eastAsia="Calibri" w:hAnsi="Calibri" w:cs="Calibri"/>
+                <w:sz w:val="18"/>
+                <w:szCs w:val="18"/>
+              </w:rPr>
+              <w:t xml:space="preserve"> de Dtemite.</w:t>
             </w:r>
           </w:p>
         </w:tc>
@@ -2522,13 +4766,13 @@
                 <w:sz w:val="18"/>
                 <w:szCs w:val="18"/>
               </w:rPr>
-              <w:t>Pruebas de certificación (1.1–1.2)</w:t>
-            </w:r>
-          </w:p>
-        </w:tc>
-        <w:tc>
-          <w:tcPr>
-            <w:tcW w:w="1077" w:type="dxa"/>
+              <w:t>Desarrollar una solución de software (4.1)</w:t>
+            </w:r>
+          </w:p>
+        </w:tc>
+        <w:tc>
+          <w:tcPr>
+            <w:tcW w:w="1208" w:type="dxa"/>
           </w:tcPr>
           <w:p>
             <w:pPr>
@@ -2548,7 +4792,30 @@
                 <w:sz w:val="18"/>
                 <w:szCs w:val="18"/>
               </w:rPr>
-              <w:t>DOC-07: plan y ejecución en el celular de pruebas (HU-06)</w:t>
+              <w:t>HU-07 del backlog: emisión DTE (boleta 39)</w:t>
+            </w:r>
+          </w:p>
+        </w:tc>
+        <w:tc>
+          <w:tcPr>
+            <w:tcW w:w="1145" w:type="dxa"/>
+          </w:tcPr>
+          <w:p>
+            <w:pPr>
+              <w:spacing w:after="120" w:line="240" w:lineRule="auto"/>
+              <w:rPr>
+                <w:b/>
+                <w:sz w:val="18"/>
+                <w:szCs w:val="18"/>
+              </w:rPr>
+            </w:pPr>
+            <w:r>
+              <w:rPr>
+                <w:rFonts w:ascii="Calibri" w:eastAsia="Calibri" w:hAnsi="Calibri" w:cs="Calibri"/>
+                <w:sz w:val="18"/>
+                <w:szCs w:val="18"/>
+              </w:rPr>
+              <w:t>API QA, CAF</w:t>
             </w:r>
           </w:p>
         </w:tc>
@@ -2565,64 +4832,13 @@
                 <w:szCs w:val="18"/>
               </w:rPr>
             </w:pPr>
-            <w:proofErr w:type="spellStart"/>
-            <w:r>
-              <w:rPr>
-                <w:rFonts w:ascii="Calibri" w:eastAsia="Calibri" w:hAnsi="Calibri" w:cs="Calibri"/>
-                <w:sz w:val="18"/>
-                <w:szCs w:val="18"/>
-              </w:rPr>
-              <w:t>Evidencias_dpay</w:t>
-            </w:r>
-            <w:proofErr w:type="spellEnd"/>
-            <w:r>
-              <w:rPr>
-                <w:rFonts w:ascii="Calibri" w:eastAsia="Calibri" w:hAnsi="Calibri" w:cs="Calibri"/>
-                <w:sz w:val="18"/>
-                <w:szCs w:val="18"/>
-              </w:rPr>
-              <w:t xml:space="preserve">, Jest, </w:t>
-            </w:r>
-            <w:proofErr w:type="spellStart"/>
-            <w:r>
-              <w:rPr>
-                <w:rFonts w:ascii="Calibri" w:eastAsia="Calibri" w:hAnsi="Calibri" w:cs="Calibri"/>
-                <w:sz w:val="18"/>
-                <w:szCs w:val="18"/>
-              </w:rPr>
-              <w:t>tests</w:t>
-            </w:r>
-            <w:proofErr w:type="spellEnd"/>
-            <w:r>
-              <w:rPr>
-                <w:rFonts w:ascii="Calibri" w:eastAsia="Calibri" w:hAnsi="Calibri" w:cs="Calibri"/>
-                <w:sz w:val="18"/>
-                <w:szCs w:val="18"/>
-              </w:rPr>
-              <w:t xml:space="preserve"> del proxy</w:t>
-            </w:r>
-          </w:p>
-        </w:tc>
-        <w:tc>
-          <w:tcPr>
-            <w:tcW w:w="1276" w:type="dxa"/>
-          </w:tcPr>
-          <w:p>
-            <w:pPr>
-              <w:spacing w:after="120" w:line="240" w:lineRule="auto"/>
-              <w:rPr>
-                <w:b/>
-                <w:sz w:val="18"/>
-                <w:szCs w:val="18"/>
-              </w:rPr>
-            </w:pPr>
-            <w:r>
-              <w:rPr>
-                <w:rFonts w:ascii="Calibri" w:eastAsia="Calibri" w:hAnsi="Calibri" w:cs="Calibri"/>
-                <w:sz w:val="18"/>
-                <w:szCs w:val="18"/>
-              </w:rPr>
-              <w:t>S1–S3</w:t>
+            <w:r>
+              <w:rPr>
+                <w:rFonts w:ascii="Calibri" w:eastAsia="Calibri" w:hAnsi="Calibri" w:cs="Calibri"/>
+                <w:sz w:val="18"/>
+                <w:szCs w:val="18"/>
+              </w:rPr>
+              <w:t>S2 plan / S3 real</w:t>
             </w:r>
           </w:p>
         </w:tc>
@@ -2648,7 +4864,7 @@
                 <w:sz w:val="18"/>
                 <w:szCs w:val="18"/>
               </w:rPr>
-              <w:t>Reinhartd Munzenmayer</w:t>
+              <w:t>Diego Madrid / Reinhartd Munzenmayer</w:t>
             </w:r>
           </w:p>
         </w:tc>
@@ -2674,7 +4890,7 @@
                 <w:sz w:val="18"/>
                 <w:szCs w:val="18"/>
               </w:rPr>
-              <w:t>Facilitador: nomenclatura de casos. Dispositivo: Celular Android (versión por confirmar).</w:t>
+              <w:t>Sin evidencia de folio SII al corte.</w:t>
             </w:r>
           </w:p>
         </w:tc>
@@ -2700,7 +4916,7 @@
                 <w:sz w:val="18"/>
                 <w:szCs w:val="18"/>
               </w:rPr>
-              <w:t>En curso</w:t>
+              <w:t>Con retraso</w:t>
             </w:r>
           </w:p>
         </w:tc>
@@ -2726,7 +4942,7 @@
                 <w:sz w:val="18"/>
                 <w:szCs w:val="18"/>
               </w:rPr>
-              <w:t>Plan v1.2; 19 casos = 15 OK, 2 parciales (MTC-12 y MTC-13), 1 NOK y 0 bloqueados (TC-064 / TC-RG-01 Parcial, regresión TUU Kozen fuera del conteo 15 MTC). HU-06 aprobado/rechazado PASS; TC-063 parcial; TC-064 / TC-RG-01 Parcial (13/10, Kozen).</w:t>
+              <w:t>Sprint 3 (06–17/10).</w:t>
             </w:r>
           </w:p>
         </w:tc>
@@ -2754,13 +4970,13 @@
                 <w:sz w:val="18"/>
                 <w:szCs w:val="18"/>
               </w:rPr>
-              <w:t>Pruebas de certificación (1.3)</w:t>
-            </w:r>
-          </w:p>
-        </w:tc>
-        <w:tc>
-          <w:tcPr>
-            <w:tcW w:w="1077" w:type="dxa"/>
+              <w:t>Pruebas de certificación (1.2)</w:t>
+            </w:r>
+          </w:p>
+        </w:tc>
+        <w:tc>
+          <w:tcPr>
+            <w:tcW w:w="1208" w:type="dxa"/>
           </w:tcPr>
           <w:p>
             <w:pPr>
@@ -2780,31 +4996,13 @@
                 <w:sz w:val="18"/>
                 <w:szCs w:val="18"/>
               </w:rPr>
-              <w:t xml:space="preserve">DEF-NET, DEF-CFG, </w:t>
-            </w:r>
-            <w:proofErr w:type="spellStart"/>
-            <w:r>
-              <w:rPr>
-                <w:rFonts w:ascii="Calibri" w:eastAsia="Calibri" w:hAnsi="Calibri" w:cs="Calibri"/>
-                <w:sz w:val="18"/>
-                <w:szCs w:val="18"/>
-              </w:rPr>
-              <w:t>timeout</w:t>
-            </w:r>
-            <w:proofErr w:type="spellEnd"/>
-            <w:r>
-              <w:rPr>
-                <w:rFonts w:ascii="Calibri" w:eastAsia="Calibri" w:hAnsi="Calibri" w:cs="Calibri"/>
-                <w:sz w:val="18"/>
-                <w:szCs w:val="18"/>
-              </w:rPr>
-              <w:t xml:space="preserve"> y cancelación</w:t>
-            </w:r>
-          </w:p>
-        </w:tc>
-        <w:tc>
-          <w:tcPr>
-            <w:tcW w:w="1276" w:type="dxa"/>
+              <w:t>HU-06 TC-064: regresión TUU/Kozen</w:t>
+            </w:r>
+          </w:p>
+        </w:tc>
+        <w:tc>
+          <w:tcPr>
+            <w:tcW w:w="1145" w:type="dxa"/>
           </w:tcPr>
           <w:p>
             <w:pPr>
@@ -2821,7 +5019,7 @@
                 <w:sz w:val="18"/>
                 <w:szCs w:val="18"/>
               </w:rPr>
-              <w:t>Celular Android de pruebas y proxy</w:t>
+              <w:t>Terminal Kozen P8 Neo (producción D-PAY 2.0)</w:t>
             </w:r>
           </w:p>
         </w:tc>
@@ -2870,7 +5068,7 @@
                 <w:sz w:val="18"/>
                 <w:szCs w:val="18"/>
               </w:rPr>
-              <w:t>Reinhartd Munzenmayer / Diego Madrid</w:t>
+              <w:t>Diego Madrid (operación D-PAY 2.0) / Reinhartd Munzenmayer (QA)</w:t>
             </w:r>
           </w:p>
         </w:tc>
@@ -2896,25 +5094,7 @@
                 <w:sz w:val="18"/>
                 <w:szCs w:val="18"/>
               </w:rPr>
-              <w:t xml:space="preserve">DEF-NET mitigado en código; DEF-DOC-01 cerrado: timeout oficial 300 s.</w:t>
-            </w:r>
-            <w:proofErr w:type="spellStart"/>
-            <w:r>
-              <w:rPr>
-                <w:rFonts w:ascii="Calibri" w:eastAsia="Calibri" w:hAnsi="Calibri" w:cs="Calibri"/>
-                <w:sz w:val="18"/>
-                <w:szCs w:val="18"/>
-              </w:rPr>
-              <w:t/>
-            </w:r>
-            <w:proofErr w:type="spellEnd"/>
-            <w:r>
-              <w:rPr>
-                <w:rFonts w:ascii="Calibri" w:eastAsia="Calibri" w:hAnsi="Calibri" w:cs="Calibri"/>
-                <w:sz w:val="18"/>
-                <w:szCs w:val="18"/>
-              </w:rPr>
-              <w:t/>
+              <w:t>Diego Madrid ejecutó TC-064 / TC-RG-01 en Kozen P8 Neo el 13/10/2026 (capturas Sprint_03/capturas_20261013/). D-PAY 2.0 sigue en producción.</w:t>
             </w:r>
           </w:p>
         </w:tc>
@@ -2960,30 +5140,20 @@
                 <w:lang w:eastAsia="es-CL"/>
               </w:rPr>
             </w:pPr>
-            <w:proofErr w:type="spellStart"/>
-            <w:r>
-              <w:rPr>
-                <w:rFonts w:ascii="Calibri" w:eastAsia="Calibri" w:hAnsi="Calibri" w:cs="Calibri"/>
-                <w:sz w:val="18"/>
-                <w:szCs w:val="18"/>
-              </w:rPr>
-              <w:t>Re-test sin USB en S3; timeout oficial 300 s.</w:t>
-            </w:r>
-            <w:proofErr w:type="spellEnd"/>
-            <w:r>
-              <w:rPr>
-                <w:rFonts w:ascii="Calibri" w:eastAsia="Calibri" w:hAnsi="Calibri" w:cs="Calibri"/>
-                <w:sz w:val="18"/>
-                <w:szCs w:val="18"/>
-              </w:rPr>
-              <w:t xml:space="preserve"/>
+            <w:r>
+              <w:rPr>
+                <w:rFonts w:ascii="Calibri" w:eastAsia="Calibri" w:hAnsi="Calibri" w:cs="Calibri"/>
+                <w:sz w:val="18"/>
+                <w:szCs w:val="18"/>
+              </w:rPr>
+              <w:t>TC-064 / TC-RG-01 Parcial (13/10/2026, Kozen P8 Neo, Diego Madrid): débito $2.000 aprobado (Pago exitoso); crédito $5.000 cancelado (Transacción cancelada, no declined emisor). Jest 17/17. Falta comprobante de crédito aprobado. Cobertura: Jest 17/17 + capturas Kozen 13/10.</w:t>
             </w:r>
           </w:p>
         </w:tc>
       </w:tr>
       <w:tr>
         <w:trPr>
-          <w:trHeight w:val="2410"/>
+          <w:trHeight w:val="1092"/>
         </w:trPr>
         <w:tc>
           <w:tcPr>
@@ -3004,13 +5174,13 @@
                 <w:sz w:val="18"/>
                 <w:szCs w:val="18"/>
               </w:rPr>
-              <w:t>Gestionar proyectos informáticos (2.1–2.2)</w:t>
-            </w:r>
-          </w:p>
-        </w:tc>
-        <w:tc>
-          <w:tcPr>
-            <w:tcW w:w="1077" w:type="dxa"/>
+              <w:t>-</w:t>
+            </w:r>
+          </w:p>
+        </w:tc>
+        <w:tc>
+          <w:tcPr>
+            <w:tcW w:w="1208" w:type="dxa"/>
           </w:tcPr>
           <w:p>
             <w:pPr>
@@ -3030,7 +5200,30 @@
                 <w:sz w:val="18"/>
                 <w:szCs w:val="18"/>
               </w:rPr>
-              <w:t>03 Sprint Backlog y Gantt</w:t>
+              <w:t>01 Product Vision / 02 Product Backlog</w:t>
+            </w:r>
+          </w:p>
+        </w:tc>
+        <w:tc>
+          <w:tcPr>
+            <w:tcW w:w="1145" w:type="dxa"/>
+          </w:tcPr>
+          <w:p>
+            <w:pPr>
+              <w:spacing w:after="120" w:line="240" w:lineRule="auto"/>
+              <w:rPr>
+                <w:b/>
+                <w:sz w:val="18"/>
+                <w:szCs w:val="18"/>
+              </w:rPr>
+            </w:pPr>
+            <w:r>
+              <w:rPr>
+                <w:rFonts w:ascii="Calibri" w:eastAsia="Calibri" w:hAnsi="Calibri" w:cs="Calibri"/>
+                <w:sz w:val="18"/>
+                <w:szCs w:val="18"/>
+              </w:rPr>
+              <w:t>Drive y fase1/grupales</w:t>
             </w:r>
           </w:p>
         </w:tc>
@@ -3053,30 +5246,7 @@
                 <w:sz w:val="18"/>
                 <w:szCs w:val="18"/>
               </w:rPr>
-              <w:t>Trello, 10-sprint-backlog.md</w:t>
-            </w:r>
-          </w:p>
-        </w:tc>
-        <w:tc>
-          <w:tcPr>
-            <w:tcW w:w="1276" w:type="dxa"/>
-          </w:tcPr>
-          <w:p>
-            <w:pPr>
-              <w:spacing w:after="120" w:line="240" w:lineRule="auto"/>
-              <w:rPr>
-                <w:b/>
-                <w:sz w:val="18"/>
-                <w:szCs w:val="18"/>
-              </w:rPr>
-            </w:pPr>
-            <w:r>
-              <w:rPr>
-                <w:rFonts w:ascii="Calibri" w:eastAsia="Calibri" w:hAnsi="Calibri" w:cs="Calibri"/>
-                <w:sz w:val="18"/>
-                <w:szCs w:val="18"/>
-              </w:rPr>
-              <w:t>Continuo</w:t>
+              <w:t>Fase 1</w:t>
             </w:r>
           </w:p>
         </w:tc>
@@ -3102,7 +5272,7 @@
                 <w:sz w:val="18"/>
                 <w:szCs w:val="18"/>
               </w:rPr>
-              <w:t>Pablo Gutiérrez</w:t>
+              <w:t>Equipo</w:t>
             </w:r>
           </w:p>
         </w:tc>
@@ -3128,7 +5298,7 @@
                 <w:sz w:val="18"/>
                 <w:szCs w:val="18"/>
               </w:rPr>
-              <w:t>Trello con actualización manual (D-02).</w:t>
+              <w:t>Ya cargados.</w:t>
             </w:r>
           </w:p>
         </w:tc>
@@ -3154,7 +5324,7 @@
                 <w:sz w:val="18"/>
                 <w:szCs w:val="18"/>
               </w:rPr>
-              <w:t>En curso</w:t>
+              <w:t>Completado</w:t>
             </w:r>
           </w:p>
         </w:tc>
@@ -3180,14 +5350,14 @@
                 <w:sz w:val="18"/>
                 <w:szCs w:val="18"/>
               </w:rPr>
-              <w:t>Actualizar estados al corte. Publicación en Git: Pablo Gutiérrez y Diego Madrid.</w:t>
+              <w:t>Sin reescritura.</w:t>
             </w:r>
           </w:p>
         </w:tc>
       </w:tr>
       <w:tr>
         <w:trPr>
-          <w:trHeight w:val="2410"/>
+          <w:trHeight w:val="1122"/>
         </w:trPr>
         <w:tc>
           <w:tcPr>
@@ -3208,13 +5378,13 @@
                 <w:sz w:val="18"/>
                 <w:szCs w:val="18"/>
               </w:rPr>
-              <w:t>Gestionar proyectos informáticos (2.2)</w:t>
-            </w:r>
-          </w:p>
-        </w:tc>
-        <w:tc>
-          <w:tcPr>
-            <w:tcW w:w="1077" w:type="dxa"/>
+              <w:t>-</w:t>
+            </w:r>
+          </w:p>
+        </w:tc>
+        <w:tc>
+          <w:tcPr>
+            <w:tcW w:w="1208" w:type="dxa"/>
           </w:tcPr>
           <w:p>
             <w:pPr>
@@ -3234,43 +5404,48 @@
                 <w:sz w:val="18"/>
                 <w:szCs w:val="18"/>
               </w:rPr>
-              <w:t xml:space="preserve">04 </w:t>
-            </w:r>
-            <w:proofErr w:type="spellStart"/>
-            <w:r>
-              <w:rPr>
-                <w:rFonts w:ascii="Calibri" w:eastAsia="Calibri" w:hAnsi="Calibri" w:cs="Calibri"/>
-                <w:sz w:val="18"/>
-                <w:szCs w:val="18"/>
-              </w:rPr>
-              <w:t>Definition</w:t>
-            </w:r>
-            <w:proofErr w:type="spellEnd"/>
-            <w:r>
-              <w:rPr>
-                <w:rFonts w:ascii="Calibri" w:eastAsia="Calibri" w:hAnsi="Calibri" w:cs="Calibri"/>
-                <w:sz w:val="18"/>
-                <w:szCs w:val="18"/>
-              </w:rPr>
-              <w:t xml:space="preserve"> </w:t>
-            </w:r>
-            <w:proofErr w:type="spellStart"/>
-            <w:r>
-              <w:rPr>
-                <w:rFonts w:ascii="Calibri" w:eastAsia="Calibri" w:hAnsi="Calibri" w:cs="Calibri"/>
-                <w:sz w:val="18"/>
-                <w:szCs w:val="18"/>
-              </w:rPr>
-              <w:t>of</w:t>
-            </w:r>
-            <w:proofErr w:type="spellEnd"/>
-            <w:r>
-              <w:rPr>
-                <w:rFonts w:ascii="Calibri" w:eastAsia="Calibri" w:hAnsi="Calibri" w:cs="Calibri"/>
-                <w:sz w:val="18"/>
-                <w:szCs w:val="18"/>
-              </w:rPr>
-              <w:t xml:space="preserve"> Done</w:t>
+              <w:t xml:space="preserve">09 </w:t>
+            </w:r>
+            <w:proofErr w:type="gramStart"/>
+            <w:r>
+              <w:rPr>
+                <w:rFonts w:ascii="Calibri" w:eastAsia="Calibri" w:hAnsi="Calibri" w:cs="Calibri"/>
+                <w:sz w:val="18"/>
+                <w:szCs w:val="18"/>
+              </w:rPr>
+              <w:t>Cierre</w:t>
+            </w:r>
+            <w:proofErr w:type="gramEnd"/>
+            <w:r>
+              <w:rPr>
+                <w:rFonts w:ascii="Calibri" w:eastAsia="Calibri" w:hAnsi="Calibri" w:cs="Calibri"/>
+                <w:sz w:val="18"/>
+                <w:szCs w:val="18"/>
+              </w:rPr>
+              <w:t xml:space="preserve"> de innovación</w:t>
+            </w:r>
+          </w:p>
+        </w:tc>
+        <w:tc>
+          <w:tcPr>
+            <w:tcW w:w="1145" w:type="dxa"/>
+          </w:tcPr>
+          <w:p>
+            <w:pPr>
+              <w:spacing w:after="120" w:line="240" w:lineRule="auto"/>
+              <w:rPr>
+                <w:b/>
+                <w:sz w:val="18"/>
+                <w:szCs w:val="18"/>
+              </w:rPr>
+            </w:pPr>
+            <w:r>
+              <w:rPr>
+                <w:rFonts w:ascii="Calibri" w:eastAsia="Calibri" w:hAnsi="Calibri" w:cs="Calibri"/>
+                <w:sz w:val="18"/>
+                <w:szCs w:val="18"/>
+              </w:rPr>
+              <w:t>Drive</w:t>
             </w:r>
           </w:p>
         </w:tc>
@@ -3293,30 +5468,7 @@
                 <w:sz w:val="18"/>
                 <w:szCs w:val="18"/>
               </w:rPr>
-              <w:t>Repositorio</w:t>
-            </w:r>
-          </w:p>
-        </w:tc>
-        <w:tc>
-          <w:tcPr>
-            <w:tcW w:w="1276" w:type="dxa"/>
-          </w:tcPr>
-          <w:p>
-            <w:pPr>
-              <w:spacing w:after="120" w:line="240" w:lineRule="auto"/>
-              <w:rPr>
-                <w:b/>
-                <w:sz w:val="18"/>
-                <w:szCs w:val="18"/>
-              </w:rPr>
-            </w:pPr>
-            <w:r>
-              <w:rPr>
-                <w:rFonts w:ascii="Calibri" w:eastAsia="Calibri" w:hAnsi="Calibri" w:cs="Calibri"/>
-                <w:sz w:val="18"/>
-                <w:szCs w:val="18"/>
-              </w:rPr>
-              <w:t>S2</w:t>
+              <w:t>S15</w:t>
             </w:r>
           </w:p>
         </w:tc>
@@ -3342,7 +5494,7 @@
                 <w:sz w:val="18"/>
                 <w:szCs w:val="18"/>
               </w:rPr>
-              <w:t>Pablo Gutiérrez</w:t>
+              <w:t>Equipo</w:t>
             </w:r>
           </w:p>
         </w:tc>
@@ -3368,7 +5520,7 @@
                 <w:sz w:val="18"/>
                 <w:szCs w:val="18"/>
               </w:rPr>
-              <w:t>DoD v1.0.</w:t>
+              <w:t>Fuera de este corte.</w:t>
             </w:r>
           </w:p>
         </w:tc>
@@ -3394,7 +5546,7 @@
                 <w:sz w:val="18"/>
                 <w:szCs w:val="18"/>
               </w:rPr>
-              <w:t>En curso</w:t>
+              <w:t>No iniciado</w:t>
             </w:r>
           </w:p>
         </w:tc>
@@ -3420,14 +5572,14 @@
                 <w:sz w:val="18"/>
                 <w:szCs w:val="18"/>
               </w:rPr>
-              <w:t>Cargado en Drive. Publicación en Git: Pablo Gutiérrez y Diego Madrid.</w:t>
+              <w:t>Tras el producto. No hay exposición oral asociada a este instrumento.</w:t>
             </w:r>
           </w:p>
         </w:tc>
       </w:tr>
       <w:tr>
         <w:trPr>
-          <w:trHeight w:val="2410"/>
+          <w:trHeight w:val="1393"/>
         </w:trPr>
         <w:tc>
           <w:tcPr>
@@ -3448,13 +5600,13 @@
                 <w:sz w:val="18"/>
                 <w:szCs w:val="18"/>
               </w:rPr>
-              <w:t>Desarrollar una solución de software (4.1)</w:t>
-            </w:r>
-          </w:p>
-        </w:tc>
-        <w:tc>
-          <w:tcPr>
-            <w:tcW w:w="1077" w:type="dxa"/>
+              <w:t>-</w:t>
+            </w:r>
+          </w:p>
+        </w:tc>
+        <w:tc>
+          <w:tcPr>
+            <w:tcW w:w="1208" w:type="dxa"/>
           </w:tcPr>
           <w:p>
             <w:pPr>
@@ -3474,7 +5626,7 @@
                 <w:sz w:val="18"/>
                 <w:szCs w:val="18"/>
               </w:rPr>
-              <w:t xml:space="preserve">05 </w:t>
+              <w:t xml:space="preserve">10 </w:t>
             </w:r>
             <w:proofErr w:type="gramStart"/>
             <w:r>
@@ -3483,7 +5635,7 @@
                 <w:sz w:val="18"/>
                 <w:szCs w:val="18"/>
               </w:rPr>
-              <w:t>Documento</w:t>
+              <w:t>Evidencias</w:t>
             </w:r>
             <w:proofErr w:type="gramEnd"/>
             <w:r>
@@ -3492,2199 +5644,13 @@
                 <w:sz w:val="18"/>
                 <w:szCs w:val="18"/>
               </w:rPr>
-              <w:t xml:space="preserve"> de Diseño (DAS)</w:t>
-            </w:r>
-          </w:p>
-        </w:tc>
-        <w:tc>
-          <w:tcPr>
-            <w:tcW w:w="1276" w:type="dxa"/>
-          </w:tcPr>
-          <w:p>
-            <w:pPr>
-              <w:spacing w:after="120" w:line="240" w:lineRule="auto"/>
-              <w:rPr>
-                <w:b/>
-                <w:sz w:val="18"/>
-                <w:szCs w:val="18"/>
-              </w:rPr>
-            </w:pPr>
-            <w:r>
-              <w:rPr>
-                <w:rFonts w:ascii="Calibri" w:eastAsia="Calibri" w:hAnsi="Calibri" w:cs="Calibri"/>
-                <w:sz w:val="18"/>
-                <w:szCs w:val="18"/>
-              </w:rPr>
-              <w:t>DAS v1.0.2, ADR-002</w:t>
-            </w:r>
-          </w:p>
-        </w:tc>
-        <w:tc>
-          <w:tcPr>
-            <w:tcW w:w="1276" w:type="dxa"/>
-          </w:tcPr>
-          <w:p>
-            <w:pPr>
-              <w:spacing w:after="120" w:line="240" w:lineRule="auto"/>
-              <w:rPr>
-                <w:b/>
-                <w:sz w:val="18"/>
-                <w:szCs w:val="18"/>
-              </w:rPr>
-            </w:pPr>
-            <w:r>
-              <w:rPr>
-                <w:rFonts w:ascii="Calibri" w:eastAsia="Calibri" w:hAnsi="Calibri" w:cs="Calibri"/>
-                <w:sz w:val="18"/>
-                <w:szCs w:val="18"/>
-              </w:rPr>
-              <w:t>S1–S3</w:t>
-            </w:r>
-          </w:p>
-        </w:tc>
-        <w:tc>
-          <w:tcPr>
-            <w:tcW w:w="1407" w:type="dxa"/>
-          </w:tcPr>
-          <w:p>
-            <w:pPr>
-              <w:spacing w:after="120" w:line="240" w:lineRule="auto"/>
-              <w:rPr>
-                <w:rFonts w:ascii="Calibri" w:hAnsi="Calibri" w:cs="Arial"/>
-                <w:i/>
-                <w:color w:val="548DD4"/>
-                <w:sz w:val="18"/>
-                <w:szCs w:val="18"/>
-                <w:lang w:eastAsia="es-CL"/>
-              </w:rPr>
-            </w:pPr>
-            <w:r>
-              <w:rPr>
-                <w:rFonts w:ascii="Calibri" w:eastAsia="Calibri" w:hAnsi="Calibri" w:cs="Calibri"/>
-                <w:sz w:val="18"/>
-                <w:szCs w:val="18"/>
-              </w:rPr>
-              <w:t>Diego Madrid</w:t>
-            </w:r>
-          </w:p>
-        </w:tc>
-        <w:tc>
-          <w:tcPr>
-            <w:tcW w:w="1144" w:type="dxa"/>
-          </w:tcPr>
-          <w:p>
-            <w:pPr>
-              <w:spacing w:after="120" w:line="240" w:lineRule="auto"/>
-              <w:rPr>
-                <w:rFonts w:ascii="Calibri" w:hAnsi="Calibri" w:cs="Arial"/>
-                <w:i/>
-                <w:color w:val="548DD4"/>
-                <w:sz w:val="18"/>
-                <w:szCs w:val="18"/>
-                <w:lang w:eastAsia="es-CL"/>
-              </w:rPr>
-            </w:pPr>
-            <w:r>
-              <w:rPr>
-                <w:rFonts w:ascii="Calibri" w:eastAsia="Calibri" w:hAnsi="Calibri" w:cs="Calibri"/>
-                <w:sz w:val="18"/>
-                <w:szCs w:val="18"/>
-              </w:rPr>
-              <w:t>DAS v1.0.2 del 01/10.</w:t>
-            </w:r>
-          </w:p>
-        </w:tc>
-        <w:tc>
-          <w:tcPr>
-            <w:tcW w:w="1418" w:type="dxa"/>
-          </w:tcPr>
-          <w:p>
-            <w:pPr>
-              <w:spacing w:after="120" w:line="240" w:lineRule="auto"/>
-              <w:rPr>
-                <w:rFonts w:ascii="Calibri" w:hAnsi="Calibri" w:cs="Arial"/>
-                <w:i/>
-                <w:color w:val="548DD4"/>
-                <w:sz w:val="18"/>
-                <w:szCs w:val="18"/>
-                <w:lang w:eastAsia="es-CL"/>
-              </w:rPr>
-            </w:pPr>
-            <w:r>
-              <w:rPr>
-                <w:rFonts w:ascii="Calibri" w:eastAsia="Calibri" w:hAnsi="Calibri" w:cs="Calibri"/>
-                <w:sz w:val="18"/>
-                <w:szCs w:val="18"/>
-              </w:rPr>
-              <w:t>En curso</w:t>
-            </w:r>
-          </w:p>
-        </w:tc>
-        <w:tc>
-          <w:tcPr>
-            <w:tcW w:w="1832" w:type="dxa"/>
-          </w:tcPr>
-          <w:p>
-            <w:pPr>
-              <w:spacing w:after="120" w:line="240" w:lineRule="auto"/>
-              <w:rPr>
-                <w:rFonts w:ascii="Calibri" w:hAnsi="Calibri" w:cs="Arial"/>
-                <w:i/>
-                <w:color w:val="548DD4"/>
-                <w:sz w:val="18"/>
-                <w:szCs w:val="18"/>
-                <w:lang w:eastAsia="es-CL"/>
-              </w:rPr>
-            </w:pPr>
-            <w:r>
-              <w:rPr>
-                <w:rFonts w:ascii="Calibri" w:eastAsia="Calibri" w:hAnsi="Calibri" w:cs="Calibri"/>
-                <w:sz w:val="18"/>
-                <w:szCs w:val="18"/>
-              </w:rPr>
-              <w:t>Cargado en Drive (carpeta 05).</w:t>
-            </w:r>
-          </w:p>
-        </w:tc>
-      </w:tr>
-      <w:tr>
-        <w:trPr>
-          <w:trHeight w:val="2410"/>
-        </w:trPr>
-        <w:tc>
-          <w:tcPr>
-            <w:tcW w:w="1622" w:type="dxa"/>
-          </w:tcPr>
-          <w:p>
-            <w:pPr>
-              <w:spacing w:after="120" w:line="240" w:lineRule="auto"/>
-              <w:rPr>
-                <w:b/>
-                <w:sz w:val="18"/>
-                <w:szCs w:val="18"/>
-              </w:rPr>
-            </w:pPr>
-            <w:r>
-              <w:rPr>
-                <w:rFonts w:ascii="Calibri" w:eastAsia="Calibri" w:hAnsi="Calibri" w:cs="Calibri"/>
-                <w:sz w:val="18"/>
-                <w:szCs w:val="18"/>
-              </w:rPr>
-              <w:t>Pruebas de certificación (1.1) / Gestionar (2.2)</w:t>
-            </w:r>
-          </w:p>
-        </w:tc>
-        <w:tc>
-          <w:tcPr>
-            <w:tcW w:w="1077" w:type="dxa"/>
-          </w:tcPr>
-          <w:p>
-            <w:pPr>
-              <w:spacing w:after="120" w:line="240" w:lineRule="auto"/>
-              <w:rPr>
-                <w:rFonts w:ascii="Calibri" w:hAnsi="Calibri" w:cs="Arial"/>
-                <w:i/>
-                <w:color w:val="548DD4"/>
-                <w:sz w:val="18"/>
-                <w:szCs w:val="18"/>
-                <w:lang w:eastAsia="es-CL"/>
-              </w:rPr>
-            </w:pPr>
-            <w:r>
-              <w:rPr>
-                <w:rFonts w:ascii="Calibri" w:eastAsia="Calibri" w:hAnsi="Calibri" w:cs="Calibri"/>
-                <w:sz w:val="18"/>
-                <w:szCs w:val="18"/>
-              </w:rPr>
-              <w:t>Catálogo RNF ISO/IEC 25010</w:t>
-            </w:r>
-          </w:p>
-        </w:tc>
-        <w:tc>
-          <w:tcPr>
-            <w:tcW w:w="1276" w:type="dxa"/>
-          </w:tcPr>
-          <w:p>
-            <w:pPr>
-              <w:spacing w:after="120" w:line="240" w:lineRule="auto"/>
-              <w:rPr>
-                <w:b/>
-                <w:sz w:val="18"/>
-                <w:szCs w:val="18"/>
-              </w:rPr>
-            </w:pPr>
-            <w:r>
-              <w:rPr>
-                <w:rFonts w:ascii="Calibri" w:eastAsia="Calibri" w:hAnsi="Calibri" w:cs="Calibri"/>
-                <w:sz w:val="18"/>
-                <w:szCs w:val="18"/>
-              </w:rPr>
-              <w:t>DAS, DoD, planilla</w:t>
-            </w:r>
-          </w:p>
-        </w:tc>
-        <w:tc>
-          <w:tcPr>
-            <w:tcW w:w="1276" w:type="dxa"/>
-          </w:tcPr>
-          <w:p>
-            <w:pPr>
-              <w:spacing w:after="120" w:line="240" w:lineRule="auto"/>
-              <w:rPr>
-                <w:b/>
-                <w:sz w:val="18"/>
-                <w:szCs w:val="18"/>
-              </w:rPr>
-            </w:pPr>
-            <w:r>
-              <w:rPr>
-                <w:rFonts w:ascii="Calibri" w:eastAsia="Calibri" w:hAnsi="Calibri" w:cs="Calibri"/>
-                <w:sz w:val="18"/>
-                <w:szCs w:val="18"/>
-              </w:rPr>
-              <w:t>S3 (09–11/10)</w:t>
-            </w:r>
-          </w:p>
-        </w:tc>
-        <w:tc>
-          <w:tcPr>
-            <w:tcW w:w="1407" w:type="dxa"/>
-          </w:tcPr>
-          <w:p>
-            <w:pPr>
-              <w:spacing w:after="120" w:line="240" w:lineRule="auto"/>
-              <w:rPr>
-                <w:rFonts w:ascii="Calibri" w:hAnsi="Calibri" w:cs="Arial"/>
-                <w:i/>
-                <w:color w:val="548DD4"/>
-                <w:sz w:val="18"/>
-                <w:szCs w:val="18"/>
-                <w:lang w:eastAsia="es-CL"/>
-              </w:rPr>
-            </w:pPr>
-            <w:r>
-              <w:rPr>
-                <w:rFonts w:ascii="Calibri" w:eastAsia="Calibri" w:hAnsi="Calibri" w:cs="Calibri"/>
-                <w:sz w:val="18"/>
-                <w:szCs w:val="18"/>
-              </w:rPr>
-              <w:t>Reinhartd Munzenmayer</w:t>
-            </w:r>
-          </w:p>
-        </w:tc>
-        <w:tc>
-          <w:tcPr>
-            <w:tcW w:w="1144" w:type="dxa"/>
-          </w:tcPr>
-          <w:p>
-            <w:pPr>
-              <w:spacing w:after="120" w:line="240" w:lineRule="auto"/>
-              <w:rPr>
-                <w:rFonts w:ascii="Calibri" w:hAnsi="Calibri" w:cs="Arial"/>
-                <w:i/>
-                <w:color w:val="548DD4"/>
-                <w:sz w:val="18"/>
-                <w:szCs w:val="18"/>
-                <w:lang w:eastAsia="es-CL"/>
-              </w:rPr>
-            </w:pPr>
-            <w:r>
-              <w:rPr>
-                <w:rFonts w:ascii="Calibri" w:eastAsia="Calibri" w:hAnsi="Calibri" w:cs="Calibri"/>
-                <w:sz w:val="18"/>
-                <w:szCs w:val="18"/>
-              </w:rPr>
-              <w:t>32 RNF; 22 Must, 16 en OK.</w:t>
-            </w:r>
-          </w:p>
-        </w:tc>
-        <w:tc>
-          <w:tcPr>
-            <w:tcW w:w="1418" w:type="dxa"/>
-          </w:tcPr>
-          <w:p>
-            <w:pPr>
-              <w:spacing w:after="120" w:line="240" w:lineRule="auto"/>
-              <w:rPr>
-                <w:rFonts w:ascii="Calibri" w:hAnsi="Calibri" w:cs="Arial"/>
-                <w:i/>
-                <w:color w:val="548DD4"/>
-                <w:sz w:val="18"/>
-                <w:szCs w:val="18"/>
-                <w:lang w:eastAsia="es-CL"/>
-              </w:rPr>
-            </w:pPr>
-            <w:r>
-              <w:rPr>
-                <w:rFonts w:ascii="Calibri" w:eastAsia="Calibri" w:hAnsi="Calibri" w:cs="Calibri"/>
-                <w:sz w:val="18"/>
-                <w:szCs w:val="18"/>
-              </w:rPr>
-              <w:t>Completado (v1.0.1, 12/10)</w:t>
-            </w:r>
-          </w:p>
-        </w:tc>
-        <w:tc>
-          <w:tcPr>
-            <w:tcW w:w="1832" w:type="dxa"/>
-          </w:tcPr>
-          <w:p>
-            <w:pPr>
-              <w:spacing w:after="120" w:line="240" w:lineRule="auto"/>
-              <w:rPr>
-                <w:rFonts w:ascii="Calibri" w:hAnsi="Calibri" w:cs="Arial"/>
-                <w:i/>
-                <w:color w:val="548DD4"/>
-                <w:sz w:val="18"/>
-                <w:szCs w:val="18"/>
-                <w:lang w:eastAsia="es-CL"/>
-              </w:rPr>
-            </w:pPr>
-            <w:r>
-              <w:rPr>
-                <w:rFonts w:ascii="Calibri" w:eastAsia="Calibri" w:hAnsi="Calibri" w:cs="Calibri"/>
-                <w:sz w:val="18"/>
-                <w:szCs w:val="18"/>
-              </w:rPr>
-              <w:t>Publicado en 04_RNF.</w:t>
-            </w:r>
-          </w:p>
-        </w:tc>
-      </w:tr>
-      <w:tr>
-        <w:trPr>
-          <w:trHeight w:val="2410"/>
-        </w:trPr>
-        <w:tc>
-          <w:tcPr>
-            <w:tcW w:w="1622" w:type="dxa"/>
-          </w:tcPr>
-          <w:p>
-            <w:pPr>
-              <w:spacing w:after="120" w:line="240" w:lineRule="auto"/>
-              <w:rPr>
-                <w:b/>
-                <w:sz w:val="18"/>
-                <w:szCs w:val="18"/>
-              </w:rPr>
-            </w:pPr>
-            <w:r>
-              <w:rPr>
-                <w:rFonts w:ascii="Calibri" w:eastAsia="Calibri" w:hAnsi="Calibri" w:cs="Calibri"/>
-                <w:sz w:val="18"/>
-                <w:szCs w:val="18"/>
-              </w:rPr>
-              <w:t>Gestionar proyectos informáticos (2.2)</w:t>
-            </w:r>
-          </w:p>
-        </w:tc>
-        <w:tc>
-          <w:tcPr>
-            <w:tcW w:w="1077" w:type="dxa"/>
-          </w:tcPr>
-          <w:p>
-            <w:pPr>
-              <w:spacing w:after="120" w:line="240" w:lineRule="auto"/>
-              <w:rPr>
-                <w:rFonts w:ascii="Calibri" w:hAnsi="Calibri" w:cs="Arial"/>
-                <w:i/>
-                <w:color w:val="548DD4"/>
-                <w:sz w:val="18"/>
-                <w:szCs w:val="18"/>
-                <w:lang w:eastAsia="es-CL"/>
-              </w:rPr>
-            </w:pPr>
-            <w:r>
-              <w:rPr>
-                <w:rFonts w:ascii="Calibri" w:eastAsia="Calibri" w:hAnsi="Calibri" w:cs="Calibri"/>
-                <w:sz w:val="18"/>
-                <w:szCs w:val="18"/>
-              </w:rPr>
-              <w:t xml:space="preserve">06 </w:t>
-            </w:r>
-            <w:proofErr w:type="gramStart"/>
-            <w:r>
-              <w:rPr>
-                <w:rFonts w:ascii="Calibri" w:eastAsia="Calibri" w:hAnsi="Calibri" w:cs="Calibri"/>
-                <w:sz w:val="18"/>
-                <w:szCs w:val="18"/>
-              </w:rPr>
-              <w:t>Retrospectivas</w:t>
-            </w:r>
-            <w:proofErr w:type="gramEnd"/>
-          </w:p>
-        </w:tc>
-        <w:tc>
-          <w:tcPr>
-            <w:tcW w:w="1276" w:type="dxa"/>
-          </w:tcPr>
-          <w:p>
-            <w:pPr>
-              <w:spacing w:after="120" w:line="240" w:lineRule="auto"/>
-              <w:rPr>
-                <w:b/>
-                <w:sz w:val="18"/>
-                <w:szCs w:val="18"/>
-              </w:rPr>
-            </w:pPr>
-            <w:r>
-              <w:rPr>
-                <w:rFonts w:ascii="Calibri" w:eastAsia="Calibri" w:hAnsi="Calibri" w:cs="Calibri"/>
-                <w:sz w:val="18"/>
-                <w:szCs w:val="18"/>
-              </w:rPr>
-              <w:t>06_Evidencia_Retrospectiva</w:t>
-            </w:r>
-          </w:p>
-        </w:tc>
-        <w:tc>
-          <w:tcPr>
-            <w:tcW w:w="1276" w:type="dxa"/>
-          </w:tcPr>
-          <w:p>
-            <w:pPr>
-              <w:spacing w:after="120" w:line="240" w:lineRule="auto"/>
-              <w:rPr>
-                <w:b/>
-                <w:sz w:val="18"/>
-                <w:szCs w:val="18"/>
-              </w:rPr>
-            </w:pPr>
-            <w:r>
-              <w:rPr>
-                <w:rFonts w:ascii="Calibri" w:eastAsia="Calibri" w:hAnsi="Calibri" w:cs="Calibri"/>
-                <w:sz w:val="18"/>
-                <w:szCs w:val="18"/>
-              </w:rPr>
-              <w:t>Cada sprint</w:t>
-            </w:r>
-          </w:p>
-        </w:tc>
-        <w:tc>
-          <w:tcPr>
-            <w:tcW w:w="1407" w:type="dxa"/>
-          </w:tcPr>
-          <w:p>
-            <w:pPr>
-              <w:spacing w:after="120" w:line="240" w:lineRule="auto"/>
-              <w:rPr>
-                <w:rFonts w:ascii="Calibri" w:hAnsi="Calibri" w:cs="Arial"/>
-                <w:i/>
-                <w:color w:val="548DD4"/>
-                <w:sz w:val="18"/>
-                <w:szCs w:val="18"/>
-                <w:lang w:eastAsia="es-CL"/>
-              </w:rPr>
-            </w:pPr>
-            <w:r>
-              <w:rPr>
-                <w:rFonts w:ascii="Calibri" w:eastAsia="Calibri" w:hAnsi="Calibri" w:cs="Calibri"/>
-                <w:sz w:val="18"/>
-                <w:szCs w:val="18"/>
-              </w:rPr>
-              <w:t>Reinhartd Munzenmayer (registro) / Pablo Gutiérrez (facilitador)</w:t>
-            </w:r>
-          </w:p>
-        </w:tc>
-        <w:tc>
-          <w:tcPr>
-            <w:tcW w:w="1144" w:type="dxa"/>
-          </w:tcPr>
-          <w:p>
-            <w:pPr>
-              <w:spacing w:after="120" w:line="240" w:lineRule="auto"/>
-              <w:rPr>
-                <w:rFonts w:ascii="Calibri" w:hAnsi="Calibri" w:cs="Arial"/>
-                <w:i/>
-                <w:color w:val="548DD4"/>
-                <w:sz w:val="18"/>
-                <w:szCs w:val="18"/>
-                <w:lang w:eastAsia="es-CL"/>
-              </w:rPr>
-            </w:pPr>
-            <w:r>
-              <w:rPr>
-                <w:rFonts w:ascii="Calibri" w:eastAsia="Calibri" w:hAnsi="Calibri" w:cs="Calibri"/>
-                <w:sz w:val="18"/>
-                <w:szCs w:val="18"/>
-              </w:rPr>
-              <w:t>Actas S01 y S02 firmadas el 04/10.</w:t>
-            </w:r>
-          </w:p>
-        </w:tc>
-        <w:tc>
-          <w:tcPr>
-            <w:tcW w:w="1418" w:type="dxa"/>
-          </w:tcPr>
-          <w:p>
-            <w:pPr>
-              <w:spacing w:after="120" w:line="240" w:lineRule="auto"/>
-              <w:rPr>
-                <w:rFonts w:ascii="Calibri" w:hAnsi="Calibri" w:cs="Arial"/>
-                <w:i/>
-                <w:color w:val="548DD4"/>
-                <w:sz w:val="18"/>
-                <w:szCs w:val="18"/>
-                <w:lang w:eastAsia="es-CL"/>
-              </w:rPr>
-            </w:pPr>
-            <w:r>
-              <w:rPr>
-                <w:rFonts w:ascii="Calibri" w:eastAsia="Calibri" w:hAnsi="Calibri" w:cs="Calibri"/>
-                <w:sz w:val="18"/>
-                <w:szCs w:val="18"/>
-              </w:rPr>
-              <w:t>Completado S1–S2; S3 en curso</w:t>
-            </w:r>
-          </w:p>
-        </w:tc>
-        <w:tc>
-          <w:tcPr>
-            <w:tcW w:w="1832" w:type="dxa"/>
-          </w:tcPr>
-          <w:p>
-            <w:pPr>
-              <w:spacing w:after="120" w:line="240" w:lineRule="auto"/>
-              <w:rPr>
-                <w:rFonts w:ascii="Calibri" w:hAnsi="Calibri" w:cs="Arial"/>
-                <w:i/>
-                <w:color w:val="548DD4"/>
-                <w:sz w:val="18"/>
-                <w:szCs w:val="18"/>
-                <w:lang w:eastAsia="es-CL"/>
-              </w:rPr>
-            </w:pPr>
-            <w:r>
-              <w:rPr>
-                <w:rFonts w:ascii="Calibri" w:eastAsia="Calibri" w:hAnsi="Calibri" w:cs="Calibri"/>
-                <w:sz w:val="18"/>
-                <w:szCs w:val="18"/>
-              </w:rPr>
-              <w:t>Cargado en Drive. Publicación en Git: PR #17, a cargo de Pablo y Diego.</w:t>
-            </w:r>
-          </w:p>
-        </w:tc>
-      </w:tr>
-      <w:tr>
-        <w:trPr>
-          <w:trHeight w:val="2410"/>
-        </w:trPr>
-        <w:tc>
-          <w:tcPr>
-            <w:tcW w:w="1622" w:type="dxa"/>
-          </w:tcPr>
-          <w:p>
-            <w:pPr>
-              <w:spacing w:after="120" w:line="240" w:lineRule="auto"/>
-              <w:rPr>
-                <w:b/>
-                <w:sz w:val="18"/>
-                <w:szCs w:val="18"/>
-              </w:rPr>
-            </w:pPr>
-            <w:r>
-              <w:rPr>
-                <w:rFonts w:ascii="Calibri" w:eastAsia="Calibri" w:hAnsi="Calibri" w:cs="Calibri"/>
-                <w:sz w:val="18"/>
-                <w:szCs w:val="18"/>
-              </w:rPr>
-              <w:t>Pruebas de certificación (1.1)</w:t>
-            </w:r>
-          </w:p>
-        </w:tc>
-        <w:tc>
-          <w:tcPr>
-            <w:tcW w:w="1077" w:type="dxa"/>
-          </w:tcPr>
-          <w:p>
-            <w:pPr>
-              <w:spacing w:after="120" w:line="240" w:lineRule="auto"/>
-              <w:rPr>
-                <w:rFonts w:ascii="Calibri" w:hAnsi="Calibri" w:cs="Arial"/>
-                <w:i/>
-                <w:color w:val="548DD4"/>
-                <w:sz w:val="18"/>
-                <w:szCs w:val="18"/>
-                <w:lang w:eastAsia="es-CL"/>
-              </w:rPr>
-            </w:pPr>
-            <w:r>
-              <w:rPr>
-                <w:rFonts w:ascii="Calibri" w:eastAsia="Calibri" w:hAnsi="Calibri" w:cs="Calibri"/>
-                <w:sz w:val="18"/>
-                <w:szCs w:val="18"/>
-              </w:rPr>
-              <w:t xml:space="preserve">07 </w:t>
-            </w:r>
-            <w:proofErr w:type="gramStart"/>
-            <w:r>
-              <w:rPr>
-                <w:rFonts w:ascii="Calibri" w:eastAsia="Calibri" w:hAnsi="Calibri" w:cs="Calibri"/>
-                <w:sz w:val="18"/>
-                <w:szCs w:val="18"/>
-              </w:rPr>
-              <w:t>Plan</w:t>
-            </w:r>
-            <w:proofErr w:type="gramEnd"/>
-            <w:r>
-              <w:rPr>
-                <w:rFonts w:ascii="Calibri" w:eastAsia="Calibri" w:hAnsi="Calibri" w:cs="Calibri"/>
-                <w:sz w:val="18"/>
-                <w:szCs w:val="18"/>
-              </w:rPr>
-              <w:t xml:space="preserve"> de Pruebas</w:t>
-            </w:r>
-          </w:p>
-        </w:tc>
-        <w:tc>
-          <w:tcPr>
-            <w:tcW w:w="1276" w:type="dxa"/>
-          </w:tcPr>
-          <w:p>
-            <w:pPr>
-              <w:spacing w:after="120" w:line="240" w:lineRule="auto"/>
-              <w:rPr>
-                <w:b/>
-                <w:sz w:val="18"/>
-                <w:szCs w:val="18"/>
-              </w:rPr>
-            </w:pPr>
-            <w:r>
-              <w:rPr>
-                <w:rFonts w:ascii="Calibri" w:eastAsia="Calibri" w:hAnsi="Calibri" w:cs="Calibri"/>
-                <w:sz w:val="18"/>
-                <w:szCs w:val="18"/>
-              </w:rPr>
-              <w:t>07_Plan_de_Pruebas</w:t>
-            </w:r>
-          </w:p>
-        </w:tc>
-        <w:tc>
-          <w:tcPr>
-            <w:tcW w:w="1276" w:type="dxa"/>
-          </w:tcPr>
-          <w:p>
-            <w:pPr>
-              <w:spacing w:after="120" w:line="240" w:lineRule="auto"/>
-              <w:rPr>
-                <w:b/>
-                <w:sz w:val="18"/>
-                <w:szCs w:val="18"/>
-              </w:rPr>
-            </w:pPr>
-            <w:r>
-              <w:rPr>
-                <w:rFonts w:ascii="Calibri" w:eastAsia="Calibri" w:hAnsi="Calibri" w:cs="Calibri"/>
-                <w:sz w:val="18"/>
-                <w:szCs w:val="18"/>
-              </w:rPr>
-              <w:t>S1–S3</w:t>
-            </w:r>
-          </w:p>
-        </w:tc>
-        <w:tc>
-          <w:tcPr>
-            <w:tcW w:w="1407" w:type="dxa"/>
-          </w:tcPr>
-          <w:p>
-            <w:pPr>
-              <w:spacing w:after="120" w:line="240" w:lineRule="auto"/>
-              <w:rPr>
-                <w:rFonts w:ascii="Calibri" w:hAnsi="Calibri" w:cs="Arial"/>
-                <w:i/>
-                <w:color w:val="548DD4"/>
-                <w:sz w:val="18"/>
-                <w:szCs w:val="18"/>
-                <w:lang w:eastAsia="es-CL"/>
-              </w:rPr>
-            </w:pPr>
-            <w:r>
-              <w:rPr>
-                <w:rFonts w:ascii="Calibri" w:eastAsia="Calibri" w:hAnsi="Calibri" w:cs="Calibri"/>
-                <w:sz w:val="18"/>
-                <w:szCs w:val="18"/>
-              </w:rPr>
-              <w:t>Reinhartd Munzenmayer</w:t>
-            </w:r>
-          </w:p>
-        </w:tc>
-        <w:tc>
-          <w:tcPr>
-            <w:tcW w:w="1144" w:type="dxa"/>
-          </w:tcPr>
-          <w:p>
-            <w:pPr>
-              <w:spacing w:after="120" w:line="240" w:lineRule="auto"/>
-              <w:rPr>
-                <w:rFonts w:ascii="Calibri" w:hAnsi="Calibri" w:cs="Arial"/>
-                <w:i/>
-                <w:color w:val="548DD4"/>
-                <w:sz w:val="18"/>
-                <w:szCs w:val="18"/>
-                <w:lang w:eastAsia="es-CL"/>
-              </w:rPr>
-            </w:pPr>
-            <w:r>
-              <w:rPr>
-                <w:rFonts w:ascii="Calibri" w:eastAsia="Calibri" w:hAnsi="Calibri" w:cs="Calibri"/>
-                <w:sz w:val="18"/>
-                <w:szCs w:val="18"/>
-              </w:rPr>
-              <w:t>Plan v1.2 y Listado de Defectos v1.2 (11/10).</w:t>
-            </w:r>
-          </w:p>
-        </w:tc>
-        <w:tc>
-          <w:tcPr>
-            <w:tcW w:w="1418" w:type="dxa"/>
-          </w:tcPr>
-          <w:p>
-            <w:pPr>
-              <w:spacing w:after="120" w:line="240" w:lineRule="auto"/>
-              <w:rPr>
-                <w:rFonts w:ascii="Calibri" w:hAnsi="Calibri" w:cs="Arial"/>
-                <w:i/>
-                <w:color w:val="548DD4"/>
-                <w:sz w:val="18"/>
-                <w:szCs w:val="18"/>
-                <w:lang w:eastAsia="es-CL"/>
-              </w:rPr>
-            </w:pPr>
-            <w:r>
-              <w:rPr>
-                <w:rFonts w:ascii="Calibri" w:eastAsia="Calibri" w:hAnsi="Calibri" w:cs="Calibri"/>
-                <w:sz w:val="18"/>
-                <w:szCs w:val="18"/>
-              </w:rPr>
-              <w:t>En curso</w:t>
-            </w:r>
-          </w:p>
-        </w:tc>
-        <w:tc>
-          <w:tcPr>
-            <w:tcW w:w="1832" w:type="dxa"/>
-          </w:tcPr>
-          <w:p>
-            <w:pPr>
-              <w:spacing w:after="120" w:line="240" w:lineRule="auto"/>
-              <w:rPr>
-                <w:rFonts w:ascii="Calibri" w:hAnsi="Calibri" w:cs="Arial"/>
-                <w:i/>
-                <w:color w:val="548DD4"/>
-                <w:sz w:val="18"/>
-                <w:szCs w:val="18"/>
-                <w:lang w:eastAsia="es-CL"/>
-              </w:rPr>
-            </w:pPr>
-            <w:r>
-              <w:rPr>
-                <w:rFonts w:ascii="Calibri" w:eastAsia="Calibri" w:hAnsi="Calibri" w:cs="Calibri"/>
-                <w:sz w:val="18"/>
-                <w:szCs w:val="18"/>
-              </w:rPr>
-              <w:t>Cargado en Drive. Publicación en Git: Pablo Gutiérrez y Diego Madrid.</w:t>
-            </w:r>
-          </w:p>
-        </w:tc>
-      </w:tr>
-      <w:tr>
-        <w:trPr>
-          <w:trHeight w:val="2410"/>
-        </w:trPr>
-        <w:tc>
-          <w:tcPr>
-            <w:tcW w:w="1622" w:type="dxa"/>
-          </w:tcPr>
-          <w:p>
-            <w:pPr>
-              <w:spacing w:after="120" w:line="240" w:lineRule="auto"/>
-              <w:rPr>
-                <w:b/>
-                <w:sz w:val="18"/>
-                <w:szCs w:val="18"/>
-              </w:rPr>
-            </w:pPr>
-            <w:r>
-              <w:rPr>
-                <w:rFonts w:ascii="Calibri" w:eastAsia="Calibri" w:hAnsi="Calibri" w:cs="Calibri"/>
-                <w:sz w:val="18"/>
-                <w:szCs w:val="18"/>
-              </w:rPr>
-              <w:t>Desarrollar una solución de software (4.3)</w:t>
-            </w:r>
-          </w:p>
-        </w:tc>
-        <w:tc>
-          <w:tcPr>
-            <w:tcW w:w="1077" w:type="dxa"/>
-          </w:tcPr>
-          <w:p>
-            <w:pPr>
-              <w:spacing w:after="120" w:line="240" w:lineRule="auto"/>
-              <w:rPr>
-                <w:rFonts w:ascii="Calibri" w:hAnsi="Calibri" w:cs="Arial"/>
-                <w:i/>
-                <w:color w:val="548DD4"/>
-                <w:sz w:val="18"/>
-                <w:szCs w:val="18"/>
-                <w:lang w:eastAsia="es-CL"/>
-              </w:rPr>
-            </w:pPr>
-            <w:r>
-              <w:rPr>
-                <w:rFonts w:ascii="Calibri" w:eastAsia="Calibri" w:hAnsi="Calibri" w:cs="Calibri"/>
-                <w:sz w:val="18"/>
-                <w:szCs w:val="18"/>
-              </w:rPr>
-              <w:t xml:space="preserve">08 </w:t>
-            </w:r>
-            <w:proofErr w:type="gramStart"/>
-            <w:r>
-              <w:rPr>
-                <w:rFonts w:ascii="Calibri" w:eastAsia="Calibri" w:hAnsi="Calibri" w:cs="Calibri"/>
-                <w:sz w:val="18"/>
-                <w:szCs w:val="18"/>
-              </w:rPr>
-              <w:t>Manual</w:t>
-            </w:r>
-            <w:proofErr w:type="gramEnd"/>
-            <w:r>
-              <w:rPr>
-                <w:rFonts w:ascii="Calibri" w:eastAsia="Calibri" w:hAnsi="Calibri" w:cs="Calibri"/>
-                <w:sz w:val="18"/>
-                <w:szCs w:val="18"/>
-              </w:rPr>
-              <w:t xml:space="preserve"> Técnico de Despliegue</w:t>
-            </w:r>
-          </w:p>
-        </w:tc>
-        <w:tc>
-          <w:tcPr>
-            <w:tcW w:w="1276" w:type="dxa"/>
-          </w:tcPr>
-          <w:p>
-            <w:pPr>
-              <w:spacing w:after="120" w:line="240" w:lineRule="auto"/>
-              <w:rPr>
-                <w:b/>
-                <w:sz w:val="18"/>
-                <w:szCs w:val="18"/>
-              </w:rPr>
-            </w:pPr>
-            <w:r>
-              <w:rPr>
-                <w:rFonts w:ascii="Calibri" w:eastAsia="Calibri" w:hAnsi="Calibri" w:cs="Calibri"/>
-                <w:sz w:val="18"/>
-                <w:szCs w:val="18"/>
-              </w:rPr>
-              <w:t>Borrador DOC-05</w:t>
-            </w:r>
-          </w:p>
-        </w:tc>
-        <w:tc>
-          <w:tcPr>
-            <w:tcW w:w="1276" w:type="dxa"/>
-          </w:tcPr>
-          <w:p>
-            <w:pPr>
-              <w:spacing w:after="120" w:line="240" w:lineRule="auto"/>
-              <w:rPr>
-                <w:b/>
-                <w:sz w:val="18"/>
-                <w:szCs w:val="18"/>
-              </w:rPr>
-            </w:pPr>
-            <w:r>
-              <w:rPr>
-                <w:rFonts w:ascii="Calibri" w:eastAsia="Calibri" w:hAnsi="Calibri" w:cs="Calibri"/>
-                <w:sz w:val="18"/>
-                <w:szCs w:val="18"/>
-              </w:rPr>
-              <w:t>S2–S3</w:t>
-            </w:r>
-          </w:p>
-        </w:tc>
-        <w:tc>
-          <w:tcPr>
-            <w:tcW w:w="1407" w:type="dxa"/>
-          </w:tcPr>
-          <w:p>
-            <w:pPr>
-              <w:spacing w:after="120" w:line="240" w:lineRule="auto"/>
-              <w:rPr>
-                <w:rFonts w:ascii="Calibri" w:hAnsi="Calibri" w:cs="Arial"/>
-                <w:i/>
-                <w:color w:val="548DD4"/>
-                <w:sz w:val="18"/>
-                <w:szCs w:val="18"/>
-                <w:lang w:eastAsia="es-CL"/>
-              </w:rPr>
-            </w:pPr>
-            <w:r>
-              <w:rPr>
-                <w:rFonts w:ascii="Calibri" w:eastAsia="Calibri" w:hAnsi="Calibri" w:cs="Calibri"/>
-                <w:sz w:val="18"/>
-                <w:szCs w:val="18"/>
-              </w:rPr>
-              <w:t>Diego Madrid</w:t>
-            </w:r>
-          </w:p>
-        </w:tc>
-        <w:tc>
-          <w:tcPr>
-            <w:tcW w:w="1144" w:type="dxa"/>
-          </w:tcPr>
-          <w:p>
-            <w:pPr>
-              <w:spacing w:after="120" w:line="240" w:lineRule="auto"/>
-              <w:rPr>
-                <w:rFonts w:ascii="Calibri" w:hAnsi="Calibri" w:cs="Arial"/>
-                <w:i/>
-                <w:color w:val="548DD4"/>
-                <w:sz w:val="18"/>
-                <w:szCs w:val="18"/>
-                <w:lang w:eastAsia="es-CL"/>
-              </w:rPr>
-            </w:pPr>
-            <w:r>
-              <w:rPr>
-                <w:rFonts w:ascii="Calibri" w:eastAsia="Calibri" w:hAnsi="Calibri" w:cs="Calibri"/>
-                <w:sz w:val="18"/>
-                <w:szCs w:val="18"/>
-              </w:rPr>
-              <w:t>Borrador DOC-05.</w:t>
-            </w:r>
-          </w:p>
-        </w:tc>
-        <w:tc>
-          <w:tcPr>
-            <w:tcW w:w="1418" w:type="dxa"/>
-          </w:tcPr>
-          <w:p>
-            <w:pPr>
-              <w:spacing w:after="120" w:line="240" w:lineRule="auto"/>
-              <w:rPr>
-                <w:rFonts w:ascii="Calibri" w:hAnsi="Calibri" w:cs="Arial"/>
-                <w:i/>
-                <w:color w:val="548DD4"/>
-                <w:sz w:val="18"/>
-                <w:szCs w:val="18"/>
-                <w:lang w:eastAsia="es-CL"/>
-              </w:rPr>
-            </w:pPr>
-            <w:r>
-              <w:rPr>
-                <w:rFonts w:ascii="Calibri" w:eastAsia="Calibri" w:hAnsi="Calibri" w:cs="Calibri"/>
-                <w:sz w:val="18"/>
-                <w:szCs w:val="18"/>
-              </w:rPr>
-              <w:t>En curso</w:t>
-            </w:r>
-          </w:p>
-        </w:tc>
-        <w:tc>
-          <w:tcPr>
-            <w:tcW w:w="1832" w:type="dxa"/>
-          </w:tcPr>
-          <w:p>
-            <w:pPr>
-              <w:spacing w:after="120" w:line="240" w:lineRule="auto"/>
-              <w:rPr>
-                <w:rFonts w:ascii="Calibri" w:hAnsi="Calibri" w:cs="Arial"/>
-                <w:i/>
-                <w:color w:val="548DD4"/>
-                <w:sz w:val="18"/>
-                <w:szCs w:val="18"/>
-                <w:lang w:eastAsia="es-CL"/>
-              </w:rPr>
-            </w:pPr>
-            <w:r>
-              <w:rPr>
-                <w:rFonts w:ascii="Calibri" w:eastAsia="Calibri" w:hAnsi="Calibri" w:cs="Calibri"/>
-                <w:sz w:val="18"/>
-                <w:szCs w:val="18"/>
-              </w:rPr>
-              <w:t>Cargado en Drive como 08.</w:t>
-            </w:r>
-          </w:p>
-        </w:tc>
-      </w:tr>
-      <w:tr>
-        <w:trPr>
-          <w:trHeight w:val="2410"/>
-        </w:trPr>
-        <w:tc>
-          <w:tcPr>
-            <w:tcW w:w="1622" w:type="dxa"/>
-          </w:tcPr>
-          <w:p>
-            <w:pPr>
-              <w:spacing w:after="120" w:line="240" w:lineRule="auto"/>
-              <w:rPr>
-                <w:b/>
-                <w:sz w:val="18"/>
-                <w:szCs w:val="18"/>
-              </w:rPr>
-            </w:pPr>
-            <w:r>
-              <w:rPr>
-                <w:rFonts w:ascii="Calibri" w:eastAsia="Calibri" w:hAnsi="Calibri" w:cs="Calibri"/>
-                <w:sz w:val="18"/>
-                <w:szCs w:val="18"/>
-              </w:rPr>
-              <w:t>Construir modelos de datos (3.1–3.2)</w:t>
-            </w:r>
-          </w:p>
-        </w:tc>
-        <w:tc>
-          <w:tcPr>
-            <w:tcW w:w="1077" w:type="dxa"/>
-          </w:tcPr>
-          <w:p>
-            <w:pPr>
-              <w:spacing w:after="120" w:line="240" w:lineRule="auto"/>
-              <w:rPr>
-                <w:rFonts w:ascii="Calibri" w:hAnsi="Calibri" w:cs="Arial"/>
-                <w:i/>
-                <w:color w:val="548DD4"/>
-                <w:sz w:val="18"/>
-                <w:szCs w:val="18"/>
-                <w:lang w:eastAsia="es-CL"/>
-              </w:rPr>
-            </w:pPr>
-            <w:r>
-              <w:rPr>
-                <w:rFonts w:ascii="Calibri" w:eastAsia="Calibri" w:hAnsi="Calibri" w:cs="Calibri"/>
-                <w:sz w:val="18"/>
-                <w:szCs w:val="18"/>
-              </w:rPr>
-              <w:t xml:space="preserve">Persistencia del proxy y </w:t>
-            </w:r>
-            <w:proofErr w:type="spellStart"/>
-            <w:r>
-              <w:rPr>
-                <w:rFonts w:ascii="Calibri" w:eastAsia="Calibri" w:hAnsi="Calibri" w:cs="Calibri"/>
-                <w:sz w:val="18"/>
-                <w:szCs w:val="18"/>
-              </w:rPr>
-              <w:t>tbl_dpay</w:t>
-            </w:r>
-            <w:proofErr w:type="spellEnd"/>
-          </w:p>
-        </w:tc>
-        <w:tc>
-          <w:tcPr>
-            <w:tcW w:w="1276" w:type="dxa"/>
-          </w:tcPr>
-          <w:p>
-            <w:pPr>
-              <w:spacing w:after="120" w:line="240" w:lineRule="auto"/>
-              <w:rPr>
-                <w:b/>
-                <w:sz w:val="18"/>
-                <w:szCs w:val="18"/>
-              </w:rPr>
-            </w:pPr>
-            <w:r>
-              <w:rPr>
-                <w:rFonts w:ascii="Calibri" w:eastAsia="Calibri" w:hAnsi="Calibri" w:cs="Calibri"/>
-                <w:sz w:val="18"/>
-                <w:szCs w:val="18"/>
-              </w:rPr>
-              <w:t>SQLite, API Dtemite</w:t>
-            </w:r>
-          </w:p>
-        </w:tc>
-        <w:tc>
-          <w:tcPr>
-            <w:tcW w:w="1276" w:type="dxa"/>
-          </w:tcPr>
-          <w:p>
-            <w:pPr>
-              <w:spacing w:after="120" w:line="240" w:lineRule="auto"/>
-              <w:rPr>
-                <w:b/>
-                <w:sz w:val="18"/>
-                <w:szCs w:val="18"/>
-              </w:rPr>
-            </w:pPr>
-            <w:r>
-              <w:rPr>
-                <w:rFonts w:ascii="Calibri" w:eastAsia="Calibri" w:hAnsi="Calibri" w:cs="Calibri"/>
-                <w:sz w:val="18"/>
-                <w:szCs w:val="18"/>
-              </w:rPr>
-              <w:t>S2–S3</w:t>
-            </w:r>
-          </w:p>
-        </w:tc>
-        <w:tc>
-          <w:tcPr>
-            <w:tcW w:w="1407" w:type="dxa"/>
-          </w:tcPr>
-          <w:p>
-            <w:pPr>
-              <w:spacing w:after="120" w:line="240" w:lineRule="auto"/>
-              <w:rPr>
-                <w:rFonts w:ascii="Calibri" w:hAnsi="Calibri" w:cs="Arial"/>
-                <w:i/>
-                <w:color w:val="548DD4"/>
-                <w:sz w:val="18"/>
-                <w:szCs w:val="18"/>
-                <w:lang w:eastAsia="es-CL"/>
-              </w:rPr>
-            </w:pPr>
-            <w:r>
-              <w:rPr>
-                <w:rFonts w:ascii="Calibri" w:eastAsia="Calibri" w:hAnsi="Calibri" w:cs="Calibri"/>
-                <w:sz w:val="18"/>
-                <w:szCs w:val="18"/>
-              </w:rPr>
-              <w:t>Diego Madrid</w:t>
-            </w:r>
-          </w:p>
-        </w:tc>
-        <w:tc>
-          <w:tcPr>
-            <w:tcW w:w="1144" w:type="dxa"/>
-          </w:tcPr>
-          <w:p>
-            <w:pPr>
-              <w:spacing w:after="120" w:line="240" w:lineRule="auto"/>
-              <w:rPr>
-                <w:rFonts w:ascii="Calibri" w:hAnsi="Calibri" w:cs="Arial"/>
-                <w:i/>
-                <w:color w:val="548DD4"/>
-                <w:sz w:val="18"/>
-                <w:szCs w:val="18"/>
-                <w:lang w:eastAsia="es-CL"/>
-              </w:rPr>
-            </w:pPr>
-            <w:r>
-              <w:rPr>
-                <w:rFonts w:ascii="Calibri" w:eastAsia="Calibri" w:hAnsi="Calibri" w:cs="Calibri"/>
-                <w:sz w:val="18"/>
-                <w:szCs w:val="18"/>
-              </w:rPr>
-              <w:t xml:space="preserve">SQLite operativo; sincronización Webpay con </w:t>
-            </w:r>
-            <w:proofErr w:type="spellStart"/>
-            <w:r>
-              <w:rPr>
-                <w:rFonts w:ascii="Calibri" w:eastAsia="Calibri" w:hAnsi="Calibri" w:cs="Calibri"/>
-                <w:sz w:val="18"/>
-                <w:szCs w:val="18"/>
-              </w:rPr>
-              <w:t>tbl_dpay</w:t>
-            </w:r>
-            <w:proofErr w:type="spellEnd"/>
-            <w:r>
-              <w:rPr>
-                <w:rFonts w:ascii="Calibri" w:eastAsia="Calibri" w:hAnsi="Calibri" w:cs="Calibri"/>
-                <w:sz w:val="18"/>
-                <w:szCs w:val="18"/>
-              </w:rPr>
-              <w:t xml:space="preserve"> sin iniciar.</w:t>
-            </w:r>
-          </w:p>
-        </w:tc>
-        <w:tc>
-          <w:tcPr>
-            <w:tcW w:w="1418" w:type="dxa"/>
-          </w:tcPr>
-          <w:p>
-            <w:pPr>
-              <w:spacing w:after="120" w:line="240" w:lineRule="auto"/>
-              <w:rPr>
-                <w:rFonts w:ascii="Calibri" w:hAnsi="Calibri" w:cs="Arial"/>
-                <w:i/>
-                <w:color w:val="548DD4"/>
-                <w:sz w:val="18"/>
-                <w:szCs w:val="18"/>
-                <w:lang w:eastAsia="es-CL"/>
-              </w:rPr>
-            </w:pPr>
-            <w:r>
-              <w:rPr>
-                <w:rFonts w:ascii="Calibri" w:eastAsia="Calibri" w:hAnsi="Calibri" w:cs="Calibri"/>
-                <w:sz w:val="18"/>
-                <w:szCs w:val="18"/>
-              </w:rPr>
-              <w:t>Con retraso</w:t>
-            </w:r>
-          </w:p>
-        </w:tc>
-        <w:tc>
-          <w:tcPr>
-            <w:tcW w:w="1832" w:type="dxa"/>
-          </w:tcPr>
-          <w:p>
-            <w:pPr>
-              <w:spacing w:after="120" w:line="240" w:lineRule="auto"/>
-              <w:rPr>
-                <w:rFonts w:ascii="Calibri" w:hAnsi="Calibri" w:cs="Arial"/>
-                <w:i/>
-                <w:color w:val="548DD4"/>
-                <w:sz w:val="18"/>
-                <w:szCs w:val="18"/>
-                <w:lang w:eastAsia="es-CL"/>
-              </w:rPr>
-            </w:pPr>
-            <w:r>
-              <w:rPr>
-                <w:rFonts w:ascii="Calibri" w:eastAsia="Calibri" w:hAnsi="Calibri" w:cs="Calibri"/>
-                <w:sz w:val="18"/>
-                <w:szCs w:val="18"/>
-              </w:rPr>
-              <w:t xml:space="preserve">Definir </w:t>
-            </w:r>
-            <w:proofErr w:type="spellStart"/>
-            <w:r>
-              <w:rPr>
-                <w:rFonts w:ascii="Calibri" w:eastAsia="Calibri" w:hAnsi="Calibri" w:cs="Calibri"/>
-                <w:sz w:val="18"/>
-                <w:szCs w:val="18"/>
-              </w:rPr>
-              <w:t>id_mediopago</w:t>
-            </w:r>
-            <w:proofErr w:type="spellEnd"/>
-            <w:r>
-              <w:rPr>
-                <w:rFonts w:ascii="Calibri" w:eastAsia="Calibri" w:hAnsi="Calibri" w:cs="Calibri"/>
-                <w:sz w:val="18"/>
-                <w:szCs w:val="18"/>
-              </w:rPr>
-              <w:t xml:space="preserve"> con el </w:t>
-            </w:r>
-            <w:proofErr w:type="spellStart"/>
-            <w:r>
-              <w:rPr>
-                <w:rFonts w:ascii="Calibri" w:eastAsia="Calibri" w:hAnsi="Calibri" w:cs="Calibri"/>
-                <w:sz w:val="18"/>
-                <w:szCs w:val="18"/>
-              </w:rPr>
-              <w:t>backend</w:t>
-            </w:r>
-            <w:proofErr w:type="spellEnd"/>
-            <w:r>
-              <w:rPr>
-                <w:rFonts w:ascii="Calibri" w:eastAsia="Calibri" w:hAnsi="Calibri" w:cs="Calibri"/>
-                <w:sz w:val="18"/>
-                <w:szCs w:val="18"/>
-              </w:rPr>
-              <w:t xml:space="preserve"> de Dtemite.</w:t>
-            </w:r>
-          </w:p>
-        </w:tc>
-      </w:tr>
-      <w:tr>
-        <w:trPr>
-          <w:trHeight w:val="2410"/>
-        </w:trPr>
-        <w:tc>
-          <w:tcPr>
-            <w:tcW w:w="1622" w:type="dxa"/>
-          </w:tcPr>
-          <w:p>
-            <w:pPr>
-              <w:spacing w:after="120" w:line="240" w:lineRule="auto"/>
-              <w:rPr>
-                <w:b/>
-                <w:sz w:val="18"/>
-                <w:szCs w:val="18"/>
-              </w:rPr>
-            </w:pPr>
-            <w:r>
-              <w:rPr>
-                <w:rFonts w:ascii="Calibri" w:eastAsia="Calibri" w:hAnsi="Calibri" w:cs="Calibri"/>
-                <w:sz w:val="18"/>
-                <w:szCs w:val="18"/>
-              </w:rPr>
-              <w:t>Desarrollar una solución de software (4.1)</w:t>
-            </w:r>
-          </w:p>
-        </w:tc>
-        <w:tc>
-          <w:tcPr>
-            <w:tcW w:w="1077" w:type="dxa"/>
-          </w:tcPr>
-          <w:p>
-            <w:pPr>
-              <w:spacing w:after="120" w:line="240" w:lineRule="auto"/>
-              <w:rPr>
-                <w:rFonts w:ascii="Calibri" w:hAnsi="Calibri" w:cs="Arial"/>
-                <w:i/>
-                <w:color w:val="548DD4"/>
-                <w:sz w:val="18"/>
-                <w:szCs w:val="18"/>
-                <w:lang w:eastAsia="es-CL"/>
-              </w:rPr>
-            </w:pPr>
-            <w:r>
-              <w:rPr>
-                <w:rFonts w:ascii="Calibri" w:eastAsia="Calibri" w:hAnsi="Calibri" w:cs="Calibri"/>
-                <w:sz w:val="18"/>
-                <w:szCs w:val="18"/>
-              </w:rPr>
-              <w:t>HU-07 del backlog: emisión DTE (boleta 39)</w:t>
-            </w:r>
-          </w:p>
-        </w:tc>
-        <w:tc>
-          <w:tcPr>
-            <w:tcW w:w="1276" w:type="dxa"/>
-          </w:tcPr>
-          <w:p>
-            <w:pPr>
-              <w:spacing w:after="120" w:line="240" w:lineRule="auto"/>
-              <w:rPr>
-                <w:b/>
-                <w:sz w:val="18"/>
-                <w:szCs w:val="18"/>
-              </w:rPr>
-            </w:pPr>
-            <w:r>
-              <w:rPr>
-                <w:rFonts w:ascii="Calibri" w:eastAsia="Calibri" w:hAnsi="Calibri" w:cs="Calibri"/>
-                <w:sz w:val="18"/>
-                <w:szCs w:val="18"/>
-              </w:rPr>
-              <w:t>API QA, CAF</w:t>
-            </w:r>
-          </w:p>
-        </w:tc>
-        <w:tc>
-          <w:tcPr>
-            <w:tcW w:w="1276" w:type="dxa"/>
-          </w:tcPr>
-          <w:p>
-            <w:pPr>
-              <w:spacing w:after="120" w:line="240" w:lineRule="auto"/>
-              <w:rPr>
-                <w:b/>
-                <w:sz w:val="18"/>
-                <w:szCs w:val="18"/>
-              </w:rPr>
-            </w:pPr>
-            <w:r>
-              <w:rPr>
-                <w:rFonts w:ascii="Calibri" w:eastAsia="Calibri" w:hAnsi="Calibri" w:cs="Calibri"/>
-                <w:sz w:val="18"/>
-                <w:szCs w:val="18"/>
-              </w:rPr>
-              <w:t>S2 plan / S3 real</w:t>
-            </w:r>
-          </w:p>
-        </w:tc>
-        <w:tc>
-          <w:tcPr>
-            <w:tcW w:w="1407" w:type="dxa"/>
-          </w:tcPr>
-          <w:p>
-            <w:pPr>
-              <w:spacing w:after="120" w:line="240" w:lineRule="auto"/>
-              <w:rPr>
-                <w:rFonts w:ascii="Calibri" w:hAnsi="Calibri" w:cs="Arial"/>
-                <w:i/>
-                <w:color w:val="548DD4"/>
-                <w:sz w:val="18"/>
-                <w:szCs w:val="18"/>
-                <w:lang w:eastAsia="es-CL"/>
-              </w:rPr>
-            </w:pPr>
-            <w:r>
-              <w:rPr>
-                <w:rFonts w:ascii="Calibri" w:eastAsia="Calibri" w:hAnsi="Calibri" w:cs="Calibri"/>
-                <w:sz w:val="18"/>
-                <w:szCs w:val="18"/>
-              </w:rPr>
-              <w:t>Diego Madrid / Reinhartd Munzenmayer</w:t>
-            </w:r>
-          </w:p>
-        </w:tc>
-        <w:tc>
-          <w:tcPr>
-            <w:tcW w:w="1144" w:type="dxa"/>
-          </w:tcPr>
-          <w:p>
-            <w:pPr>
-              <w:spacing w:after="120" w:line="240" w:lineRule="auto"/>
-              <w:rPr>
-                <w:rFonts w:ascii="Calibri" w:hAnsi="Calibri" w:cs="Arial"/>
-                <w:i/>
-                <w:color w:val="548DD4"/>
-                <w:sz w:val="18"/>
-                <w:szCs w:val="18"/>
-                <w:lang w:eastAsia="es-CL"/>
-              </w:rPr>
-            </w:pPr>
-            <w:r>
-              <w:rPr>
-                <w:rFonts w:ascii="Calibri" w:eastAsia="Calibri" w:hAnsi="Calibri" w:cs="Calibri"/>
-                <w:sz w:val="18"/>
-                <w:szCs w:val="18"/>
-              </w:rPr>
-              <w:t>Sin evidencia de folio SII al corte.</w:t>
-            </w:r>
-          </w:p>
-        </w:tc>
-        <w:tc>
-          <w:tcPr>
-            <w:tcW w:w="1418" w:type="dxa"/>
-          </w:tcPr>
-          <w:p>
-            <w:pPr>
-              <w:spacing w:after="120" w:line="240" w:lineRule="auto"/>
-              <w:rPr>
-                <w:rFonts w:ascii="Calibri" w:hAnsi="Calibri" w:cs="Arial"/>
-                <w:i/>
-                <w:color w:val="548DD4"/>
-                <w:sz w:val="18"/>
-                <w:szCs w:val="18"/>
-                <w:lang w:eastAsia="es-CL"/>
-              </w:rPr>
-            </w:pPr>
-            <w:r>
-              <w:rPr>
-                <w:rFonts w:ascii="Calibri" w:eastAsia="Calibri" w:hAnsi="Calibri" w:cs="Calibri"/>
-                <w:sz w:val="18"/>
-                <w:szCs w:val="18"/>
-              </w:rPr>
-              <w:t>Con retraso</w:t>
-            </w:r>
-          </w:p>
-        </w:tc>
-        <w:tc>
-          <w:tcPr>
-            <w:tcW w:w="1832" w:type="dxa"/>
-          </w:tcPr>
-          <w:p>
-            <w:pPr>
-              <w:spacing w:after="120" w:line="240" w:lineRule="auto"/>
-              <w:rPr>
-                <w:rFonts w:ascii="Calibri" w:hAnsi="Calibri" w:cs="Arial"/>
-                <w:i/>
-                <w:color w:val="548DD4"/>
-                <w:sz w:val="18"/>
-                <w:szCs w:val="18"/>
-                <w:lang w:eastAsia="es-CL"/>
-              </w:rPr>
-            </w:pPr>
-            <w:r>
-              <w:rPr>
-                <w:rFonts w:ascii="Calibri" w:eastAsia="Calibri" w:hAnsi="Calibri" w:cs="Calibri"/>
-                <w:sz w:val="18"/>
-                <w:szCs w:val="18"/>
-              </w:rPr>
-              <w:t>Sprint 3 (06–17/10).</w:t>
-            </w:r>
-          </w:p>
-        </w:tc>
-      </w:tr>
-      <w:tr>
-        <w:trPr>
-          <w:trHeight w:val="2410"/>
-        </w:trPr>
-        <w:tc>
-          <w:tcPr>
-            <w:tcW w:w="1622" w:type="dxa"/>
-          </w:tcPr>
-          <w:p>
-            <w:pPr>
-              <w:spacing w:after="120" w:line="240" w:lineRule="auto"/>
-              <w:rPr>
-                <w:b/>
-                <w:sz w:val="18"/>
-                <w:szCs w:val="18"/>
-              </w:rPr>
-            </w:pPr>
-            <w:r>
-              <w:rPr>
-                <w:rFonts w:ascii="Calibri" w:eastAsia="Calibri" w:hAnsi="Calibri" w:cs="Calibri"/>
-                <w:sz w:val="18"/>
-                <w:szCs w:val="18"/>
-              </w:rPr>
-              <w:t>Pruebas de certificación (1.2)</w:t>
-            </w:r>
-          </w:p>
-        </w:tc>
-        <w:tc>
-          <w:tcPr>
-            <w:tcW w:w="1077" w:type="dxa"/>
-          </w:tcPr>
-          <w:p>
-            <w:pPr>
-              <w:spacing w:after="120" w:line="240" w:lineRule="auto"/>
-              <w:rPr>
-                <w:rFonts w:ascii="Calibri" w:hAnsi="Calibri" w:cs="Arial"/>
-                <w:i/>
-                <w:color w:val="548DD4"/>
-                <w:sz w:val="18"/>
-                <w:szCs w:val="18"/>
-                <w:lang w:eastAsia="es-CL"/>
-              </w:rPr>
-            </w:pPr>
-            <w:r>
-              <w:rPr>
-                <w:rFonts w:ascii="Calibri" w:eastAsia="Calibri" w:hAnsi="Calibri" w:cs="Calibri"/>
-                <w:sz w:val="18"/>
-                <w:szCs w:val="18"/>
-              </w:rPr>
-              <w:t>HU-06 TC-064: regresión TUU/Kozen</w:t>
-            </w:r>
-          </w:p>
-        </w:tc>
-        <w:tc>
-          <w:tcPr>
-            <w:tcW w:w="1276" w:type="dxa"/>
-          </w:tcPr>
-          <w:p>
-            <w:pPr>
-              <w:spacing w:after="120" w:line="240" w:lineRule="auto"/>
-              <w:rPr>
-                <w:b/>
-                <w:sz w:val="18"/>
-                <w:szCs w:val="18"/>
-              </w:rPr>
-            </w:pPr>
-            <w:r>
-              <w:rPr>
-                <w:rFonts w:ascii="Calibri" w:eastAsia="Calibri" w:hAnsi="Calibri" w:cs="Calibri"/>
-                <w:sz w:val="18"/>
-                <w:szCs w:val="18"/>
-              </w:rPr>
-              <w:t>Terminal Kozen P8 Neo (producción D-PAY 2.0)</w:t>
-            </w:r>
-          </w:p>
-        </w:tc>
-        <w:tc>
-          <w:tcPr>
-            <w:tcW w:w="1276" w:type="dxa"/>
-          </w:tcPr>
-          <w:p>
-            <w:pPr>
-              <w:spacing w:after="120" w:line="240" w:lineRule="auto"/>
-              <w:rPr>
-                <w:b/>
-                <w:sz w:val="18"/>
-                <w:szCs w:val="18"/>
-              </w:rPr>
-            </w:pPr>
-            <w:r>
-              <w:rPr>
-                <w:rFonts w:ascii="Calibri" w:eastAsia="Calibri" w:hAnsi="Calibri" w:cs="Calibri"/>
-                <w:sz w:val="18"/>
-                <w:szCs w:val="18"/>
-              </w:rPr>
-              <w:t>S2–S3</w:t>
-            </w:r>
-          </w:p>
-        </w:tc>
-        <w:tc>
-          <w:tcPr>
-            <w:tcW w:w="1407" w:type="dxa"/>
-          </w:tcPr>
-          <w:p>
-            <w:pPr>
-              <w:spacing w:after="120" w:line="240" w:lineRule="auto"/>
-              <w:rPr>
-                <w:rFonts w:ascii="Calibri" w:hAnsi="Calibri" w:cs="Arial"/>
-                <w:i/>
-                <w:color w:val="548DD4"/>
-                <w:sz w:val="18"/>
-                <w:szCs w:val="18"/>
-                <w:lang w:eastAsia="es-CL"/>
-              </w:rPr>
-            </w:pPr>
-            <w:r>
-              <w:rPr>
-                <w:rFonts w:ascii="Calibri" w:eastAsia="Calibri" w:hAnsi="Calibri" w:cs="Calibri"/>
-                <w:sz w:val="18"/>
-                <w:szCs w:val="18"/>
-              </w:rPr>
-              <w:t>Diego Madrid (operación D-PAY 2.0) / Reinhartd Munzenmayer (QA)</w:t>
-            </w:r>
-          </w:p>
-        </w:tc>
-        <w:tc>
-          <w:tcPr>
-            <w:tcW w:w="1144" w:type="dxa"/>
-          </w:tcPr>
-          <w:p>
-            <w:pPr>
-              <w:spacing w:after="120" w:line="240" w:lineRule="auto"/>
-              <w:rPr>
-                <w:rFonts w:ascii="Calibri" w:hAnsi="Calibri" w:cs="Arial"/>
-                <w:i/>
-                <w:color w:val="548DD4"/>
-                <w:sz w:val="18"/>
-                <w:szCs w:val="18"/>
-                <w:lang w:eastAsia="es-CL"/>
-              </w:rPr>
-            </w:pPr>
-            <w:r>
-              <w:rPr>
-                <w:rFonts w:ascii="Calibri" w:eastAsia="Calibri" w:hAnsi="Calibri" w:cs="Calibri"/>
-                <w:sz w:val="18"/>
-                <w:szCs w:val="18"/>
-              </w:rPr>
-              <w:t>Diego Madrid ejecutó TC-064 / TC-RG-01 en Kozen P8 Neo el 13/10/2026 (capturas Sprint_03/capturas_20261013/). D-PAY 2.0 sigue en producción.</w:t>
-            </w:r>
-          </w:p>
-        </w:tc>
-        <w:tc>
-          <w:tcPr>
-            <w:tcW w:w="1418" w:type="dxa"/>
-          </w:tcPr>
-          <w:p>
-            <w:pPr>
-              <w:spacing w:after="120" w:line="240" w:lineRule="auto"/>
-              <w:rPr>
-                <w:rFonts w:ascii="Calibri" w:hAnsi="Calibri" w:cs="Arial"/>
-                <w:i/>
-                <w:color w:val="548DD4"/>
-                <w:sz w:val="18"/>
-                <w:szCs w:val="18"/>
-                <w:lang w:eastAsia="es-CL"/>
-              </w:rPr>
-            </w:pPr>
-            <w:r>
-              <w:rPr>
-                <w:rFonts w:ascii="Calibri" w:eastAsia="Calibri" w:hAnsi="Calibri" w:cs="Calibri"/>
-                <w:sz w:val="18"/>
-                <w:szCs w:val="18"/>
-              </w:rPr>
-              <w:t>Ajustada</w:t>
-            </w:r>
-          </w:p>
-        </w:tc>
-        <w:tc>
-          <w:tcPr>
-            <w:tcW w:w="1832" w:type="dxa"/>
-          </w:tcPr>
-          <w:p>
-            <w:pPr>
-              <w:spacing w:after="120" w:line="240" w:lineRule="auto"/>
-              <w:rPr>
-                <w:rFonts w:ascii="Calibri" w:hAnsi="Calibri" w:cs="Arial"/>
-                <w:i/>
-                <w:color w:val="548DD4"/>
-                <w:sz w:val="18"/>
-                <w:szCs w:val="18"/>
-                <w:lang w:eastAsia="es-CL"/>
-              </w:rPr>
-            </w:pPr>
-            <w:r>
-              <w:rPr>
-                <w:rFonts w:ascii="Calibri" w:eastAsia="Calibri" w:hAnsi="Calibri" w:cs="Calibri"/>
-                <w:sz w:val="18"/>
-                <w:szCs w:val="18"/>
-              </w:rPr>
-              <w:t>TC-064 / TC-RG-01 Parcial (13/10/2026, Kozen P8 Neo, Diego Madrid): débito $2.000 aprobado (Pago exitoso); crédito $5.000 cancelado (Transacción cancelada, no declined emisor). Jest 17/17. Falta comprobante de crédito aprobado. Cobertura: Jest 17/17 + capturas Kozen 13/10.</w:t>
-            </w:r>
-          </w:p>
-        </w:tc>
-      </w:tr>
-      <w:tr>
-        <w:trPr>
-          <w:trHeight w:val="2410"/>
-        </w:trPr>
-        <w:tc>
-          <w:tcPr>
-            <w:tcW w:w="1622" w:type="dxa"/>
-          </w:tcPr>
-          <w:p>
-            <w:pPr>
-              <w:spacing w:after="120" w:line="240" w:lineRule="auto"/>
-              <w:rPr>
-                <w:b/>
-                <w:sz w:val="18"/>
-                <w:szCs w:val="18"/>
-              </w:rPr>
-            </w:pPr>
-            <w:r>
-              <w:rPr>
-                <w:rFonts w:ascii="Calibri" w:eastAsia="Calibri" w:hAnsi="Calibri" w:cs="Calibri"/>
-                <w:sz w:val="18"/>
-                <w:szCs w:val="18"/>
-              </w:rPr>
-              <w:t>—</w:t>
-            </w:r>
-          </w:p>
-        </w:tc>
-        <w:tc>
-          <w:tcPr>
-            <w:tcW w:w="1077" w:type="dxa"/>
-          </w:tcPr>
-          <w:p>
-            <w:pPr>
-              <w:spacing w:after="120" w:line="240" w:lineRule="auto"/>
-              <w:rPr>
-                <w:rFonts w:ascii="Calibri" w:hAnsi="Calibri" w:cs="Arial"/>
-                <w:i/>
-                <w:color w:val="548DD4"/>
-                <w:sz w:val="18"/>
-                <w:szCs w:val="18"/>
-                <w:lang w:eastAsia="es-CL"/>
-              </w:rPr>
-            </w:pPr>
-            <w:r>
-              <w:rPr>
-                <w:rFonts w:ascii="Calibri" w:eastAsia="Calibri" w:hAnsi="Calibri" w:cs="Calibri"/>
-                <w:sz w:val="18"/>
-                <w:szCs w:val="18"/>
-              </w:rPr>
-              <w:t>01 Product Vision / 02 Product Backlog</w:t>
-            </w:r>
-          </w:p>
-        </w:tc>
-        <w:tc>
-          <w:tcPr>
-            <w:tcW w:w="1276" w:type="dxa"/>
-          </w:tcPr>
-          <w:p>
-            <w:pPr>
-              <w:spacing w:after="120" w:line="240" w:lineRule="auto"/>
-              <w:rPr>
-                <w:b/>
-                <w:sz w:val="18"/>
-                <w:szCs w:val="18"/>
-              </w:rPr>
-            </w:pPr>
-            <w:r>
-              <w:rPr>
-                <w:rFonts w:ascii="Calibri" w:eastAsia="Calibri" w:hAnsi="Calibri" w:cs="Calibri"/>
-                <w:sz w:val="18"/>
-                <w:szCs w:val="18"/>
-              </w:rPr>
-              <w:t>Drive y fase1/grupales</w:t>
-            </w:r>
-          </w:p>
-        </w:tc>
-        <w:tc>
-          <w:tcPr>
-            <w:tcW w:w="1276" w:type="dxa"/>
-          </w:tcPr>
-          <w:p>
-            <w:pPr>
-              <w:spacing w:after="120" w:line="240" w:lineRule="auto"/>
-              <w:rPr>
-                <w:b/>
-                <w:sz w:val="18"/>
-                <w:szCs w:val="18"/>
-              </w:rPr>
-            </w:pPr>
-            <w:r>
-              <w:rPr>
-                <w:rFonts w:ascii="Calibri" w:eastAsia="Calibri" w:hAnsi="Calibri" w:cs="Calibri"/>
-                <w:sz w:val="18"/>
-                <w:szCs w:val="18"/>
-              </w:rPr>
-              <w:t>Fase 1</w:t>
-            </w:r>
-          </w:p>
-        </w:tc>
-        <w:tc>
-          <w:tcPr>
-            <w:tcW w:w="1407" w:type="dxa"/>
-          </w:tcPr>
-          <w:p>
-            <w:pPr>
-              <w:spacing w:after="120" w:line="240" w:lineRule="auto"/>
-              <w:rPr>
-                <w:rFonts w:ascii="Calibri" w:hAnsi="Calibri" w:cs="Arial"/>
-                <w:i/>
-                <w:color w:val="548DD4"/>
-                <w:sz w:val="18"/>
-                <w:szCs w:val="18"/>
-                <w:lang w:eastAsia="es-CL"/>
-              </w:rPr>
-            </w:pPr>
-            <w:r>
-              <w:rPr>
-                <w:rFonts w:ascii="Calibri" w:eastAsia="Calibri" w:hAnsi="Calibri" w:cs="Calibri"/>
-                <w:sz w:val="18"/>
-                <w:szCs w:val="18"/>
-              </w:rPr>
-              <w:t>Equipo</w:t>
-            </w:r>
-          </w:p>
-        </w:tc>
-        <w:tc>
-          <w:tcPr>
-            <w:tcW w:w="1144" w:type="dxa"/>
-          </w:tcPr>
-          <w:p>
-            <w:pPr>
-              <w:spacing w:after="120" w:line="240" w:lineRule="auto"/>
-              <w:rPr>
-                <w:rFonts w:ascii="Calibri" w:hAnsi="Calibri" w:cs="Arial"/>
-                <w:i/>
-                <w:color w:val="548DD4"/>
-                <w:sz w:val="18"/>
-                <w:szCs w:val="18"/>
-                <w:lang w:eastAsia="es-CL"/>
-              </w:rPr>
-            </w:pPr>
-            <w:r>
-              <w:rPr>
-                <w:rFonts w:ascii="Calibri" w:eastAsia="Calibri" w:hAnsi="Calibri" w:cs="Calibri"/>
-                <w:sz w:val="18"/>
-                <w:szCs w:val="18"/>
-              </w:rPr>
-              <w:t>Ya cargados.</w:t>
-            </w:r>
-          </w:p>
-        </w:tc>
-        <w:tc>
-          <w:tcPr>
-            <w:tcW w:w="1418" w:type="dxa"/>
-          </w:tcPr>
-          <w:p>
-            <w:pPr>
-              <w:spacing w:after="120" w:line="240" w:lineRule="auto"/>
-              <w:rPr>
-                <w:rFonts w:ascii="Calibri" w:hAnsi="Calibri" w:cs="Arial"/>
-                <w:i/>
-                <w:color w:val="548DD4"/>
-                <w:sz w:val="18"/>
-                <w:szCs w:val="18"/>
-                <w:lang w:eastAsia="es-CL"/>
-              </w:rPr>
-            </w:pPr>
-            <w:r>
-              <w:rPr>
-                <w:rFonts w:ascii="Calibri" w:eastAsia="Calibri" w:hAnsi="Calibri" w:cs="Calibri"/>
-                <w:sz w:val="18"/>
-                <w:szCs w:val="18"/>
-              </w:rPr>
-              <w:t>Completado</w:t>
-            </w:r>
-          </w:p>
-        </w:tc>
-        <w:tc>
-          <w:tcPr>
-            <w:tcW w:w="1832" w:type="dxa"/>
-          </w:tcPr>
-          <w:p>
-            <w:pPr>
-              <w:spacing w:after="120" w:line="240" w:lineRule="auto"/>
-              <w:rPr>
-                <w:rFonts w:ascii="Calibri" w:hAnsi="Calibri" w:cs="Arial"/>
-                <w:i/>
-                <w:color w:val="548DD4"/>
-                <w:sz w:val="18"/>
-                <w:szCs w:val="18"/>
-                <w:lang w:eastAsia="es-CL"/>
-              </w:rPr>
-            </w:pPr>
-            <w:r>
-              <w:rPr>
-                <w:rFonts w:ascii="Calibri" w:eastAsia="Calibri" w:hAnsi="Calibri" w:cs="Calibri"/>
-                <w:sz w:val="18"/>
-                <w:szCs w:val="18"/>
-              </w:rPr>
-              <w:t>Sin reescritura.</w:t>
-            </w:r>
-          </w:p>
-        </w:tc>
-      </w:tr>
-      <w:tr>
-        <w:trPr>
-          <w:trHeight w:val="2410"/>
-        </w:trPr>
-        <w:tc>
-          <w:tcPr>
-            <w:tcW w:w="1622" w:type="dxa"/>
-          </w:tcPr>
-          <w:p>
-            <w:pPr>
-              <w:spacing w:after="120" w:line="240" w:lineRule="auto"/>
-              <w:rPr>
-                <w:b/>
-                <w:sz w:val="18"/>
-                <w:szCs w:val="18"/>
-              </w:rPr>
-            </w:pPr>
-            <w:r>
-              <w:rPr>
-                <w:rFonts w:ascii="Calibri" w:eastAsia="Calibri" w:hAnsi="Calibri" w:cs="Calibri"/>
-                <w:sz w:val="18"/>
-                <w:szCs w:val="18"/>
-              </w:rPr>
-              <w:t>—</w:t>
-            </w:r>
-          </w:p>
-        </w:tc>
-        <w:tc>
-          <w:tcPr>
-            <w:tcW w:w="1077" w:type="dxa"/>
-          </w:tcPr>
-          <w:p>
-            <w:pPr>
-              <w:spacing w:after="120" w:line="240" w:lineRule="auto"/>
-              <w:rPr>
-                <w:rFonts w:ascii="Calibri" w:hAnsi="Calibri" w:cs="Arial"/>
-                <w:i/>
-                <w:color w:val="548DD4"/>
-                <w:sz w:val="18"/>
-                <w:szCs w:val="18"/>
-                <w:lang w:eastAsia="es-CL"/>
-              </w:rPr>
-            </w:pPr>
-            <w:r>
-              <w:rPr>
-                <w:rFonts w:ascii="Calibri" w:eastAsia="Calibri" w:hAnsi="Calibri" w:cs="Calibri"/>
-                <w:sz w:val="18"/>
-                <w:szCs w:val="18"/>
-              </w:rPr>
-              <w:t xml:space="preserve">09 </w:t>
-            </w:r>
-            <w:proofErr w:type="gramStart"/>
-            <w:r>
-              <w:rPr>
-                <w:rFonts w:ascii="Calibri" w:eastAsia="Calibri" w:hAnsi="Calibri" w:cs="Calibri"/>
-                <w:sz w:val="18"/>
-                <w:szCs w:val="18"/>
-              </w:rPr>
-              <w:t>Cierre</w:t>
-            </w:r>
-            <w:proofErr w:type="gramEnd"/>
-            <w:r>
-              <w:rPr>
-                <w:rFonts w:ascii="Calibri" w:eastAsia="Calibri" w:hAnsi="Calibri" w:cs="Calibri"/>
-                <w:sz w:val="18"/>
-                <w:szCs w:val="18"/>
-              </w:rPr>
-              <w:t xml:space="preserve"> de innovación</w:t>
-            </w:r>
-          </w:p>
-        </w:tc>
-        <w:tc>
-          <w:tcPr>
-            <w:tcW w:w="1276" w:type="dxa"/>
-          </w:tcPr>
-          <w:p>
-            <w:pPr>
-              <w:spacing w:after="120" w:line="240" w:lineRule="auto"/>
-              <w:rPr>
-                <w:b/>
-                <w:sz w:val="18"/>
-                <w:szCs w:val="18"/>
-              </w:rPr>
-            </w:pPr>
-            <w:r>
-              <w:rPr>
-                <w:rFonts w:ascii="Calibri" w:eastAsia="Calibri" w:hAnsi="Calibri" w:cs="Calibri"/>
-                <w:sz w:val="18"/>
-                <w:szCs w:val="18"/>
-              </w:rPr>
-              <w:t>Drive</w:t>
-            </w:r>
-          </w:p>
-        </w:tc>
-        <w:tc>
-          <w:tcPr>
-            <w:tcW w:w="1276" w:type="dxa"/>
-          </w:tcPr>
-          <w:p>
-            <w:pPr>
-              <w:spacing w:after="120" w:line="240" w:lineRule="auto"/>
-              <w:rPr>
-                <w:b/>
-                <w:sz w:val="18"/>
-                <w:szCs w:val="18"/>
-              </w:rPr>
-            </w:pPr>
-            <w:r>
-              <w:rPr>
-                <w:rFonts w:ascii="Calibri" w:eastAsia="Calibri" w:hAnsi="Calibri" w:cs="Calibri"/>
-                <w:sz w:val="18"/>
-                <w:szCs w:val="18"/>
-              </w:rPr>
-              <w:t>S15</w:t>
-            </w:r>
-          </w:p>
-        </w:tc>
-        <w:tc>
-          <w:tcPr>
-            <w:tcW w:w="1407" w:type="dxa"/>
-          </w:tcPr>
-          <w:p>
-            <w:pPr>
-              <w:spacing w:after="120" w:line="240" w:lineRule="auto"/>
-              <w:rPr>
-                <w:rFonts w:ascii="Calibri" w:hAnsi="Calibri" w:cs="Arial"/>
-                <w:i/>
-                <w:color w:val="548DD4"/>
-                <w:sz w:val="18"/>
-                <w:szCs w:val="18"/>
-                <w:lang w:eastAsia="es-CL"/>
-              </w:rPr>
-            </w:pPr>
-            <w:r>
-              <w:rPr>
-                <w:rFonts w:ascii="Calibri" w:eastAsia="Calibri" w:hAnsi="Calibri" w:cs="Calibri"/>
-                <w:sz w:val="18"/>
-                <w:szCs w:val="18"/>
-              </w:rPr>
-              <w:t>Equipo</w:t>
-            </w:r>
-          </w:p>
-        </w:tc>
-        <w:tc>
-          <w:tcPr>
-            <w:tcW w:w="1144" w:type="dxa"/>
-          </w:tcPr>
-          <w:p>
-            <w:pPr>
-              <w:spacing w:after="120" w:line="240" w:lineRule="auto"/>
-              <w:rPr>
-                <w:rFonts w:ascii="Calibri" w:hAnsi="Calibri" w:cs="Arial"/>
-                <w:i/>
-                <w:color w:val="548DD4"/>
-                <w:sz w:val="18"/>
-                <w:szCs w:val="18"/>
-                <w:lang w:eastAsia="es-CL"/>
-              </w:rPr>
-            </w:pPr>
-            <w:r>
-              <w:rPr>
-                <w:rFonts w:ascii="Calibri" w:eastAsia="Calibri" w:hAnsi="Calibri" w:cs="Calibri"/>
-                <w:sz w:val="18"/>
-                <w:szCs w:val="18"/>
-              </w:rPr>
-              <w:t>Fuera de este corte.</w:t>
-            </w:r>
-          </w:p>
-        </w:tc>
-        <w:tc>
-          <w:tcPr>
-            <w:tcW w:w="1418" w:type="dxa"/>
-          </w:tcPr>
-          <w:p>
-            <w:pPr>
-              <w:spacing w:after="120" w:line="240" w:lineRule="auto"/>
-              <w:rPr>
-                <w:rFonts w:ascii="Calibri" w:hAnsi="Calibri" w:cs="Arial"/>
-                <w:i/>
-                <w:color w:val="548DD4"/>
-                <w:sz w:val="18"/>
-                <w:szCs w:val="18"/>
-                <w:lang w:eastAsia="es-CL"/>
-              </w:rPr>
-            </w:pPr>
-            <w:r>
-              <w:rPr>
-                <w:rFonts w:ascii="Calibri" w:eastAsia="Calibri" w:hAnsi="Calibri" w:cs="Calibri"/>
-                <w:sz w:val="18"/>
-                <w:szCs w:val="18"/>
-              </w:rPr>
-              <w:t>No iniciado</w:t>
-            </w:r>
-          </w:p>
-        </w:tc>
-        <w:tc>
-          <w:tcPr>
-            <w:tcW w:w="1832" w:type="dxa"/>
-          </w:tcPr>
-          <w:p>
-            <w:pPr>
-              <w:spacing w:after="120" w:line="240" w:lineRule="auto"/>
-              <w:rPr>
-                <w:rFonts w:ascii="Calibri" w:hAnsi="Calibri" w:cs="Arial"/>
-                <w:i/>
-                <w:color w:val="548DD4"/>
-                <w:sz w:val="18"/>
-                <w:szCs w:val="18"/>
-                <w:lang w:eastAsia="es-CL"/>
-              </w:rPr>
-            </w:pPr>
-            <w:r>
-              <w:rPr>
-                <w:rFonts w:ascii="Calibri" w:eastAsia="Calibri" w:hAnsi="Calibri" w:cs="Calibri"/>
-                <w:sz w:val="18"/>
-                <w:szCs w:val="18"/>
-              </w:rPr>
-              <w:t>Tras el producto. No hay exposición oral asociada a este instrumento.</w:t>
-            </w:r>
-          </w:p>
-        </w:tc>
-      </w:tr>
-      <w:tr>
-        <w:trPr>
-          <w:trHeight w:val="2410"/>
-        </w:trPr>
-        <w:tc>
-          <w:tcPr>
-            <w:tcW w:w="1622" w:type="dxa"/>
-          </w:tcPr>
-          <w:p>
-            <w:pPr>
-              <w:spacing w:after="120" w:line="240" w:lineRule="auto"/>
-              <w:rPr>
-                <w:b/>
-                <w:sz w:val="18"/>
-                <w:szCs w:val="18"/>
-              </w:rPr>
-            </w:pPr>
-            <w:r>
-              <w:rPr>
-                <w:rFonts w:ascii="Calibri" w:eastAsia="Calibri" w:hAnsi="Calibri" w:cs="Calibri"/>
-                <w:sz w:val="18"/>
-                <w:szCs w:val="18"/>
-              </w:rPr>
-              <w:t>—</w:t>
-            </w:r>
-          </w:p>
-        </w:tc>
-        <w:tc>
-          <w:tcPr>
-            <w:tcW w:w="1077" w:type="dxa"/>
-          </w:tcPr>
-          <w:p>
-            <w:pPr>
-              <w:spacing w:after="120" w:line="240" w:lineRule="auto"/>
-              <w:rPr>
-                <w:rFonts w:ascii="Calibri" w:hAnsi="Calibri" w:cs="Arial"/>
-                <w:i/>
-                <w:color w:val="548DD4"/>
-                <w:sz w:val="18"/>
-                <w:szCs w:val="18"/>
-                <w:lang w:eastAsia="es-CL"/>
-              </w:rPr>
-            </w:pPr>
-            <w:r>
-              <w:rPr>
-                <w:rFonts w:ascii="Calibri" w:eastAsia="Calibri" w:hAnsi="Calibri" w:cs="Calibri"/>
-                <w:sz w:val="18"/>
-                <w:szCs w:val="18"/>
-              </w:rPr>
-              <w:t xml:space="preserve">10 </w:t>
-            </w:r>
-            <w:proofErr w:type="gramStart"/>
-            <w:r>
-              <w:rPr>
-                <w:rFonts w:ascii="Calibri" w:eastAsia="Calibri" w:hAnsi="Calibri" w:cs="Calibri"/>
-                <w:sz w:val="18"/>
-                <w:szCs w:val="18"/>
-              </w:rPr>
-              <w:t>Evidencias</w:t>
-            </w:r>
-            <w:proofErr w:type="gramEnd"/>
-            <w:r>
-              <w:rPr>
-                <w:rFonts w:ascii="Calibri" w:eastAsia="Calibri" w:hAnsi="Calibri" w:cs="Calibri"/>
-                <w:sz w:val="18"/>
-                <w:szCs w:val="18"/>
-              </w:rPr>
               <w:t xml:space="preserve"> de código</w:t>
             </w:r>
           </w:p>
         </w:tc>
         <w:tc>
           <w:tcPr>
-            <w:tcW w:w="1276" w:type="dxa"/>
+            <w:tcW w:w="1145" w:type="dxa"/>
           </w:tcPr>
           <w:p>
             <w:pPr>
@@ -6005,35 +5971,7 @@
               <w:rPr>
                 <w:rFonts w:ascii="Calibri" w:eastAsia="Calibri" w:hAnsi="Calibri" w:cs="Calibri"/>
               </w:rPr>
-              <w:t xml:space="preserve">Facilitadores: POS heredado operable (login, catálogo y efectivo) y cobro TUU/Kozen en producción como línea base; códigos públicos de integración de Transbank, que evitaron esperar llaves de comercio propias; un Celular Android de pruebas y un segundo celular en la misma red Wi-Fi para abrir el QR; revisión por Pull Request (#7 a #15) y pruebas automáticas del núcleo de pago (Jest 17/17).</w:t>
-            </w:r>
-            <w:proofErr w:type="spellStart"/>
-            <w:r>
-              <w:rPr>
-                <w:rFonts w:ascii="Calibri" w:eastAsia="Calibri" w:hAnsi="Calibri" w:cs="Calibri"/>
-              </w:rPr>
-              <w:t/>
-            </w:r>
-            <w:proofErr w:type="spellEnd"/>
-            <w:r>
-              <w:rPr>
-                <w:rFonts w:ascii="Calibri" w:eastAsia="Calibri" w:hAnsi="Calibri" w:cs="Calibri"/>
-              </w:rPr>
-              <w:t xml:space="preserve"/>
-            </w:r>
-            <w:proofErr w:type="spellStart"/>
-            <w:r>
-              <w:rPr>
-                <w:rFonts w:ascii="Calibri" w:eastAsia="Calibri" w:hAnsi="Calibri" w:cs="Calibri"/>
-              </w:rPr>
-              <w:t/>
-            </w:r>
-            <w:proofErr w:type="spellEnd"/>
-            <w:r>
-              <w:rPr>
-                <w:rFonts w:ascii="Calibri" w:eastAsia="Calibri" w:hAnsi="Calibri" w:cs="Calibri"/>
-              </w:rPr>
-              <w:t xml:space="preserve"/>
+              <w:t>Facilitadores: POS heredado operable (login, catálogo y efectivo) y cobro TUU/Kozen en producción como línea base; códigos públicos de integración de Transbank, que evitaron esperar llaves de comercio propias; un Celular Android de pruebas y un segundo celular en la misma red Wi-Fi para abrir el QR; revisión por Pull Request (#7 a #15) y pruebas automáticas del núcleo de pago (Jest 17/17).</w:t>
             </w:r>
           </w:p>
           <w:p>
@@ -6045,105 +5983,7 @@
               <w:rPr>
                 <w:rFonts w:ascii="Calibri" w:eastAsia="Calibri" w:hAnsi="Calibri" w:cs="Calibri"/>
               </w:rPr>
-              <w:t xml:space="preserve">Dificultades y acciones: (1) El celular genérico no es un terminal Kozen → perfil GENERIC_MOBILE y Webpay, en vez de forzar TUU. (2) Proxy apagado o en 127.0.0.1 sin cable USB (DEF-NET) → IP LAN, NetInfo y timeout de fetch de 8 s; re-test sin USB en el Sprint 3 (TC-063 parcial). (3) La red móvil (WWAN) no enruta 192.168.x.x → túnel HTTPS o hotspot; decisión pendiente con Diego Madrid. (4) Deriva del timeout entre código y documentación (DEF-DOC-01) → timeout oficial 300 s; DEF-DOC-01 cerrado. (5) Un mismo ID de caso (TC-WP-03) para tres escenarios → renombre de evidencias del 11/10. (6) Trello sin automatización (D-02) → movimiento manual.</w:t>
-            </w:r>
-            <w:proofErr w:type="spellStart"/>
-            <w:r>
-              <w:rPr>
-                <w:rFonts w:ascii="Calibri" w:eastAsia="Calibri" w:hAnsi="Calibri" w:cs="Calibri"/>
-              </w:rPr>
-              <w:t/>
-            </w:r>
-            <w:proofErr w:type="spellEnd"/>
-            <w:r>
-              <w:rPr>
-                <w:rFonts w:ascii="Calibri" w:eastAsia="Calibri" w:hAnsi="Calibri" w:cs="Calibri"/>
-              </w:rPr>
-              <w:t xml:space="preserve"/>
-            </w:r>
-            <w:proofErr w:type="spellStart"/>
-            <w:r>
-              <w:rPr>
-                <w:rFonts w:ascii="Calibri" w:eastAsia="Calibri" w:hAnsi="Calibri" w:cs="Calibri"/>
-              </w:rPr>
-              <w:t/>
-            </w:r>
-            <w:proofErr w:type="spellEnd"/>
-            <w:r>
-              <w:rPr>
-                <w:rFonts w:ascii="Calibri" w:eastAsia="Calibri" w:hAnsi="Calibri" w:cs="Calibri"/>
-              </w:rPr>
-              <w:t xml:space="preserve"/>
-            </w:r>
-            <w:proofErr w:type="spellStart"/>
-            <w:r>
-              <w:rPr>
-                <w:rFonts w:ascii="Calibri" w:eastAsia="Calibri" w:hAnsi="Calibri" w:cs="Calibri"/>
-              </w:rPr>
-              <w:t/>
-            </w:r>
-            <w:proofErr w:type="spellEnd"/>
-            <w:r>
-              <w:rPr>
-                <w:rFonts w:ascii="Calibri" w:eastAsia="Calibri" w:hAnsi="Calibri" w:cs="Calibri"/>
-              </w:rPr>
-              <w:t xml:space="preserve"/>
-            </w:r>
-            <w:proofErr w:type="spellStart"/>
-            <w:r>
-              <w:rPr>
-                <w:rFonts w:ascii="Calibri" w:eastAsia="Calibri" w:hAnsi="Calibri" w:cs="Calibri"/>
-              </w:rPr>
-              <w:t/>
-            </w:r>
-            <w:proofErr w:type="spellEnd"/>
-            <w:r>
-              <w:rPr>
-                <w:rFonts w:ascii="Calibri" w:eastAsia="Calibri" w:hAnsi="Calibri" w:cs="Calibri"/>
-              </w:rPr>
-              <w:t xml:space="preserve"/>
-            </w:r>
-            <w:proofErr w:type="spellStart"/>
-            <w:r>
-              <w:rPr>
-                <w:rFonts w:ascii="Calibri" w:eastAsia="Calibri" w:hAnsi="Calibri" w:cs="Calibri"/>
-              </w:rPr>
-              <w:t/>
-            </w:r>
-            <w:proofErr w:type="spellEnd"/>
-            <w:r>
-              <w:rPr>
-                <w:rFonts w:ascii="Calibri" w:eastAsia="Calibri" w:hAnsi="Calibri" w:cs="Calibri"/>
-              </w:rPr>
-              <w:t xml:space="preserve"/>
-            </w:r>
-            <w:proofErr w:type="spellStart"/>
-            <w:r>
-              <w:rPr>
-                <w:rFonts w:ascii="Calibri" w:eastAsia="Calibri" w:hAnsi="Calibri" w:cs="Calibri"/>
-              </w:rPr>
-              <w:t/>
-            </w:r>
-            <w:proofErr w:type="spellEnd"/>
-            <w:r>
-              <w:rPr>
-                <w:rFonts w:ascii="Calibri" w:eastAsia="Calibri" w:hAnsi="Calibri" w:cs="Calibri"/>
-              </w:rPr>
-              <w:t xml:space="preserve"/>
-            </w:r>
-            <w:proofErr w:type="spellStart"/>
-            <w:r>
-              <w:rPr>
-                <w:rFonts w:ascii="Calibri" w:eastAsia="Calibri" w:hAnsi="Calibri" w:cs="Calibri"/>
-              </w:rPr>
-              <w:t/>
-            </w:r>
-            <w:proofErr w:type="spellEnd"/>
-            <w:r>
-              <w:rPr>
-                <w:rFonts w:ascii="Calibri" w:eastAsia="Calibri" w:hAnsi="Calibri" w:cs="Calibri"/>
-              </w:rPr>
-              <w:t xml:space="preserve"/>
+              <w:t>Dificultades y acciones: (1) El celular genérico no es un terminal Kozen → perfil GENERIC_MOBILE y Webpay, en vez de forzar TUU. (2) Proxy apagado o en 127.0.0.1 sin cable USB (DEF-NET) → IP LAN, NetInfo y timeout de fetch de 8 s; re-test sin USB en el Sprint 3 (TC-063 parcial). (3) La red móvil (WWAN) no enruta 192.168.x.x → túnel HTTPS o hotspot; decisión pendiente con Diego Madrid. (4) Deriva del timeout entre código y documentación (DEF-DOC-01) → timeout oficial 300 s; DEF-DOC-01 cerrado. (5) Un mismo ID de caso (TC-WP-03) para tres escenarios → renombre de evidencias del 11/10. (6) Trello sin automatización (D-02) → movimiento manual.</w:t>
             </w:r>
           </w:p>
         </w:tc>
@@ -6438,7 +6278,19 @@
               <w:rPr>
                 <w:rFonts w:ascii="Calibri" w:eastAsia="Calibri" w:hAnsi="Calibri" w:cs="Calibri"/>
               </w:rPr>
-              <w:t xml:space="preserve">Emisión de DTE (boleta 39), historial con folio de servidor y nota de crédito 61 — Con retraso. Motivo: depende de la red de la API QA y de </w:t>
+              <w:t xml:space="preserve">Emisión de DTE (boleta 39), historial con folio de servidor y nota de crédito 61 </w:t>
+            </w:r>
+            <w:r>
+              <w:rPr>
+                <w:rFonts w:ascii="Calibri" w:eastAsia="Calibri" w:hAnsi="Calibri" w:cs="Calibri"/>
+              </w:rPr>
+              <w:t>-</w:t>
+            </w:r>
+            <w:r>
+              <w:rPr>
+                <w:rFonts w:ascii="Calibri" w:eastAsia="Calibri" w:hAnsi="Calibri" w:cs="Calibri"/>
+              </w:rPr>
+              <w:t xml:space="preserve"> Con retraso. Motivo: depende de la red de la API QA y de </w:t>
             </w:r>
             <w:proofErr w:type="spellStart"/>
             <w:r>
@@ -6472,7 +6324,19 @@
               <w:rPr>
                 <w:rFonts w:ascii="Calibri" w:eastAsia="Calibri" w:hAnsi="Calibri" w:cs="Calibri"/>
               </w:rPr>
-              <w:t xml:space="preserve"> del error de conexión sin USB (TC-063) — Parcial / con retraso. Motivo: las pruebas del 03/10 se hicieron con cable USB. Estrategia: Reinhartd Munzenmayer, Sprint 3.</w:t>
+              <w:t xml:space="preserve"> del error de conexión sin USB (TC-063) </w:t>
+            </w:r>
+            <w:r>
+              <w:rPr>
+                <w:rFonts w:ascii="Calibri" w:eastAsia="Calibri" w:hAnsi="Calibri" w:cs="Calibri"/>
+              </w:rPr>
+              <w:t>-</w:t>
+            </w:r>
+            <w:r>
+              <w:rPr>
+                <w:rFonts w:ascii="Calibri" w:eastAsia="Calibri" w:hAnsi="Calibri" w:cs="Calibri"/>
+              </w:rPr>
+              <w:t xml:space="preserve"> Parcial / con retraso. Motivo: las pruebas del 03/10 se hicieron con cable USB. Estrategia: Reinhartd Munzenmayer, Sprint 3.</w:t>
             </w:r>
           </w:p>
           <w:p>
@@ -6512,7 +6376,19 @@
               <w:rPr>
                 <w:rFonts w:ascii="Calibri" w:eastAsia="Calibri" w:hAnsi="Calibri" w:cs="Calibri"/>
               </w:rPr>
-              <w:t xml:space="preserve">) — No iniciado. Motivo: falta el </w:t>
+              <w:t xml:space="preserve">) </w:t>
+            </w:r>
+            <w:r>
+              <w:rPr>
+                <w:rFonts w:ascii="Calibri" w:eastAsia="Calibri" w:hAnsi="Calibri" w:cs="Calibri"/>
+              </w:rPr>
+              <w:t>-</w:t>
+            </w:r>
+            <w:r>
+              <w:rPr>
+                <w:rFonts w:ascii="Calibri" w:eastAsia="Calibri" w:hAnsi="Calibri" w:cs="Calibri"/>
+              </w:rPr>
+              <w:t xml:space="preserve"> No iniciado. Motivo: falta el </w:t>
             </w:r>
             <w:proofErr w:type="spellStart"/>
             <w:r>
@@ -6552,7 +6428,19 @@
               <w:rPr>
                 <w:rFonts w:ascii="Calibri" w:eastAsia="Calibri" w:hAnsi="Calibri" w:cs="Calibri"/>
               </w:rPr>
-              <w:t>TC-064 regresión TUU/Kozen — Parcial (13/10/2026). Motivo: el equipo académico no tiene terminal. Estrategia: en espera de ejecución por Diego Madrid (TUU/Kozen en producción).</w:t>
+              <w:t xml:space="preserve">TC-064 regresión TUU/Kozen </w:t>
+            </w:r>
+            <w:r>
+              <w:rPr>
+                <w:rFonts w:ascii="Calibri" w:eastAsia="Calibri" w:hAnsi="Calibri" w:cs="Calibri"/>
+              </w:rPr>
+              <w:t>-</w:t>
+            </w:r>
+            <w:r>
+              <w:rPr>
+                <w:rFonts w:ascii="Calibri" w:eastAsia="Calibri" w:hAnsi="Calibri" w:cs="Calibri"/>
+              </w:rPr>
+              <w:t xml:space="preserve"> Parcial (13/10/2026). Motivo: el equipo académico no tiene terminal. Estrategia: en espera de ejecución por Diego Madrid (TUU/Kozen en producción).</w:t>
             </w:r>
           </w:p>
           <w:p>
@@ -6578,7 +6466,19 @@
               <w:rPr>
                 <w:rFonts w:ascii="Calibri" w:eastAsia="Calibri" w:hAnsi="Calibri" w:cs="Calibri"/>
               </w:rPr>
-              <w:t xml:space="preserve"> de innovación — No iniciado. Motivo: corresponde al cierre de la Fase 2 (semana 15). Estrategia: el equipo, tras el producto. No incluye exposición oral.</w:t>
+              <w:t xml:space="preserve"> de innovación </w:t>
+            </w:r>
+            <w:r>
+              <w:rPr>
+                <w:rFonts w:ascii="Calibri" w:eastAsia="Calibri" w:hAnsi="Calibri" w:cs="Calibri"/>
+              </w:rPr>
+              <w:t>-</w:t>
+            </w:r>
+            <w:r>
+              <w:rPr>
+                <w:rFonts w:ascii="Calibri" w:eastAsia="Calibri" w:hAnsi="Calibri" w:cs="Calibri"/>
+              </w:rPr>
+              <w:t xml:space="preserve"> No iniciado. Motivo: corresponde al cierre de la Fase 2 (semana 15). Estrategia: el equipo, tras el producto. No incluye exposición oral.</w:t>
             </w:r>
           </w:p>
         </w:tc>
@@ -6757,7 +6657,19 @@
         <w:rPr>
           <w:rFonts w:ascii="Calibri" w:eastAsia="Calibri" w:hAnsi="Calibri" w:cs="Calibri"/>
         </w:rPr>
-        <w:t xml:space="preserve"> — </w:t>
+        <w:t xml:space="preserve"> </w:t>
+      </w:r>
+      <w:r>
+        <w:rPr>
+          <w:rFonts w:ascii="Calibri" w:eastAsia="Calibri" w:hAnsi="Calibri" w:cs="Calibri"/>
+        </w:rPr>
+        <w:t>-</w:t>
+      </w:r>
+      <w:r>
+        <w:rPr>
+          <w:rFonts w:ascii="Calibri" w:eastAsia="Calibri" w:hAnsi="Calibri" w:cs="Calibri"/>
+        </w:rPr>
+        <w:t xml:space="preserve"> </w:t>
       </w:r>
       <w:proofErr w:type="spellStart"/>
       <w:r>
@@ -6827,7 +6739,19 @@
         <w:rPr>
           <w:rFonts w:ascii="Calibri" w:eastAsia="Calibri" w:hAnsi="Calibri" w:cs="Calibri"/>
         </w:rPr>
-        <w:t xml:space="preserve">) — </w:t>
+        <w:t xml:space="preserve">) </w:t>
+      </w:r>
+      <w:r>
+        <w:rPr>
+          <w:rFonts w:ascii="Calibri" w:eastAsia="Calibri" w:hAnsi="Calibri" w:cs="Calibri"/>
+        </w:rPr>
+        <w:t>-</w:t>
+      </w:r>
+      <w:r>
+        <w:rPr>
+          <w:rFonts w:ascii="Calibri" w:eastAsia="Calibri" w:hAnsi="Calibri" w:cs="Calibri"/>
+        </w:rPr>
+        <w:t xml:space="preserve"> </w:t>
       </w:r>
       <w:proofErr w:type="spellStart"/>
       <w:r>
@@ -6951,7 +6875,19 @@
         <w:rPr>
           <w:rFonts w:ascii="Calibri" w:eastAsia="Calibri" w:hAnsi="Calibri" w:cs="Calibri"/>
         </w:rPr>
-        <w:t xml:space="preserve"> — Software </w:t>
+        <w:t xml:space="preserve"> </w:t>
+      </w:r>
+      <w:r>
+        <w:rPr>
+          <w:rFonts w:ascii="Calibri" w:eastAsia="Calibri" w:hAnsi="Calibri" w:cs="Calibri"/>
+        </w:rPr>
+        <w:t>-</w:t>
+      </w:r>
+      <w:r>
+        <w:rPr>
+          <w:rFonts w:ascii="Calibri" w:eastAsia="Calibri" w:hAnsi="Calibri" w:cs="Calibri"/>
+        </w:rPr>
+        <w:t xml:space="preserve"> Software </w:t>
       </w:r>
       <w:proofErr w:type="spellStart"/>
       <w:r>
@@ -6965,7 +6901,19 @@
         <w:rPr>
           <w:rFonts w:ascii="Calibri" w:eastAsia="Calibri" w:hAnsi="Calibri" w:cs="Calibri"/>
         </w:rPr>
-        <w:t xml:space="preserve"> — Part 3: Test </w:t>
+        <w:t xml:space="preserve"> </w:t>
+      </w:r>
+      <w:r>
+        <w:rPr>
+          <w:rFonts w:ascii="Calibri" w:eastAsia="Calibri" w:hAnsi="Calibri" w:cs="Calibri"/>
+        </w:rPr>
+        <w:t>-</w:t>
+      </w:r>
+      <w:r>
+        <w:rPr>
+          <w:rFonts w:ascii="Calibri" w:eastAsia="Calibri" w:hAnsi="Calibri" w:cs="Calibri"/>
+        </w:rPr>
+        <w:t xml:space="preserve"> Part 3: Test </w:t>
       </w:r>
       <w:proofErr w:type="spellStart"/>
       <w:r>
@@ -7003,7 +6951,7 @@
         <w:rPr>
           <w:rFonts w:ascii="Calibri" w:eastAsia="Calibri" w:hAnsi="Calibri" w:cs="Calibri"/>
         </w:rPr>
-        <w:t>Munzenmayer, R. (2026a). Catálogo de requisitos no funcionales ISO/IEC 25010 D-PAY 3.0 (Versión 1.0.1) [Documento interno]. Duoc UC.</w:t>
+        <w:t>Munzenmayer, R. (2026a). Catálogo de requisitos no funcionales ISO/IEC 25010 D-PAY 3.0 (Versión 1.0.2) [Documento interno]. Duoc UC.</w:t>
       </w:r>
     </w:p>
     <w:p>
@@ -7248,21 +7196,21 @@
         <w:rPr>
           <w:rFonts w:ascii="Calibri" w:eastAsia="Calibri" w:hAnsi="Calibri" w:cs="Calibri"/>
         </w:rPr>
-        <w:t>Capturas del Celular Android (versión del sistema operativo por confirmar). Se revisó que no muestren PAN completo, CVV, tokens, credenciales ni códigos de comercio. El QR de la Figura 3 está pixelado. Los tiempos se expresan en segundos (timeout oficial: 300 s).</w:t>
+        <w:t>Capturas del Celular Android (versión del sistema operativo por confirmar). Se revisó que no muestren PAN completo, CVV, tokens, credenciales ni códigos de comercio. El QR de la Figura 3 está pixelado. Los tiempos se expresan en segundos (</w:t>
       </w:r>
       <w:proofErr w:type="spellStart"/>
       <w:r>
         <w:rPr>
           <w:rFonts w:ascii="Calibri" w:eastAsia="Calibri" w:hAnsi="Calibri" w:cs="Calibri"/>
         </w:rPr>
-        <w:t/>
+        <w:t>timeout</w:t>
       </w:r>
       <w:proofErr w:type="spellEnd"/>
       <w:r>
         <w:rPr>
           <w:rFonts w:ascii="Calibri" w:eastAsia="Calibri" w:hAnsi="Calibri" w:cs="Calibri"/>
         </w:rPr>
-        <w:t xml:space="preserve"/>
+        <w:t xml:space="preserve"> oficial: 300 s).</w:t>
       </w:r>
     </w:p>
     <w:p>
@@ -7439,7 +7387,7 @@
           <w:i/>
           <w:sz w:val="20"/>
         </w:rPr>
-        <w:t xml:space="preserve">Figura 3. Modal QR de Webpay con monto y temporizador. Caso TC-WP-QR-01 (HU-03). Resultado: PASS. Fecha: 03/10/2026. El código QR se pixeló porque codifica la URL de la transacción de prueba. Timeout oficial: 300 s.</w:t>
+        <w:t xml:space="preserve">Figura 3. Modal QR de Webpay con monto y temporizador. Caso TC-WP-QR-01 (HU-03). Resultado: PASS. Fecha: 03/10/2026. El código QR se pixeló porque codifica la URL de la transacción de prueba. </w:t>
       </w:r>
       <w:proofErr w:type="spellStart"/>
       <w:r>
@@ -7448,7 +7396,7 @@
           <w:i/>
           <w:sz w:val="20"/>
         </w:rPr>
-        <w:t/>
+        <w:t>Timeout</w:t>
       </w:r>
       <w:proofErr w:type="spellEnd"/>
       <w:r>
@@ -7457,7 +7405,7 @@
           <w:i/>
           <w:sz w:val="20"/>
         </w:rPr>
-        <w:t xml:space="preserve"/>
+        <w:t xml:space="preserve"> oficial: 300 s.</w:t>
       </w:r>
     </w:p>
     <w:p>
@@ -7707,64 +7655,6 @@
       </w:pPr>
       <w:r>
         <w:continuationSeparator/>
-      </w:r>
-    </w:p>
-  </w:footnote>
-  <w:footnote w:id="1">
-    <w:p>
-      <w:pPr>
-        <w:pStyle w:val="Textonotapie"/>
-        <w:rPr>
-          <w:color w:val="595959" w:themeColor="text1" w:themeTint="A6"/>
-        </w:rPr>
-      </w:pPr>
-      <w:r>
-        <w:rPr>
-          <w:rStyle w:val="Refdenotaalpie"/>
-          <w:color w:val="595959" w:themeColor="text1" w:themeTint="A6"/>
-        </w:rPr>
-        <w:footnoteRef/>
-      </w:r>
-      <w:r>
-        <w:rPr>
-          <w:color w:val="595959" w:themeColor="text1" w:themeTint="A6"/>
-        </w:rPr>
-        <w:t xml:space="preserve"> </w:t>
-      </w:r>
-      <w:r>
-        <w:rPr>
-          <w:color w:val="595959" w:themeColor="text1" w:themeTint="A6"/>
-          <w:lang w:val="es-CL"/>
-        </w:rPr>
-        <w:t>En caso de que el Proyecto APT sea grupal,</w:t>
-      </w:r>
-      <w:r>
-        <w:rPr>
-          <w:color w:val="595959" w:themeColor="text1" w:themeTint="A6"/>
-          <w:lang w:val="es-CL"/>
-        </w:rPr>
-        <w:t xml:space="preserve"> en</w:t>
-      </w:r>
-      <w:r>
-        <w:rPr>
-          <w:color w:val="595959" w:themeColor="text1" w:themeTint="A6"/>
-          <w:lang w:val="es-CL"/>
-        </w:rPr>
-        <w:t xml:space="preserve"> esta columna </w:t>
-      </w:r>
-      <w:r>
-        <w:rPr>
-          <w:color w:val="595959" w:themeColor="text1" w:themeTint="A6"/>
-          <w:lang w:val="es-CL"/>
-        </w:rPr>
-        <w:t xml:space="preserve">deben </w:t>
-      </w:r>
-      <w:r>
-        <w:rPr>
-          <w:color w:val="595959" w:themeColor="text1" w:themeTint="A6"/>
-          <w:lang w:val="es-CL"/>
-        </w:rPr>
-        <w:t>indicar el nombre de los responsables de cada tarea o actividad. Esto posteriormente permitirá diferenciar la evaluación por cada integrante.</w:t>
       </w:r>
     </w:p>
   </w:footnote>
@@ -9244,18 +9134,18 @@
 </file>
 
 <file path=customXml/item1.xml><?xml version="1.0" encoding="utf-8"?>
+<p:properties xmlns:p="http://schemas.microsoft.com/office/2006/metadata/properties" xmlns:xsi="http://www.w3.org/2001/XMLSchema-instance" xmlns:pc="http://schemas.microsoft.com/office/infopath/2007/PartnerControls">
+  <documentManagement/>
+</p:properties>
+</file>
+
+<file path=customXml/item2.xml><?xml version="1.0" encoding="utf-8"?>
 <?mso-contentType ?>
 <FormTemplates xmlns="http://schemas.microsoft.com/sharepoint/v3/contenttype/forms">
   <Display>DocumentLibraryForm</Display>
   <Edit>DocumentLibraryForm</Edit>
   <New>DocumentLibraryForm</New>
 </FormTemplates>
-</file>
-
-<file path=customXml/item2.xml><?xml version="1.0" encoding="utf-8"?>
-<p:properties xmlns:p="http://schemas.microsoft.com/office/2006/metadata/properties" xmlns:xsi="http://www.w3.org/2001/XMLSchema-instance" xmlns:pc="http://schemas.microsoft.com/office/infopath/2007/PartnerControls">
-  <documentManagement/>
-</p:properties>
 </file>
 
 <file path=customXml/item3.xml><?xml version="1.0" encoding="utf-8"?>
@@ -9391,18 +9281,18 @@
 </file>
 
 <file path=customXml/itemProps1.xml><?xml version="1.0" encoding="utf-8"?>
-<ds:datastoreItem xmlns:ds="http://schemas.openxmlformats.org/officeDocument/2006/customXml" ds:itemID="{D51C61E4-DB75-4684-AD25-71F546404E96}">
+<ds:datastoreItem xmlns:ds="http://schemas.openxmlformats.org/officeDocument/2006/customXml" ds:itemID="{46CA5683-AF87-4E40-B841-2E23A3B52406}">
   <ds:schemaRefs>
-    <ds:schemaRef ds:uri="http://schemas.microsoft.com/sharepoint/v3/contenttype/forms"/>
+    <ds:schemaRef ds:uri="http://schemas.microsoft.com/office/2006/metadata/properties"/>
+    <ds:schemaRef ds:uri="http://schemas.microsoft.com/office/infopath/2007/PartnerControls"/>
   </ds:schemaRefs>
 </ds:datastoreItem>
 </file>
 
 <file path=customXml/itemProps2.xml><?xml version="1.0" encoding="utf-8"?>
-<ds:datastoreItem xmlns:ds="http://schemas.openxmlformats.org/officeDocument/2006/customXml" ds:itemID="{46CA5683-AF87-4E40-B841-2E23A3B52406}">
+<ds:datastoreItem xmlns:ds="http://schemas.openxmlformats.org/officeDocument/2006/customXml" ds:itemID="{D51C61E4-DB75-4684-AD25-71F546404E96}">
   <ds:schemaRefs>
-    <ds:schemaRef ds:uri="http://schemas.microsoft.com/office/2006/metadata/properties"/>
-    <ds:schemaRef ds:uri="http://schemas.microsoft.com/office/infopath/2007/PartnerControls"/>
+    <ds:schemaRef ds:uri="http://schemas.microsoft.com/sharepoint/v3/contenttype/forms"/>
   </ds:schemaRefs>
 </ds:datastoreItem>
 </file>

--- a/fase2/Evidencias Grupales/2.4_GuiaEstudiante_Fase 2_DesarrolloProyecto APT.docx
+++ b/fase2/Evidencias Grupales/2.4_GuiaEstudiante_Fase 2_DesarrolloProyecto APT.docx
@@ -524,59 +524,75 @@
               <w:rPr>
                 <w:rFonts w:ascii="Calibri" w:eastAsia="Calibri" w:hAnsi="Calibri" w:cs="Calibri"/>
               </w:rPr>
-              <w:t xml:space="preserve">Los sprints 1 y 2 están cerrados y el Sprint 3 (06/10–17/10) está en curso. D-PAY 3.0 evoluciona el POS móvil de Dtemite: D-PAY 2.0 sigue en producción con cobro TUU/Kozen, operado por Diego Madrid; el Capstone agrega una arquitectura multi-pasarela con Webpay como MVP.</w:t>
+              <w:t xml:space="preserve">Los </w:t>
             </w:r>
             <w:proofErr w:type="spellStart"/>
             <w:r>
               <w:rPr>
                 <w:rFonts w:ascii="Calibri" w:eastAsia="Calibri" w:hAnsi="Calibri" w:cs="Calibri"/>
               </w:rPr>
-              <w:t/>
+              <w:t>sprints</w:t>
             </w:r>
             <w:proofErr w:type="spellEnd"/>
             <w:r>
               <w:rPr>
                 <w:rFonts w:ascii="Calibri" w:eastAsia="Calibri" w:hAnsi="Calibri" w:cs="Calibri"/>
               </w:rPr>
-              <w:t xml:space="preserve"/>
-            </w:r>
-            <w:r>
-              <w:rPr>
-                <w:rFonts w:ascii="Calibri" w:eastAsia="Calibri" w:hAnsi="Calibri" w:cs="Calibri"/>
-              </w:rPr>
-              <w:t xml:space="preserve"/>
-            </w:r>
-            <w:r>
-              <w:rPr>
-                <w:rFonts w:ascii="Calibri" w:eastAsia="Calibri" w:hAnsi="Calibri" w:cs="Calibri"/>
-              </w:rPr>
-              <w:t xml:space="preserve"/>
+              <w:t xml:space="preserve"> 1 y 2 están cerrados y retrospectiva S3 cerrada 15/10/2026; Goal Parcial (ventana 06/10-17/10). D-PAY 3.0 evoluciona el POS móvil de Dtemite: D-PAY 2.0 sigue en producción con cobro TUU/Kozen, operado por Diego Madrid; el Capstone agrega una arquitectura multi-pasarela con Webpay como MVP.</w:t>
+            </w:r>
+          </w:p>
+          <w:p>
+            <w:pPr>
+              <w:spacing w:after="120" w:line="360" w:lineRule="auto"/>
+            </w:pPr>
+            <w:r>
+              <w:rPr>
+                <w:rFonts w:ascii="Calibri" w:eastAsia="Calibri" w:hAnsi="Calibri" w:cs="Calibri"/>
+              </w:rPr>
+              <w:t>Actividades realizadas y objetivos específicos cumplidos:</w:t>
+            </w:r>
+          </w:p>
+          <w:p>
+            <w:pPr>
+              <w:spacing w:after="120" w:line="360" w:lineRule="auto"/>
+            </w:pPr>
+            <w:r>
+              <w:rPr>
+                <w:rFonts w:ascii="Calibri" w:eastAsia="Calibri" w:hAnsi="Calibri" w:cs="Calibri"/>
+              </w:rPr>
+              <w:t>1.</w:t>
+            </w:r>
+            <w:r>
+              <w:rPr>
+                <w:rFonts w:ascii="Calibri" w:eastAsia="Calibri" w:hAnsi="Calibri" w:cs="Calibri"/>
+              </w:rPr>
+              <w:t xml:space="preserve"> Arquitectura de pagos actual levantada</w:t>
+            </w:r>
+            <w:r>
+              <w:rPr>
+                <w:rFonts w:ascii="Calibri" w:eastAsia="Calibri" w:hAnsi="Calibri" w:cs="Calibri"/>
+              </w:rPr>
+              <w:t>;</w:t>
+            </w:r>
+            <w:r>
+              <w:rPr>
+                <w:rFonts w:ascii="Calibri" w:eastAsia="Calibri" w:hAnsi="Calibri" w:cs="Calibri"/>
+              </w:rPr>
+              <w:t xml:space="preserve"> inventario </w:t>
             </w:r>
             <w:proofErr w:type="spellStart"/>
             <w:r>
               <w:rPr>
                 <w:rFonts w:ascii="Calibri" w:eastAsia="Calibri" w:hAnsi="Calibri" w:cs="Calibri"/>
               </w:rPr>
-              <w:t/>
+              <w:t>baseline</w:t>
             </w:r>
             <w:proofErr w:type="spellEnd"/>
             <w:r>
               <w:rPr>
                 <w:rFonts w:ascii="Calibri" w:eastAsia="Calibri" w:hAnsi="Calibri" w:cs="Calibri"/>
               </w:rPr>
-              <w:t xml:space="preserve"/>
-            </w:r>
-            <w:r>
-              <w:rPr>
-                <w:rFonts w:ascii="Calibri" w:eastAsia="Calibri" w:hAnsi="Calibri" w:cs="Calibri"/>
-              </w:rPr>
-              <w:t xml:space="preserve"/>
-            </w:r>
-            <w:r>
-              <w:rPr>
-                <w:rFonts w:ascii="Calibri" w:eastAsia="Calibri" w:hAnsi="Calibri" w:cs="Calibri"/>
-              </w:rPr>
-              <w:t/>
+              <w:t xml:space="preserve"> COD-00 de D-PAY 2.0 y su dependencia de TUU/Kozen.</w:t>
             </w:r>
           </w:p>
           <w:p>
@@ -587,7 +603,27 @@
               <w:rPr>
                 <w:rFonts w:ascii="Calibri" w:eastAsia="Calibri" w:hAnsi="Calibri" w:cs="Calibri"/>
               </w:rPr>
-              <w:t>Actividades realizadas y objetivos específicos cumplidos:</w:t>
+              <w:t>2.</w:t>
+            </w:r>
+            <w:r>
+              <w:rPr>
+                <w:rFonts w:ascii="Calibri" w:eastAsia="Calibri" w:hAnsi="Calibri" w:cs="Calibri"/>
+              </w:rPr>
+              <w:t xml:space="preserve"> Modelo </w:t>
+            </w:r>
+            <w:proofErr w:type="spellStart"/>
+            <w:r>
+              <w:rPr>
+                <w:rFonts w:ascii="Calibri" w:eastAsia="Calibri" w:hAnsi="Calibri" w:cs="Calibri"/>
+              </w:rPr>
+              <w:t>multi-gateway</w:t>
+            </w:r>
+            <w:proofErr w:type="spellEnd"/>
+            <w:r>
+              <w:rPr>
+                <w:rFonts w:ascii="Calibri" w:eastAsia="Calibri" w:hAnsi="Calibri" w:cs="Calibri"/>
+              </w:rPr>
+              <w:t xml:space="preserve"> diseñado e implementado; interfaz IPaymentGateway, detección de dispositivo, factory y adaptadores TUU, Webpay y Mock (PR #7 a #11 del Sprint 1), sin tocar la lógica de venta existente diseñada por Diego Madrid y Pablo Gutiérrez.</w:t>
             </w:r>
           </w:p>
           <w:p>
@@ -598,7 +634,13 @@
               <w:rPr>
                 <w:rFonts w:ascii="Calibri" w:eastAsia="Calibri" w:hAnsi="Calibri" w:cs="Calibri"/>
               </w:rPr>
-              <w:t>• Arquitectura de pagos actual levantada</w:t>
+              <w:t>3.</w:t>
+            </w:r>
+            <w:r>
+              <w:rPr>
+                <w:rFonts w:ascii="Calibri" w:eastAsia="Calibri" w:hAnsi="Calibri" w:cs="Calibri"/>
+              </w:rPr>
+              <w:t xml:space="preserve"> Webpay como MVP</w:t>
             </w:r>
             <w:r>
               <w:rPr>
@@ -610,21 +652,35 @@
               <w:rPr>
                 <w:rFonts w:ascii="Calibri" w:eastAsia="Calibri" w:hAnsi="Calibri" w:cs="Calibri"/>
               </w:rPr>
-              <w:t xml:space="preserve"> inventario </w:t>
+              <w:t xml:space="preserve"> proxy </w:t>
             </w:r>
             <w:proofErr w:type="spellStart"/>
             <w:r>
               <w:rPr>
                 <w:rFonts w:ascii="Calibri" w:eastAsia="Calibri" w:hAnsi="Calibri" w:cs="Calibri"/>
               </w:rPr>
-              <w:t>baseline</w:t>
+              <w:t>Node</w:t>
             </w:r>
             <w:proofErr w:type="spellEnd"/>
             <w:r>
               <w:rPr>
                 <w:rFonts w:ascii="Calibri" w:eastAsia="Calibri" w:hAnsi="Calibri" w:cs="Calibri"/>
               </w:rPr>
-              <w:t xml:space="preserve"> COD-00 de D-PAY 2.0 y su dependencia de TUU/Kozen.</w:t>
+              <w:t xml:space="preserve"> con SQLite, Webpay Plus REST y </w:t>
+            </w:r>
+            <w:proofErr w:type="spellStart"/>
+            <w:r>
+              <w:rPr>
+                <w:rFonts w:ascii="Calibri" w:eastAsia="Calibri" w:hAnsi="Calibri" w:cs="Calibri"/>
+              </w:rPr>
+              <w:t>checkout</w:t>
+            </w:r>
+            <w:proofErr w:type="spellEnd"/>
+            <w:r>
+              <w:rPr>
+                <w:rFonts w:ascii="Calibri" w:eastAsia="Calibri" w:hAnsi="Calibri" w:cs="Calibri"/>
+              </w:rPr>
+              <w:t xml:space="preserve"> por QR en un Celular Android (PR #12 a #15 del Sprint 2). En el ambiente de integración de Transbank están evidenciados el pago aprobado y el rechazado (PASS, HU-06). El error de conexión (TC-063) quedó parcial; la regresión TUU/Kozen (TC-064) está documentada como Parcial (13/10/2026, Kozen P8 Neo, Diego Madrid) (TUU/Kozen en producción).</w:t>
             </w:r>
           </w:p>
           <w:p>
@@ -635,330 +691,179 @@
               <w:rPr>
                 <w:rFonts w:ascii="Calibri" w:eastAsia="Calibri" w:hAnsi="Calibri" w:cs="Calibri"/>
               </w:rPr>
-              <w:t xml:space="preserve">• Modelo multi-gateway diseñado e implementado; interfaz IPaymentGateway, detección de dispositivo, factory y adaptadores TUU, Webpay y Mock (PR #7 a #11 del Sprint 1), sin tocar la lógica de venta existente diseñada por Diego Madrid y Pablo Gutiérrez.</w:t>
+              <w:lastRenderedPageBreak/>
+              <w:t>4.</w:t>
+            </w:r>
+            <w:r>
+              <w:rPr>
+                <w:rFonts w:ascii="Calibri" w:eastAsia="Calibri" w:hAnsi="Calibri" w:cs="Calibri"/>
+              </w:rPr>
+              <w:t xml:space="preserve"> Gestión con Scrum</w:t>
+            </w:r>
+            <w:r>
+              <w:rPr>
+                <w:rFonts w:ascii="Calibri" w:eastAsia="Calibri" w:hAnsi="Calibri" w:cs="Calibri"/>
+              </w:rPr>
+              <w:t>; los</w:t>
+            </w:r>
+            <w:r>
+              <w:rPr>
+                <w:rFonts w:ascii="Calibri" w:eastAsia="Calibri" w:hAnsi="Calibri" w:cs="Calibri"/>
+              </w:rPr>
+              <w:t xml:space="preserve"> </w:t>
             </w:r>
             <w:proofErr w:type="spellStart"/>
             <w:r>
               <w:rPr>
                 <w:rFonts w:ascii="Calibri" w:eastAsia="Calibri" w:hAnsi="Calibri" w:cs="Calibri"/>
               </w:rPr>
-              <w:t/>
+              <w:t>sprints</w:t>
             </w:r>
             <w:proofErr w:type="spellEnd"/>
             <w:r>
               <w:rPr>
                 <w:rFonts w:ascii="Calibri" w:eastAsia="Calibri" w:hAnsi="Calibri" w:cs="Calibri"/>
               </w:rPr>
-              <w:t xml:space="preserve"/>
-            </w:r>
-            <w:r>
-              <w:rPr>
-                <w:rFonts w:ascii="Calibri" w:eastAsia="Calibri" w:hAnsi="Calibri" w:cs="Calibri"/>
-              </w:rPr>
-              <w:t/>
-            </w:r>
-            <w:r>
-              <w:rPr>
-                <w:rFonts w:ascii="Calibri" w:eastAsia="Calibri" w:hAnsi="Calibri" w:cs="Calibri"/>
-              </w:rPr>
-              <w:t xml:space="preserve"/>
+              <w:t xml:space="preserve"> de dos semanas; actas de retrospectiva S01 y S02 firmadas el 04/10 (Equipo D-PAY 3.0, 2026a, 2026b). Pablo Gutiérrez y Diego Madrid suben, revisan y actualizan GitHub.</w:t>
+            </w:r>
+          </w:p>
+          <w:p>
+            <w:pPr>
+              <w:spacing w:after="120" w:line="360" w:lineRule="auto"/>
+            </w:pPr>
+            <w:r>
+              <w:rPr>
+                <w:rFonts w:ascii="Calibri" w:eastAsia="Calibri" w:hAnsi="Calibri" w:cs="Calibri"/>
+              </w:rPr>
+              <w:t>5.</w:t>
+            </w:r>
+            <w:r>
+              <w:rPr>
+                <w:rFonts w:ascii="Calibri" w:eastAsia="Calibri" w:hAnsi="Calibri" w:cs="Calibri"/>
+              </w:rPr>
+              <w:t xml:space="preserve"> Calidad</w:t>
+            </w:r>
+            <w:r>
+              <w:rPr>
+                <w:rFonts w:ascii="Calibri" w:eastAsia="Calibri" w:hAnsi="Calibri" w:cs="Calibri"/>
+              </w:rPr>
+              <w:t>;</w:t>
+            </w:r>
+            <w:r>
+              <w:rPr>
+                <w:rFonts w:ascii="Calibri" w:eastAsia="Calibri" w:hAnsi="Calibri" w:cs="Calibri"/>
+              </w:rPr>
+              <w:t xml:space="preserve"> Plan de Pruebas v1.2 según ISO/IEC/IEEE 29119-3 (International </w:t>
             </w:r>
             <w:proofErr w:type="spellStart"/>
             <w:r>
               <w:rPr>
                 <w:rFonts w:ascii="Calibri" w:eastAsia="Calibri" w:hAnsi="Calibri" w:cs="Calibri"/>
               </w:rPr>
-              <w:t/>
+              <w:t>Organization</w:t>
             </w:r>
             <w:proofErr w:type="spellEnd"/>
             <w:r>
               <w:rPr>
                 <w:rFonts w:ascii="Calibri" w:eastAsia="Calibri" w:hAnsi="Calibri" w:cs="Calibri"/>
               </w:rPr>
-              <w:t xml:space="preserve"/>
+              <w:t xml:space="preserve"> </w:t>
             </w:r>
             <w:proofErr w:type="spellStart"/>
             <w:r>
               <w:rPr>
                 <w:rFonts w:ascii="Calibri" w:eastAsia="Calibri" w:hAnsi="Calibri" w:cs="Calibri"/>
               </w:rPr>
-              <w:t/>
+              <w:t>for</w:t>
             </w:r>
             <w:proofErr w:type="spellEnd"/>
             <w:r>
               <w:rPr>
                 <w:rFonts w:ascii="Calibri" w:eastAsia="Calibri" w:hAnsi="Calibri" w:cs="Calibri"/>
               </w:rPr>
-              <w:t xml:space="preserve"/>
-            </w:r>
-            <w:r>
-              <w:rPr>
-                <w:rFonts w:ascii="Calibri" w:eastAsia="Calibri" w:hAnsi="Calibri" w:cs="Calibri"/>
-              </w:rPr>
-              <w:t xml:space="preserve"/>
+              <w:t xml:space="preserve"> </w:t>
             </w:r>
             <w:proofErr w:type="spellStart"/>
             <w:r>
               <w:rPr>
                 <w:rFonts w:ascii="Calibri" w:eastAsia="Calibri" w:hAnsi="Calibri" w:cs="Calibri"/>
               </w:rPr>
-              <w:t/>
+              <w:t>Standardization</w:t>
             </w:r>
             <w:proofErr w:type="spellEnd"/>
             <w:r>
               <w:rPr>
                 <w:rFonts w:ascii="Calibri" w:eastAsia="Calibri" w:hAnsi="Calibri" w:cs="Calibri"/>
               </w:rPr>
-              <w:t/>
+              <w:t xml:space="preserve"> [ISO], 2021). Catálogo CSY4111: 19 casos = 15 OK, 2 parciales (MTC-12 y MTC-13), 1 NOK y 0 bloqueados. Jest hu06Tuu + </w:t>
+            </w:r>
+            <w:proofErr w:type="spellStart"/>
+            <w:r>
+              <w:rPr>
+                <w:rFonts w:ascii="Calibri" w:eastAsia="Calibri" w:hAnsi="Calibri" w:cs="Calibri"/>
+              </w:rPr>
+              <w:t>factory</w:t>
+            </w:r>
+            <w:proofErr w:type="spellEnd"/>
+            <w:r>
+              <w:rPr>
+                <w:rFonts w:ascii="Calibri" w:eastAsia="Calibri" w:hAnsi="Calibri" w:cs="Calibri"/>
+              </w:rPr>
+              <w:t xml:space="preserve"> + detección: 17/17.</w:t>
             </w:r>
           </w:p>
           <w:p>
             <w:pPr>
               <w:spacing w:after="120" w:line="360" w:lineRule="auto"/>
-            </w:pPr>
-            <w:r>
-              <w:rPr>
-                <w:rFonts w:ascii="Calibri" w:eastAsia="Calibri" w:hAnsi="Calibri" w:cs="Calibri"/>
-              </w:rPr>
-              <w:t>• Webpay como MVP</w:t>
-            </w:r>
-            <w:r>
-              <w:rPr>
-                <w:rFonts w:ascii="Calibri" w:eastAsia="Calibri" w:hAnsi="Calibri" w:cs="Calibri"/>
-              </w:rPr>
-              <w:t>;</w:t>
-            </w:r>
-            <w:r>
-              <w:rPr>
-                <w:rFonts w:ascii="Calibri" w:eastAsia="Calibri" w:hAnsi="Calibri" w:cs="Calibri"/>
-              </w:rPr>
-              <w:t xml:space="preserve"> proxy </w:t>
+              <w:rPr>
+                <w:rFonts w:ascii="Calibri" w:eastAsia="Calibri" w:hAnsi="Calibri" w:cs="Calibri"/>
+              </w:rPr>
+            </w:pPr>
+            <w:r>
+              <w:rPr>
+                <w:rFonts w:ascii="Calibri" w:eastAsia="Calibri" w:hAnsi="Calibri" w:cs="Calibri"/>
+              </w:rPr>
+              <w:t xml:space="preserve">Pendientes al corte: emisión de DTE (boleta 39); re-test de TC-063 sin USB; TC-064 Parcial en Kozen P8 Neo (13/10; falta crédito aprobado). Timeout oficial de </w:t>
             </w:r>
             <w:proofErr w:type="spellStart"/>
             <w:r>
               <w:rPr>
                 <w:rFonts w:ascii="Calibri" w:eastAsia="Calibri" w:hAnsi="Calibri" w:cs="Calibri"/>
               </w:rPr>
-              <w:t>Node</w:t>
+              <w:t>checkout</w:t>
             </w:r>
             <w:proofErr w:type="spellEnd"/>
             <w:r>
               <w:rPr>
                 <w:rFonts w:ascii="Calibri" w:eastAsia="Calibri" w:hAnsi="Calibri" w:cs="Calibri"/>
               </w:rPr>
-              <w:t xml:space="preserve"> con SQLite, Webpay Plus REST y </w:t>
-            </w:r>
-            <w:proofErr w:type="spellStart"/>
-            <w:r>
-              <w:rPr>
-                <w:rFonts w:ascii="Calibri" w:eastAsia="Calibri" w:hAnsi="Calibri" w:cs="Calibri"/>
-              </w:rPr>
-              <w:t>checkout</w:t>
-            </w:r>
-            <w:proofErr w:type="spellEnd"/>
-            <w:r>
-              <w:rPr>
-                <w:rFonts w:ascii="Calibri" w:eastAsia="Calibri" w:hAnsi="Calibri" w:cs="Calibri"/>
-              </w:rPr>
-              <w:t xml:space="preserve"> por QR en un Celular Android (PR #12 a #15 del Sprint 2). En el ambiente de integración de Transbank están evidenciados el pago aprobado y el rechazado (PASS, HU-06). El error de conexión (TC-063) quedó parcial; la regresión TUU/Kozen (TC-064) está bloqueada a la espera de ejecución por Diego Madrid (TUU/Kozen en producción).</w:t>
+              <w:t>: 300 s.</w:t>
             </w:r>
           </w:p>
           <w:p>
             <w:pPr>
               <w:spacing w:after="120" w:line="360" w:lineRule="auto"/>
-            </w:pPr>
-            <w:r>
-              <w:rPr>
-                <w:rFonts w:ascii="Calibri" w:eastAsia="Calibri" w:hAnsi="Calibri" w:cs="Calibri"/>
-              </w:rPr>
-              <w:lastRenderedPageBreak/>
-              <w:t>• Gestión con Scrum</w:t>
-            </w:r>
-            <w:r>
-              <w:rPr>
-                <w:rFonts w:ascii="Calibri" w:eastAsia="Calibri" w:hAnsi="Calibri" w:cs="Calibri"/>
-              </w:rPr>
-              <w:t>; los</w:t>
-            </w:r>
+              <w:rPr>
+                <w:rFonts w:ascii="Calibri" w:eastAsia="Calibri" w:hAnsi="Calibri" w:cs="Calibri"/>
+              </w:rPr>
+            </w:pPr>
             <w:r>
               <w:rPr>
                 <w:rFonts w:ascii="Calibri" w:eastAsia="Calibri" w:hAnsi="Calibri" w:cs="Calibri"/>
               </w:rPr>
               <w:t xml:space="preserve"> </w:t>
             </w:r>
-            <w:proofErr w:type="spellStart"/>
-            <w:r>
-              <w:rPr>
-                <w:rFonts w:ascii="Calibri" w:eastAsia="Calibri" w:hAnsi="Calibri" w:cs="Calibri"/>
-              </w:rPr>
-              <w:t>sprints</w:t>
-            </w:r>
-            <w:proofErr w:type="spellEnd"/>
-            <w:r>
-              <w:rPr>
-                <w:rFonts w:ascii="Calibri" w:eastAsia="Calibri" w:hAnsi="Calibri" w:cs="Calibri"/>
-              </w:rPr>
-              <w:t xml:space="preserve"> de dos semanas; actas de retrospectiva S01 y S02 firmadas el 04/10 (Equipo D-PAY 3.0, 2026a, 2026b). Pablo Gutiérrez y Diego Madrid suben, revisan y actualizan GitHub.</w:t>
-            </w:r>
-          </w:p>
-          <w:p>
-            <w:pPr>
-              <w:spacing w:after="120" w:line="360" w:lineRule="auto"/>
-            </w:pPr>
-            <w:r>
-              <w:rPr>
-                <w:rFonts w:ascii="Calibri" w:eastAsia="Calibri" w:hAnsi="Calibri" w:cs="Calibri"/>
-              </w:rPr>
-              <w:t>• Calidad</w:t>
-            </w:r>
-            <w:r>
-              <w:rPr>
-                <w:rFonts w:ascii="Calibri" w:eastAsia="Calibri" w:hAnsi="Calibri" w:cs="Calibri"/>
-              </w:rPr>
-              <w:t>;</w:t>
-            </w:r>
-            <w:r>
-              <w:rPr>
-                <w:rFonts w:ascii="Calibri" w:eastAsia="Calibri" w:hAnsi="Calibri" w:cs="Calibri"/>
-              </w:rPr>
-              <w:t xml:space="preserve"> Plan de Pruebas v1.2 según ISO/IEC/IEEE 29119-3 (International </w:t>
-            </w:r>
-            <w:proofErr w:type="spellStart"/>
-            <w:r>
-              <w:rPr>
-                <w:rFonts w:ascii="Calibri" w:eastAsia="Calibri" w:hAnsi="Calibri" w:cs="Calibri"/>
-              </w:rPr>
-              <w:t>Organization</w:t>
-            </w:r>
-            <w:proofErr w:type="spellEnd"/>
-            <w:r>
-              <w:rPr>
-                <w:rFonts w:ascii="Calibri" w:eastAsia="Calibri" w:hAnsi="Calibri" w:cs="Calibri"/>
-              </w:rPr>
-              <w:t xml:space="preserve"> </w:t>
-            </w:r>
-            <w:proofErr w:type="spellStart"/>
-            <w:r>
-              <w:rPr>
-                <w:rFonts w:ascii="Calibri" w:eastAsia="Calibri" w:hAnsi="Calibri" w:cs="Calibri"/>
-              </w:rPr>
-              <w:t>for</w:t>
-            </w:r>
-            <w:proofErr w:type="spellEnd"/>
-            <w:r>
-              <w:rPr>
-                <w:rFonts w:ascii="Calibri" w:eastAsia="Calibri" w:hAnsi="Calibri" w:cs="Calibri"/>
-              </w:rPr>
-              <w:t xml:space="preserve"> </w:t>
-            </w:r>
-            <w:proofErr w:type="spellStart"/>
-            <w:r>
-              <w:rPr>
-                <w:rFonts w:ascii="Calibri" w:eastAsia="Calibri" w:hAnsi="Calibri" w:cs="Calibri"/>
-              </w:rPr>
-              <w:t>Standardization</w:t>
-            </w:r>
-            <w:proofErr w:type="spellEnd"/>
-            <w:r>
-              <w:rPr>
-                <w:rFonts w:ascii="Calibri" w:eastAsia="Calibri" w:hAnsi="Calibri" w:cs="Calibri"/>
-              </w:rPr>
-              <w:t xml:space="preserve"> [ISO], 2021). Catálogo CSY4111: 19 casos = 15 OK, 2 parciales (MTC-12 y MTC-13), 1 NOK y 1 bloqueado. Jest hu06Tuu + </w:t>
-            </w:r>
-            <w:proofErr w:type="spellStart"/>
-            <w:r>
-              <w:rPr>
-                <w:rFonts w:ascii="Calibri" w:eastAsia="Calibri" w:hAnsi="Calibri" w:cs="Calibri"/>
-              </w:rPr>
-              <w:t>factory</w:t>
-            </w:r>
-            <w:proofErr w:type="spellEnd"/>
-            <w:r>
-              <w:rPr>
-                <w:rFonts w:ascii="Calibri" w:eastAsia="Calibri" w:hAnsi="Calibri" w:cs="Calibri"/>
-              </w:rPr>
-              <w:t xml:space="preserve"> + detección: 17/17.</w:t>
-            </w:r>
-          </w:p>
-          <w:p>
-            <w:pPr>
-              <w:spacing w:after="120" w:line="360" w:lineRule="auto"/>
-              <w:rPr>
-                <w:rFonts w:ascii="Calibri" w:eastAsia="Calibri" w:hAnsi="Calibri" w:cs="Calibri"/>
-              </w:rPr>
-            </w:pPr>
-            <w:r>
-              <w:rPr>
-                <w:rFonts w:ascii="Calibri" w:eastAsia="Calibri" w:hAnsi="Calibri" w:cs="Calibri"/>
-              </w:rPr>
-              <w:t xml:space="preserve">Pendientes al corte: emisión de DTE (boleta 39); re-test de TC-063 sin USB; TC-064 en terminal Kozen. Timeout oficial de checkout: 300 s.</w:t>
-            </w:r>
-            <w:proofErr w:type="spellStart"/>
-            <w:r>
-              <w:rPr>
-                <w:rFonts w:ascii="Calibri" w:eastAsia="Calibri" w:hAnsi="Calibri" w:cs="Calibri"/>
-              </w:rPr>
-              <w:t/>
-            </w:r>
-            <w:proofErr w:type="spellEnd"/>
-            <w:r>
-              <w:rPr>
-                <w:rFonts w:ascii="Calibri" w:eastAsia="Calibri" w:hAnsi="Calibri" w:cs="Calibri"/>
-              </w:rPr>
-              <w:t xml:space="preserve"/>
-            </w:r>
-            <w:proofErr w:type="spellStart"/>
-            <w:r>
-              <w:rPr>
-                <w:rFonts w:ascii="Calibri" w:eastAsia="Calibri" w:hAnsi="Calibri" w:cs="Calibri"/>
-              </w:rPr>
-              <w:t/>
-            </w:r>
-            <w:proofErr w:type="spellEnd"/>
-            <w:r>
-              <w:rPr>
-                <w:rFonts w:ascii="Calibri" w:eastAsia="Calibri" w:hAnsi="Calibri" w:cs="Calibri"/>
-              </w:rPr>
-              <w:t xml:space="preserve"/>
-            </w:r>
-            <w:proofErr w:type="spellStart"/>
-            <w:r>
-              <w:rPr>
-                <w:rFonts w:ascii="Calibri" w:eastAsia="Calibri" w:hAnsi="Calibri" w:cs="Calibri"/>
-              </w:rPr>
-              <w:t/>
-            </w:r>
-            <w:proofErr w:type="spellEnd"/>
-            <w:r>
-              <w:rPr>
-                <w:rFonts w:ascii="Calibri" w:eastAsia="Calibri" w:hAnsi="Calibri" w:cs="Calibri"/>
-              </w:rPr>
-              <w:t xml:space="preserve"/>
-            </w:r>
-            <w:proofErr w:type="spellStart"/>
-            <w:r>
-              <w:rPr>
-                <w:rFonts w:ascii="Calibri" w:eastAsia="Calibri" w:hAnsi="Calibri" w:cs="Calibri"/>
-              </w:rPr>
-              <w:t/>
-            </w:r>
-            <w:proofErr w:type="spellEnd"/>
-            <w:r>
-              <w:rPr>
-                <w:rFonts w:ascii="Calibri" w:eastAsia="Calibri" w:hAnsi="Calibri" w:cs="Calibri"/>
-              </w:rPr>
-              <w:t/>
-            </w:r>
-          </w:p>
-          <w:p>
-            <w:pPr>
-              <w:spacing w:after="120" w:line="360" w:lineRule="auto"/>
-            </w:pPr>
-            <w:r>
-              <w:rPr>
-                <w:rFonts w:ascii="Calibri" w:eastAsia="Calibri" w:hAnsi="Calibri" w:cs="Calibri"/>
-              </w:rPr>
-              <w:t>• D</w:t>
+            <w:r>
+              <w:rPr>
+                <w:rFonts w:ascii="Calibri" w:eastAsia="Calibri" w:hAnsi="Calibri" w:cs="Calibri"/>
+              </w:rPr>
+              <w:t xml:space="preserve">6. </w:t>
+            </w:r>
+            <w:r>
+              <w:rPr>
+                <w:rFonts w:ascii="Calibri" w:eastAsia="Calibri" w:hAnsi="Calibri" w:cs="Calibri"/>
+              </w:rPr>
+              <w:t>D</w:t>
             </w:r>
             <w:r>
               <w:rPr>
@@ -1029,7 +934,19 @@
               <w:rPr>
                 <w:rFonts w:ascii="Calibri" w:eastAsia="Calibri" w:hAnsi="Calibri" w:cs="Calibri"/>
               </w:rPr>
-              <w:t>1. Levantar la arquitectura de pagos actual y su dependencia de TUU/Kozen — Cumplido (COD-00). Sin ajuste.</w:t>
+              <w:t xml:space="preserve">1. Levantar la arquitectura de pagos actual y su dependencia de TUU/Kozen </w:t>
+            </w:r>
+            <w:r>
+              <w:rPr>
+                <w:rFonts w:ascii="Calibri" w:eastAsia="Calibri" w:hAnsi="Calibri" w:cs="Calibri"/>
+              </w:rPr>
+              <w:t>-</w:t>
+            </w:r>
+            <w:r>
+              <w:rPr>
+                <w:rFonts w:ascii="Calibri" w:eastAsia="Calibri" w:hAnsi="Calibri" w:cs="Calibri"/>
+              </w:rPr>
+              <w:t xml:space="preserve"> Cumplido (COD-00). Sin ajuste.</w:t>
             </w:r>
           </w:p>
           <w:p>
@@ -1054,7 +971,19 @@
               <w:rPr>
                 <w:rFonts w:ascii="Calibri" w:eastAsia="Calibri" w:hAnsi="Calibri" w:cs="Calibri"/>
               </w:rPr>
-              <w:t xml:space="preserve"> desacoplado — Cumplido (PR #7 a #11; DAS v1.0.2). Sin ajuste.</w:t>
+              <w:t xml:space="preserve"> desacoplado </w:t>
+            </w:r>
+            <w:r>
+              <w:rPr>
+                <w:rFonts w:ascii="Calibri" w:eastAsia="Calibri" w:hAnsi="Calibri" w:cs="Calibri"/>
+              </w:rPr>
+              <w:t>-</w:t>
+            </w:r>
+            <w:r>
+              <w:rPr>
+                <w:rFonts w:ascii="Calibri" w:eastAsia="Calibri" w:hAnsi="Calibri" w:cs="Calibri"/>
+              </w:rPr>
+              <w:t xml:space="preserve"> Cumplido (PR #7 a #11; DAS v1.0.2). Sin ajuste.</w:t>
             </w:r>
           </w:p>
           <w:p>
@@ -1065,7 +994,19 @@
               <w:rPr>
                 <w:rFonts w:ascii="Calibri" w:eastAsia="Calibri" w:hAnsi="Calibri" w:cs="Calibri"/>
               </w:rPr>
-              <w:t>3. Implementar Webpay como MVP funcional — En curso: aprobado y rechazado PASS; TC-063 parcial; TC-064 bloqueado. Ajuste de medio: el cobro en el celular genérico se hace con un QR que apunta al proxy, Transbank no entrega un QR nativo.</w:t>
+              <w:t xml:space="preserve">3. Implementar Webpay como MVP funcional </w:t>
+            </w:r>
+            <w:r>
+              <w:rPr>
+                <w:rFonts w:ascii="Calibri" w:eastAsia="Calibri" w:hAnsi="Calibri" w:cs="Calibri"/>
+              </w:rPr>
+              <w:t>-</w:t>
+            </w:r>
+            <w:r>
+              <w:rPr>
+                <w:rFonts w:ascii="Calibri" w:eastAsia="Calibri" w:hAnsi="Calibri" w:cs="Calibri"/>
+              </w:rPr>
+              <w:t xml:space="preserve"> En curso: aprobado y rechazado PASS; TC-063 parcial; TC-064 / TC-RG-01 Parcial (13/10, Kozen). Ajuste de medio: el cobro en el celular genérico se hace con un QR que apunta al proxy, Transbank no entrega un QR nativo.</w:t>
             </w:r>
           </w:p>
           <w:p>
@@ -1076,7 +1017,19 @@
               <w:rPr>
                 <w:rFonts w:ascii="Calibri" w:eastAsia="Calibri" w:hAnsi="Calibri" w:cs="Calibri"/>
               </w:rPr>
-              <w:t>4. Documentar en el backlog Flow, Mercado Pago y PayPal — Cumplido en la Fase 1. Sin ajuste.</w:t>
+              <w:t xml:space="preserve">4. Documentar en el backlog Flow, Mercado Pago y PayPal </w:t>
+            </w:r>
+            <w:r>
+              <w:rPr>
+                <w:rFonts w:ascii="Calibri" w:eastAsia="Calibri" w:hAnsi="Calibri" w:cs="Calibri"/>
+              </w:rPr>
+              <w:t>-</w:t>
+            </w:r>
+            <w:r>
+              <w:rPr>
+                <w:rFonts w:ascii="Calibri" w:eastAsia="Calibri" w:hAnsi="Calibri" w:cs="Calibri"/>
+              </w:rPr>
+              <w:t xml:space="preserve"> Cumplido en la Fase 1. Sin ajuste.</w:t>
             </w:r>
           </w:p>
           <w:p>
@@ -1087,7 +1040,19 @@
               <w:rPr>
                 <w:rFonts w:ascii="Calibri" w:eastAsia="Calibri" w:hAnsi="Calibri" w:cs="Calibri"/>
               </w:rPr>
-              <w:t>5. Gestionar el proyecto con Scrum — En curso: S1 y S2 cerrados con acta firmada; S3 en curso. Ajuste de plazo: la emisión de DTE (HU-07 del backlog) pasó del Sprint 2 al Sprint 3.</w:t>
+              <w:t xml:space="preserve">5. Gestionar el proyecto con Scrum </w:t>
+            </w:r>
+            <w:r>
+              <w:rPr>
+                <w:rFonts w:ascii="Calibri" w:eastAsia="Calibri" w:hAnsi="Calibri" w:cs="Calibri"/>
+              </w:rPr>
+              <w:t>-</w:t>
+            </w:r>
+            <w:r>
+              <w:rPr>
+                <w:rFonts w:ascii="Calibri" w:eastAsia="Calibri" w:hAnsi="Calibri" w:cs="Calibri"/>
+              </w:rPr>
+              <w:t xml:space="preserve"> En curso: S1, S2 y S3 con acta firmada (S03 15/10/2026); Goal S3 Parcial. Ajuste de plazo: la emisión de DTE (HU-07 del backlog) pasó del Sprint 2 al Sprint 3.</w:t>
             </w:r>
           </w:p>
         </w:tc>
@@ -1153,34 +1118,20 @@
               <w:rPr>
                 <w:rFonts w:ascii="Calibri" w:eastAsia="Calibri" w:hAnsi="Calibri" w:cs="Calibri"/>
               </w:rPr>
-              <w:t xml:space="preserve"> de dos semanas: Pablo Gutiérrez facilita como Scrum Master, José Robles Rocha (Dtemite) es el Product Owner y cada sprint cierra con una retrospectiva </w:t>
+              <w:t xml:space="preserve"> de dos semanas: Pablo Gutiérrez facilita como Scrum Master, José Robles Rocha (Dtemite) es el Product Owner y cada sprint cierra con una retrospectiva Start / Stop / Continue cuyas acciones quedan con responsable. El flujo Git no cambió: una rama por funcionalidad y Pull </w:t>
             </w:r>
             <w:proofErr w:type="spellStart"/>
             <w:r>
               <w:rPr>
                 <w:rFonts w:ascii="Calibri" w:eastAsia="Calibri" w:hAnsi="Calibri" w:cs="Calibri"/>
               </w:rPr>
-              <w:t>Start</w:t>
+              <w:t>Request</w:t>
             </w:r>
             <w:proofErr w:type="spellEnd"/>
             <w:r>
               <w:rPr>
                 <w:rFonts w:ascii="Calibri" w:eastAsia="Calibri" w:hAnsi="Calibri" w:cs="Calibri"/>
               </w:rPr>
-              <w:t xml:space="preserve"> / Stop / Continue cuyas acciones quedan con responsable. El flujo Git no cambió: una rama por funcionalidad y Pull </w:t>
-            </w:r>
-            <w:proofErr w:type="spellStart"/>
-            <w:r>
-              <w:rPr>
-                <w:rFonts w:ascii="Calibri" w:eastAsia="Calibri" w:hAnsi="Calibri" w:cs="Calibri"/>
-              </w:rPr>
-              <w:t>Request</w:t>
-            </w:r>
-            <w:proofErr w:type="spellEnd"/>
-            <w:r>
-              <w:rPr>
-                <w:rFonts w:ascii="Calibri" w:eastAsia="Calibri" w:hAnsi="Calibri" w:cs="Calibri"/>
-              </w:rPr>
               <w:t xml:space="preserve"> obligatorio. Pablo Gutiérrez y Diego Madrid suben, revisan y actualizan el repositorio.</w:t>
             </w:r>
           </w:p>
@@ -1214,7 +1165,7 @@
               <w:rPr>
                 <w:rFonts w:ascii="Calibri" w:eastAsia="Calibri" w:hAnsi="Calibri" w:cs="Calibri"/>
               </w:rPr>
-              <w:t>• Requisitos no funcionales trazables con ISO/IEC 25010 (ISO, 2011): catálogo único de RNF v1.0.1 clasificado con ISO/IEC 25010.</w:t>
+              <w:t>• Requisitos no funcionales trazables con ISO/IEC 25010 (ISO, 2011): catálogo único de RNF v1.0.2 clasificado con ISO/IEC 25010.</w:t>
             </w:r>
           </w:p>
         </w:tc>
@@ -1397,7 +1348,7 @@
               <w:rPr>
                 <w:rFonts w:ascii="Calibri" w:eastAsia="Calibri" w:hAnsi="Calibri" w:cs="Calibri"/>
               </w:rPr>
-              <w:t>Documentación: DAS v1.0.2 y ADR-002 (Madrid, 2026); catálogo RNF ISO/IEC 25010 v1.0.1 (Munzenmayer, 2026a); Plan de Pruebas v1.2, catálogo CSY4111 (15 OK, 2 parciales, 1 NOK, 1 bloqueado de 19) y Listado de Defectos v1.2 (Munzenmayer, 2026b, 2026c). Actas S01 y S02 firmadas el 04/10.</w:t>
+              <w:t>Documentación: DAS v1.0.2 y ADR-002 (Madrid, 2026); catálogo RNF ISO/IEC 25010 v1.0.2 (Munzenmayer, 2026a); Plan de Pruebas v1.2, catálogo CSY4111 (15 OK, 2 parciales (MTC-12, MTC-13), 1 NOK, 0 bloqueados de 19) y Listado de Defectos v1.2 (Munzenmayer, 2026b, 2026c). Actas S01 y S02 firmadas el 04/10.</w:t>
             </w:r>
           </w:p>
           <w:p>
@@ -1408,21 +1359,21 @@
               <w:rPr>
                 <w:rFonts w:ascii="Calibri" w:eastAsia="Calibri" w:hAnsi="Calibri" w:cs="Calibri"/>
               </w:rPr>
-              <w:t xml:space="preserve">Pruebas manuales HU-06: Webpay aprobado PASS (Figura 1) y rechazado PASS (Figura 2); TC-063 parcial; TC-064 bloqueado a la espera de Diego Madrid (TUU/Kozen en producción). Dispositivo: Celular Android. Timeout oficial: 300 s.</w:t>
+              <w:t xml:space="preserve">Pruebas manuales HU-06: Webpay aprobado PASS (Figura 1) y rechazado PASS (Figura 2); TC-063 parcial; TC-064 / TC-RG-01 Parcial (13/10/2026, Kozen P8 Neo, Diego Madrid); evidencia en Sprint_03/capturas_20261013/. Dispositivo: Celular Android. </w:t>
             </w:r>
             <w:proofErr w:type="spellStart"/>
             <w:r>
               <w:rPr>
                 <w:rFonts w:ascii="Calibri" w:eastAsia="Calibri" w:hAnsi="Calibri" w:cs="Calibri"/>
               </w:rPr>
-              <w:t/>
+              <w:t>Timeout</w:t>
             </w:r>
             <w:proofErr w:type="spellEnd"/>
             <w:r>
               <w:rPr>
                 <w:rFonts w:ascii="Calibri" w:eastAsia="Calibri" w:hAnsi="Calibri" w:cs="Calibri"/>
               </w:rPr>
-              <w:t xml:space="preserve"/>
+              <w:t xml:space="preserve"> oficial: 300 s.</w:t>
             </w:r>
           </w:p>
           <w:p>
@@ -1434,20 +1385,6 @@
                 <w:rFonts w:ascii="Calibri" w:eastAsia="Calibri" w:hAnsi="Calibri" w:cs="Calibri"/>
               </w:rPr>
               <w:t>Cómo se resguardó la calidad. Patrón adaptador/strategy para desacoplar pasarelas; credenciales de Transbank solo en el proxy, nunca en el APK; PAN y CVV fuera del dispositivo y del proxy; pruebas con ISO/IEC/IEEE 29119-3 y RNF con ISO/IEC 25010. Los defectos se registran con severidad, pasos y estado.</w:t>
-            </w:r>
-            <w:proofErr w:type="spellStart"/>
-            <w:r>
-              <w:rPr>
-                <w:rFonts w:ascii="Calibri" w:eastAsia="Calibri" w:hAnsi="Calibri" w:cs="Calibri"/>
-              </w:rPr>
-              <w:t/>
-            </w:r>
-            <w:proofErr w:type="spellEnd"/>
-            <w:r>
-              <w:rPr>
-                <w:rFonts w:ascii="Calibri" w:eastAsia="Calibri" w:hAnsi="Calibri" w:cs="Calibri"/>
-              </w:rPr>
-              <w:t xml:space="preserve"/>
             </w:r>
           </w:p>
           <w:p>
@@ -1651,8 +1588,8 @@
       </w:tblPr>
       <w:tblGrid>
         <w:gridCol w:w="1622"/>
-        <w:gridCol w:w="1077"/>
-        <w:gridCol w:w="1276"/>
+        <w:gridCol w:w="1208"/>
+        <w:gridCol w:w="1145"/>
         <w:gridCol w:w="1276"/>
         <w:gridCol w:w="1407"/>
         <w:gridCol w:w="1144"/>
@@ -1674,6 +1611,8 @@
               <w:jc w:val="center"/>
               <w:rPr>
                 <w:rFonts w:ascii="Calibri" w:hAnsi="Calibri"/>
+                <w:b/>
+                <w:bCs/>
                 <w:color w:val="1F3864" w:themeColor="accent1" w:themeShade="80"/>
                 <w:sz w:val="18"/>
               </w:rPr>
@@ -1681,6 +1620,8 @@
             <w:r>
               <w:rPr>
                 <w:rFonts w:ascii="Calibri" w:hAnsi="Calibri"/>
+                <w:b/>
+                <w:bCs/>
                 <w:color w:val="1F3864" w:themeColor="accent1" w:themeShade="80"/>
                 <w:sz w:val="18"/>
               </w:rPr>
@@ -1703,6 +1644,8 @@
               <w:jc w:val="center"/>
               <w:rPr>
                 <w:rFonts w:ascii="Calibri" w:hAnsi="Calibri"/>
+                <w:b/>
+                <w:bCs/>
                 <w:color w:val="1F3864" w:themeColor="accent1" w:themeShade="80"/>
                 <w:sz w:val="18"/>
               </w:rPr>
@@ -1710,32 +1653,46 @@
             <w:r>
               <w:rPr>
                 <w:rFonts w:ascii="Calibri" w:hAnsi="Calibri"/>
+                <w:b/>
+                <w:bCs/>
                 <w:color w:val="1F3864" w:themeColor="accent1" w:themeShade="80"/>
                 <w:sz w:val="18"/>
               </w:rPr>
-              <w:t>C</w:t>
-            </w:r>
-            <w:r>
+              <w:t>Competencia o unidades de competencias</w:t>
+            </w:r>
+          </w:p>
+        </w:tc>
+        <w:tc>
+          <w:tcPr>
+            <w:tcW w:w="1208" w:type="dxa"/>
+            <w:vAlign w:val="center"/>
+          </w:tcPr>
+          <w:p>
+            <w:pPr>
+              <w:jc w:val="center"/>
               <w:rPr>
                 <w:rFonts w:ascii="Calibri" w:hAnsi="Calibri"/>
+                <w:b/>
+                <w:bCs/>
                 <w:color w:val="1F3864" w:themeColor="accent1" w:themeShade="80"/>
                 <w:sz w:val="18"/>
               </w:rPr>
-              <w:t>ompetencia</w:t>
-            </w:r>
+            </w:pPr>
             <w:r>
               <w:rPr>
                 <w:rFonts w:ascii="Calibri" w:hAnsi="Calibri"/>
+                <w:b/>
+                <w:bCs/>
                 <w:color w:val="1F3864" w:themeColor="accent1" w:themeShade="80"/>
                 <w:sz w:val="18"/>
               </w:rPr>
-              <w:t xml:space="preserve"> o unidades de competencias</w:t>
-            </w:r>
-          </w:p>
-        </w:tc>
-        <w:tc>
-          <w:tcPr>
-            <w:tcW w:w="1077" w:type="dxa"/>
+              <w:t>Actividades</w:t>
+            </w:r>
+          </w:p>
+        </w:tc>
+        <w:tc>
+          <w:tcPr>
+            <w:tcW w:w="1145" w:type="dxa"/>
             <w:vAlign w:val="center"/>
           </w:tcPr>
           <w:p>
@@ -1743,6 +1700,8 @@
               <w:jc w:val="center"/>
               <w:rPr>
                 <w:rFonts w:ascii="Calibri" w:hAnsi="Calibri"/>
+                <w:b/>
+                <w:bCs/>
                 <w:color w:val="1F3864" w:themeColor="accent1" w:themeShade="80"/>
                 <w:sz w:val="18"/>
               </w:rPr>
@@ -1750,10 +1709,12 @@
             <w:r>
               <w:rPr>
                 <w:rFonts w:ascii="Calibri" w:hAnsi="Calibri"/>
+                <w:b/>
+                <w:bCs/>
                 <w:color w:val="1F3864" w:themeColor="accent1" w:themeShade="80"/>
                 <w:sz w:val="18"/>
               </w:rPr>
-              <w:t>Actividades</w:t>
+              <w:t>Recursos</w:t>
             </w:r>
           </w:p>
         </w:tc>
@@ -1767,6 +1728,8 @@
               <w:jc w:val="center"/>
               <w:rPr>
                 <w:rFonts w:ascii="Calibri" w:hAnsi="Calibri"/>
+                <w:b/>
+                <w:bCs/>
                 <w:color w:val="1F3864" w:themeColor="accent1" w:themeShade="80"/>
                 <w:sz w:val="18"/>
               </w:rPr>
@@ -1774,30 +1737,8 @@
             <w:r>
               <w:rPr>
                 <w:rFonts w:ascii="Calibri" w:hAnsi="Calibri"/>
-                <w:color w:val="1F3864" w:themeColor="accent1" w:themeShade="80"/>
-                <w:sz w:val="18"/>
-              </w:rPr>
-              <w:t>Recursos</w:t>
-            </w:r>
-          </w:p>
-        </w:tc>
-        <w:tc>
-          <w:tcPr>
-            <w:tcW w:w="1276" w:type="dxa"/>
-            <w:vAlign w:val="center"/>
-          </w:tcPr>
-          <w:p>
-            <w:pPr>
-              <w:jc w:val="center"/>
-              <w:rPr>
-                <w:rFonts w:ascii="Calibri" w:hAnsi="Calibri"/>
-                <w:color w:val="1F3864" w:themeColor="accent1" w:themeShade="80"/>
-                <w:sz w:val="18"/>
-              </w:rPr>
-            </w:pPr>
-            <w:r>
-              <w:rPr>
-                <w:rFonts w:ascii="Calibri" w:hAnsi="Calibri"/>
+                <w:b/>
+                <w:bCs/>
                 <w:color w:val="1F3864" w:themeColor="accent1" w:themeShade="80"/>
                 <w:sz w:val="18"/>
               </w:rPr>
@@ -1815,6 +1756,8 @@
               <w:jc w:val="center"/>
               <w:rPr>
                 <w:rFonts w:ascii="Calibri" w:hAnsi="Calibri"/>
+                <w:b/>
+                <w:bCs/>
                 <w:color w:val="1F3864" w:themeColor="accent1" w:themeShade="80"/>
                 <w:sz w:val="18"/>
               </w:rPr>
@@ -1822,19 +1765,12 @@
             <w:r>
               <w:rPr>
                 <w:rFonts w:ascii="Calibri" w:hAnsi="Calibri"/>
+                <w:b/>
+                <w:bCs/>
                 <w:color w:val="1F3864" w:themeColor="accent1" w:themeShade="80"/>
                 <w:sz w:val="18"/>
               </w:rPr>
               <w:t>Responsable</w:t>
-            </w:r>
-            <w:r>
-              <w:rPr>
-                <w:rStyle w:val="Refdenotaalpie"/>
-                <w:rFonts w:ascii="Calibri" w:hAnsi="Calibri"/>
-                <w:color w:val="1F3864" w:themeColor="accent1" w:themeShade="80"/>
-                <w:sz w:val="18"/>
-              </w:rPr>
-              <w:footnoteReference w:id="1"/>
             </w:r>
           </w:p>
         </w:tc>
@@ -1848,6 +1784,8 @@
               <w:jc w:val="center"/>
               <w:rPr>
                 <w:rFonts w:ascii="Calibri" w:hAnsi="Calibri"/>
+                <w:b/>
+                <w:bCs/>
                 <w:color w:val="1F3864" w:themeColor="accent1" w:themeShade="80"/>
                 <w:sz w:val="18"/>
               </w:rPr>
@@ -1855,6 +1793,8 @@
             <w:r>
               <w:rPr>
                 <w:rFonts w:ascii="Calibri" w:hAnsi="Calibri"/>
+                <w:b/>
+                <w:bCs/>
                 <w:color w:val="1F3864" w:themeColor="accent1" w:themeShade="80"/>
                 <w:sz w:val="18"/>
               </w:rPr>
@@ -1872,6 +1812,8 @@
               <w:jc w:val="center"/>
               <w:rPr>
                 <w:rFonts w:ascii="Calibri" w:hAnsi="Calibri"/>
+                <w:b/>
+                <w:bCs/>
                 <w:color w:val="1F3864" w:themeColor="accent1" w:themeShade="80"/>
                 <w:sz w:val="18"/>
               </w:rPr>
@@ -1879,6 +1821,8 @@
             <w:r>
               <w:rPr>
                 <w:rFonts w:ascii="Calibri" w:hAnsi="Calibri"/>
+                <w:b/>
+                <w:bCs/>
                 <w:color w:val="1F3864" w:themeColor="accent1" w:themeShade="80"/>
                 <w:sz w:val="18"/>
               </w:rPr>
@@ -1896,6 +1840,8 @@
               <w:jc w:val="center"/>
               <w:rPr>
                 <w:rFonts w:ascii="Calibri" w:hAnsi="Calibri"/>
+                <w:b/>
+                <w:bCs/>
                 <w:color w:val="1F3864" w:themeColor="accent1" w:themeShade="80"/>
                 <w:sz w:val="18"/>
               </w:rPr>
@@ -1903,18 +1849,592 @@
             <w:r>
               <w:rPr>
                 <w:rFonts w:ascii="Calibri" w:hAnsi="Calibri"/>
+                <w:b/>
+                <w:bCs/>
                 <w:color w:val="1F3864" w:themeColor="accent1" w:themeShade="80"/>
                 <w:sz w:val="18"/>
               </w:rPr>
-              <w:t>A</w:t>
-            </w:r>
-            <w:r>
-              <w:rPr>
-                <w:rFonts w:ascii="Calibri" w:hAnsi="Calibri"/>
-                <w:color w:val="1F3864" w:themeColor="accent1" w:themeShade="80"/>
-                <w:sz w:val="18"/>
-              </w:rPr>
-              <w:t>justes</w:t>
+              <w:t>Ajustes</w:t>
+            </w:r>
+          </w:p>
+        </w:tc>
+      </w:tr>
+      <w:tr>
+        <w:trPr>
+          <w:trHeight w:val="1952"/>
+        </w:trPr>
+        <w:tc>
+          <w:tcPr>
+            <w:tcW w:w="1622" w:type="dxa"/>
+          </w:tcPr>
+          <w:p>
+            <w:pPr>
+              <w:spacing w:after="120" w:line="240" w:lineRule="auto"/>
+              <w:rPr>
+                <w:b/>
+                <w:sz w:val="18"/>
+                <w:szCs w:val="18"/>
+              </w:rPr>
+            </w:pPr>
+            <w:r>
+              <w:rPr>
+                <w:rFonts w:ascii="Calibri" w:eastAsia="Calibri" w:hAnsi="Calibri" w:cs="Calibri"/>
+                <w:sz w:val="18"/>
+                <w:szCs w:val="18"/>
+              </w:rPr>
+              <w:t>Desarrollar una solución de software (4.1–4.2)</w:t>
+            </w:r>
+          </w:p>
+        </w:tc>
+        <w:tc>
+          <w:tcPr>
+            <w:tcW w:w="1208" w:type="dxa"/>
+          </w:tcPr>
+          <w:p>
+            <w:pPr>
+              <w:spacing w:after="120" w:line="240" w:lineRule="auto"/>
+              <w:rPr>
+                <w:rFonts w:ascii="Calibri" w:hAnsi="Calibri" w:cs="Arial"/>
+                <w:i/>
+                <w:color w:val="548DD4"/>
+                <w:sz w:val="18"/>
+                <w:szCs w:val="18"/>
+                <w:lang w:eastAsia="es-CL"/>
+              </w:rPr>
+            </w:pPr>
+            <w:r>
+              <w:rPr>
+                <w:rFonts w:ascii="Calibri" w:eastAsia="Calibri" w:hAnsi="Calibri" w:cs="Calibri"/>
+                <w:sz w:val="18"/>
+                <w:szCs w:val="18"/>
+              </w:rPr>
+              <w:t xml:space="preserve">PaymentGateway, </w:t>
+            </w:r>
+            <w:proofErr w:type="spellStart"/>
+            <w:r>
+              <w:rPr>
+                <w:rFonts w:ascii="Calibri" w:eastAsia="Calibri" w:hAnsi="Calibri" w:cs="Calibri"/>
+                <w:sz w:val="18"/>
+                <w:szCs w:val="18"/>
+              </w:rPr>
+              <w:t>factory</w:t>
+            </w:r>
+            <w:proofErr w:type="spellEnd"/>
+            <w:r>
+              <w:rPr>
+                <w:rFonts w:ascii="Calibri" w:eastAsia="Calibri" w:hAnsi="Calibri" w:cs="Calibri"/>
+                <w:sz w:val="18"/>
+                <w:szCs w:val="18"/>
+              </w:rPr>
+              <w:t xml:space="preserve"> y detección de dispositivo (HU-01, HU-02)</w:t>
+            </w:r>
+          </w:p>
+        </w:tc>
+        <w:tc>
+          <w:tcPr>
+            <w:tcW w:w="1145" w:type="dxa"/>
+          </w:tcPr>
+          <w:p>
+            <w:pPr>
+              <w:spacing w:after="120" w:line="240" w:lineRule="auto"/>
+              <w:rPr>
+                <w:b/>
+                <w:sz w:val="18"/>
+                <w:szCs w:val="18"/>
+              </w:rPr>
+            </w:pPr>
+            <w:r>
+              <w:rPr>
+                <w:rFonts w:ascii="Calibri" w:eastAsia="Calibri" w:hAnsi="Calibri" w:cs="Calibri"/>
+                <w:sz w:val="18"/>
+                <w:szCs w:val="18"/>
+              </w:rPr>
+              <w:t>Repo dpay_3.0, Android, Jest</w:t>
+            </w:r>
+          </w:p>
+        </w:tc>
+        <w:tc>
+          <w:tcPr>
+            <w:tcW w:w="1276" w:type="dxa"/>
+          </w:tcPr>
+          <w:p>
+            <w:pPr>
+              <w:spacing w:after="120" w:line="240" w:lineRule="auto"/>
+              <w:rPr>
+                <w:b/>
+                <w:sz w:val="18"/>
+                <w:szCs w:val="18"/>
+              </w:rPr>
+            </w:pPr>
+            <w:r>
+              <w:rPr>
+                <w:rFonts w:ascii="Calibri" w:eastAsia="Calibri" w:hAnsi="Calibri" w:cs="Calibri"/>
+                <w:sz w:val="18"/>
+                <w:szCs w:val="18"/>
+              </w:rPr>
+              <w:t>S1 (08–21/09)</w:t>
+            </w:r>
+          </w:p>
+        </w:tc>
+        <w:tc>
+          <w:tcPr>
+            <w:tcW w:w="1407" w:type="dxa"/>
+          </w:tcPr>
+          <w:p>
+            <w:pPr>
+              <w:spacing w:after="120" w:line="240" w:lineRule="auto"/>
+              <w:rPr>
+                <w:rFonts w:ascii="Calibri" w:hAnsi="Calibri" w:cs="Arial"/>
+                <w:i/>
+                <w:color w:val="548DD4"/>
+                <w:sz w:val="18"/>
+                <w:szCs w:val="18"/>
+                <w:lang w:eastAsia="es-CL"/>
+              </w:rPr>
+            </w:pPr>
+            <w:r>
+              <w:rPr>
+                <w:rFonts w:ascii="Calibri" w:eastAsia="Calibri" w:hAnsi="Calibri" w:cs="Calibri"/>
+                <w:sz w:val="18"/>
+                <w:szCs w:val="18"/>
+              </w:rPr>
+              <w:t>Diego Madrid / Reinhartd Munzenmayer</w:t>
+            </w:r>
+          </w:p>
+        </w:tc>
+        <w:tc>
+          <w:tcPr>
+            <w:tcW w:w="1144" w:type="dxa"/>
+          </w:tcPr>
+          <w:p>
+            <w:pPr>
+              <w:spacing w:after="120" w:line="240" w:lineRule="auto"/>
+              <w:rPr>
+                <w:rFonts w:ascii="Calibri" w:hAnsi="Calibri" w:cs="Arial"/>
+                <w:i/>
+                <w:color w:val="548DD4"/>
+                <w:sz w:val="18"/>
+                <w:szCs w:val="18"/>
+                <w:lang w:eastAsia="es-CL"/>
+              </w:rPr>
+            </w:pPr>
+            <w:r>
+              <w:rPr>
+                <w:rFonts w:ascii="Calibri" w:eastAsia="Calibri" w:hAnsi="Calibri" w:cs="Calibri"/>
+                <w:sz w:val="18"/>
+                <w:szCs w:val="18"/>
+              </w:rPr>
+              <w:t>Facilitador: código TUU existente. Obstáculo: el celular genérico no tiene TUU.</w:t>
+            </w:r>
+          </w:p>
+        </w:tc>
+        <w:tc>
+          <w:tcPr>
+            <w:tcW w:w="1418" w:type="dxa"/>
+          </w:tcPr>
+          <w:p>
+            <w:pPr>
+              <w:spacing w:after="120" w:line="240" w:lineRule="auto"/>
+              <w:rPr>
+                <w:rFonts w:ascii="Calibri" w:hAnsi="Calibri" w:cs="Arial"/>
+                <w:i/>
+                <w:color w:val="548DD4"/>
+                <w:sz w:val="18"/>
+                <w:szCs w:val="18"/>
+                <w:lang w:eastAsia="es-CL"/>
+              </w:rPr>
+            </w:pPr>
+            <w:r>
+              <w:rPr>
+                <w:rFonts w:ascii="Calibri" w:eastAsia="Calibri" w:hAnsi="Calibri" w:cs="Calibri"/>
+                <w:sz w:val="18"/>
+                <w:szCs w:val="18"/>
+              </w:rPr>
+              <w:t>Completado</w:t>
+            </w:r>
+          </w:p>
+        </w:tc>
+        <w:tc>
+          <w:tcPr>
+            <w:tcW w:w="1832" w:type="dxa"/>
+          </w:tcPr>
+          <w:p>
+            <w:pPr>
+              <w:spacing w:after="120" w:line="240" w:lineRule="auto"/>
+              <w:rPr>
+                <w:rFonts w:ascii="Calibri" w:hAnsi="Calibri" w:cs="Arial"/>
+                <w:i/>
+                <w:color w:val="548DD4"/>
+                <w:sz w:val="18"/>
+                <w:szCs w:val="18"/>
+                <w:lang w:eastAsia="es-CL"/>
+              </w:rPr>
+            </w:pPr>
+            <w:r>
+              <w:rPr>
+                <w:rFonts w:ascii="Calibri" w:eastAsia="Calibri" w:hAnsi="Calibri" w:cs="Calibri"/>
+                <w:sz w:val="18"/>
+                <w:szCs w:val="18"/>
+              </w:rPr>
+              <w:t>Perfil GENERIC_MOBILE; Jest 17/17 (11/10).</w:t>
+            </w:r>
+          </w:p>
+        </w:tc>
+      </w:tr>
+      <w:tr>
+        <w:trPr>
+          <w:trHeight w:val="1965"/>
+        </w:trPr>
+        <w:tc>
+          <w:tcPr>
+            <w:tcW w:w="1622" w:type="dxa"/>
+          </w:tcPr>
+          <w:p>
+            <w:pPr>
+              <w:spacing w:after="120" w:line="240" w:lineRule="auto"/>
+              <w:rPr>
+                <w:b/>
+                <w:sz w:val="18"/>
+                <w:szCs w:val="18"/>
+              </w:rPr>
+            </w:pPr>
+            <w:r>
+              <w:rPr>
+                <w:rFonts w:ascii="Calibri" w:eastAsia="Calibri" w:hAnsi="Calibri" w:cs="Calibri"/>
+                <w:sz w:val="18"/>
+                <w:szCs w:val="18"/>
+              </w:rPr>
+              <w:t>Desarrollar una solución de software (4.2)</w:t>
+            </w:r>
+          </w:p>
+        </w:tc>
+        <w:tc>
+          <w:tcPr>
+            <w:tcW w:w="1208" w:type="dxa"/>
+          </w:tcPr>
+          <w:p>
+            <w:pPr>
+              <w:spacing w:after="120" w:line="240" w:lineRule="auto"/>
+              <w:rPr>
+                <w:rFonts w:ascii="Calibri" w:hAnsi="Calibri" w:cs="Arial"/>
+                <w:i/>
+                <w:color w:val="548DD4"/>
+                <w:sz w:val="18"/>
+                <w:szCs w:val="18"/>
+                <w:lang w:eastAsia="es-CL"/>
+              </w:rPr>
+            </w:pPr>
+            <w:r>
+              <w:rPr>
+                <w:rFonts w:ascii="Calibri" w:eastAsia="Calibri" w:hAnsi="Calibri" w:cs="Calibri"/>
+                <w:sz w:val="18"/>
+                <w:szCs w:val="18"/>
+              </w:rPr>
+              <w:t xml:space="preserve">Proxy Webpay con SQLite y QR </w:t>
+            </w:r>
+            <w:proofErr w:type="spellStart"/>
+            <w:r>
+              <w:rPr>
+                <w:rFonts w:ascii="Calibri" w:eastAsia="Calibri" w:hAnsi="Calibri" w:cs="Calibri"/>
+                <w:sz w:val="18"/>
+                <w:szCs w:val="18"/>
+              </w:rPr>
+              <w:t>in-app</w:t>
+            </w:r>
+            <w:proofErr w:type="spellEnd"/>
+            <w:r>
+              <w:rPr>
+                <w:rFonts w:ascii="Calibri" w:eastAsia="Calibri" w:hAnsi="Calibri" w:cs="Calibri"/>
+                <w:sz w:val="18"/>
+                <w:szCs w:val="18"/>
+              </w:rPr>
+              <w:t xml:space="preserve"> (HU-03, HU-04)</w:t>
+            </w:r>
+          </w:p>
+        </w:tc>
+        <w:tc>
+          <w:tcPr>
+            <w:tcW w:w="1145" w:type="dxa"/>
+          </w:tcPr>
+          <w:p>
+            <w:pPr>
+              <w:spacing w:after="120" w:line="240" w:lineRule="auto"/>
+              <w:rPr>
+                <w:b/>
+                <w:sz w:val="18"/>
+                <w:szCs w:val="18"/>
+              </w:rPr>
+            </w:pPr>
+            <w:proofErr w:type="spellStart"/>
+            <w:r>
+              <w:rPr>
+                <w:rFonts w:ascii="Calibri" w:eastAsia="Calibri" w:hAnsi="Calibri" w:cs="Calibri"/>
+                <w:sz w:val="18"/>
+                <w:szCs w:val="18"/>
+              </w:rPr>
+              <w:t>Node</w:t>
+            </w:r>
+            <w:proofErr w:type="spellEnd"/>
+            <w:r>
+              <w:rPr>
+                <w:rFonts w:ascii="Calibri" w:eastAsia="Calibri" w:hAnsi="Calibri" w:cs="Calibri"/>
+                <w:sz w:val="18"/>
+                <w:szCs w:val="18"/>
+              </w:rPr>
+              <w:t xml:space="preserve"> 22, ambiente de integración Transbank</w:t>
+            </w:r>
+          </w:p>
+        </w:tc>
+        <w:tc>
+          <w:tcPr>
+            <w:tcW w:w="1276" w:type="dxa"/>
+          </w:tcPr>
+          <w:p>
+            <w:pPr>
+              <w:spacing w:after="120" w:line="240" w:lineRule="auto"/>
+              <w:rPr>
+                <w:b/>
+                <w:sz w:val="18"/>
+                <w:szCs w:val="18"/>
+              </w:rPr>
+            </w:pPr>
+            <w:r>
+              <w:rPr>
+                <w:rFonts w:ascii="Calibri" w:eastAsia="Calibri" w:hAnsi="Calibri" w:cs="Calibri"/>
+                <w:sz w:val="18"/>
+                <w:szCs w:val="18"/>
+              </w:rPr>
+              <w:t>S1–S2</w:t>
+            </w:r>
+          </w:p>
+        </w:tc>
+        <w:tc>
+          <w:tcPr>
+            <w:tcW w:w="1407" w:type="dxa"/>
+          </w:tcPr>
+          <w:p>
+            <w:pPr>
+              <w:spacing w:after="120" w:line="240" w:lineRule="auto"/>
+              <w:rPr>
+                <w:rFonts w:ascii="Calibri" w:hAnsi="Calibri" w:cs="Arial"/>
+                <w:i/>
+                <w:color w:val="548DD4"/>
+                <w:sz w:val="18"/>
+                <w:szCs w:val="18"/>
+                <w:lang w:eastAsia="es-CL"/>
+              </w:rPr>
+            </w:pPr>
+            <w:r>
+              <w:rPr>
+                <w:rFonts w:ascii="Calibri" w:eastAsia="Calibri" w:hAnsi="Calibri" w:cs="Calibri"/>
+                <w:sz w:val="18"/>
+                <w:szCs w:val="18"/>
+              </w:rPr>
+              <w:t xml:space="preserve">Arquitectura e integración Webpay: Diego Madrid. </w:t>
+            </w:r>
+            <w:proofErr w:type="spellStart"/>
+            <w:r>
+              <w:rPr>
+                <w:rFonts w:ascii="Calibri" w:eastAsia="Calibri" w:hAnsi="Calibri" w:cs="Calibri"/>
+                <w:sz w:val="18"/>
+                <w:szCs w:val="18"/>
+              </w:rPr>
+              <w:t>Commits</w:t>
+            </w:r>
+            <w:proofErr w:type="spellEnd"/>
+            <w:r>
+              <w:rPr>
+                <w:rFonts w:ascii="Calibri" w:eastAsia="Calibri" w:hAnsi="Calibri" w:cs="Calibri"/>
+                <w:sz w:val="18"/>
+                <w:szCs w:val="18"/>
+              </w:rPr>
+              <w:t xml:space="preserve"> de </w:t>
+            </w:r>
+            <w:proofErr w:type="spellStart"/>
+            <w:r>
+              <w:rPr>
+                <w:rFonts w:ascii="Calibri" w:eastAsia="Calibri" w:hAnsi="Calibri" w:cs="Calibri"/>
+                <w:sz w:val="18"/>
+                <w:szCs w:val="18"/>
+              </w:rPr>
+              <w:t>webpay</w:t>
+            </w:r>
+            <w:proofErr w:type="spellEnd"/>
+            <w:r>
+              <w:rPr>
+                <w:rFonts w:ascii="Calibri" w:eastAsia="Calibri" w:hAnsi="Calibri" w:cs="Calibri"/>
+                <w:sz w:val="18"/>
+                <w:szCs w:val="18"/>
+              </w:rPr>
+              <w:t>-proxy: Reinhartd Munzenmayer.</w:t>
+            </w:r>
+          </w:p>
+        </w:tc>
+        <w:tc>
+          <w:tcPr>
+            <w:tcW w:w="1144" w:type="dxa"/>
+          </w:tcPr>
+          <w:p>
+            <w:pPr>
+              <w:spacing w:after="120" w:line="240" w:lineRule="auto"/>
+              <w:rPr>
+                <w:rFonts w:ascii="Calibri" w:hAnsi="Calibri" w:cs="Arial"/>
+                <w:i/>
+                <w:color w:val="548DD4"/>
+                <w:sz w:val="18"/>
+                <w:szCs w:val="18"/>
+                <w:lang w:eastAsia="es-CL"/>
+              </w:rPr>
+            </w:pPr>
+            <w:r>
+              <w:rPr>
+                <w:rFonts w:ascii="Calibri" w:eastAsia="Calibri" w:hAnsi="Calibri" w:cs="Calibri"/>
+                <w:sz w:val="18"/>
+                <w:szCs w:val="18"/>
+              </w:rPr>
+              <w:t xml:space="preserve">Obstáculo: IP LAN y </w:t>
+            </w:r>
+            <w:proofErr w:type="spellStart"/>
+            <w:r>
+              <w:rPr>
+                <w:rFonts w:ascii="Calibri" w:eastAsia="Calibri" w:hAnsi="Calibri" w:cs="Calibri"/>
+                <w:sz w:val="18"/>
+                <w:szCs w:val="18"/>
+              </w:rPr>
+              <w:t>loopback</w:t>
+            </w:r>
+            <w:proofErr w:type="spellEnd"/>
+            <w:r>
+              <w:rPr>
+                <w:rFonts w:ascii="Calibri" w:eastAsia="Calibri" w:hAnsi="Calibri" w:cs="Calibri"/>
+                <w:sz w:val="18"/>
+                <w:szCs w:val="18"/>
+              </w:rPr>
+              <w:t xml:space="preserve"> USB (DEF-NET).</w:t>
+            </w:r>
+          </w:p>
+        </w:tc>
+        <w:tc>
+          <w:tcPr>
+            <w:tcW w:w="1418" w:type="dxa"/>
+          </w:tcPr>
+          <w:p>
+            <w:pPr>
+              <w:spacing w:after="120" w:line="240" w:lineRule="auto"/>
+              <w:rPr>
+                <w:rFonts w:ascii="Calibri" w:hAnsi="Calibri" w:cs="Arial"/>
+                <w:i/>
+                <w:color w:val="548DD4"/>
+                <w:sz w:val="18"/>
+                <w:szCs w:val="18"/>
+                <w:lang w:eastAsia="es-CL"/>
+              </w:rPr>
+            </w:pPr>
+            <w:r>
+              <w:rPr>
+                <w:rFonts w:ascii="Calibri" w:eastAsia="Calibri" w:hAnsi="Calibri" w:cs="Calibri"/>
+                <w:sz w:val="18"/>
+                <w:szCs w:val="18"/>
+              </w:rPr>
+              <w:t>Completado (aprobado y rechazado PASS 04/10)</w:t>
+            </w:r>
+          </w:p>
+        </w:tc>
+        <w:tc>
+          <w:tcPr>
+            <w:tcW w:w="1832" w:type="dxa"/>
+          </w:tcPr>
+          <w:p>
+            <w:pPr>
+              <w:spacing w:after="120" w:line="240" w:lineRule="auto"/>
+              <w:rPr>
+                <w:rFonts w:ascii="Calibri" w:hAnsi="Calibri" w:cs="Arial"/>
+                <w:i/>
+                <w:color w:val="548DD4"/>
+                <w:sz w:val="18"/>
+                <w:szCs w:val="18"/>
+                <w:lang w:eastAsia="es-CL"/>
+              </w:rPr>
+            </w:pPr>
+            <w:r>
+              <w:rPr>
+                <w:rFonts w:ascii="Calibri" w:eastAsia="Calibri" w:hAnsi="Calibri" w:cs="Calibri"/>
+                <w:sz w:val="18"/>
+                <w:szCs w:val="18"/>
+              </w:rPr>
+              <w:t xml:space="preserve">IP LAN del PC; </w:t>
+            </w:r>
+            <w:proofErr w:type="spellStart"/>
+            <w:r>
+              <w:rPr>
+                <w:rFonts w:ascii="Calibri" w:eastAsia="Calibri" w:hAnsi="Calibri" w:cs="Calibri"/>
+                <w:sz w:val="18"/>
+                <w:szCs w:val="18"/>
+              </w:rPr>
+              <w:t>timeout</w:t>
+            </w:r>
+            <w:proofErr w:type="spellEnd"/>
+            <w:r>
+              <w:rPr>
+                <w:rFonts w:ascii="Calibri" w:eastAsia="Calibri" w:hAnsi="Calibri" w:cs="Calibri"/>
+                <w:sz w:val="18"/>
+                <w:szCs w:val="18"/>
+              </w:rPr>
+              <w:t xml:space="preserve"> de </w:t>
+            </w:r>
+            <w:proofErr w:type="spellStart"/>
+            <w:r>
+              <w:rPr>
+                <w:rFonts w:ascii="Calibri" w:eastAsia="Calibri" w:hAnsi="Calibri" w:cs="Calibri"/>
+                <w:sz w:val="18"/>
+                <w:szCs w:val="18"/>
+              </w:rPr>
+              <w:t>fetch</w:t>
+            </w:r>
+            <w:proofErr w:type="spellEnd"/>
+            <w:r>
+              <w:rPr>
+                <w:rFonts w:ascii="Calibri" w:eastAsia="Calibri" w:hAnsi="Calibri" w:cs="Calibri"/>
+                <w:sz w:val="18"/>
+                <w:szCs w:val="18"/>
+              </w:rPr>
+              <w:t xml:space="preserve"> de 8 s. </w:t>
+            </w:r>
+            <w:proofErr w:type="spellStart"/>
+            <w:r>
+              <w:rPr>
+                <w:rFonts w:ascii="Calibri" w:eastAsia="Calibri" w:hAnsi="Calibri" w:cs="Calibri"/>
+                <w:sz w:val="18"/>
+                <w:szCs w:val="18"/>
+              </w:rPr>
+              <w:t>Checkout</w:t>
+            </w:r>
+            <w:proofErr w:type="spellEnd"/>
+            <w:r>
+              <w:rPr>
+                <w:rFonts w:ascii="Calibri" w:eastAsia="Calibri" w:hAnsi="Calibri" w:cs="Calibri"/>
+                <w:sz w:val="18"/>
+                <w:szCs w:val="18"/>
+              </w:rPr>
+              <w:t xml:space="preserve"> por QR, no </w:t>
+            </w:r>
+            <w:proofErr w:type="spellStart"/>
+            <w:r>
+              <w:rPr>
+                <w:rFonts w:ascii="Calibri" w:eastAsia="Calibri" w:hAnsi="Calibri" w:cs="Calibri"/>
+                <w:sz w:val="18"/>
+                <w:szCs w:val="18"/>
+              </w:rPr>
+              <w:t>deep</w:t>
+            </w:r>
+            <w:proofErr w:type="spellEnd"/>
+            <w:r>
+              <w:rPr>
+                <w:rFonts w:ascii="Calibri" w:eastAsia="Calibri" w:hAnsi="Calibri" w:cs="Calibri"/>
+                <w:sz w:val="18"/>
+                <w:szCs w:val="18"/>
+              </w:rPr>
+              <w:t xml:space="preserve"> link.</w:t>
             </w:r>
           </w:p>
         </w:tc>
@@ -1942,13 +2462,13 @@
                 <w:sz w:val="18"/>
                 <w:szCs w:val="18"/>
               </w:rPr>
-              <w:t>Desarrollar una solución de software (4.1–4.2)</w:t>
-            </w:r>
-          </w:p>
-        </w:tc>
-        <w:tc>
-          <w:tcPr>
-            <w:tcW w:w="1077" w:type="dxa"/>
+              <w:t>Pruebas de certificación (1.1–1.2)</w:t>
+            </w:r>
+          </w:p>
+        </w:tc>
+        <w:tc>
+          <w:tcPr>
+            <w:tcW w:w="1208" w:type="dxa"/>
           </w:tcPr>
           <w:p>
             <w:pPr>
@@ -1968,8 +2488,23 @@
                 <w:sz w:val="18"/>
                 <w:szCs w:val="18"/>
               </w:rPr>
-              <w:t xml:space="preserve">PaymentGateway, </w:t>
-            </w:r>
+              <w:t>DOC-07: plan y ejecución en el celular de pruebas (HU-06)</w:t>
+            </w:r>
+          </w:p>
+        </w:tc>
+        <w:tc>
+          <w:tcPr>
+            <w:tcW w:w="1145" w:type="dxa"/>
+          </w:tcPr>
+          <w:p>
+            <w:pPr>
+              <w:spacing w:after="120" w:line="240" w:lineRule="auto"/>
+              <w:rPr>
+                <w:b/>
+                <w:sz w:val="18"/>
+                <w:szCs w:val="18"/>
+              </w:rPr>
+            </w:pPr>
             <w:proofErr w:type="spellStart"/>
             <w:r>
               <w:rPr>
@@ -1977,7 +2512,7 @@
                 <w:sz w:val="18"/>
                 <w:szCs w:val="18"/>
               </w:rPr>
-              <w:t>factory</w:t>
+              <w:t>Evidencias_dpay</w:t>
             </w:r>
             <w:proofErr w:type="spellEnd"/>
             <w:r>
@@ -1986,7 +2521,25 @@
                 <w:sz w:val="18"/>
                 <w:szCs w:val="18"/>
               </w:rPr>
-              <w:t xml:space="preserve"> y detección de dispositivo (HU-01, HU-02)</w:t>
+              <w:t xml:space="preserve">, Jest, </w:t>
+            </w:r>
+            <w:proofErr w:type="spellStart"/>
+            <w:r>
+              <w:rPr>
+                <w:rFonts w:ascii="Calibri" w:eastAsia="Calibri" w:hAnsi="Calibri" w:cs="Calibri"/>
+                <w:sz w:val="18"/>
+                <w:szCs w:val="18"/>
+              </w:rPr>
+              <w:t>tests</w:t>
+            </w:r>
+            <w:proofErr w:type="spellEnd"/>
+            <w:r>
+              <w:rPr>
+                <w:rFonts w:ascii="Calibri" w:eastAsia="Calibri" w:hAnsi="Calibri" w:cs="Calibri"/>
+                <w:sz w:val="18"/>
+                <w:szCs w:val="18"/>
+              </w:rPr>
+              <w:t xml:space="preserve"> del proxy</w:t>
             </w:r>
           </w:p>
         </w:tc>
@@ -2009,30 +2562,7 @@
                 <w:sz w:val="18"/>
                 <w:szCs w:val="18"/>
               </w:rPr>
-              <w:t>Repo dpay_3.0, Android, Jest</w:t>
-            </w:r>
-          </w:p>
-        </w:tc>
-        <w:tc>
-          <w:tcPr>
-            <w:tcW w:w="1276" w:type="dxa"/>
-          </w:tcPr>
-          <w:p>
-            <w:pPr>
-              <w:spacing w:after="120" w:line="240" w:lineRule="auto"/>
-              <w:rPr>
-                <w:b/>
-                <w:sz w:val="18"/>
-                <w:szCs w:val="18"/>
-              </w:rPr>
-            </w:pPr>
-            <w:r>
-              <w:rPr>
-                <w:rFonts w:ascii="Calibri" w:eastAsia="Calibri" w:hAnsi="Calibri" w:cs="Calibri"/>
-                <w:sz w:val="18"/>
-                <w:szCs w:val="18"/>
-              </w:rPr>
-              <w:t>S1 (08–21/09)</w:t>
+              <w:t>S1–S3</w:t>
             </w:r>
           </w:p>
         </w:tc>
@@ -2058,7 +2588,7 @@
                 <w:sz w:val="18"/>
                 <w:szCs w:val="18"/>
               </w:rPr>
-              <w:t>Diego Madrid / Reinhartd Munzenmayer</w:t>
+              <w:t>Reinhartd Munzenmayer</w:t>
             </w:r>
           </w:p>
         </w:tc>
@@ -2084,7 +2614,7 @@
                 <w:sz w:val="18"/>
                 <w:szCs w:val="18"/>
               </w:rPr>
-              <w:t>Facilitador: código TUU existente. Obstáculo: el celular genérico no tiene TUU.</w:t>
+              <w:t>Facilitador: nomenclatura de casos. Dispositivo: Celular Android (versión por confirmar).</w:t>
             </w:r>
           </w:p>
         </w:tc>
@@ -2110,7 +2640,7 @@
                 <w:sz w:val="18"/>
                 <w:szCs w:val="18"/>
               </w:rPr>
-              <w:t>Completado</w:t>
+              <w:t>En curso</w:t>
             </w:r>
           </w:p>
         </w:tc>
@@ -2136,7 +2666,7 @@
                 <w:sz w:val="18"/>
                 <w:szCs w:val="18"/>
               </w:rPr>
-              <w:t>Perfil GENERIC_MOBILE; Jest 17/17 (11/10).</w:t>
+              <w:t>Plan v1.2; 19 casos = 15 OK, 2 parciales (MTC-12 y MTC-13), 1 NOK y 0 bloqueados (TC-064 / TC-RG-01 Parcial, regresión TUU Kozen fuera del conteo 15 MTC). HU-06 aprobado/rechazado PASS; TC-063 parcial; TC-064 / TC-RG-01 Parcial (13/10, Kozen).</w:t>
             </w:r>
           </w:p>
         </w:tc>
@@ -2164,13 +2694,13 @@
                 <w:sz w:val="18"/>
                 <w:szCs w:val="18"/>
               </w:rPr>
-              <w:t>Desarrollar una solución de software (4.2)</w:t>
-            </w:r>
-          </w:p>
-        </w:tc>
-        <w:tc>
-          <w:tcPr>
-            <w:tcW w:w="1077" w:type="dxa"/>
+              <w:t>Pruebas de certificación (1.3)</w:t>
+            </w:r>
+          </w:p>
+        </w:tc>
+        <w:tc>
+          <w:tcPr>
+            <w:tcW w:w="1208" w:type="dxa"/>
           </w:tcPr>
           <w:p>
             <w:pPr>
@@ -2190,7 +2720,7 @@
                 <w:sz w:val="18"/>
                 <w:szCs w:val="18"/>
               </w:rPr>
-              <w:t xml:space="preserve">Proxy Webpay con SQLite y QR </w:t>
+              <w:t xml:space="preserve">DEF-NET, DEF-CFG, </w:t>
             </w:r>
             <w:proofErr w:type="spellStart"/>
             <w:r>
@@ -2199,7 +2729,7 @@
                 <w:sz w:val="18"/>
                 <w:szCs w:val="18"/>
               </w:rPr>
-              <w:t>in-app</w:t>
+              <w:t>timeout</w:t>
             </w:r>
             <w:proofErr w:type="spellEnd"/>
             <w:r>
@@ -2208,7 +2738,30 @@
                 <w:sz w:val="18"/>
                 <w:szCs w:val="18"/>
               </w:rPr>
-              <w:t xml:space="preserve"> (HU-03, HU-04)</w:t>
+              <w:t xml:space="preserve"> y cancelación</w:t>
+            </w:r>
+          </w:p>
+        </w:tc>
+        <w:tc>
+          <w:tcPr>
+            <w:tcW w:w="1145" w:type="dxa"/>
+          </w:tcPr>
+          <w:p>
+            <w:pPr>
+              <w:spacing w:after="120" w:line="240" w:lineRule="auto"/>
+              <w:rPr>
+                <w:b/>
+                <w:sz w:val="18"/>
+                <w:szCs w:val="18"/>
+              </w:rPr>
+            </w:pPr>
+            <w:r>
+              <w:rPr>
+                <w:rFonts w:ascii="Calibri" w:eastAsia="Calibri" w:hAnsi="Calibri" w:cs="Calibri"/>
+                <w:sz w:val="18"/>
+                <w:szCs w:val="18"/>
+              </w:rPr>
+              <w:t>Celular Android de pruebas y proxy</w:t>
             </w:r>
           </w:p>
         </w:tc>
@@ -2225,46 +2778,13 @@
                 <w:szCs w:val="18"/>
               </w:rPr>
             </w:pPr>
-            <w:proofErr w:type="spellStart"/>
-            <w:r>
-              <w:rPr>
-                <w:rFonts w:ascii="Calibri" w:eastAsia="Calibri" w:hAnsi="Calibri" w:cs="Calibri"/>
-                <w:sz w:val="18"/>
-                <w:szCs w:val="18"/>
-              </w:rPr>
-              <w:t>Node</w:t>
-            </w:r>
-            <w:proofErr w:type="spellEnd"/>
-            <w:r>
-              <w:rPr>
-                <w:rFonts w:ascii="Calibri" w:eastAsia="Calibri" w:hAnsi="Calibri" w:cs="Calibri"/>
-                <w:sz w:val="18"/>
-                <w:szCs w:val="18"/>
-              </w:rPr>
-              <w:t xml:space="preserve"> 22, ambiente de integración Transbank</w:t>
-            </w:r>
-          </w:p>
-        </w:tc>
-        <w:tc>
-          <w:tcPr>
-            <w:tcW w:w="1276" w:type="dxa"/>
-          </w:tcPr>
-          <w:p>
-            <w:pPr>
-              <w:spacing w:after="120" w:line="240" w:lineRule="auto"/>
-              <w:rPr>
-                <w:b/>
-                <w:sz w:val="18"/>
-                <w:szCs w:val="18"/>
-              </w:rPr>
-            </w:pPr>
-            <w:r>
-              <w:rPr>
-                <w:rFonts w:ascii="Calibri" w:eastAsia="Calibri" w:hAnsi="Calibri" w:cs="Calibri"/>
-                <w:sz w:val="18"/>
-                <w:szCs w:val="18"/>
-              </w:rPr>
-              <w:t>S1–S2</w:t>
+            <w:r>
+              <w:rPr>
+                <w:rFonts w:ascii="Calibri" w:eastAsia="Calibri" w:hAnsi="Calibri" w:cs="Calibri"/>
+                <w:sz w:val="18"/>
+                <w:szCs w:val="18"/>
+              </w:rPr>
+              <w:t>S2–S3</w:t>
             </w:r>
           </w:p>
         </w:tc>
@@ -2290,43 +2810,7 @@
                 <w:sz w:val="18"/>
                 <w:szCs w:val="18"/>
               </w:rPr>
-              <w:t xml:space="preserve">Arquitectura e integración Webpay: Diego Madrid. </w:t>
-            </w:r>
-            <w:proofErr w:type="spellStart"/>
-            <w:r>
-              <w:rPr>
-                <w:rFonts w:ascii="Calibri" w:eastAsia="Calibri" w:hAnsi="Calibri" w:cs="Calibri"/>
-                <w:sz w:val="18"/>
-                <w:szCs w:val="18"/>
-              </w:rPr>
-              <w:t>Commits</w:t>
-            </w:r>
-            <w:proofErr w:type="spellEnd"/>
-            <w:r>
-              <w:rPr>
-                <w:rFonts w:ascii="Calibri" w:eastAsia="Calibri" w:hAnsi="Calibri" w:cs="Calibri"/>
-                <w:sz w:val="18"/>
-                <w:szCs w:val="18"/>
-              </w:rPr>
-              <w:t xml:space="preserve"> de </w:t>
-            </w:r>
-            <w:proofErr w:type="spellStart"/>
-            <w:r>
-              <w:rPr>
-                <w:rFonts w:ascii="Calibri" w:eastAsia="Calibri" w:hAnsi="Calibri" w:cs="Calibri"/>
-                <w:sz w:val="18"/>
-                <w:szCs w:val="18"/>
-              </w:rPr>
-              <w:t>webpay</w:t>
-            </w:r>
-            <w:proofErr w:type="spellEnd"/>
-            <w:r>
-              <w:rPr>
-                <w:rFonts w:ascii="Calibri" w:eastAsia="Calibri" w:hAnsi="Calibri" w:cs="Calibri"/>
-                <w:sz w:val="18"/>
-                <w:szCs w:val="18"/>
-              </w:rPr>
-              <w:t>-proxy: Reinhartd Munzenmayer.</w:t>
+              <w:t>Reinhartd Munzenmayer / Diego Madrid</w:t>
             </w:r>
           </w:p>
         </w:tc>
@@ -2352,7 +2836,7 @@
                 <w:sz w:val="18"/>
                 <w:szCs w:val="18"/>
               </w:rPr>
-              <w:t xml:space="preserve">Obstáculo: IP LAN y </w:t>
+              <w:t xml:space="preserve">DEF-NET mitigado en código; DEF-DOC-01 cerrado: </w:t>
             </w:r>
             <w:proofErr w:type="spellStart"/>
             <w:r>
@@ -2361,7 +2845,7 @@
                 <w:sz w:val="18"/>
                 <w:szCs w:val="18"/>
               </w:rPr>
-              <w:t>loopback</w:t>
+              <w:t>timeout</w:t>
             </w:r>
             <w:proofErr w:type="spellEnd"/>
             <w:r>
@@ -2370,7 +2854,7 @@
                 <w:sz w:val="18"/>
                 <w:szCs w:val="18"/>
               </w:rPr>
-              <w:t xml:space="preserve"> USB (DEF-NET).</w:t>
+              <w:t xml:space="preserve"> oficial 300 s.</w:t>
             </w:r>
           </w:p>
         </w:tc>
@@ -2396,7 +2880,7 @@
                 <w:sz w:val="18"/>
                 <w:szCs w:val="18"/>
               </w:rPr>
-              <w:t>Completado (aprobado y rechazado PASS 04/10)</w:t>
+              <w:t>Ajustada</w:t>
             </w:r>
           </w:p>
         </w:tc>
@@ -2416,14 +2900,6 @@
                 <w:lang w:eastAsia="es-CL"/>
               </w:rPr>
             </w:pPr>
-            <w:r>
-              <w:rPr>
-                <w:rFonts w:ascii="Calibri" w:eastAsia="Calibri" w:hAnsi="Calibri" w:cs="Calibri"/>
-                <w:sz w:val="18"/>
-                <w:szCs w:val="18"/>
-              </w:rPr>
-              <w:t xml:space="preserve">IP LAN del PC; </w:t>
-            </w:r>
             <w:proofErr w:type="spellStart"/>
             <w:r>
               <w:rPr>
@@ -2431,6 +2907,24 @@
                 <w:sz w:val="18"/>
                 <w:szCs w:val="18"/>
               </w:rPr>
+              <w:t>Re-test</w:t>
+            </w:r>
+            <w:proofErr w:type="spellEnd"/>
+            <w:r>
+              <w:rPr>
+                <w:rFonts w:ascii="Calibri" w:eastAsia="Calibri" w:hAnsi="Calibri" w:cs="Calibri"/>
+                <w:sz w:val="18"/>
+                <w:szCs w:val="18"/>
+              </w:rPr>
+              <w:t xml:space="preserve"> sin USB en S3; </w:t>
+            </w:r>
+            <w:proofErr w:type="spellStart"/>
+            <w:r>
+              <w:rPr>
+                <w:rFonts w:ascii="Calibri" w:eastAsia="Calibri" w:hAnsi="Calibri" w:cs="Calibri"/>
+                <w:sz w:val="18"/>
+                <w:szCs w:val="18"/>
+              </w:rPr>
               <w:t>timeout</w:t>
             </w:r>
             <w:proofErr w:type="spellEnd"/>
@@ -2440,7 +2934,265 @@
                 <w:sz w:val="18"/>
                 <w:szCs w:val="18"/>
               </w:rPr>
-              <w:t xml:space="preserve"> de </w:t>
+              <w:t xml:space="preserve"> oficial 300 s.</w:t>
+            </w:r>
+          </w:p>
+        </w:tc>
+      </w:tr>
+      <w:tr>
+        <w:trPr>
+          <w:trHeight w:val="1125"/>
+        </w:trPr>
+        <w:tc>
+          <w:tcPr>
+            <w:tcW w:w="1622" w:type="dxa"/>
+          </w:tcPr>
+          <w:p>
+            <w:pPr>
+              <w:spacing w:after="120" w:line="240" w:lineRule="auto"/>
+              <w:rPr>
+                <w:b/>
+                <w:sz w:val="18"/>
+                <w:szCs w:val="18"/>
+              </w:rPr>
+            </w:pPr>
+            <w:r>
+              <w:rPr>
+                <w:rFonts w:ascii="Calibri" w:eastAsia="Calibri" w:hAnsi="Calibri" w:cs="Calibri"/>
+                <w:sz w:val="18"/>
+                <w:szCs w:val="18"/>
+              </w:rPr>
+              <w:t>Gestionar proyectos informáticos (2.1–2.2)</w:t>
+            </w:r>
+          </w:p>
+        </w:tc>
+        <w:tc>
+          <w:tcPr>
+            <w:tcW w:w="1208" w:type="dxa"/>
+          </w:tcPr>
+          <w:p>
+            <w:pPr>
+              <w:spacing w:after="120" w:line="240" w:lineRule="auto"/>
+              <w:rPr>
+                <w:rFonts w:ascii="Calibri" w:hAnsi="Calibri" w:cs="Arial"/>
+                <w:i/>
+                <w:color w:val="548DD4"/>
+                <w:sz w:val="18"/>
+                <w:szCs w:val="18"/>
+                <w:lang w:eastAsia="es-CL"/>
+              </w:rPr>
+            </w:pPr>
+            <w:r>
+              <w:rPr>
+                <w:rFonts w:ascii="Calibri" w:eastAsia="Calibri" w:hAnsi="Calibri" w:cs="Calibri"/>
+                <w:sz w:val="18"/>
+                <w:szCs w:val="18"/>
+              </w:rPr>
+              <w:t>03 Sprint Backlog y Gantt</w:t>
+            </w:r>
+          </w:p>
+        </w:tc>
+        <w:tc>
+          <w:tcPr>
+            <w:tcW w:w="1145" w:type="dxa"/>
+          </w:tcPr>
+          <w:p>
+            <w:pPr>
+              <w:spacing w:after="120" w:line="240" w:lineRule="auto"/>
+              <w:rPr>
+                <w:b/>
+                <w:sz w:val="18"/>
+                <w:szCs w:val="18"/>
+              </w:rPr>
+            </w:pPr>
+            <w:r>
+              <w:rPr>
+                <w:rFonts w:ascii="Calibri" w:eastAsia="Calibri" w:hAnsi="Calibri" w:cs="Calibri"/>
+                <w:sz w:val="18"/>
+                <w:szCs w:val="18"/>
+              </w:rPr>
+              <w:t>Trello, 10-sprint-backlog.md</w:t>
+            </w:r>
+          </w:p>
+        </w:tc>
+        <w:tc>
+          <w:tcPr>
+            <w:tcW w:w="1276" w:type="dxa"/>
+          </w:tcPr>
+          <w:p>
+            <w:pPr>
+              <w:spacing w:after="120" w:line="240" w:lineRule="auto"/>
+              <w:rPr>
+                <w:b/>
+                <w:sz w:val="18"/>
+                <w:szCs w:val="18"/>
+              </w:rPr>
+            </w:pPr>
+            <w:r>
+              <w:rPr>
+                <w:rFonts w:ascii="Calibri" w:eastAsia="Calibri" w:hAnsi="Calibri" w:cs="Calibri"/>
+                <w:sz w:val="18"/>
+                <w:szCs w:val="18"/>
+              </w:rPr>
+              <w:t>Continuo</w:t>
+            </w:r>
+          </w:p>
+        </w:tc>
+        <w:tc>
+          <w:tcPr>
+            <w:tcW w:w="1407" w:type="dxa"/>
+          </w:tcPr>
+          <w:p>
+            <w:pPr>
+              <w:spacing w:after="120" w:line="240" w:lineRule="auto"/>
+              <w:rPr>
+                <w:rFonts w:ascii="Calibri" w:hAnsi="Calibri" w:cs="Arial"/>
+                <w:i/>
+                <w:color w:val="548DD4"/>
+                <w:sz w:val="18"/>
+                <w:szCs w:val="18"/>
+                <w:lang w:eastAsia="es-CL"/>
+              </w:rPr>
+            </w:pPr>
+            <w:r>
+              <w:rPr>
+                <w:rFonts w:ascii="Calibri" w:eastAsia="Calibri" w:hAnsi="Calibri" w:cs="Calibri"/>
+                <w:sz w:val="18"/>
+                <w:szCs w:val="18"/>
+              </w:rPr>
+              <w:t>Pablo Gutiérrez</w:t>
+            </w:r>
+          </w:p>
+        </w:tc>
+        <w:tc>
+          <w:tcPr>
+            <w:tcW w:w="1144" w:type="dxa"/>
+          </w:tcPr>
+          <w:p>
+            <w:pPr>
+              <w:spacing w:after="120" w:line="240" w:lineRule="auto"/>
+              <w:rPr>
+                <w:rFonts w:ascii="Calibri" w:hAnsi="Calibri" w:cs="Arial"/>
+                <w:i/>
+                <w:color w:val="548DD4"/>
+                <w:sz w:val="18"/>
+                <w:szCs w:val="18"/>
+                <w:lang w:eastAsia="es-CL"/>
+              </w:rPr>
+            </w:pPr>
+            <w:r>
+              <w:rPr>
+                <w:rFonts w:ascii="Calibri" w:eastAsia="Calibri" w:hAnsi="Calibri" w:cs="Calibri"/>
+                <w:sz w:val="18"/>
+                <w:szCs w:val="18"/>
+              </w:rPr>
+              <w:t>Trello con actualización manual (D-02).</w:t>
+            </w:r>
+          </w:p>
+        </w:tc>
+        <w:tc>
+          <w:tcPr>
+            <w:tcW w:w="1418" w:type="dxa"/>
+          </w:tcPr>
+          <w:p>
+            <w:pPr>
+              <w:spacing w:after="120" w:line="240" w:lineRule="auto"/>
+              <w:rPr>
+                <w:rFonts w:ascii="Calibri" w:hAnsi="Calibri" w:cs="Arial"/>
+                <w:i/>
+                <w:color w:val="548DD4"/>
+                <w:sz w:val="18"/>
+                <w:szCs w:val="18"/>
+                <w:lang w:eastAsia="es-CL"/>
+              </w:rPr>
+            </w:pPr>
+            <w:r>
+              <w:rPr>
+                <w:rFonts w:ascii="Calibri" w:eastAsia="Calibri" w:hAnsi="Calibri" w:cs="Calibri"/>
+                <w:sz w:val="18"/>
+                <w:szCs w:val="18"/>
+              </w:rPr>
+              <w:t>En curso</w:t>
+            </w:r>
+          </w:p>
+        </w:tc>
+        <w:tc>
+          <w:tcPr>
+            <w:tcW w:w="1832" w:type="dxa"/>
+          </w:tcPr>
+          <w:p>
+            <w:pPr>
+              <w:spacing w:after="120" w:line="240" w:lineRule="auto"/>
+              <w:rPr>
+                <w:rFonts w:ascii="Calibri" w:hAnsi="Calibri" w:cs="Arial"/>
+                <w:i/>
+                <w:color w:val="548DD4"/>
+                <w:sz w:val="18"/>
+                <w:szCs w:val="18"/>
+                <w:lang w:eastAsia="es-CL"/>
+              </w:rPr>
+            </w:pPr>
+            <w:r>
+              <w:rPr>
+                <w:rFonts w:ascii="Calibri" w:eastAsia="Calibri" w:hAnsi="Calibri" w:cs="Calibri"/>
+                <w:sz w:val="18"/>
+                <w:szCs w:val="18"/>
+              </w:rPr>
+              <w:t>Actualizar estados al corte. Publicación en Git: Pablo Gutiérrez y Diego Madrid.</w:t>
+            </w:r>
+          </w:p>
+        </w:tc>
+      </w:tr>
+      <w:tr>
+        <w:trPr>
+          <w:trHeight w:val="969"/>
+        </w:trPr>
+        <w:tc>
+          <w:tcPr>
+            <w:tcW w:w="1622" w:type="dxa"/>
+          </w:tcPr>
+          <w:p>
+            <w:pPr>
+              <w:spacing w:after="120" w:line="240" w:lineRule="auto"/>
+              <w:rPr>
+                <w:b/>
+                <w:sz w:val="18"/>
+                <w:szCs w:val="18"/>
+              </w:rPr>
+            </w:pPr>
+            <w:r>
+              <w:rPr>
+                <w:rFonts w:ascii="Calibri" w:eastAsia="Calibri" w:hAnsi="Calibri" w:cs="Calibri"/>
+                <w:sz w:val="18"/>
+                <w:szCs w:val="18"/>
+              </w:rPr>
+              <w:t>Gestionar proyectos informáticos (2.2)</w:t>
+            </w:r>
+          </w:p>
+        </w:tc>
+        <w:tc>
+          <w:tcPr>
+            <w:tcW w:w="1208" w:type="dxa"/>
+          </w:tcPr>
+          <w:p>
+            <w:pPr>
+              <w:spacing w:after="120" w:line="240" w:lineRule="auto"/>
+              <w:rPr>
+                <w:rFonts w:ascii="Calibri" w:hAnsi="Calibri" w:cs="Arial"/>
+                <w:i/>
+                <w:color w:val="548DD4"/>
+                <w:sz w:val="18"/>
+                <w:szCs w:val="18"/>
+                <w:lang w:eastAsia="es-CL"/>
+              </w:rPr>
+            </w:pPr>
+            <w:r>
+              <w:rPr>
+                <w:rFonts w:ascii="Calibri" w:eastAsia="Calibri" w:hAnsi="Calibri" w:cs="Calibri"/>
+                <w:sz w:val="18"/>
+                <w:szCs w:val="18"/>
+              </w:rPr>
+              <w:t xml:space="preserve">04 </w:t>
             </w:r>
             <w:proofErr w:type="spellStart"/>
             <w:r>
@@ -2449,7 +3201,7 @@
                 <w:sz w:val="18"/>
                 <w:szCs w:val="18"/>
               </w:rPr>
-              <w:t>fetch</w:t>
+              <w:t>Definition</w:t>
             </w:r>
             <w:proofErr w:type="spellEnd"/>
             <w:r>
@@ -2458,7 +3210,7 @@
                 <w:sz w:val="18"/>
                 <w:szCs w:val="18"/>
               </w:rPr>
-              <w:t xml:space="preserve"> de 8 s. </w:t>
+              <w:t xml:space="preserve"> </w:t>
             </w:r>
             <w:proofErr w:type="spellStart"/>
             <w:r>
@@ -2467,7 +3219,7 @@
                 <w:sz w:val="18"/>
                 <w:szCs w:val="18"/>
               </w:rPr>
-              <w:t>Checkout</w:t>
+              <w:t>of</w:t>
             </w:r>
             <w:proofErr w:type="spellEnd"/>
             <w:r>
@@ -2476,7 +3228,1303 @@
                 <w:sz w:val="18"/>
                 <w:szCs w:val="18"/>
               </w:rPr>
-              <w:t xml:space="preserve"> por QR, no </w:t>
+              <w:t xml:space="preserve"> Done</w:t>
+            </w:r>
+          </w:p>
+        </w:tc>
+        <w:tc>
+          <w:tcPr>
+            <w:tcW w:w="1145" w:type="dxa"/>
+          </w:tcPr>
+          <w:p>
+            <w:pPr>
+              <w:spacing w:after="120" w:line="240" w:lineRule="auto"/>
+              <w:rPr>
+                <w:b/>
+                <w:sz w:val="18"/>
+                <w:szCs w:val="18"/>
+              </w:rPr>
+            </w:pPr>
+            <w:r>
+              <w:rPr>
+                <w:rFonts w:ascii="Calibri" w:eastAsia="Calibri" w:hAnsi="Calibri" w:cs="Calibri"/>
+                <w:sz w:val="18"/>
+                <w:szCs w:val="18"/>
+              </w:rPr>
+              <w:t>Repositorio</w:t>
+            </w:r>
+          </w:p>
+        </w:tc>
+        <w:tc>
+          <w:tcPr>
+            <w:tcW w:w="1276" w:type="dxa"/>
+          </w:tcPr>
+          <w:p>
+            <w:pPr>
+              <w:spacing w:after="120" w:line="240" w:lineRule="auto"/>
+              <w:rPr>
+                <w:b/>
+                <w:sz w:val="18"/>
+                <w:szCs w:val="18"/>
+              </w:rPr>
+            </w:pPr>
+            <w:r>
+              <w:rPr>
+                <w:rFonts w:ascii="Calibri" w:eastAsia="Calibri" w:hAnsi="Calibri" w:cs="Calibri"/>
+                <w:sz w:val="18"/>
+                <w:szCs w:val="18"/>
+              </w:rPr>
+              <w:t>S2</w:t>
+            </w:r>
+          </w:p>
+        </w:tc>
+        <w:tc>
+          <w:tcPr>
+            <w:tcW w:w="1407" w:type="dxa"/>
+          </w:tcPr>
+          <w:p>
+            <w:pPr>
+              <w:spacing w:after="120" w:line="240" w:lineRule="auto"/>
+              <w:rPr>
+                <w:rFonts w:ascii="Calibri" w:hAnsi="Calibri" w:cs="Arial"/>
+                <w:i/>
+                <w:color w:val="548DD4"/>
+                <w:sz w:val="18"/>
+                <w:szCs w:val="18"/>
+                <w:lang w:eastAsia="es-CL"/>
+              </w:rPr>
+            </w:pPr>
+            <w:r>
+              <w:rPr>
+                <w:rFonts w:ascii="Calibri" w:eastAsia="Calibri" w:hAnsi="Calibri" w:cs="Calibri"/>
+                <w:sz w:val="18"/>
+                <w:szCs w:val="18"/>
+              </w:rPr>
+              <w:t>Pablo Gutiérrez</w:t>
+            </w:r>
+          </w:p>
+        </w:tc>
+        <w:tc>
+          <w:tcPr>
+            <w:tcW w:w="1144" w:type="dxa"/>
+          </w:tcPr>
+          <w:p>
+            <w:pPr>
+              <w:spacing w:after="120" w:line="240" w:lineRule="auto"/>
+              <w:rPr>
+                <w:rFonts w:ascii="Calibri" w:hAnsi="Calibri" w:cs="Arial"/>
+                <w:i/>
+                <w:color w:val="548DD4"/>
+                <w:sz w:val="18"/>
+                <w:szCs w:val="18"/>
+                <w:lang w:eastAsia="es-CL"/>
+              </w:rPr>
+            </w:pPr>
+            <w:r>
+              <w:rPr>
+                <w:rFonts w:ascii="Calibri" w:eastAsia="Calibri" w:hAnsi="Calibri" w:cs="Calibri"/>
+                <w:sz w:val="18"/>
+                <w:szCs w:val="18"/>
+              </w:rPr>
+              <w:t>DoD v1.0.</w:t>
+            </w:r>
+          </w:p>
+        </w:tc>
+        <w:tc>
+          <w:tcPr>
+            <w:tcW w:w="1418" w:type="dxa"/>
+          </w:tcPr>
+          <w:p>
+            <w:pPr>
+              <w:spacing w:after="120" w:line="240" w:lineRule="auto"/>
+              <w:rPr>
+                <w:rFonts w:ascii="Calibri" w:hAnsi="Calibri" w:cs="Arial"/>
+                <w:i/>
+                <w:color w:val="548DD4"/>
+                <w:sz w:val="18"/>
+                <w:szCs w:val="18"/>
+                <w:lang w:eastAsia="es-CL"/>
+              </w:rPr>
+            </w:pPr>
+            <w:r>
+              <w:rPr>
+                <w:rFonts w:ascii="Calibri" w:eastAsia="Calibri" w:hAnsi="Calibri" w:cs="Calibri"/>
+                <w:sz w:val="18"/>
+                <w:szCs w:val="18"/>
+              </w:rPr>
+              <w:t>En curso</w:t>
+            </w:r>
+          </w:p>
+        </w:tc>
+        <w:tc>
+          <w:tcPr>
+            <w:tcW w:w="1832" w:type="dxa"/>
+          </w:tcPr>
+          <w:p>
+            <w:pPr>
+              <w:spacing w:after="120" w:line="240" w:lineRule="auto"/>
+              <w:rPr>
+                <w:rFonts w:ascii="Calibri" w:hAnsi="Calibri" w:cs="Arial"/>
+                <w:i/>
+                <w:color w:val="548DD4"/>
+                <w:sz w:val="18"/>
+                <w:szCs w:val="18"/>
+                <w:lang w:eastAsia="es-CL"/>
+              </w:rPr>
+            </w:pPr>
+            <w:r>
+              <w:rPr>
+                <w:rFonts w:ascii="Calibri" w:eastAsia="Calibri" w:hAnsi="Calibri" w:cs="Calibri"/>
+                <w:sz w:val="18"/>
+                <w:szCs w:val="18"/>
+              </w:rPr>
+              <w:t>Cargado en Drive. Publicación en Git: Pablo Gutiérrez y Diego Madrid.</w:t>
+            </w:r>
+          </w:p>
+        </w:tc>
+      </w:tr>
+      <w:tr>
+        <w:trPr>
+          <w:trHeight w:val="998"/>
+        </w:trPr>
+        <w:tc>
+          <w:tcPr>
+            <w:tcW w:w="1622" w:type="dxa"/>
+          </w:tcPr>
+          <w:p>
+            <w:pPr>
+              <w:spacing w:after="120" w:line="240" w:lineRule="auto"/>
+              <w:rPr>
+                <w:b/>
+                <w:sz w:val="18"/>
+                <w:szCs w:val="18"/>
+              </w:rPr>
+            </w:pPr>
+            <w:r>
+              <w:rPr>
+                <w:rFonts w:ascii="Calibri" w:eastAsia="Calibri" w:hAnsi="Calibri" w:cs="Calibri"/>
+                <w:sz w:val="18"/>
+                <w:szCs w:val="18"/>
+              </w:rPr>
+              <w:t>Desarrollar una solución de software (4.1)</w:t>
+            </w:r>
+          </w:p>
+        </w:tc>
+        <w:tc>
+          <w:tcPr>
+            <w:tcW w:w="1208" w:type="dxa"/>
+          </w:tcPr>
+          <w:p>
+            <w:pPr>
+              <w:spacing w:after="120" w:line="240" w:lineRule="auto"/>
+              <w:rPr>
+                <w:rFonts w:ascii="Calibri" w:hAnsi="Calibri" w:cs="Arial"/>
+                <w:i/>
+                <w:color w:val="548DD4"/>
+                <w:sz w:val="18"/>
+                <w:szCs w:val="18"/>
+                <w:lang w:eastAsia="es-CL"/>
+              </w:rPr>
+            </w:pPr>
+            <w:r>
+              <w:rPr>
+                <w:rFonts w:ascii="Calibri" w:eastAsia="Calibri" w:hAnsi="Calibri" w:cs="Calibri"/>
+                <w:sz w:val="18"/>
+                <w:szCs w:val="18"/>
+              </w:rPr>
+              <w:t xml:space="preserve">05 </w:t>
+            </w:r>
+            <w:proofErr w:type="gramStart"/>
+            <w:r>
+              <w:rPr>
+                <w:rFonts w:ascii="Calibri" w:eastAsia="Calibri" w:hAnsi="Calibri" w:cs="Calibri"/>
+                <w:sz w:val="18"/>
+                <w:szCs w:val="18"/>
+              </w:rPr>
+              <w:t>D</w:t>
+            </w:r>
+            <w:r>
+              <w:rPr>
+                <w:rFonts w:ascii="Calibri" w:eastAsia="Calibri" w:hAnsi="Calibri" w:cs="Calibri"/>
+                <w:sz w:val="18"/>
+                <w:szCs w:val="18"/>
+              </w:rPr>
+              <w:t>ocumento</w:t>
+            </w:r>
+            <w:proofErr w:type="gramEnd"/>
+            <w:r>
+              <w:rPr>
+                <w:rFonts w:ascii="Calibri" w:eastAsia="Calibri" w:hAnsi="Calibri" w:cs="Calibri"/>
+                <w:sz w:val="18"/>
+                <w:szCs w:val="18"/>
+              </w:rPr>
+              <w:t xml:space="preserve"> de Diseño (DAS)</w:t>
+            </w:r>
+          </w:p>
+        </w:tc>
+        <w:tc>
+          <w:tcPr>
+            <w:tcW w:w="1145" w:type="dxa"/>
+          </w:tcPr>
+          <w:p>
+            <w:pPr>
+              <w:spacing w:after="120" w:line="240" w:lineRule="auto"/>
+              <w:rPr>
+                <w:b/>
+                <w:sz w:val="18"/>
+                <w:szCs w:val="18"/>
+              </w:rPr>
+            </w:pPr>
+            <w:r>
+              <w:rPr>
+                <w:rFonts w:ascii="Calibri" w:eastAsia="Calibri" w:hAnsi="Calibri" w:cs="Calibri"/>
+                <w:sz w:val="18"/>
+                <w:szCs w:val="18"/>
+              </w:rPr>
+              <w:t>DAS v1.0.2, ADR-002</w:t>
+            </w:r>
+          </w:p>
+        </w:tc>
+        <w:tc>
+          <w:tcPr>
+            <w:tcW w:w="1276" w:type="dxa"/>
+          </w:tcPr>
+          <w:p>
+            <w:pPr>
+              <w:spacing w:after="120" w:line="240" w:lineRule="auto"/>
+              <w:rPr>
+                <w:b/>
+                <w:sz w:val="18"/>
+                <w:szCs w:val="18"/>
+              </w:rPr>
+            </w:pPr>
+            <w:r>
+              <w:rPr>
+                <w:rFonts w:ascii="Calibri" w:eastAsia="Calibri" w:hAnsi="Calibri" w:cs="Calibri"/>
+                <w:sz w:val="18"/>
+                <w:szCs w:val="18"/>
+              </w:rPr>
+              <w:t>S1–S3</w:t>
+            </w:r>
+          </w:p>
+        </w:tc>
+        <w:tc>
+          <w:tcPr>
+            <w:tcW w:w="1407" w:type="dxa"/>
+          </w:tcPr>
+          <w:p>
+            <w:pPr>
+              <w:spacing w:after="120" w:line="240" w:lineRule="auto"/>
+              <w:rPr>
+                <w:rFonts w:ascii="Calibri" w:hAnsi="Calibri" w:cs="Arial"/>
+                <w:i/>
+                <w:color w:val="548DD4"/>
+                <w:sz w:val="18"/>
+                <w:szCs w:val="18"/>
+                <w:lang w:eastAsia="es-CL"/>
+              </w:rPr>
+            </w:pPr>
+            <w:r>
+              <w:rPr>
+                <w:rFonts w:ascii="Calibri" w:eastAsia="Calibri" w:hAnsi="Calibri" w:cs="Calibri"/>
+                <w:sz w:val="18"/>
+                <w:szCs w:val="18"/>
+              </w:rPr>
+              <w:t>Diego Madrid</w:t>
+            </w:r>
+          </w:p>
+        </w:tc>
+        <w:tc>
+          <w:tcPr>
+            <w:tcW w:w="1144" w:type="dxa"/>
+          </w:tcPr>
+          <w:p>
+            <w:pPr>
+              <w:spacing w:after="120" w:line="240" w:lineRule="auto"/>
+              <w:rPr>
+                <w:rFonts w:ascii="Calibri" w:hAnsi="Calibri" w:cs="Arial"/>
+                <w:i/>
+                <w:color w:val="548DD4"/>
+                <w:sz w:val="18"/>
+                <w:szCs w:val="18"/>
+                <w:lang w:eastAsia="es-CL"/>
+              </w:rPr>
+            </w:pPr>
+            <w:r>
+              <w:rPr>
+                <w:rFonts w:ascii="Calibri" w:eastAsia="Calibri" w:hAnsi="Calibri" w:cs="Calibri"/>
+                <w:sz w:val="18"/>
+                <w:szCs w:val="18"/>
+              </w:rPr>
+              <w:t>DAS v1.0.2 del 01/10.</w:t>
+            </w:r>
+          </w:p>
+        </w:tc>
+        <w:tc>
+          <w:tcPr>
+            <w:tcW w:w="1418" w:type="dxa"/>
+          </w:tcPr>
+          <w:p>
+            <w:pPr>
+              <w:spacing w:after="120" w:line="240" w:lineRule="auto"/>
+              <w:rPr>
+                <w:rFonts w:ascii="Calibri" w:hAnsi="Calibri" w:cs="Arial"/>
+                <w:i/>
+                <w:color w:val="548DD4"/>
+                <w:sz w:val="18"/>
+                <w:szCs w:val="18"/>
+                <w:lang w:eastAsia="es-CL"/>
+              </w:rPr>
+            </w:pPr>
+            <w:r>
+              <w:rPr>
+                <w:rFonts w:ascii="Calibri" w:eastAsia="Calibri" w:hAnsi="Calibri" w:cs="Calibri"/>
+                <w:sz w:val="18"/>
+                <w:szCs w:val="18"/>
+              </w:rPr>
+              <w:t>En curso</w:t>
+            </w:r>
+          </w:p>
+        </w:tc>
+        <w:tc>
+          <w:tcPr>
+            <w:tcW w:w="1832" w:type="dxa"/>
+          </w:tcPr>
+          <w:p>
+            <w:pPr>
+              <w:spacing w:after="120" w:line="240" w:lineRule="auto"/>
+              <w:rPr>
+                <w:rFonts w:ascii="Calibri" w:hAnsi="Calibri" w:cs="Arial"/>
+                <w:i/>
+                <w:color w:val="548DD4"/>
+                <w:sz w:val="18"/>
+                <w:szCs w:val="18"/>
+                <w:lang w:eastAsia="es-CL"/>
+              </w:rPr>
+            </w:pPr>
+            <w:r>
+              <w:rPr>
+                <w:rFonts w:ascii="Calibri" w:eastAsia="Calibri" w:hAnsi="Calibri" w:cs="Calibri"/>
+                <w:sz w:val="18"/>
+                <w:szCs w:val="18"/>
+              </w:rPr>
+              <w:t>Cargado en Drive (carpeta 05).</w:t>
+            </w:r>
+          </w:p>
+        </w:tc>
+      </w:tr>
+      <w:tr>
+        <w:trPr>
+          <w:trHeight w:val="954"/>
+        </w:trPr>
+        <w:tc>
+          <w:tcPr>
+            <w:tcW w:w="1622" w:type="dxa"/>
+          </w:tcPr>
+          <w:p>
+            <w:pPr>
+              <w:spacing w:after="120" w:line="240" w:lineRule="auto"/>
+              <w:rPr>
+                <w:b/>
+                <w:sz w:val="18"/>
+                <w:szCs w:val="18"/>
+              </w:rPr>
+            </w:pPr>
+            <w:r>
+              <w:rPr>
+                <w:rFonts w:ascii="Calibri" w:eastAsia="Calibri" w:hAnsi="Calibri" w:cs="Calibri"/>
+                <w:sz w:val="18"/>
+                <w:szCs w:val="18"/>
+              </w:rPr>
+              <w:t>Pruebas de certificación (1.1) / Gestionar (2.2)</w:t>
+            </w:r>
+          </w:p>
+        </w:tc>
+        <w:tc>
+          <w:tcPr>
+            <w:tcW w:w="1208" w:type="dxa"/>
+          </w:tcPr>
+          <w:p>
+            <w:pPr>
+              <w:spacing w:after="120" w:line="240" w:lineRule="auto"/>
+              <w:rPr>
+                <w:rFonts w:ascii="Calibri" w:hAnsi="Calibri" w:cs="Arial"/>
+                <w:i/>
+                <w:color w:val="548DD4"/>
+                <w:sz w:val="18"/>
+                <w:szCs w:val="18"/>
+                <w:lang w:eastAsia="es-CL"/>
+              </w:rPr>
+            </w:pPr>
+            <w:r>
+              <w:rPr>
+                <w:rFonts w:ascii="Calibri" w:eastAsia="Calibri" w:hAnsi="Calibri" w:cs="Calibri"/>
+                <w:sz w:val="18"/>
+                <w:szCs w:val="18"/>
+              </w:rPr>
+              <w:t>Catálogo RNF ISO/IEC 25010</w:t>
+            </w:r>
+          </w:p>
+        </w:tc>
+        <w:tc>
+          <w:tcPr>
+            <w:tcW w:w="1145" w:type="dxa"/>
+          </w:tcPr>
+          <w:p>
+            <w:pPr>
+              <w:spacing w:after="120" w:line="240" w:lineRule="auto"/>
+              <w:rPr>
+                <w:b/>
+                <w:sz w:val="18"/>
+                <w:szCs w:val="18"/>
+              </w:rPr>
+            </w:pPr>
+            <w:r>
+              <w:rPr>
+                <w:rFonts w:ascii="Calibri" w:eastAsia="Calibri" w:hAnsi="Calibri" w:cs="Calibri"/>
+                <w:sz w:val="18"/>
+                <w:szCs w:val="18"/>
+              </w:rPr>
+              <w:t>DAS, DoD, planilla</w:t>
+            </w:r>
+          </w:p>
+        </w:tc>
+        <w:tc>
+          <w:tcPr>
+            <w:tcW w:w="1276" w:type="dxa"/>
+          </w:tcPr>
+          <w:p>
+            <w:pPr>
+              <w:spacing w:after="120" w:line="240" w:lineRule="auto"/>
+              <w:rPr>
+                <w:b/>
+                <w:sz w:val="18"/>
+                <w:szCs w:val="18"/>
+              </w:rPr>
+            </w:pPr>
+            <w:r>
+              <w:rPr>
+                <w:rFonts w:ascii="Calibri" w:eastAsia="Calibri" w:hAnsi="Calibri" w:cs="Calibri"/>
+                <w:sz w:val="18"/>
+                <w:szCs w:val="18"/>
+              </w:rPr>
+              <w:t>S3 (09–11/10)</w:t>
+            </w:r>
+          </w:p>
+        </w:tc>
+        <w:tc>
+          <w:tcPr>
+            <w:tcW w:w="1407" w:type="dxa"/>
+          </w:tcPr>
+          <w:p>
+            <w:pPr>
+              <w:spacing w:after="120" w:line="240" w:lineRule="auto"/>
+              <w:rPr>
+                <w:rFonts w:ascii="Calibri" w:hAnsi="Calibri" w:cs="Arial"/>
+                <w:i/>
+                <w:color w:val="548DD4"/>
+                <w:sz w:val="18"/>
+                <w:szCs w:val="18"/>
+                <w:lang w:eastAsia="es-CL"/>
+              </w:rPr>
+            </w:pPr>
+            <w:r>
+              <w:rPr>
+                <w:rFonts w:ascii="Calibri" w:eastAsia="Calibri" w:hAnsi="Calibri" w:cs="Calibri"/>
+                <w:sz w:val="18"/>
+                <w:szCs w:val="18"/>
+              </w:rPr>
+              <w:t>Reinhartd Munzenmayer</w:t>
+            </w:r>
+          </w:p>
+        </w:tc>
+        <w:tc>
+          <w:tcPr>
+            <w:tcW w:w="1144" w:type="dxa"/>
+          </w:tcPr>
+          <w:p>
+            <w:pPr>
+              <w:spacing w:after="120" w:line="240" w:lineRule="auto"/>
+              <w:rPr>
+                <w:rFonts w:ascii="Calibri" w:hAnsi="Calibri" w:cs="Arial"/>
+                <w:i/>
+                <w:color w:val="548DD4"/>
+                <w:sz w:val="18"/>
+                <w:szCs w:val="18"/>
+                <w:lang w:eastAsia="es-CL"/>
+              </w:rPr>
+            </w:pPr>
+            <w:r>
+              <w:rPr>
+                <w:rFonts w:ascii="Calibri" w:eastAsia="Calibri" w:hAnsi="Calibri" w:cs="Calibri"/>
+                <w:sz w:val="18"/>
+                <w:szCs w:val="18"/>
+              </w:rPr>
+              <w:t>32 RNF; 22 Must, 16 en OK.</w:t>
+            </w:r>
+          </w:p>
+        </w:tc>
+        <w:tc>
+          <w:tcPr>
+            <w:tcW w:w="1418" w:type="dxa"/>
+          </w:tcPr>
+          <w:p>
+            <w:pPr>
+              <w:spacing w:after="120" w:line="240" w:lineRule="auto"/>
+              <w:rPr>
+                <w:rFonts w:ascii="Calibri" w:hAnsi="Calibri" w:cs="Arial"/>
+                <w:i/>
+                <w:color w:val="548DD4"/>
+                <w:sz w:val="18"/>
+                <w:szCs w:val="18"/>
+                <w:lang w:eastAsia="es-CL"/>
+              </w:rPr>
+            </w:pPr>
+            <w:r>
+              <w:rPr>
+                <w:rFonts w:ascii="Calibri" w:eastAsia="Calibri" w:hAnsi="Calibri" w:cs="Calibri"/>
+                <w:sz w:val="18"/>
+                <w:szCs w:val="18"/>
+              </w:rPr>
+              <w:t>Completado (v1.0.2, 16/10)</w:t>
+            </w:r>
+          </w:p>
+        </w:tc>
+        <w:tc>
+          <w:tcPr>
+            <w:tcW w:w="1832" w:type="dxa"/>
+          </w:tcPr>
+          <w:p>
+            <w:pPr>
+              <w:spacing w:after="120" w:line="240" w:lineRule="auto"/>
+              <w:rPr>
+                <w:rFonts w:ascii="Calibri" w:hAnsi="Calibri" w:cs="Arial"/>
+                <w:i/>
+                <w:color w:val="548DD4"/>
+                <w:sz w:val="18"/>
+                <w:szCs w:val="18"/>
+                <w:lang w:eastAsia="es-CL"/>
+              </w:rPr>
+            </w:pPr>
+            <w:r>
+              <w:rPr>
+                <w:rFonts w:ascii="Calibri" w:eastAsia="Calibri" w:hAnsi="Calibri" w:cs="Calibri"/>
+                <w:sz w:val="18"/>
+                <w:szCs w:val="18"/>
+              </w:rPr>
+              <w:t>Publicado en 04_RNF.</w:t>
+            </w:r>
+          </w:p>
+        </w:tc>
+      </w:tr>
+      <w:tr>
+        <w:trPr>
+          <w:trHeight w:val="1210"/>
+        </w:trPr>
+        <w:tc>
+          <w:tcPr>
+            <w:tcW w:w="1622" w:type="dxa"/>
+          </w:tcPr>
+          <w:p>
+            <w:pPr>
+              <w:spacing w:after="120" w:line="240" w:lineRule="auto"/>
+              <w:rPr>
+                <w:b/>
+                <w:sz w:val="18"/>
+                <w:szCs w:val="18"/>
+              </w:rPr>
+            </w:pPr>
+            <w:r>
+              <w:rPr>
+                <w:rFonts w:ascii="Calibri" w:eastAsia="Calibri" w:hAnsi="Calibri" w:cs="Calibri"/>
+                <w:sz w:val="18"/>
+                <w:szCs w:val="18"/>
+              </w:rPr>
+              <w:t>Gestionar proyectos informáticos (2.2)</w:t>
+            </w:r>
+          </w:p>
+        </w:tc>
+        <w:tc>
+          <w:tcPr>
+            <w:tcW w:w="1208" w:type="dxa"/>
+          </w:tcPr>
+          <w:p>
+            <w:pPr>
+              <w:spacing w:after="120" w:line="240" w:lineRule="auto"/>
+              <w:rPr>
+                <w:rFonts w:ascii="Calibri" w:hAnsi="Calibri" w:cs="Arial"/>
+                <w:i/>
+                <w:color w:val="548DD4"/>
+                <w:sz w:val="18"/>
+                <w:szCs w:val="18"/>
+                <w:lang w:eastAsia="es-CL"/>
+              </w:rPr>
+            </w:pPr>
+            <w:r>
+              <w:rPr>
+                <w:rFonts w:ascii="Calibri" w:eastAsia="Calibri" w:hAnsi="Calibri" w:cs="Calibri"/>
+                <w:sz w:val="18"/>
+                <w:szCs w:val="18"/>
+              </w:rPr>
+              <w:t xml:space="preserve">06 </w:t>
+            </w:r>
+            <w:proofErr w:type="gramStart"/>
+            <w:r>
+              <w:rPr>
+                <w:rFonts w:ascii="Calibri" w:eastAsia="Calibri" w:hAnsi="Calibri" w:cs="Calibri"/>
+                <w:sz w:val="18"/>
+                <w:szCs w:val="18"/>
+              </w:rPr>
+              <w:t>Retrospectivas</w:t>
+            </w:r>
+            <w:proofErr w:type="gramEnd"/>
+          </w:p>
+        </w:tc>
+        <w:tc>
+          <w:tcPr>
+            <w:tcW w:w="1145" w:type="dxa"/>
+          </w:tcPr>
+          <w:p>
+            <w:pPr>
+              <w:spacing w:after="120" w:line="240" w:lineRule="auto"/>
+              <w:rPr>
+                <w:b/>
+                <w:sz w:val="18"/>
+                <w:szCs w:val="18"/>
+              </w:rPr>
+            </w:pPr>
+            <w:r>
+              <w:rPr>
+                <w:rFonts w:ascii="Calibri" w:eastAsia="Calibri" w:hAnsi="Calibri" w:cs="Calibri"/>
+                <w:sz w:val="18"/>
+                <w:szCs w:val="18"/>
+              </w:rPr>
+              <w:t>06_Evidencia_Retrospectiva</w:t>
+            </w:r>
+          </w:p>
+        </w:tc>
+        <w:tc>
+          <w:tcPr>
+            <w:tcW w:w="1276" w:type="dxa"/>
+          </w:tcPr>
+          <w:p>
+            <w:pPr>
+              <w:spacing w:after="120" w:line="240" w:lineRule="auto"/>
+              <w:rPr>
+                <w:b/>
+                <w:sz w:val="18"/>
+                <w:szCs w:val="18"/>
+              </w:rPr>
+            </w:pPr>
+            <w:r>
+              <w:rPr>
+                <w:rFonts w:ascii="Calibri" w:eastAsia="Calibri" w:hAnsi="Calibri" w:cs="Calibri"/>
+                <w:sz w:val="18"/>
+                <w:szCs w:val="18"/>
+              </w:rPr>
+              <w:t>Cada sprint</w:t>
+            </w:r>
+          </w:p>
+        </w:tc>
+        <w:tc>
+          <w:tcPr>
+            <w:tcW w:w="1407" w:type="dxa"/>
+          </w:tcPr>
+          <w:p>
+            <w:pPr>
+              <w:spacing w:after="120" w:line="240" w:lineRule="auto"/>
+              <w:rPr>
+                <w:rFonts w:ascii="Calibri" w:hAnsi="Calibri" w:cs="Arial"/>
+                <w:i/>
+                <w:color w:val="548DD4"/>
+                <w:sz w:val="18"/>
+                <w:szCs w:val="18"/>
+                <w:lang w:eastAsia="es-CL"/>
+              </w:rPr>
+            </w:pPr>
+            <w:r>
+              <w:rPr>
+                <w:rFonts w:ascii="Calibri" w:eastAsia="Calibri" w:hAnsi="Calibri" w:cs="Calibri"/>
+                <w:sz w:val="18"/>
+                <w:szCs w:val="18"/>
+              </w:rPr>
+              <w:t>Reinhartd Munzenmayer (registro) / Pablo Gutiérrez (facilitador)</w:t>
+            </w:r>
+          </w:p>
+        </w:tc>
+        <w:tc>
+          <w:tcPr>
+            <w:tcW w:w="1144" w:type="dxa"/>
+          </w:tcPr>
+          <w:p>
+            <w:pPr>
+              <w:spacing w:after="120" w:line="240" w:lineRule="auto"/>
+              <w:rPr>
+                <w:rFonts w:ascii="Calibri" w:hAnsi="Calibri" w:cs="Arial"/>
+                <w:i/>
+                <w:color w:val="548DD4"/>
+                <w:sz w:val="18"/>
+                <w:szCs w:val="18"/>
+                <w:lang w:eastAsia="es-CL"/>
+              </w:rPr>
+            </w:pPr>
+            <w:r>
+              <w:rPr>
+                <w:rFonts w:ascii="Calibri" w:eastAsia="Calibri" w:hAnsi="Calibri" w:cs="Calibri"/>
+                <w:sz w:val="18"/>
+                <w:szCs w:val="18"/>
+              </w:rPr>
+              <w:t>Actas S01 y S02 firmadas el 04/10.</w:t>
+            </w:r>
+          </w:p>
+        </w:tc>
+        <w:tc>
+          <w:tcPr>
+            <w:tcW w:w="1418" w:type="dxa"/>
+          </w:tcPr>
+          <w:p>
+            <w:pPr>
+              <w:spacing w:after="120" w:line="240" w:lineRule="auto"/>
+              <w:rPr>
+                <w:rFonts w:ascii="Calibri" w:hAnsi="Calibri" w:cs="Arial"/>
+                <w:i/>
+                <w:color w:val="548DD4"/>
+                <w:sz w:val="18"/>
+                <w:szCs w:val="18"/>
+                <w:lang w:eastAsia="es-CL"/>
+              </w:rPr>
+            </w:pPr>
+            <w:r>
+              <w:rPr>
+                <w:rFonts w:ascii="Calibri" w:eastAsia="Calibri" w:hAnsi="Calibri" w:cs="Calibri"/>
+                <w:sz w:val="18"/>
+                <w:szCs w:val="18"/>
+              </w:rPr>
+              <w:t>Completado S1–S2; S3: retrospectiva cerrada 15/10/2026; Goal Parcial</w:t>
+            </w:r>
+          </w:p>
+        </w:tc>
+        <w:tc>
+          <w:tcPr>
+            <w:tcW w:w="1832" w:type="dxa"/>
+          </w:tcPr>
+          <w:p>
+            <w:pPr>
+              <w:spacing w:after="120" w:line="240" w:lineRule="auto"/>
+              <w:rPr>
+                <w:rFonts w:ascii="Calibri" w:hAnsi="Calibri" w:cs="Arial"/>
+                <w:i/>
+                <w:color w:val="548DD4"/>
+                <w:sz w:val="18"/>
+                <w:szCs w:val="18"/>
+                <w:lang w:eastAsia="es-CL"/>
+              </w:rPr>
+            </w:pPr>
+            <w:r>
+              <w:rPr>
+                <w:rFonts w:ascii="Calibri" w:eastAsia="Calibri" w:hAnsi="Calibri" w:cs="Calibri"/>
+                <w:sz w:val="18"/>
+                <w:szCs w:val="18"/>
+              </w:rPr>
+              <w:t>Cargado en Drive. Publicación en Git: PR #17, a cargo de Pablo y Diego.</w:t>
+            </w:r>
+          </w:p>
+        </w:tc>
+      </w:tr>
+      <w:tr>
+        <w:trPr>
+          <w:trHeight w:val="1128"/>
+        </w:trPr>
+        <w:tc>
+          <w:tcPr>
+            <w:tcW w:w="1622" w:type="dxa"/>
+          </w:tcPr>
+          <w:p>
+            <w:pPr>
+              <w:spacing w:after="120" w:line="240" w:lineRule="auto"/>
+              <w:rPr>
+                <w:b/>
+                <w:sz w:val="18"/>
+                <w:szCs w:val="18"/>
+              </w:rPr>
+            </w:pPr>
+            <w:r>
+              <w:rPr>
+                <w:rFonts w:ascii="Calibri" w:eastAsia="Calibri" w:hAnsi="Calibri" w:cs="Calibri"/>
+                <w:sz w:val="18"/>
+                <w:szCs w:val="18"/>
+              </w:rPr>
+              <w:t>Pruebas de certificación (1.1)</w:t>
+            </w:r>
+          </w:p>
+        </w:tc>
+        <w:tc>
+          <w:tcPr>
+            <w:tcW w:w="1208" w:type="dxa"/>
+          </w:tcPr>
+          <w:p>
+            <w:pPr>
+              <w:spacing w:after="120" w:line="240" w:lineRule="auto"/>
+              <w:rPr>
+                <w:rFonts w:ascii="Calibri" w:hAnsi="Calibri" w:cs="Arial"/>
+                <w:i/>
+                <w:color w:val="548DD4"/>
+                <w:sz w:val="18"/>
+                <w:szCs w:val="18"/>
+                <w:lang w:eastAsia="es-CL"/>
+              </w:rPr>
+            </w:pPr>
+            <w:r>
+              <w:rPr>
+                <w:rFonts w:ascii="Calibri" w:eastAsia="Calibri" w:hAnsi="Calibri" w:cs="Calibri"/>
+                <w:sz w:val="18"/>
+                <w:szCs w:val="18"/>
+              </w:rPr>
+              <w:t xml:space="preserve">07 </w:t>
+            </w:r>
+            <w:proofErr w:type="gramStart"/>
+            <w:r>
+              <w:rPr>
+                <w:rFonts w:ascii="Calibri" w:eastAsia="Calibri" w:hAnsi="Calibri" w:cs="Calibri"/>
+                <w:sz w:val="18"/>
+                <w:szCs w:val="18"/>
+              </w:rPr>
+              <w:t>Plan</w:t>
+            </w:r>
+            <w:proofErr w:type="gramEnd"/>
+            <w:r>
+              <w:rPr>
+                <w:rFonts w:ascii="Calibri" w:eastAsia="Calibri" w:hAnsi="Calibri" w:cs="Calibri"/>
+                <w:sz w:val="18"/>
+                <w:szCs w:val="18"/>
+              </w:rPr>
+              <w:t xml:space="preserve"> de Pruebas</w:t>
+            </w:r>
+          </w:p>
+        </w:tc>
+        <w:tc>
+          <w:tcPr>
+            <w:tcW w:w="1145" w:type="dxa"/>
+          </w:tcPr>
+          <w:p>
+            <w:pPr>
+              <w:spacing w:after="120" w:line="240" w:lineRule="auto"/>
+              <w:rPr>
+                <w:b/>
+                <w:sz w:val="18"/>
+                <w:szCs w:val="18"/>
+              </w:rPr>
+            </w:pPr>
+            <w:r>
+              <w:rPr>
+                <w:rFonts w:ascii="Calibri" w:eastAsia="Calibri" w:hAnsi="Calibri" w:cs="Calibri"/>
+                <w:sz w:val="18"/>
+                <w:szCs w:val="18"/>
+              </w:rPr>
+              <w:t>07_Plan_de_Pruebas</w:t>
+            </w:r>
+          </w:p>
+        </w:tc>
+        <w:tc>
+          <w:tcPr>
+            <w:tcW w:w="1276" w:type="dxa"/>
+          </w:tcPr>
+          <w:p>
+            <w:pPr>
+              <w:spacing w:after="120" w:line="240" w:lineRule="auto"/>
+              <w:rPr>
+                <w:b/>
+                <w:sz w:val="18"/>
+                <w:szCs w:val="18"/>
+              </w:rPr>
+            </w:pPr>
+            <w:r>
+              <w:rPr>
+                <w:rFonts w:ascii="Calibri" w:eastAsia="Calibri" w:hAnsi="Calibri" w:cs="Calibri"/>
+                <w:sz w:val="18"/>
+                <w:szCs w:val="18"/>
+              </w:rPr>
+              <w:t>S1–S3</w:t>
+            </w:r>
+          </w:p>
+        </w:tc>
+        <w:tc>
+          <w:tcPr>
+            <w:tcW w:w="1407" w:type="dxa"/>
+          </w:tcPr>
+          <w:p>
+            <w:pPr>
+              <w:spacing w:after="120" w:line="240" w:lineRule="auto"/>
+              <w:rPr>
+                <w:rFonts w:ascii="Calibri" w:hAnsi="Calibri" w:cs="Arial"/>
+                <w:i/>
+                <w:color w:val="548DD4"/>
+                <w:sz w:val="18"/>
+                <w:szCs w:val="18"/>
+                <w:lang w:eastAsia="es-CL"/>
+              </w:rPr>
+            </w:pPr>
+            <w:r>
+              <w:rPr>
+                <w:rFonts w:ascii="Calibri" w:eastAsia="Calibri" w:hAnsi="Calibri" w:cs="Calibri"/>
+                <w:sz w:val="18"/>
+                <w:szCs w:val="18"/>
+              </w:rPr>
+              <w:t>Reinhartd Munzenmayer</w:t>
+            </w:r>
+          </w:p>
+        </w:tc>
+        <w:tc>
+          <w:tcPr>
+            <w:tcW w:w="1144" w:type="dxa"/>
+          </w:tcPr>
+          <w:p>
+            <w:pPr>
+              <w:spacing w:after="120" w:line="240" w:lineRule="auto"/>
+              <w:rPr>
+                <w:rFonts w:ascii="Calibri" w:hAnsi="Calibri" w:cs="Arial"/>
+                <w:i/>
+                <w:color w:val="548DD4"/>
+                <w:sz w:val="18"/>
+                <w:szCs w:val="18"/>
+                <w:lang w:eastAsia="es-CL"/>
+              </w:rPr>
+            </w:pPr>
+            <w:r>
+              <w:rPr>
+                <w:rFonts w:ascii="Calibri" w:eastAsia="Calibri" w:hAnsi="Calibri" w:cs="Calibri"/>
+                <w:sz w:val="18"/>
+                <w:szCs w:val="18"/>
+              </w:rPr>
+              <w:t>Plan v1.2 y Listado de Defectos v1.2 (11/10).</w:t>
+            </w:r>
+          </w:p>
+        </w:tc>
+        <w:tc>
+          <w:tcPr>
+            <w:tcW w:w="1418" w:type="dxa"/>
+          </w:tcPr>
+          <w:p>
+            <w:pPr>
+              <w:spacing w:after="120" w:line="240" w:lineRule="auto"/>
+              <w:rPr>
+                <w:rFonts w:ascii="Calibri" w:hAnsi="Calibri" w:cs="Arial"/>
+                <w:i/>
+                <w:color w:val="548DD4"/>
+                <w:sz w:val="18"/>
+                <w:szCs w:val="18"/>
+                <w:lang w:eastAsia="es-CL"/>
+              </w:rPr>
+            </w:pPr>
+            <w:r>
+              <w:rPr>
+                <w:rFonts w:ascii="Calibri" w:eastAsia="Calibri" w:hAnsi="Calibri" w:cs="Calibri"/>
+                <w:sz w:val="18"/>
+                <w:szCs w:val="18"/>
+              </w:rPr>
+              <w:t>En curso</w:t>
+            </w:r>
+          </w:p>
+        </w:tc>
+        <w:tc>
+          <w:tcPr>
+            <w:tcW w:w="1832" w:type="dxa"/>
+          </w:tcPr>
+          <w:p>
+            <w:pPr>
+              <w:spacing w:after="120" w:line="240" w:lineRule="auto"/>
+              <w:rPr>
+                <w:rFonts w:ascii="Calibri" w:hAnsi="Calibri" w:cs="Arial"/>
+                <w:i/>
+                <w:color w:val="548DD4"/>
+                <w:sz w:val="18"/>
+                <w:szCs w:val="18"/>
+                <w:lang w:eastAsia="es-CL"/>
+              </w:rPr>
+            </w:pPr>
+            <w:r>
+              <w:rPr>
+                <w:rFonts w:ascii="Calibri" w:eastAsia="Calibri" w:hAnsi="Calibri" w:cs="Calibri"/>
+                <w:sz w:val="18"/>
+                <w:szCs w:val="18"/>
+              </w:rPr>
+              <w:t>Cargado en Drive. Publicación en Git: Pablo Gutiérrez y Diego Madrid.</w:t>
+            </w:r>
+          </w:p>
+        </w:tc>
+      </w:tr>
+      <w:tr>
+        <w:trPr>
+          <w:trHeight w:val="876"/>
+        </w:trPr>
+        <w:tc>
+          <w:tcPr>
+            <w:tcW w:w="1622" w:type="dxa"/>
+          </w:tcPr>
+          <w:p>
+            <w:pPr>
+              <w:spacing w:after="120" w:line="240" w:lineRule="auto"/>
+              <w:rPr>
+                <w:b/>
+                <w:sz w:val="18"/>
+                <w:szCs w:val="18"/>
+              </w:rPr>
+            </w:pPr>
+            <w:r>
+              <w:rPr>
+                <w:rFonts w:ascii="Calibri" w:eastAsia="Calibri" w:hAnsi="Calibri" w:cs="Calibri"/>
+                <w:sz w:val="18"/>
+                <w:szCs w:val="18"/>
+              </w:rPr>
+              <w:t>Desarrollar una solución de software (4.3)</w:t>
+            </w:r>
+          </w:p>
+        </w:tc>
+        <w:tc>
+          <w:tcPr>
+            <w:tcW w:w="1208" w:type="dxa"/>
+          </w:tcPr>
+          <w:p>
+            <w:pPr>
+              <w:spacing w:after="120" w:line="240" w:lineRule="auto"/>
+              <w:rPr>
+                <w:rFonts w:ascii="Calibri" w:hAnsi="Calibri" w:cs="Arial"/>
+                <w:i/>
+                <w:color w:val="548DD4"/>
+                <w:sz w:val="18"/>
+                <w:szCs w:val="18"/>
+                <w:lang w:eastAsia="es-CL"/>
+              </w:rPr>
+            </w:pPr>
+            <w:r>
+              <w:rPr>
+                <w:rFonts w:ascii="Calibri" w:eastAsia="Calibri" w:hAnsi="Calibri" w:cs="Calibri"/>
+                <w:sz w:val="18"/>
+                <w:szCs w:val="18"/>
+              </w:rPr>
+              <w:t xml:space="preserve">08 </w:t>
+            </w:r>
+            <w:proofErr w:type="gramStart"/>
+            <w:r>
+              <w:rPr>
+                <w:rFonts w:ascii="Calibri" w:eastAsia="Calibri" w:hAnsi="Calibri" w:cs="Calibri"/>
+                <w:sz w:val="18"/>
+                <w:szCs w:val="18"/>
+              </w:rPr>
+              <w:t>Manual</w:t>
+            </w:r>
+            <w:proofErr w:type="gramEnd"/>
+            <w:r>
+              <w:rPr>
+                <w:rFonts w:ascii="Calibri" w:eastAsia="Calibri" w:hAnsi="Calibri" w:cs="Calibri"/>
+                <w:sz w:val="18"/>
+                <w:szCs w:val="18"/>
+              </w:rPr>
+              <w:t xml:space="preserve"> Técnico de Despliegue</w:t>
+            </w:r>
+          </w:p>
+        </w:tc>
+        <w:tc>
+          <w:tcPr>
+            <w:tcW w:w="1145" w:type="dxa"/>
+          </w:tcPr>
+          <w:p>
+            <w:pPr>
+              <w:spacing w:after="120" w:line="240" w:lineRule="auto"/>
+              <w:rPr>
+                <w:b/>
+                <w:sz w:val="18"/>
+                <w:szCs w:val="18"/>
+              </w:rPr>
+            </w:pPr>
+            <w:r>
+              <w:rPr>
+                <w:rFonts w:ascii="Calibri" w:eastAsia="Calibri" w:hAnsi="Calibri" w:cs="Calibri"/>
+                <w:sz w:val="18"/>
+                <w:szCs w:val="18"/>
+              </w:rPr>
+              <w:t>Borrador DOC-05</w:t>
+            </w:r>
+          </w:p>
+        </w:tc>
+        <w:tc>
+          <w:tcPr>
+            <w:tcW w:w="1276" w:type="dxa"/>
+          </w:tcPr>
+          <w:p>
+            <w:pPr>
+              <w:spacing w:after="120" w:line="240" w:lineRule="auto"/>
+              <w:rPr>
+                <w:b/>
+                <w:sz w:val="18"/>
+                <w:szCs w:val="18"/>
+              </w:rPr>
+            </w:pPr>
+            <w:r>
+              <w:rPr>
+                <w:rFonts w:ascii="Calibri" w:eastAsia="Calibri" w:hAnsi="Calibri" w:cs="Calibri"/>
+                <w:sz w:val="18"/>
+                <w:szCs w:val="18"/>
+              </w:rPr>
+              <w:t>S2–S3</w:t>
+            </w:r>
+          </w:p>
+        </w:tc>
+        <w:tc>
+          <w:tcPr>
+            <w:tcW w:w="1407" w:type="dxa"/>
+          </w:tcPr>
+          <w:p>
+            <w:pPr>
+              <w:spacing w:after="120" w:line="240" w:lineRule="auto"/>
+              <w:rPr>
+                <w:rFonts w:ascii="Calibri" w:hAnsi="Calibri" w:cs="Arial"/>
+                <w:i/>
+                <w:color w:val="548DD4"/>
+                <w:sz w:val="18"/>
+                <w:szCs w:val="18"/>
+                <w:lang w:eastAsia="es-CL"/>
+              </w:rPr>
+            </w:pPr>
+            <w:r>
+              <w:rPr>
+                <w:rFonts w:ascii="Calibri" w:eastAsia="Calibri" w:hAnsi="Calibri" w:cs="Calibri"/>
+                <w:sz w:val="18"/>
+                <w:szCs w:val="18"/>
+              </w:rPr>
+              <w:t>Diego Madrid</w:t>
+            </w:r>
+          </w:p>
+        </w:tc>
+        <w:tc>
+          <w:tcPr>
+            <w:tcW w:w="1144" w:type="dxa"/>
+          </w:tcPr>
+          <w:p>
+            <w:pPr>
+              <w:spacing w:after="120" w:line="240" w:lineRule="auto"/>
+              <w:rPr>
+                <w:rFonts w:ascii="Calibri" w:hAnsi="Calibri" w:cs="Arial"/>
+                <w:i/>
+                <w:color w:val="548DD4"/>
+                <w:sz w:val="18"/>
+                <w:szCs w:val="18"/>
+                <w:lang w:eastAsia="es-CL"/>
+              </w:rPr>
+            </w:pPr>
+            <w:r>
+              <w:rPr>
+                <w:rFonts w:ascii="Calibri" w:eastAsia="Calibri" w:hAnsi="Calibri" w:cs="Calibri"/>
+                <w:sz w:val="18"/>
+                <w:szCs w:val="18"/>
+              </w:rPr>
+              <w:t>Borrador DOC-05.</w:t>
+            </w:r>
+          </w:p>
+        </w:tc>
+        <w:tc>
+          <w:tcPr>
+            <w:tcW w:w="1418" w:type="dxa"/>
+          </w:tcPr>
+          <w:p>
+            <w:pPr>
+              <w:spacing w:after="120" w:line="240" w:lineRule="auto"/>
+              <w:rPr>
+                <w:rFonts w:ascii="Calibri" w:hAnsi="Calibri" w:cs="Arial"/>
+                <w:i/>
+                <w:color w:val="548DD4"/>
+                <w:sz w:val="18"/>
+                <w:szCs w:val="18"/>
+                <w:lang w:eastAsia="es-CL"/>
+              </w:rPr>
+            </w:pPr>
+            <w:r>
+              <w:rPr>
+                <w:rFonts w:ascii="Calibri" w:eastAsia="Calibri" w:hAnsi="Calibri" w:cs="Calibri"/>
+                <w:sz w:val="18"/>
+                <w:szCs w:val="18"/>
+              </w:rPr>
+              <w:t>En curso</w:t>
+            </w:r>
+          </w:p>
+        </w:tc>
+        <w:tc>
+          <w:tcPr>
+            <w:tcW w:w="1832" w:type="dxa"/>
+          </w:tcPr>
+          <w:p>
+            <w:pPr>
+              <w:spacing w:after="120" w:line="240" w:lineRule="auto"/>
+              <w:rPr>
+                <w:rFonts w:ascii="Calibri" w:hAnsi="Calibri" w:cs="Arial"/>
+                <w:i/>
+                <w:color w:val="548DD4"/>
+                <w:sz w:val="18"/>
+                <w:szCs w:val="18"/>
+                <w:lang w:eastAsia="es-CL"/>
+              </w:rPr>
+            </w:pPr>
+            <w:r>
+              <w:rPr>
+                <w:rFonts w:ascii="Calibri" w:eastAsia="Calibri" w:hAnsi="Calibri" w:cs="Calibri"/>
+                <w:sz w:val="18"/>
+                <w:szCs w:val="18"/>
+              </w:rPr>
+              <w:t>Cargado en Drive como 08.</w:t>
+            </w:r>
+          </w:p>
+        </w:tc>
+      </w:tr>
+      <w:tr>
+        <w:trPr>
+          <w:trHeight w:val="1568"/>
+        </w:trPr>
+        <w:tc>
+          <w:tcPr>
+            <w:tcW w:w="1622" w:type="dxa"/>
+          </w:tcPr>
+          <w:p>
+            <w:pPr>
+              <w:spacing w:after="120" w:line="240" w:lineRule="auto"/>
+              <w:rPr>
+                <w:b/>
+                <w:sz w:val="18"/>
+                <w:szCs w:val="18"/>
+              </w:rPr>
+            </w:pPr>
+            <w:r>
+              <w:rPr>
+                <w:rFonts w:ascii="Calibri" w:eastAsia="Calibri" w:hAnsi="Calibri" w:cs="Calibri"/>
+                <w:sz w:val="18"/>
+                <w:szCs w:val="18"/>
+              </w:rPr>
+              <w:t>Construir modelos de datos (3.1–3.2)</w:t>
+            </w:r>
+          </w:p>
+        </w:tc>
+        <w:tc>
+          <w:tcPr>
+            <w:tcW w:w="1208" w:type="dxa"/>
+          </w:tcPr>
+          <w:p>
+            <w:pPr>
+              <w:spacing w:after="120" w:line="240" w:lineRule="auto"/>
+              <w:rPr>
+                <w:rFonts w:ascii="Calibri" w:hAnsi="Calibri" w:cs="Arial"/>
+                <w:i/>
+                <w:color w:val="548DD4"/>
+                <w:sz w:val="18"/>
+                <w:szCs w:val="18"/>
+                <w:lang w:eastAsia="es-CL"/>
+              </w:rPr>
+            </w:pPr>
+            <w:r>
+              <w:rPr>
+                <w:rFonts w:ascii="Calibri" w:eastAsia="Calibri" w:hAnsi="Calibri" w:cs="Calibri"/>
+                <w:sz w:val="18"/>
+                <w:szCs w:val="18"/>
+              </w:rPr>
+              <w:t xml:space="preserve">Persistencia del proxy y </w:t>
             </w:r>
             <w:proofErr w:type="spellStart"/>
             <w:r>
@@ -2485,16 +4533,212 @@
                 <w:sz w:val="18"/>
                 <w:szCs w:val="18"/>
               </w:rPr>
-              <w:t>deep</w:t>
+              <w:t>tbl_dpay</w:t>
             </w:r>
             <w:proofErr w:type="spellEnd"/>
-            <w:r>
-              <w:rPr>
-                <w:rFonts w:ascii="Calibri" w:eastAsia="Calibri" w:hAnsi="Calibri" w:cs="Calibri"/>
-                <w:sz w:val="18"/>
-                <w:szCs w:val="18"/>
-              </w:rPr>
-              <w:t xml:space="preserve"> link.</w:t>
+          </w:p>
+        </w:tc>
+        <w:tc>
+          <w:tcPr>
+            <w:tcW w:w="1145" w:type="dxa"/>
+          </w:tcPr>
+          <w:p>
+            <w:pPr>
+              <w:spacing w:after="120" w:line="240" w:lineRule="auto"/>
+              <w:rPr>
+                <w:b/>
+                <w:sz w:val="18"/>
+                <w:szCs w:val="18"/>
+              </w:rPr>
+            </w:pPr>
+            <w:r>
+              <w:rPr>
+                <w:rFonts w:ascii="Calibri" w:eastAsia="Calibri" w:hAnsi="Calibri" w:cs="Calibri"/>
+                <w:sz w:val="18"/>
+                <w:szCs w:val="18"/>
+              </w:rPr>
+              <w:t>SQLite, API Dtemite</w:t>
+            </w:r>
+          </w:p>
+        </w:tc>
+        <w:tc>
+          <w:tcPr>
+            <w:tcW w:w="1276" w:type="dxa"/>
+          </w:tcPr>
+          <w:p>
+            <w:pPr>
+              <w:spacing w:after="120" w:line="240" w:lineRule="auto"/>
+              <w:rPr>
+                <w:b/>
+                <w:sz w:val="18"/>
+                <w:szCs w:val="18"/>
+              </w:rPr>
+            </w:pPr>
+            <w:r>
+              <w:rPr>
+                <w:rFonts w:ascii="Calibri" w:eastAsia="Calibri" w:hAnsi="Calibri" w:cs="Calibri"/>
+                <w:sz w:val="18"/>
+                <w:szCs w:val="18"/>
+              </w:rPr>
+              <w:t>S2–S3</w:t>
+            </w:r>
+          </w:p>
+        </w:tc>
+        <w:tc>
+          <w:tcPr>
+            <w:tcW w:w="1407" w:type="dxa"/>
+          </w:tcPr>
+          <w:p>
+            <w:pPr>
+              <w:spacing w:after="120" w:line="240" w:lineRule="auto"/>
+              <w:rPr>
+                <w:rFonts w:ascii="Calibri" w:hAnsi="Calibri" w:cs="Arial"/>
+                <w:i/>
+                <w:color w:val="548DD4"/>
+                <w:sz w:val="18"/>
+                <w:szCs w:val="18"/>
+                <w:lang w:eastAsia="es-CL"/>
+              </w:rPr>
+            </w:pPr>
+            <w:r>
+              <w:rPr>
+                <w:rFonts w:ascii="Calibri" w:eastAsia="Calibri" w:hAnsi="Calibri" w:cs="Calibri"/>
+                <w:sz w:val="18"/>
+                <w:szCs w:val="18"/>
+              </w:rPr>
+              <w:t>Diego Madrid</w:t>
+            </w:r>
+          </w:p>
+        </w:tc>
+        <w:tc>
+          <w:tcPr>
+            <w:tcW w:w="1144" w:type="dxa"/>
+          </w:tcPr>
+          <w:p>
+            <w:pPr>
+              <w:spacing w:after="120" w:line="240" w:lineRule="auto"/>
+              <w:rPr>
+                <w:rFonts w:ascii="Calibri" w:hAnsi="Calibri" w:cs="Arial"/>
+                <w:i/>
+                <w:color w:val="548DD4"/>
+                <w:sz w:val="18"/>
+                <w:szCs w:val="18"/>
+                <w:lang w:eastAsia="es-CL"/>
+              </w:rPr>
+            </w:pPr>
+            <w:r>
+              <w:rPr>
+                <w:rFonts w:ascii="Calibri" w:eastAsia="Calibri" w:hAnsi="Calibri" w:cs="Calibri"/>
+                <w:sz w:val="18"/>
+                <w:szCs w:val="18"/>
+              </w:rPr>
+              <w:t xml:space="preserve">SQLite operativo; sincronización Webpay con </w:t>
+            </w:r>
+            <w:proofErr w:type="spellStart"/>
+            <w:r>
+              <w:rPr>
+                <w:rFonts w:ascii="Calibri" w:eastAsia="Calibri" w:hAnsi="Calibri" w:cs="Calibri"/>
+                <w:sz w:val="18"/>
+                <w:szCs w:val="18"/>
+              </w:rPr>
+              <w:t>tbl_dpay</w:t>
+            </w:r>
+            <w:proofErr w:type="spellEnd"/>
+            <w:r>
+              <w:rPr>
+                <w:rFonts w:ascii="Calibri" w:eastAsia="Calibri" w:hAnsi="Calibri" w:cs="Calibri"/>
+                <w:sz w:val="18"/>
+                <w:szCs w:val="18"/>
+              </w:rPr>
+              <w:t xml:space="preserve"> sin iniciar.</w:t>
+            </w:r>
+          </w:p>
+        </w:tc>
+        <w:tc>
+          <w:tcPr>
+            <w:tcW w:w="1418" w:type="dxa"/>
+          </w:tcPr>
+          <w:p>
+            <w:pPr>
+              <w:spacing w:after="120" w:line="240" w:lineRule="auto"/>
+              <w:rPr>
+                <w:rFonts w:ascii="Calibri" w:hAnsi="Calibri" w:cs="Arial"/>
+                <w:i/>
+                <w:color w:val="548DD4"/>
+                <w:sz w:val="18"/>
+                <w:szCs w:val="18"/>
+                <w:lang w:eastAsia="es-CL"/>
+              </w:rPr>
+            </w:pPr>
+            <w:r>
+              <w:rPr>
+                <w:rFonts w:ascii="Calibri" w:eastAsia="Calibri" w:hAnsi="Calibri" w:cs="Calibri"/>
+                <w:sz w:val="18"/>
+                <w:szCs w:val="18"/>
+              </w:rPr>
+              <w:t>Con retraso</w:t>
+            </w:r>
+          </w:p>
+        </w:tc>
+        <w:tc>
+          <w:tcPr>
+            <w:tcW w:w="1832" w:type="dxa"/>
+          </w:tcPr>
+          <w:p>
+            <w:pPr>
+              <w:spacing w:after="120" w:line="240" w:lineRule="auto"/>
+              <w:rPr>
+                <w:rFonts w:ascii="Calibri" w:hAnsi="Calibri" w:cs="Arial"/>
+                <w:i/>
+                <w:color w:val="548DD4"/>
+                <w:sz w:val="18"/>
+                <w:szCs w:val="18"/>
+                <w:lang w:eastAsia="es-CL"/>
+              </w:rPr>
+            </w:pPr>
+            <w:r>
+              <w:rPr>
+                <w:rFonts w:ascii="Calibri" w:eastAsia="Calibri" w:hAnsi="Calibri" w:cs="Calibri"/>
+                <w:sz w:val="18"/>
+                <w:szCs w:val="18"/>
+              </w:rPr>
+              <w:t xml:space="preserve">Definir </w:t>
+            </w:r>
+            <w:proofErr w:type="spellStart"/>
+            <w:r>
+              <w:rPr>
+                <w:rFonts w:ascii="Calibri" w:eastAsia="Calibri" w:hAnsi="Calibri" w:cs="Calibri"/>
+                <w:sz w:val="18"/>
+                <w:szCs w:val="18"/>
+              </w:rPr>
+              <w:t>id_mediopago</w:t>
+            </w:r>
+            <w:proofErr w:type="spellEnd"/>
+            <w:r>
+              <w:rPr>
+                <w:rFonts w:ascii="Calibri" w:eastAsia="Calibri" w:hAnsi="Calibri" w:cs="Calibri"/>
+                <w:sz w:val="18"/>
+                <w:szCs w:val="18"/>
+              </w:rPr>
+              <w:t xml:space="preserve"> con el </w:t>
+            </w:r>
+            <w:proofErr w:type="spellStart"/>
+            <w:r>
+              <w:rPr>
+                <w:rFonts w:ascii="Calibri" w:eastAsia="Calibri" w:hAnsi="Calibri" w:cs="Calibri"/>
+                <w:sz w:val="18"/>
+                <w:szCs w:val="18"/>
+              </w:rPr>
+              <w:t>backend</w:t>
+            </w:r>
+            <w:proofErr w:type="spellEnd"/>
+            <w:r>
+              <w:rPr>
+                <w:rFonts w:ascii="Calibri" w:eastAsia="Calibri" w:hAnsi="Calibri" w:cs="Calibri"/>
+                <w:sz w:val="18"/>
+                <w:szCs w:val="18"/>
+              </w:rPr>
+              <w:t xml:space="preserve"> de Dtemite.</w:t>
             </w:r>
           </w:p>
         </w:tc>
@@ -2522,13 +4766,13 @@
                 <w:sz w:val="18"/>
                 <w:szCs w:val="18"/>
               </w:rPr>
-              <w:t>Pruebas de certificación (1.1–1.2)</w:t>
-            </w:r>
-          </w:p>
-        </w:tc>
-        <w:tc>
-          <w:tcPr>
-            <w:tcW w:w="1077" w:type="dxa"/>
+              <w:t>Desarrollar una solución de software (4.1)</w:t>
+            </w:r>
+          </w:p>
+        </w:tc>
+        <w:tc>
+          <w:tcPr>
+            <w:tcW w:w="1208" w:type="dxa"/>
           </w:tcPr>
           <w:p>
             <w:pPr>
@@ -2548,7 +4792,30 @@
                 <w:sz w:val="18"/>
                 <w:szCs w:val="18"/>
               </w:rPr>
-              <w:t>DOC-07: plan y ejecución en el celular de pruebas (HU-06)</w:t>
+              <w:t>HU-07 del backlog: emisión DTE (boleta 39)</w:t>
+            </w:r>
+          </w:p>
+        </w:tc>
+        <w:tc>
+          <w:tcPr>
+            <w:tcW w:w="1145" w:type="dxa"/>
+          </w:tcPr>
+          <w:p>
+            <w:pPr>
+              <w:spacing w:after="120" w:line="240" w:lineRule="auto"/>
+              <w:rPr>
+                <w:b/>
+                <w:sz w:val="18"/>
+                <w:szCs w:val="18"/>
+              </w:rPr>
+            </w:pPr>
+            <w:r>
+              <w:rPr>
+                <w:rFonts w:ascii="Calibri" w:eastAsia="Calibri" w:hAnsi="Calibri" w:cs="Calibri"/>
+                <w:sz w:val="18"/>
+                <w:szCs w:val="18"/>
+              </w:rPr>
+              <w:t>API QA, CAF</w:t>
             </w:r>
           </w:p>
         </w:tc>
@@ -2565,64 +4832,13 @@
                 <w:szCs w:val="18"/>
               </w:rPr>
             </w:pPr>
-            <w:proofErr w:type="spellStart"/>
-            <w:r>
-              <w:rPr>
-                <w:rFonts w:ascii="Calibri" w:eastAsia="Calibri" w:hAnsi="Calibri" w:cs="Calibri"/>
-                <w:sz w:val="18"/>
-                <w:szCs w:val="18"/>
-              </w:rPr>
-              <w:t>Evidencias_dpay</w:t>
-            </w:r>
-            <w:proofErr w:type="spellEnd"/>
-            <w:r>
-              <w:rPr>
-                <w:rFonts w:ascii="Calibri" w:eastAsia="Calibri" w:hAnsi="Calibri" w:cs="Calibri"/>
-                <w:sz w:val="18"/>
-                <w:szCs w:val="18"/>
-              </w:rPr>
-              <w:t xml:space="preserve">, Jest, </w:t>
-            </w:r>
-            <w:proofErr w:type="spellStart"/>
-            <w:r>
-              <w:rPr>
-                <w:rFonts w:ascii="Calibri" w:eastAsia="Calibri" w:hAnsi="Calibri" w:cs="Calibri"/>
-                <w:sz w:val="18"/>
-                <w:szCs w:val="18"/>
-              </w:rPr>
-              <w:t>tests</w:t>
-            </w:r>
-            <w:proofErr w:type="spellEnd"/>
-            <w:r>
-              <w:rPr>
-                <w:rFonts w:ascii="Calibri" w:eastAsia="Calibri" w:hAnsi="Calibri" w:cs="Calibri"/>
-                <w:sz w:val="18"/>
-                <w:szCs w:val="18"/>
-              </w:rPr>
-              <w:t xml:space="preserve"> del proxy</w:t>
-            </w:r>
-          </w:p>
-        </w:tc>
-        <w:tc>
-          <w:tcPr>
-            <w:tcW w:w="1276" w:type="dxa"/>
-          </w:tcPr>
-          <w:p>
-            <w:pPr>
-              <w:spacing w:after="120" w:line="240" w:lineRule="auto"/>
-              <w:rPr>
-                <w:b/>
-                <w:sz w:val="18"/>
-                <w:szCs w:val="18"/>
-              </w:rPr>
-            </w:pPr>
-            <w:r>
-              <w:rPr>
-                <w:rFonts w:ascii="Calibri" w:eastAsia="Calibri" w:hAnsi="Calibri" w:cs="Calibri"/>
-                <w:sz w:val="18"/>
-                <w:szCs w:val="18"/>
-              </w:rPr>
-              <w:t>S1–S3</w:t>
+            <w:r>
+              <w:rPr>
+                <w:rFonts w:ascii="Calibri" w:eastAsia="Calibri" w:hAnsi="Calibri" w:cs="Calibri"/>
+                <w:sz w:val="18"/>
+                <w:szCs w:val="18"/>
+              </w:rPr>
+              <w:t>S2 plan / S3 real</w:t>
             </w:r>
           </w:p>
         </w:tc>
@@ -2648,7 +4864,7 @@
                 <w:sz w:val="18"/>
                 <w:szCs w:val="18"/>
               </w:rPr>
-              <w:t>Reinhartd Munzenmayer</w:t>
+              <w:t>Diego Madrid / Reinhartd Munzenmayer</w:t>
             </w:r>
           </w:p>
         </w:tc>
@@ -2674,7 +4890,7 @@
                 <w:sz w:val="18"/>
                 <w:szCs w:val="18"/>
               </w:rPr>
-              <w:t>Facilitador: nomenclatura de casos. Dispositivo: Celular Android (versión por confirmar).</w:t>
+              <w:t>Sin evidencia de folio SII al corte.</w:t>
             </w:r>
           </w:p>
         </w:tc>
@@ -2700,7 +4916,7 @@
                 <w:sz w:val="18"/>
                 <w:szCs w:val="18"/>
               </w:rPr>
-              <w:t>En curso</w:t>
+              <w:t>Con retraso</w:t>
             </w:r>
           </w:p>
         </w:tc>
@@ -2726,7 +4942,7 @@
                 <w:sz w:val="18"/>
                 <w:szCs w:val="18"/>
               </w:rPr>
-              <w:t>Plan v1.2; 19 casos = 15 OK, 2 parciales (MTC-12, MTC-13), 1 NOK, 1 bloqueado. HU-06 aprobado/rechazado PASS; TC-063 parcial; TC-064 bloqueado.</w:t>
+              <w:t>Sprint 3 (06–17/10).</w:t>
             </w:r>
           </w:p>
         </w:tc>
@@ -2754,13 +4970,13 @@
                 <w:sz w:val="18"/>
                 <w:szCs w:val="18"/>
               </w:rPr>
-              <w:t>Pruebas de certificación (1.3)</w:t>
-            </w:r>
-          </w:p>
-        </w:tc>
-        <w:tc>
-          <w:tcPr>
-            <w:tcW w:w="1077" w:type="dxa"/>
+              <w:t>Pruebas de certificación (1.2)</w:t>
+            </w:r>
+          </w:p>
+        </w:tc>
+        <w:tc>
+          <w:tcPr>
+            <w:tcW w:w="1208" w:type="dxa"/>
           </w:tcPr>
           <w:p>
             <w:pPr>
@@ -2780,31 +4996,13 @@
                 <w:sz w:val="18"/>
                 <w:szCs w:val="18"/>
               </w:rPr>
-              <w:t xml:space="preserve">DEF-NET, DEF-CFG, </w:t>
-            </w:r>
-            <w:proofErr w:type="spellStart"/>
-            <w:r>
-              <w:rPr>
-                <w:rFonts w:ascii="Calibri" w:eastAsia="Calibri" w:hAnsi="Calibri" w:cs="Calibri"/>
-                <w:sz w:val="18"/>
-                <w:szCs w:val="18"/>
-              </w:rPr>
-              <w:t>timeout</w:t>
-            </w:r>
-            <w:proofErr w:type="spellEnd"/>
-            <w:r>
-              <w:rPr>
-                <w:rFonts w:ascii="Calibri" w:eastAsia="Calibri" w:hAnsi="Calibri" w:cs="Calibri"/>
-                <w:sz w:val="18"/>
-                <w:szCs w:val="18"/>
-              </w:rPr>
-              <w:t xml:space="preserve"> y cancelación</w:t>
-            </w:r>
-          </w:p>
-        </w:tc>
-        <w:tc>
-          <w:tcPr>
-            <w:tcW w:w="1276" w:type="dxa"/>
+              <w:t>HU-06 TC-064: regresión TUU/Kozen</w:t>
+            </w:r>
+          </w:p>
+        </w:tc>
+        <w:tc>
+          <w:tcPr>
+            <w:tcW w:w="1145" w:type="dxa"/>
           </w:tcPr>
           <w:p>
             <w:pPr>
@@ -2821,7 +5019,7 @@
                 <w:sz w:val="18"/>
                 <w:szCs w:val="18"/>
               </w:rPr>
-              <w:t>Celular Android de pruebas y proxy</w:t>
+              <w:t>Terminal Kozen P8 Neo (producción D-PAY 2.0)</w:t>
             </w:r>
           </w:p>
         </w:tc>
@@ -2870,7 +5068,7 @@
                 <w:sz w:val="18"/>
                 <w:szCs w:val="18"/>
               </w:rPr>
-              <w:t>Reinhartd Munzenmayer / Diego Madrid</w:t>
+              <w:t>Diego Madrid (operación D-PAY 2.0) / Reinhartd Munzenmayer (QA)</w:t>
             </w:r>
           </w:p>
         </w:tc>
@@ -2896,25 +5094,7 @@
                 <w:sz w:val="18"/>
                 <w:szCs w:val="18"/>
               </w:rPr>
-              <w:t xml:space="preserve">DEF-NET mitigado en código; DEF-DOC-01 cerrado: timeout oficial 300 s.</w:t>
-            </w:r>
-            <w:proofErr w:type="spellStart"/>
-            <w:r>
-              <w:rPr>
-                <w:rFonts w:ascii="Calibri" w:eastAsia="Calibri" w:hAnsi="Calibri" w:cs="Calibri"/>
-                <w:sz w:val="18"/>
-                <w:szCs w:val="18"/>
-              </w:rPr>
-              <w:t/>
-            </w:r>
-            <w:proofErr w:type="spellEnd"/>
-            <w:r>
-              <w:rPr>
-                <w:rFonts w:ascii="Calibri" w:eastAsia="Calibri" w:hAnsi="Calibri" w:cs="Calibri"/>
-                <w:sz w:val="18"/>
-                <w:szCs w:val="18"/>
-              </w:rPr>
-              <w:t/>
+              <w:t>Diego Madrid ejecutó TC-064 / TC-RG-01 en Kozen P8 Neo el 13/10/2026 (capturas Sprint_03/capturas_20261013/). D-PAY 2.0 sigue en producción.</w:t>
             </w:r>
           </w:p>
         </w:tc>
@@ -2960,30 +5140,20 @@
                 <w:lang w:eastAsia="es-CL"/>
               </w:rPr>
             </w:pPr>
-            <w:proofErr w:type="spellStart"/>
-            <w:r>
-              <w:rPr>
-                <w:rFonts w:ascii="Calibri" w:eastAsia="Calibri" w:hAnsi="Calibri" w:cs="Calibri"/>
-                <w:sz w:val="18"/>
-                <w:szCs w:val="18"/>
-              </w:rPr>
-              <w:t>Re-test sin USB en S3; timeout oficial 300 s.</w:t>
-            </w:r>
-            <w:proofErr w:type="spellEnd"/>
-            <w:r>
-              <w:rPr>
-                <w:rFonts w:ascii="Calibri" w:eastAsia="Calibri" w:hAnsi="Calibri" w:cs="Calibri"/>
-                <w:sz w:val="18"/>
-                <w:szCs w:val="18"/>
-              </w:rPr>
-              <w:t xml:space="preserve"/>
+            <w:r>
+              <w:rPr>
+                <w:rFonts w:ascii="Calibri" w:eastAsia="Calibri" w:hAnsi="Calibri" w:cs="Calibri"/>
+                <w:sz w:val="18"/>
+                <w:szCs w:val="18"/>
+              </w:rPr>
+              <w:t>TC-064 / TC-RG-01 Parcial (13/10/2026, Kozen P8 Neo, Diego Madrid): débito $2.000 aprobado (Pago exitoso); crédito $5.000 cancelado (Transacción cancelada, no declined emisor). Jest 17/17. Falta comprobante de crédito aprobado. Cobertura: Jest 17/17 + capturas Kozen 13/10.</w:t>
             </w:r>
           </w:p>
         </w:tc>
       </w:tr>
       <w:tr>
         <w:trPr>
-          <w:trHeight w:val="2410"/>
+          <w:trHeight w:val="1092"/>
         </w:trPr>
         <w:tc>
           <w:tcPr>
@@ -3004,13 +5174,13 @@
                 <w:sz w:val="18"/>
                 <w:szCs w:val="18"/>
               </w:rPr>
-              <w:t>Gestionar proyectos informáticos (2.1–2.2)</w:t>
-            </w:r>
-          </w:p>
-        </w:tc>
-        <w:tc>
-          <w:tcPr>
-            <w:tcW w:w="1077" w:type="dxa"/>
+              <w:t>-</w:t>
+            </w:r>
+          </w:p>
+        </w:tc>
+        <w:tc>
+          <w:tcPr>
+            <w:tcW w:w="1208" w:type="dxa"/>
           </w:tcPr>
           <w:p>
             <w:pPr>
@@ -3030,7 +5200,30 @@
                 <w:sz w:val="18"/>
                 <w:szCs w:val="18"/>
               </w:rPr>
-              <w:t>03 Sprint Backlog y Gantt</w:t>
+              <w:t>01 Product Vision / 02 Product Backlog</w:t>
+            </w:r>
+          </w:p>
+        </w:tc>
+        <w:tc>
+          <w:tcPr>
+            <w:tcW w:w="1145" w:type="dxa"/>
+          </w:tcPr>
+          <w:p>
+            <w:pPr>
+              <w:spacing w:after="120" w:line="240" w:lineRule="auto"/>
+              <w:rPr>
+                <w:b/>
+                <w:sz w:val="18"/>
+                <w:szCs w:val="18"/>
+              </w:rPr>
+            </w:pPr>
+            <w:r>
+              <w:rPr>
+                <w:rFonts w:ascii="Calibri" w:eastAsia="Calibri" w:hAnsi="Calibri" w:cs="Calibri"/>
+                <w:sz w:val="18"/>
+                <w:szCs w:val="18"/>
+              </w:rPr>
+              <w:t>Drive y fase1/grupales</w:t>
             </w:r>
           </w:p>
         </w:tc>
@@ -3053,30 +5246,7 @@
                 <w:sz w:val="18"/>
                 <w:szCs w:val="18"/>
               </w:rPr>
-              <w:t>Trello, 10-sprint-backlog.md</w:t>
-            </w:r>
-          </w:p>
-        </w:tc>
-        <w:tc>
-          <w:tcPr>
-            <w:tcW w:w="1276" w:type="dxa"/>
-          </w:tcPr>
-          <w:p>
-            <w:pPr>
-              <w:spacing w:after="120" w:line="240" w:lineRule="auto"/>
-              <w:rPr>
-                <w:b/>
-                <w:sz w:val="18"/>
-                <w:szCs w:val="18"/>
-              </w:rPr>
-            </w:pPr>
-            <w:r>
-              <w:rPr>
-                <w:rFonts w:ascii="Calibri" w:eastAsia="Calibri" w:hAnsi="Calibri" w:cs="Calibri"/>
-                <w:sz w:val="18"/>
-                <w:szCs w:val="18"/>
-              </w:rPr>
-              <w:t>Continuo</w:t>
+              <w:t>Fase 1</w:t>
             </w:r>
           </w:p>
         </w:tc>
@@ -3102,7 +5272,7 @@
                 <w:sz w:val="18"/>
                 <w:szCs w:val="18"/>
               </w:rPr>
-              <w:t>Pablo Gutiérrez</w:t>
+              <w:t>Equipo</w:t>
             </w:r>
           </w:p>
         </w:tc>
@@ -3128,7 +5298,7 @@
                 <w:sz w:val="18"/>
                 <w:szCs w:val="18"/>
               </w:rPr>
-              <w:t>Trello con actualización manual (D-02).</w:t>
+              <w:t>Ya cargados.</w:t>
             </w:r>
           </w:p>
         </w:tc>
@@ -3154,7 +5324,7 @@
                 <w:sz w:val="18"/>
                 <w:szCs w:val="18"/>
               </w:rPr>
-              <w:t>En curso</w:t>
+              <w:t>Completado</w:t>
             </w:r>
           </w:p>
         </w:tc>
@@ -3180,14 +5350,14 @@
                 <w:sz w:val="18"/>
                 <w:szCs w:val="18"/>
               </w:rPr>
-              <w:t>Actualizar estados al corte. Publicación en Git: Pablo Gutiérrez y Diego Madrid.</w:t>
+              <w:t>Sin reescritura.</w:t>
             </w:r>
           </w:p>
         </w:tc>
       </w:tr>
       <w:tr>
         <w:trPr>
-          <w:trHeight w:val="2410"/>
+          <w:trHeight w:val="1122"/>
         </w:trPr>
         <w:tc>
           <w:tcPr>
@@ -3208,13 +5378,13 @@
                 <w:sz w:val="18"/>
                 <w:szCs w:val="18"/>
               </w:rPr>
-              <w:t>Gestionar proyectos informáticos (2.2)</w:t>
-            </w:r>
-          </w:p>
-        </w:tc>
-        <w:tc>
-          <w:tcPr>
-            <w:tcW w:w="1077" w:type="dxa"/>
+              <w:t>-</w:t>
+            </w:r>
+          </w:p>
+        </w:tc>
+        <w:tc>
+          <w:tcPr>
+            <w:tcW w:w="1208" w:type="dxa"/>
           </w:tcPr>
           <w:p>
             <w:pPr>
@@ -3234,43 +5404,48 @@
                 <w:sz w:val="18"/>
                 <w:szCs w:val="18"/>
               </w:rPr>
-              <w:t xml:space="preserve">04 </w:t>
-            </w:r>
-            <w:proofErr w:type="spellStart"/>
-            <w:r>
-              <w:rPr>
-                <w:rFonts w:ascii="Calibri" w:eastAsia="Calibri" w:hAnsi="Calibri" w:cs="Calibri"/>
-                <w:sz w:val="18"/>
-                <w:szCs w:val="18"/>
-              </w:rPr>
-              <w:t>Definition</w:t>
-            </w:r>
-            <w:proofErr w:type="spellEnd"/>
-            <w:r>
-              <w:rPr>
-                <w:rFonts w:ascii="Calibri" w:eastAsia="Calibri" w:hAnsi="Calibri" w:cs="Calibri"/>
-                <w:sz w:val="18"/>
-                <w:szCs w:val="18"/>
-              </w:rPr>
-              <w:t xml:space="preserve"> </w:t>
-            </w:r>
-            <w:proofErr w:type="spellStart"/>
-            <w:r>
-              <w:rPr>
-                <w:rFonts w:ascii="Calibri" w:eastAsia="Calibri" w:hAnsi="Calibri" w:cs="Calibri"/>
-                <w:sz w:val="18"/>
-                <w:szCs w:val="18"/>
-              </w:rPr>
-              <w:t>of</w:t>
-            </w:r>
-            <w:proofErr w:type="spellEnd"/>
-            <w:r>
-              <w:rPr>
-                <w:rFonts w:ascii="Calibri" w:eastAsia="Calibri" w:hAnsi="Calibri" w:cs="Calibri"/>
-                <w:sz w:val="18"/>
-                <w:szCs w:val="18"/>
-              </w:rPr>
-              <w:t xml:space="preserve"> Done</w:t>
+              <w:t xml:space="preserve">09 </w:t>
+            </w:r>
+            <w:proofErr w:type="gramStart"/>
+            <w:r>
+              <w:rPr>
+                <w:rFonts w:ascii="Calibri" w:eastAsia="Calibri" w:hAnsi="Calibri" w:cs="Calibri"/>
+                <w:sz w:val="18"/>
+                <w:szCs w:val="18"/>
+              </w:rPr>
+              <w:t>Cierre</w:t>
+            </w:r>
+            <w:proofErr w:type="gramEnd"/>
+            <w:r>
+              <w:rPr>
+                <w:rFonts w:ascii="Calibri" w:eastAsia="Calibri" w:hAnsi="Calibri" w:cs="Calibri"/>
+                <w:sz w:val="18"/>
+                <w:szCs w:val="18"/>
+              </w:rPr>
+              <w:t xml:space="preserve"> de innovación</w:t>
+            </w:r>
+          </w:p>
+        </w:tc>
+        <w:tc>
+          <w:tcPr>
+            <w:tcW w:w="1145" w:type="dxa"/>
+          </w:tcPr>
+          <w:p>
+            <w:pPr>
+              <w:spacing w:after="120" w:line="240" w:lineRule="auto"/>
+              <w:rPr>
+                <w:b/>
+                <w:sz w:val="18"/>
+                <w:szCs w:val="18"/>
+              </w:rPr>
+            </w:pPr>
+            <w:r>
+              <w:rPr>
+                <w:rFonts w:ascii="Calibri" w:eastAsia="Calibri" w:hAnsi="Calibri" w:cs="Calibri"/>
+                <w:sz w:val="18"/>
+                <w:szCs w:val="18"/>
+              </w:rPr>
+              <w:t>Drive</w:t>
             </w:r>
           </w:p>
         </w:tc>
@@ -3293,30 +5468,7 @@
                 <w:sz w:val="18"/>
                 <w:szCs w:val="18"/>
               </w:rPr>
-              <w:t>Repositorio</w:t>
-            </w:r>
-          </w:p>
-        </w:tc>
-        <w:tc>
-          <w:tcPr>
-            <w:tcW w:w="1276" w:type="dxa"/>
-          </w:tcPr>
-          <w:p>
-            <w:pPr>
-              <w:spacing w:after="120" w:line="240" w:lineRule="auto"/>
-              <w:rPr>
-                <w:b/>
-                <w:sz w:val="18"/>
-                <w:szCs w:val="18"/>
-              </w:rPr>
-            </w:pPr>
-            <w:r>
-              <w:rPr>
-                <w:rFonts w:ascii="Calibri" w:eastAsia="Calibri" w:hAnsi="Calibri" w:cs="Calibri"/>
-                <w:sz w:val="18"/>
-                <w:szCs w:val="18"/>
-              </w:rPr>
-              <w:t>S2</w:t>
+              <w:t>S15</w:t>
             </w:r>
           </w:p>
         </w:tc>
@@ -3342,7 +5494,7 @@
                 <w:sz w:val="18"/>
                 <w:szCs w:val="18"/>
               </w:rPr>
-              <w:t>Pablo Gutiérrez</w:t>
+              <w:t>Equipo</w:t>
             </w:r>
           </w:p>
         </w:tc>
@@ -3368,7 +5520,7 @@
                 <w:sz w:val="18"/>
                 <w:szCs w:val="18"/>
               </w:rPr>
-              <w:t>DoD v1.0.</w:t>
+              <w:t>Fuera de este corte.</w:t>
             </w:r>
           </w:p>
         </w:tc>
@@ -3394,7 +5546,7 @@
                 <w:sz w:val="18"/>
                 <w:szCs w:val="18"/>
               </w:rPr>
-              <w:t>En curso</w:t>
+              <w:t>No iniciado</w:t>
             </w:r>
           </w:p>
         </w:tc>
@@ -3420,14 +5572,14 @@
                 <w:sz w:val="18"/>
                 <w:szCs w:val="18"/>
               </w:rPr>
-              <w:t>Cargado en Drive. Publicación en Git: Pablo Gutiérrez y Diego Madrid.</w:t>
+              <w:t>Tras el producto. No hay exposición oral asociada a este instrumento.</w:t>
             </w:r>
           </w:p>
         </w:tc>
       </w:tr>
       <w:tr>
         <w:trPr>
-          <w:trHeight w:val="2410"/>
+          <w:trHeight w:val="1393"/>
         </w:trPr>
         <w:tc>
           <w:tcPr>
@@ -3448,13 +5600,13 @@
                 <w:sz w:val="18"/>
                 <w:szCs w:val="18"/>
               </w:rPr>
-              <w:t>Desarrollar una solución de software (4.1)</w:t>
-            </w:r>
-          </w:p>
-        </w:tc>
-        <w:tc>
-          <w:tcPr>
-            <w:tcW w:w="1077" w:type="dxa"/>
+              <w:t>-</w:t>
+            </w:r>
+          </w:p>
+        </w:tc>
+        <w:tc>
+          <w:tcPr>
+            <w:tcW w:w="1208" w:type="dxa"/>
           </w:tcPr>
           <w:p>
             <w:pPr>
@@ -3474,7 +5626,7 @@
                 <w:sz w:val="18"/>
                 <w:szCs w:val="18"/>
               </w:rPr>
-              <w:t xml:space="preserve">05 </w:t>
+              <w:t xml:space="preserve">10 </w:t>
             </w:r>
             <w:proofErr w:type="gramStart"/>
             <w:r>
@@ -3483,7 +5635,7 @@
                 <w:sz w:val="18"/>
                 <w:szCs w:val="18"/>
               </w:rPr>
-              <w:t>Documento</w:t>
+              <w:t>Evidencias</w:t>
             </w:r>
             <w:proofErr w:type="gramEnd"/>
             <w:r>
@@ -3492,2199 +5644,13 @@
                 <w:sz w:val="18"/>
                 <w:szCs w:val="18"/>
               </w:rPr>
-              <w:t xml:space="preserve"> de Diseño (DAS)</w:t>
-            </w:r>
-          </w:p>
-        </w:tc>
-        <w:tc>
-          <w:tcPr>
-            <w:tcW w:w="1276" w:type="dxa"/>
-          </w:tcPr>
-          <w:p>
-            <w:pPr>
-              <w:spacing w:after="120" w:line="240" w:lineRule="auto"/>
-              <w:rPr>
-                <w:b/>
-                <w:sz w:val="18"/>
-                <w:szCs w:val="18"/>
-              </w:rPr>
-            </w:pPr>
-            <w:r>
-              <w:rPr>
-                <w:rFonts w:ascii="Calibri" w:eastAsia="Calibri" w:hAnsi="Calibri" w:cs="Calibri"/>
-                <w:sz w:val="18"/>
-                <w:szCs w:val="18"/>
-              </w:rPr>
-              <w:t>DAS v1.0.2, ADR-002</w:t>
-            </w:r>
-          </w:p>
-        </w:tc>
-        <w:tc>
-          <w:tcPr>
-            <w:tcW w:w="1276" w:type="dxa"/>
-          </w:tcPr>
-          <w:p>
-            <w:pPr>
-              <w:spacing w:after="120" w:line="240" w:lineRule="auto"/>
-              <w:rPr>
-                <w:b/>
-                <w:sz w:val="18"/>
-                <w:szCs w:val="18"/>
-              </w:rPr>
-            </w:pPr>
-            <w:r>
-              <w:rPr>
-                <w:rFonts w:ascii="Calibri" w:eastAsia="Calibri" w:hAnsi="Calibri" w:cs="Calibri"/>
-                <w:sz w:val="18"/>
-                <w:szCs w:val="18"/>
-              </w:rPr>
-              <w:t>S1–S3</w:t>
-            </w:r>
-          </w:p>
-        </w:tc>
-        <w:tc>
-          <w:tcPr>
-            <w:tcW w:w="1407" w:type="dxa"/>
-          </w:tcPr>
-          <w:p>
-            <w:pPr>
-              <w:spacing w:after="120" w:line="240" w:lineRule="auto"/>
-              <w:rPr>
-                <w:rFonts w:ascii="Calibri" w:hAnsi="Calibri" w:cs="Arial"/>
-                <w:i/>
-                <w:color w:val="548DD4"/>
-                <w:sz w:val="18"/>
-                <w:szCs w:val="18"/>
-                <w:lang w:eastAsia="es-CL"/>
-              </w:rPr>
-            </w:pPr>
-            <w:r>
-              <w:rPr>
-                <w:rFonts w:ascii="Calibri" w:eastAsia="Calibri" w:hAnsi="Calibri" w:cs="Calibri"/>
-                <w:sz w:val="18"/>
-                <w:szCs w:val="18"/>
-              </w:rPr>
-              <w:t>Diego Madrid</w:t>
-            </w:r>
-          </w:p>
-        </w:tc>
-        <w:tc>
-          <w:tcPr>
-            <w:tcW w:w="1144" w:type="dxa"/>
-          </w:tcPr>
-          <w:p>
-            <w:pPr>
-              <w:spacing w:after="120" w:line="240" w:lineRule="auto"/>
-              <w:rPr>
-                <w:rFonts w:ascii="Calibri" w:hAnsi="Calibri" w:cs="Arial"/>
-                <w:i/>
-                <w:color w:val="548DD4"/>
-                <w:sz w:val="18"/>
-                <w:szCs w:val="18"/>
-                <w:lang w:eastAsia="es-CL"/>
-              </w:rPr>
-            </w:pPr>
-            <w:r>
-              <w:rPr>
-                <w:rFonts w:ascii="Calibri" w:eastAsia="Calibri" w:hAnsi="Calibri" w:cs="Calibri"/>
-                <w:sz w:val="18"/>
-                <w:szCs w:val="18"/>
-              </w:rPr>
-              <w:t>DAS v1.0.2 del 01/10.</w:t>
-            </w:r>
-          </w:p>
-        </w:tc>
-        <w:tc>
-          <w:tcPr>
-            <w:tcW w:w="1418" w:type="dxa"/>
-          </w:tcPr>
-          <w:p>
-            <w:pPr>
-              <w:spacing w:after="120" w:line="240" w:lineRule="auto"/>
-              <w:rPr>
-                <w:rFonts w:ascii="Calibri" w:hAnsi="Calibri" w:cs="Arial"/>
-                <w:i/>
-                <w:color w:val="548DD4"/>
-                <w:sz w:val="18"/>
-                <w:szCs w:val="18"/>
-                <w:lang w:eastAsia="es-CL"/>
-              </w:rPr>
-            </w:pPr>
-            <w:r>
-              <w:rPr>
-                <w:rFonts w:ascii="Calibri" w:eastAsia="Calibri" w:hAnsi="Calibri" w:cs="Calibri"/>
-                <w:sz w:val="18"/>
-                <w:szCs w:val="18"/>
-              </w:rPr>
-              <w:t>En curso</w:t>
-            </w:r>
-          </w:p>
-        </w:tc>
-        <w:tc>
-          <w:tcPr>
-            <w:tcW w:w="1832" w:type="dxa"/>
-          </w:tcPr>
-          <w:p>
-            <w:pPr>
-              <w:spacing w:after="120" w:line="240" w:lineRule="auto"/>
-              <w:rPr>
-                <w:rFonts w:ascii="Calibri" w:hAnsi="Calibri" w:cs="Arial"/>
-                <w:i/>
-                <w:color w:val="548DD4"/>
-                <w:sz w:val="18"/>
-                <w:szCs w:val="18"/>
-                <w:lang w:eastAsia="es-CL"/>
-              </w:rPr>
-            </w:pPr>
-            <w:r>
-              <w:rPr>
-                <w:rFonts w:ascii="Calibri" w:eastAsia="Calibri" w:hAnsi="Calibri" w:cs="Calibri"/>
-                <w:sz w:val="18"/>
-                <w:szCs w:val="18"/>
-              </w:rPr>
-              <w:t>Cargado en Drive (carpeta 05).</w:t>
-            </w:r>
-          </w:p>
-        </w:tc>
-      </w:tr>
-      <w:tr>
-        <w:trPr>
-          <w:trHeight w:val="2410"/>
-        </w:trPr>
-        <w:tc>
-          <w:tcPr>
-            <w:tcW w:w="1622" w:type="dxa"/>
-          </w:tcPr>
-          <w:p>
-            <w:pPr>
-              <w:spacing w:after="120" w:line="240" w:lineRule="auto"/>
-              <w:rPr>
-                <w:b/>
-                <w:sz w:val="18"/>
-                <w:szCs w:val="18"/>
-              </w:rPr>
-            </w:pPr>
-            <w:r>
-              <w:rPr>
-                <w:rFonts w:ascii="Calibri" w:eastAsia="Calibri" w:hAnsi="Calibri" w:cs="Calibri"/>
-                <w:sz w:val="18"/>
-                <w:szCs w:val="18"/>
-              </w:rPr>
-              <w:t>Pruebas de certificación (1.1) / Gestionar (2.2)</w:t>
-            </w:r>
-          </w:p>
-        </w:tc>
-        <w:tc>
-          <w:tcPr>
-            <w:tcW w:w="1077" w:type="dxa"/>
-          </w:tcPr>
-          <w:p>
-            <w:pPr>
-              <w:spacing w:after="120" w:line="240" w:lineRule="auto"/>
-              <w:rPr>
-                <w:rFonts w:ascii="Calibri" w:hAnsi="Calibri" w:cs="Arial"/>
-                <w:i/>
-                <w:color w:val="548DD4"/>
-                <w:sz w:val="18"/>
-                <w:szCs w:val="18"/>
-                <w:lang w:eastAsia="es-CL"/>
-              </w:rPr>
-            </w:pPr>
-            <w:r>
-              <w:rPr>
-                <w:rFonts w:ascii="Calibri" w:eastAsia="Calibri" w:hAnsi="Calibri" w:cs="Calibri"/>
-                <w:sz w:val="18"/>
-                <w:szCs w:val="18"/>
-              </w:rPr>
-              <w:t>Catálogo RNF ISO/IEC 25010</w:t>
-            </w:r>
-          </w:p>
-        </w:tc>
-        <w:tc>
-          <w:tcPr>
-            <w:tcW w:w="1276" w:type="dxa"/>
-          </w:tcPr>
-          <w:p>
-            <w:pPr>
-              <w:spacing w:after="120" w:line="240" w:lineRule="auto"/>
-              <w:rPr>
-                <w:b/>
-                <w:sz w:val="18"/>
-                <w:szCs w:val="18"/>
-              </w:rPr>
-            </w:pPr>
-            <w:r>
-              <w:rPr>
-                <w:rFonts w:ascii="Calibri" w:eastAsia="Calibri" w:hAnsi="Calibri" w:cs="Calibri"/>
-                <w:sz w:val="18"/>
-                <w:szCs w:val="18"/>
-              </w:rPr>
-              <w:t>DAS, DoD, planilla</w:t>
-            </w:r>
-          </w:p>
-        </w:tc>
-        <w:tc>
-          <w:tcPr>
-            <w:tcW w:w="1276" w:type="dxa"/>
-          </w:tcPr>
-          <w:p>
-            <w:pPr>
-              <w:spacing w:after="120" w:line="240" w:lineRule="auto"/>
-              <w:rPr>
-                <w:b/>
-                <w:sz w:val="18"/>
-                <w:szCs w:val="18"/>
-              </w:rPr>
-            </w:pPr>
-            <w:r>
-              <w:rPr>
-                <w:rFonts w:ascii="Calibri" w:eastAsia="Calibri" w:hAnsi="Calibri" w:cs="Calibri"/>
-                <w:sz w:val="18"/>
-                <w:szCs w:val="18"/>
-              </w:rPr>
-              <w:t>S3 (09–11/10)</w:t>
-            </w:r>
-          </w:p>
-        </w:tc>
-        <w:tc>
-          <w:tcPr>
-            <w:tcW w:w="1407" w:type="dxa"/>
-          </w:tcPr>
-          <w:p>
-            <w:pPr>
-              <w:spacing w:after="120" w:line="240" w:lineRule="auto"/>
-              <w:rPr>
-                <w:rFonts w:ascii="Calibri" w:hAnsi="Calibri" w:cs="Arial"/>
-                <w:i/>
-                <w:color w:val="548DD4"/>
-                <w:sz w:val="18"/>
-                <w:szCs w:val="18"/>
-                <w:lang w:eastAsia="es-CL"/>
-              </w:rPr>
-            </w:pPr>
-            <w:r>
-              <w:rPr>
-                <w:rFonts w:ascii="Calibri" w:eastAsia="Calibri" w:hAnsi="Calibri" w:cs="Calibri"/>
-                <w:sz w:val="18"/>
-                <w:szCs w:val="18"/>
-              </w:rPr>
-              <w:t>Reinhartd Munzenmayer</w:t>
-            </w:r>
-          </w:p>
-        </w:tc>
-        <w:tc>
-          <w:tcPr>
-            <w:tcW w:w="1144" w:type="dxa"/>
-          </w:tcPr>
-          <w:p>
-            <w:pPr>
-              <w:spacing w:after="120" w:line="240" w:lineRule="auto"/>
-              <w:rPr>
-                <w:rFonts w:ascii="Calibri" w:hAnsi="Calibri" w:cs="Arial"/>
-                <w:i/>
-                <w:color w:val="548DD4"/>
-                <w:sz w:val="18"/>
-                <w:szCs w:val="18"/>
-                <w:lang w:eastAsia="es-CL"/>
-              </w:rPr>
-            </w:pPr>
-            <w:r>
-              <w:rPr>
-                <w:rFonts w:ascii="Calibri" w:eastAsia="Calibri" w:hAnsi="Calibri" w:cs="Calibri"/>
-                <w:sz w:val="18"/>
-                <w:szCs w:val="18"/>
-              </w:rPr>
-              <w:t>32 RNF; 22 Must, 16 en OK.</w:t>
-            </w:r>
-          </w:p>
-        </w:tc>
-        <w:tc>
-          <w:tcPr>
-            <w:tcW w:w="1418" w:type="dxa"/>
-          </w:tcPr>
-          <w:p>
-            <w:pPr>
-              <w:spacing w:after="120" w:line="240" w:lineRule="auto"/>
-              <w:rPr>
-                <w:rFonts w:ascii="Calibri" w:hAnsi="Calibri" w:cs="Arial"/>
-                <w:i/>
-                <w:color w:val="548DD4"/>
-                <w:sz w:val="18"/>
-                <w:szCs w:val="18"/>
-                <w:lang w:eastAsia="es-CL"/>
-              </w:rPr>
-            </w:pPr>
-            <w:r>
-              <w:rPr>
-                <w:rFonts w:ascii="Calibri" w:eastAsia="Calibri" w:hAnsi="Calibri" w:cs="Calibri"/>
-                <w:sz w:val="18"/>
-                <w:szCs w:val="18"/>
-              </w:rPr>
-              <w:t>Completado (v1.0.1, 12/10)</w:t>
-            </w:r>
-          </w:p>
-        </w:tc>
-        <w:tc>
-          <w:tcPr>
-            <w:tcW w:w="1832" w:type="dxa"/>
-          </w:tcPr>
-          <w:p>
-            <w:pPr>
-              <w:spacing w:after="120" w:line="240" w:lineRule="auto"/>
-              <w:rPr>
-                <w:rFonts w:ascii="Calibri" w:hAnsi="Calibri" w:cs="Arial"/>
-                <w:i/>
-                <w:color w:val="548DD4"/>
-                <w:sz w:val="18"/>
-                <w:szCs w:val="18"/>
-                <w:lang w:eastAsia="es-CL"/>
-              </w:rPr>
-            </w:pPr>
-            <w:r>
-              <w:rPr>
-                <w:rFonts w:ascii="Calibri" w:eastAsia="Calibri" w:hAnsi="Calibri" w:cs="Calibri"/>
-                <w:sz w:val="18"/>
-                <w:szCs w:val="18"/>
-              </w:rPr>
-              <w:t>Publicado en 04_RNF.</w:t>
-            </w:r>
-          </w:p>
-        </w:tc>
-      </w:tr>
-      <w:tr>
-        <w:trPr>
-          <w:trHeight w:val="2410"/>
-        </w:trPr>
-        <w:tc>
-          <w:tcPr>
-            <w:tcW w:w="1622" w:type="dxa"/>
-          </w:tcPr>
-          <w:p>
-            <w:pPr>
-              <w:spacing w:after="120" w:line="240" w:lineRule="auto"/>
-              <w:rPr>
-                <w:b/>
-                <w:sz w:val="18"/>
-                <w:szCs w:val="18"/>
-              </w:rPr>
-            </w:pPr>
-            <w:r>
-              <w:rPr>
-                <w:rFonts w:ascii="Calibri" w:eastAsia="Calibri" w:hAnsi="Calibri" w:cs="Calibri"/>
-                <w:sz w:val="18"/>
-                <w:szCs w:val="18"/>
-              </w:rPr>
-              <w:t>Gestionar proyectos informáticos (2.2)</w:t>
-            </w:r>
-          </w:p>
-        </w:tc>
-        <w:tc>
-          <w:tcPr>
-            <w:tcW w:w="1077" w:type="dxa"/>
-          </w:tcPr>
-          <w:p>
-            <w:pPr>
-              <w:spacing w:after="120" w:line="240" w:lineRule="auto"/>
-              <w:rPr>
-                <w:rFonts w:ascii="Calibri" w:hAnsi="Calibri" w:cs="Arial"/>
-                <w:i/>
-                <w:color w:val="548DD4"/>
-                <w:sz w:val="18"/>
-                <w:szCs w:val="18"/>
-                <w:lang w:eastAsia="es-CL"/>
-              </w:rPr>
-            </w:pPr>
-            <w:r>
-              <w:rPr>
-                <w:rFonts w:ascii="Calibri" w:eastAsia="Calibri" w:hAnsi="Calibri" w:cs="Calibri"/>
-                <w:sz w:val="18"/>
-                <w:szCs w:val="18"/>
-              </w:rPr>
-              <w:t xml:space="preserve">06 </w:t>
-            </w:r>
-            <w:proofErr w:type="gramStart"/>
-            <w:r>
-              <w:rPr>
-                <w:rFonts w:ascii="Calibri" w:eastAsia="Calibri" w:hAnsi="Calibri" w:cs="Calibri"/>
-                <w:sz w:val="18"/>
-                <w:szCs w:val="18"/>
-              </w:rPr>
-              <w:t>Retrospectivas</w:t>
-            </w:r>
-            <w:proofErr w:type="gramEnd"/>
-          </w:p>
-        </w:tc>
-        <w:tc>
-          <w:tcPr>
-            <w:tcW w:w="1276" w:type="dxa"/>
-          </w:tcPr>
-          <w:p>
-            <w:pPr>
-              <w:spacing w:after="120" w:line="240" w:lineRule="auto"/>
-              <w:rPr>
-                <w:b/>
-                <w:sz w:val="18"/>
-                <w:szCs w:val="18"/>
-              </w:rPr>
-            </w:pPr>
-            <w:r>
-              <w:rPr>
-                <w:rFonts w:ascii="Calibri" w:eastAsia="Calibri" w:hAnsi="Calibri" w:cs="Calibri"/>
-                <w:sz w:val="18"/>
-                <w:szCs w:val="18"/>
-              </w:rPr>
-              <w:t>06_Evidencia_Retrospectiva</w:t>
-            </w:r>
-          </w:p>
-        </w:tc>
-        <w:tc>
-          <w:tcPr>
-            <w:tcW w:w="1276" w:type="dxa"/>
-          </w:tcPr>
-          <w:p>
-            <w:pPr>
-              <w:spacing w:after="120" w:line="240" w:lineRule="auto"/>
-              <w:rPr>
-                <w:b/>
-                <w:sz w:val="18"/>
-                <w:szCs w:val="18"/>
-              </w:rPr>
-            </w:pPr>
-            <w:r>
-              <w:rPr>
-                <w:rFonts w:ascii="Calibri" w:eastAsia="Calibri" w:hAnsi="Calibri" w:cs="Calibri"/>
-                <w:sz w:val="18"/>
-                <w:szCs w:val="18"/>
-              </w:rPr>
-              <w:t>Cada sprint</w:t>
-            </w:r>
-          </w:p>
-        </w:tc>
-        <w:tc>
-          <w:tcPr>
-            <w:tcW w:w="1407" w:type="dxa"/>
-          </w:tcPr>
-          <w:p>
-            <w:pPr>
-              <w:spacing w:after="120" w:line="240" w:lineRule="auto"/>
-              <w:rPr>
-                <w:rFonts w:ascii="Calibri" w:hAnsi="Calibri" w:cs="Arial"/>
-                <w:i/>
-                <w:color w:val="548DD4"/>
-                <w:sz w:val="18"/>
-                <w:szCs w:val="18"/>
-                <w:lang w:eastAsia="es-CL"/>
-              </w:rPr>
-            </w:pPr>
-            <w:r>
-              <w:rPr>
-                <w:rFonts w:ascii="Calibri" w:eastAsia="Calibri" w:hAnsi="Calibri" w:cs="Calibri"/>
-                <w:sz w:val="18"/>
-                <w:szCs w:val="18"/>
-              </w:rPr>
-              <w:t>Reinhartd Munzenmayer (registro) / Pablo Gutiérrez (facilitador)</w:t>
-            </w:r>
-          </w:p>
-        </w:tc>
-        <w:tc>
-          <w:tcPr>
-            <w:tcW w:w="1144" w:type="dxa"/>
-          </w:tcPr>
-          <w:p>
-            <w:pPr>
-              <w:spacing w:after="120" w:line="240" w:lineRule="auto"/>
-              <w:rPr>
-                <w:rFonts w:ascii="Calibri" w:hAnsi="Calibri" w:cs="Arial"/>
-                <w:i/>
-                <w:color w:val="548DD4"/>
-                <w:sz w:val="18"/>
-                <w:szCs w:val="18"/>
-                <w:lang w:eastAsia="es-CL"/>
-              </w:rPr>
-            </w:pPr>
-            <w:r>
-              <w:rPr>
-                <w:rFonts w:ascii="Calibri" w:eastAsia="Calibri" w:hAnsi="Calibri" w:cs="Calibri"/>
-                <w:sz w:val="18"/>
-                <w:szCs w:val="18"/>
-              </w:rPr>
-              <w:t>Actas S01 y S02 firmadas el 04/10.</w:t>
-            </w:r>
-          </w:p>
-        </w:tc>
-        <w:tc>
-          <w:tcPr>
-            <w:tcW w:w="1418" w:type="dxa"/>
-          </w:tcPr>
-          <w:p>
-            <w:pPr>
-              <w:spacing w:after="120" w:line="240" w:lineRule="auto"/>
-              <w:rPr>
-                <w:rFonts w:ascii="Calibri" w:hAnsi="Calibri" w:cs="Arial"/>
-                <w:i/>
-                <w:color w:val="548DD4"/>
-                <w:sz w:val="18"/>
-                <w:szCs w:val="18"/>
-                <w:lang w:eastAsia="es-CL"/>
-              </w:rPr>
-            </w:pPr>
-            <w:r>
-              <w:rPr>
-                <w:rFonts w:ascii="Calibri" w:eastAsia="Calibri" w:hAnsi="Calibri" w:cs="Calibri"/>
-                <w:sz w:val="18"/>
-                <w:szCs w:val="18"/>
-              </w:rPr>
-              <w:t>Completado S1–S2; S3 en curso</w:t>
-            </w:r>
-          </w:p>
-        </w:tc>
-        <w:tc>
-          <w:tcPr>
-            <w:tcW w:w="1832" w:type="dxa"/>
-          </w:tcPr>
-          <w:p>
-            <w:pPr>
-              <w:spacing w:after="120" w:line="240" w:lineRule="auto"/>
-              <w:rPr>
-                <w:rFonts w:ascii="Calibri" w:hAnsi="Calibri" w:cs="Arial"/>
-                <w:i/>
-                <w:color w:val="548DD4"/>
-                <w:sz w:val="18"/>
-                <w:szCs w:val="18"/>
-                <w:lang w:eastAsia="es-CL"/>
-              </w:rPr>
-            </w:pPr>
-            <w:r>
-              <w:rPr>
-                <w:rFonts w:ascii="Calibri" w:eastAsia="Calibri" w:hAnsi="Calibri" w:cs="Calibri"/>
-                <w:sz w:val="18"/>
-                <w:szCs w:val="18"/>
-              </w:rPr>
-              <w:t>Cargado en Drive. Publicación en Git: PR #17, a cargo de Pablo y Diego.</w:t>
-            </w:r>
-          </w:p>
-        </w:tc>
-      </w:tr>
-      <w:tr>
-        <w:trPr>
-          <w:trHeight w:val="2410"/>
-        </w:trPr>
-        <w:tc>
-          <w:tcPr>
-            <w:tcW w:w="1622" w:type="dxa"/>
-          </w:tcPr>
-          <w:p>
-            <w:pPr>
-              <w:spacing w:after="120" w:line="240" w:lineRule="auto"/>
-              <w:rPr>
-                <w:b/>
-                <w:sz w:val="18"/>
-                <w:szCs w:val="18"/>
-              </w:rPr>
-            </w:pPr>
-            <w:r>
-              <w:rPr>
-                <w:rFonts w:ascii="Calibri" w:eastAsia="Calibri" w:hAnsi="Calibri" w:cs="Calibri"/>
-                <w:sz w:val="18"/>
-                <w:szCs w:val="18"/>
-              </w:rPr>
-              <w:t>Pruebas de certificación (1.1)</w:t>
-            </w:r>
-          </w:p>
-        </w:tc>
-        <w:tc>
-          <w:tcPr>
-            <w:tcW w:w="1077" w:type="dxa"/>
-          </w:tcPr>
-          <w:p>
-            <w:pPr>
-              <w:spacing w:after="120" w:line="240" w:lineRule="auto"/>
-              <w:rPr>
-                <w:rFonts w:ascii="Calibri" w:hAnsi="Calibri" w:cs="Arial"/>
-                <w:i/>
-                <w:color w:val="548DD4"/>
-                <w:sz w:val="18"/>
-                <w:szCs w:val="18"/>
-                <w:lang w:eastAsia="es-CL"/>
-              </w:rPr>
-            </w:pPr>
-            <w:r>
-              <w:rPr>
-                <w:rFonts w:ascii="Calibri" w:eastAsia="Calibri" w:hAnsi="Calibri" w:cs="Calibri"/>
-                <w:sz w:val="18"/>
-                <w:szCs w:val="18"/>
-              </w:rPr>
-              <w:t xml:space="preserve">07 </w:t>
-            </w:r>
-            <w:proofErr w:type="gramStart"/>
-            <w:r>
-              <w:rPr>
-                <w:rFonts w:ascii="Calibri" w:eastAsia="Calibri" w:hAnsi="Calibri" w:cs="Calibri"/>
-                <w:sz w:val="18"/>
-                <w:szCs w:val="18"/>
-              </w:rPr>
-              <w:t>Plan</w:t>
-            </w:r>
-            <w:proofErr w:type="gramEnd"/>
-            <w:r>
-              <w:rPr>
-                <w:rFonts w:ascii="Calibri" w:eastAsia="Calibri" w:hAnsi="Calibri" w:cs="Calibri"/>
-                <w:sz w:val="18"/>
-                <w:szCs w:val="18"/>
-              </w:rPr>
-              <w:t xml:space="preserve"> de Pruebas</w:t>
-            </w:r>
-          </w:p>
-        </w:tc>
-        <w:tc>
-          <w:tcPr>
-            <w:tcW w:w="1276" w:type="dxa"/>
-          </w:tcPr>
-          <w:p>
-            <w:pPr>
-              <w:spacing w:after="120" w:line="240" w:lineRule="auto"/>
-              <w:rPr>
-                <w:b/>
-                <w:sz w:val="18"/>
-                <w:szCs w:val="18"/>
-              </w:rPr>
-            </w:pPr>
-            <w:r>
-              <w:rPr>
-                <w:rFonts w:ascii="Calibri" w:eastAsia="Calibri" w:hAnsi="Calibri" w:cs="Calibri"/>
-                <w:sz w:val="18"/>
-                <w:szCs w:val="18"/>
-              </w:rPr>
-              <w:t>07_Plan_de_Pruebas</w:t>
-            </w:r>
-          </w:p>
-        </w:tc>
-        <w:tc>
-          <w:tcPr>
-            <w:tcW w:w="1276" w:type="dxa"/>
-          </w:tcPr>
-          <w:p>
-            <w:pPr>
-              <w:spacing w:after="120" w:line="240" w:lineRule="auto"/>
-              <w:rPr>
-                <w:b/>
-                <w:sz w:val="18"/>
-                <w:szCs w:val="18"/>
-              </w:rPr>
-            </w:pPr>
-            <w:r>
-              <w:rPr>
-                <w:rFonts w:ascii="Calibri" w:eastAsia="Calibri" w:hAnsi="Calibri" w:cs="Calibri"/>
-                <w:sz w:val="18"/>
-                <w:szCs w:val="18"/>
-              </w:rPr>
-              <w:t>S1–S3</w:t>
-            </w:r>
-          </w:p>
-        </w:tc>
-        <w:tc>
-          <w:tcPr>
-            <w:tcW w:w="1407" w:type="dxa"/>
-          </w:tcPr>
-          <w:p>
-            <w:pPr>
-              <w:spacing w:after="120" w:line="240" w:lineRule="auto"/>
-              <w:rPr>
-                <w:rFonts w:ascii="Calibri" w:hAnsi="Calibri" w:cs="Arial"/>
-                <w:i/>
-                <w:color w:val="548DD4"/>
-                <w:sz w:val="18"/>
-                <w:szCs w:val="18"/>
-                <w:lang w:eastAsia="es-CL"/>
-              </w:rPr>
-            </w:pPr>
-            <w:r>
-              <w:rPr>
-                <w:rFonts w:ascii="Calibri" w:eastAsia="Calibri" w:hAnsi="Calibri" w:cs="Calibri"/>
-                <w:sz w:val="18"/>
-                <w:szCs w:val="18"/>
-              </w:rPr>
-              <w:t>Reinhartd Munzenmayer</w:t>
-            </w:r>
-          </w:p>
-        </w:tc>
-        <w:tc>
-          <w:tcPr>
-            <w:tcW w:w="1144" w:type="dxa"/>
-          </w:tcPr>
-          <w:p>
-            <w:pPr>
-              <w:spacing w:after="120" w:line="240" w:lineRule="auto"/>
-              <w:rPr>
-                <w:rFonts w:ascii="Calibri" w:hAnsi="Calibri" w:cs="Arial"/>
-                <w:i/>
-                <w:color w:val="548DD4"/>
-                <w:sz w:val="18"/>
-                <w:szCs w:val="18"/>
-                <w:lang w:eastAsia="es-CL"/>
-              </w:rPr>
-            </w:pPr>
-            <w:r>
-              <w:rPr>
-                <w:rFonts w:ascii="Calibri" w:eastAsia="Calibri" w:hAnsi="Calibri" w:cs="Calibri"/>
-                <w:sz w:val="18"/>
-                <w:szCs w:val="18"/>
-              </w:rPr>
-              <w:t>Plan v1.2 y Listado de Defectos v1.2 (11/10).</w:t>
-            </w:r>
-          </w:p>
-        </w:tc>
-        <w:tc>
-          <w:tcPr>
-            <w:tcW w:w="1418" w:type="dxa"/>
-          </w:tcPr>
-          <w:p>
-            <w:pPr>
-              <w:spacing w:after="120" w:line="240" w:lineRule="auto"/>
-              <w:rPr>
-                <w:rFonts w:ascii="Calibri" w:hAnsi="Calibri" w:cs="Arial"/>
-                <w:i/>
-                <w:color w:val="548DD4"/>
-                <w:sz w:val="18"/>
-                <w:szCs w:val="18"/>
-                <w:lang w:eastAsia="es-CL"/>
-              </w:rPr>
-            </w:pPr>
-            <w:r>
-              <w:rPr>
-                <w:rFonts w:ascii="Calibri" w:eastAsia="Calibri" w:hAnsi="Calibri" w:cs="Calibri"/>
-                <w:sz w:val="18"/>
-                <w:szCs w:val="18"/>
-              </w:rPr>
-              <w:t>En curso</w:t>
-            </w:r>
-          </w:p>
-        </w:tc>
-        <w:tc>
-          <w:tcPr>
-            <w:tcW w:w="1832" w:type="dxa"/>
-          </w:tcPr>
-          <w:p>
-            <w:pPr>
-              <w:spacing w:after="120" w:line="240" w:lineRule="auto"/>
-              <w:rPr>
-                <w:rFonts w:ascii="Calibri" w:hAnsi="Calibri" w:cs="Arial"/>
-                <w:i/>
-                <w:color w:val="548DD4"/>
-                <w:sz w:val="18"/>
-                <w:szCs w:val="18"/>
-                <w:lang w:eastAsia="es-CL"/>
-              </w:rPr>
-            </w:pPr>
-            <w:r>
-              <w:rPr>
-                <w:rFonts w:ascii="Calibri" w:eastAsia="Calibri" w:hAnsi="Calibri" w:cs="Calibri"/>
-                <w:sz w:val="18"/>
-                <w:szCs w:val="18"/>
-              </w:rPr>
-              <w:t>Cargado en Drive. Publicación en Git: Pablo Gutiérrez y Diego Madrid.</w:t>
-            </w:r>
-          </w:p>
-        </w:tc>
-      </w:tr>
-      <w:tr>
-        <w:trPr>
-          <w:trHeight w:val="2410"/>
-        </w:trPr>
-        <w:tc>
-          <w:tcPr>
-            <w:tcW w:w="1622" w:type="dxa"/>
-          </w:tcPr>
-          <w:p>
-            <w:pPr>
-              <w:spacing w:after="120" w:line="240" w:lineRule="auto"/>
-              <w:rPr>
-                <w:b/>
-                <w:sz w:val="18"/>
-                <w:szCs w:val="18"/>
-              </w:rPr>
-            </w:pPr>
-            <w:r>
-              <w:rPr>
-                <w:rFonts w:ascii="Calibri" w:eastAsia="Calibri" w:hAnsi="Calibri" w:cs="Calibri"/>
-                <w:sz w:val="18"/>
-                <w:szCs w:val="18"/>
-              </w:rPr>
-              <w:t>Desarrollar una solución de software (4.3)</w:t>
-            </w:r>
-          </w:p>
-        </w:tc>
-        <w:tc>
-          <w:tcPr>
-            <w:tcW w:w="1077" w:type="dxa"/>
-          </w:tcPr>
-          <w:p>
-            <w:pPr>
-              <w:spacing w:after="120" w:line="240" w:lineRule="auto"/>
-              <w:rPr>
-                <w:rFonts w:ascii="Calibri" w:hAnsi="Calibri" w:cs="Arial"/>
-                <w:i/>
-                <w:color w:val="548DD4"/>
-                <w:sz w:val="18"/>
-                <w:szCs w:val="18"/>
-                <w:lang w:eastAsia="es-CL"/>
-              </w:rPr>
-            </w:pPr>
-            <w:r>
-              <w:rPr>
-                <w:rFonts w:ascii="Calibri" w:eastAsia="Calibri" w:hAnsi="Calibri" w:cs="Calibri"/>
-                <w:sz w:val="18"/>
-                <w:szCs w:val="18"/>
-              </w:rPr>
-              <w:t xml:space="preserve">08 </w:t>
-            </w:r>
-            <w:proofErr w:type="gramStart"/>
-            <w:r>
-              <w:rPr>
-                <w:rFonts w:ascii="Calibri" w:eastAsia="Calibri" w:hAnsi="Calibri" w:cs="Calibri"/>
-                <w:sz w:val="18"/>
-                <w:szCs w:val="18"/>
-              </w:rPr>
-              <w:t>Manual</w:t>
-            </w:r>
-            <w:proofErr w:type="gramEnd"/>
-            <w:r>
-              <w:rPr>
-                <w:rFonts w:ascii="Calibri" w:eastAsia="Calibri" w:hAnsi="Calibri" w:cs="Calibri"/>
-                <w:sz w:val="18"/>
-                <w:szCs w:val="18"/>
-              </w:rPr>
-              <w:t xml:space="preserve"> Técnico de Despliegue</w:t>
-            </w:r>
-          </w:p>
-        </w:tc>
-        <w:tc>
-          <w:tcPr>
-            <w:tcW w:w="1276" w:type="dxa"/>
-          </w:tcPr>
-          <w:p>
-            <w:pPr>
-              <w:spacing w:after="120" w:line="240" w:lineRule="auto"/>
-              <w:rPr>
-                <w:b/>
-                <w:sz w:val="18"/>
-                <w:szCs w:val="18"/>
-              </w:rPr>
-            </w:pPr>
-            <w:r>
-              <w:rPr>
-                <w:rFonts w:ascii="Calibri" w:eastAsia="Calibri" w:hAnsi="Calibri" w:cs="Calibri"/>
-                <w:sz w:val="18"/>
-                <w:szCs w:val="18"/>
-              </w:rPr>
-              <w:t>Borrador DOC-05</w:t>
-            </w:r>
-          </w:p>
-        </w:tc>
-        <w:tc>
-          <w:tcPr>
-            <w:tcW w:w="1276" w:type="dxa"/>
-          </w:tcPr>
-          <w:p>
-            <w:pPr>
-              <w:spacing w:after="120" w:line="240" w:lineRule="auto"/>
-              <w:rPr>
-                <w:b/>
-                <w:sz w:val="18"/>
-                <w:szCs w:val="18"/>
-              </w:rPr>
-            </w:pPr>
-            <w:r>
-              <w:rPr>
-                <w:rFonts w:ascii="Calibri" w:eastAsia="Calibri" w:hAnsi="Calibri" w:cs="Calibri"/>
-                <w:sz w:val="18"/>
-                <w:szCs w:val="18"/>
-              </w:rPr>
-              <w:t>S2–S3</w:t>
-            </w:r>
-          </w:p>
-        </w:tc>
-        <w:tc>
-          <w:tcPr>
-            <w:tcW w:w="1407" w:type="dxa"/>
-          </w:tcPr>
-          <w:p>
-            <w:pPr>
-              <w:spacing w:after="120" w:line="240" w:lineRule="auto"/>
-              <w:rPr>
-                <w:rFonts w:ascii="Calibri" w:hAnsi="Calibri" w:cs="Arial"/>
-                <w:i/>
-                <w:color w:val="548DD4"/>
-                <w:sz w:val="18"/>
-                <w:szCs w:val="18"/>
-                <w:lang w:eastAsia="es-CL"/>
-              </w:rPr>
-            </w:pPr>
-            <w:r>
-              <w:rPr>
-                <w:rFonts w:ascii="Calibri" w:eastAsia="Calibri" w:hAnsi="Calibri" w:cs="Calibri"/>
-                <w:sz w:val="18"/>
-                <w:szCs w:val="18"/>
-              </w:rPr>
-              <w:t>Diego Madrid</w:t>
-            </w:r>
-          </w:p>
-        </w:tc>
-        <w:tc>
-          <w:tcPr>
-            <w:tcW w:w="1144" w:type="dxa"/>
-          </w:tcPr>
-          <w:p>
-            <w:pPr>
-              <w:spacing w:after="120" w:line="240" w:lineRule="auto"/>
-              <w:rPr>
-                <w:rFonts w:ascii="Calibri" w:hAnsi="Calibri" w:cs="Arial"/>
-                <w:i/>
-                <w:color w:val="548DD4"/>
-                <w:sz w:val="18"/>
-                <w:szCs w:val="18"/>
-                <w:lang w:eastAsia="es-CL"/>
-              </w:rPr>
-            </w:pPr>
-            <w:r>
-              <w:rPr>
-                <w:rFonts w:ascii="Calibri" w:eastAsia="Calibri" w:hAnsi="Calibri" w:cs="Calibri"/>
-                <w:sz w:val="18"/>
-                <w:szCs w:val="18"/>
-              </w:rPr>
-              <w:t>Borrador DOC-05.</w:t>
-            </w:r>
-          </w:p>
-        </w:tc>
-        <w:tc>
-          <w:tcPr>
-            <w:tcW w:w="1418" w:type="dxa"/>
-          </w:tcPr>
-          <w:p>
-            <w:pPr>
-              <w:spacing w:after="120" w:line="240" w:lineRule="auto"/>
-              <w:rPr>
-                <w:rFonts w:ascii="Calibri" w:hAnsi="Calibri" w:cs="Arial"/>
-                <w:i/>
-                <w:color w:val="548DD4"/>
-                <w:sz w:val="18"/>
-                <w:szCs w:val="18"/>
-                <w:lang w:eastAsia="es-CL"/>
-              </w:rPr>
-            </w:pPr>
-            <w:r>
-              <w:rPr>
-                <w:rFonts w:ascii="Calibri" w:eastAsia="Calibri" w:hAnsi="Calibri" w:cs="Calibri"/>
-                <w:sz w:val="18"/>
-                <w:szCs w:val="18"/>
-              </w:rPr>
-              <w:t>En curso</w:t>
-            </w:r>
-          </w:p>
-        </w:tc>
-        <w:tc>
-          <w:tcPr>
-            <w:tcW w:w="1832" w:type="dxa"/>
-          </w:tcPr>
-          <w:p>
-            <w:pPr>
-              <w:spacing w:after="120" w:line="240" w:lineRule="auto"/>
-              <w:rPr>
-                <w:rFonts w:ascii="Calibri" w:hAnsi="Calibri" w:cs="Arial"/>
-                <w:i/>
-                <w:color w:val="548DD4"/>
-                <w:sz w:val="18"/>
-                <w:szCs w:val="18"/>
-                <w:lang w:eastAsia="es-CL"/>
-              </w:rPr>
-            </w:pPr>
-            <w:r>
-              <w:rPr>
-                <w:rFonts w:ascii="Calibri" w:eastAsia="Calibri" w:hAnsi="Calibri" w:cs="Calibri"/>
-                <w:sz w:val="18"/>
-                <w:szCs w:val="18"/>
-              </w:rPr>
-              <w:t>Cargado en Drive como 08.</w:t>
-            </w:r>
-          </w:p>
-        </w:tc>
-      </w:tr>
-      <w:tr>
-        <w:trPr>
-          <w:trHeight w:val="2410"/>
-        </w:trPr>
-        <w:tc>
-          <w:tcPr>
-            <w:tcW w:w="1622" w:type="dxa"/>
-          </w:tcPr>
-          <w:p>
-            <w:pPr>
-              <w:spacing w:after="120" w:line="240" w:lineRule="auto"/>
-              <w:rPr>
-                <w:b/>
-                <w:sz w:val="18"/>
-                <w:szCs w:val="18"/>
-              </w:rPr>
-            </w:pPr>
-            <w:r>
-              <w:rPr>
-                <w:rFonts w:ascii="Calibri" w:eastAsia="Calibri" w:hAnsi="Calibri" w:cs="Calibri"/>
-                <w:sz w:val="18"/>
-                <w:szCs w:val="18"/>
-              </w:rPr>
-              <w:t>Construir modelos de datos (3.1–3.2)</w:t>
-            </w:r>
-          </w:p>
-        </w:tc>
-        <w:tc>
-          <w:tcPr>
-            <w:tcW w:w="1077" w:type="dxa"/>
-          </w:tcPr>
-          <w:p>
-            <w:pPr>
-              <w:spacing w:after="120" w:line="240" w:lineRule="auto"/>
-              <w:rPr>
-                <w:rFonts w:ascii="Calibri" w:hAnsi="Calibri" w:cs="Arial"/>
-                <w:i/>
-                <w:color w:val="548DD4"/>
-                <w:sz w:val="18"/>
-                <w:szCs w:val="18"/>
-                <w:lang w:eastAsia="es-CL"/>
-              </w:rPr>
-            </w:pPr>
-            <w:r>
-              <w:rPr>
-                <w:rFonts w:ascii="Calibri" w:eastAsia="Calibri" w:hAnsi="Calibri" w:cs="Calibri"/>
-                <w:sz w:val="18"/>
-                <w:szCs w:val="18"/>
-              </w:rPr>
-              <w:t xml:space="preserve">Persistencia del proxy y </w:t>
-            </w:r>
-            <w:proofErr w:type="spellStart"/>
-            <w:r>
-              <w:rPr>
-                <w:rFonts w:ascii="Calibri" w:eastAsia="Calibri" w:hAnsi="Calibri" w:cs="Calibri"/>
-                <w:sz w:val="18"/>
-                <w:szCs w:val="18"/>
-              </w:rPr>
-              <w:t>tbl_dpay</w:t>
-            </w:r>
-            <w:proofErr w:type="spellEnd"/>
-          </w:p>
-        </w:tc>
-        <w:tc>
-          <w:tcPr>
-            <w:tcW w:w="1276" w:type="dxa"/>
-          </w:tcPr>
-          <w:p>
-            <w:pPr>
-              <w:spacing w:after="120" w:line="240" w:lineRule="auto"/>
-              <w:rPr>
-                <w:b/>
-                <w:sz w:val="18"/>
-                <w:szCs w:val="18"/>
-              </w:rPr>
-            </w:pPr>
-            <w:r>
-              <w:rPr>
-                <w:rFonts w:ascii="Calibri" w:eastAsia="Calibri" w:hAnsi="Calibri" w:cs="Calibri"/>
-                <w:sz w:val="18"/>
-                <w:szCs w:val="18"/>
-              </w:rPr>
-              <w:t>SQLite, API Dtemite</w:t>
-            </w:r>
-          </w:p>
-        </w:tc>
-        <w:tc>
-          <w:tcPr>
-            <w:tcW w:w="1276" w:type="dxa"/>
-          </w:tcPr>
-          <w:p>
-            <w:pPr>
-              <w:spacing w:after="120" w:line="240" w:lineRule="auto"/>
-              <w:rPr>
-                <w:b/>
-                <w:sz w:val="18"/>
-                <w:szCs w:val="18"/>
-              </w:rPr>
-            </w:pPr>
-            <w:r>
-              <w:rPr>
-                <w:rFonts w:ascii="Calibri" w:eastAsia="Calibri" w:hAnsi="Calibri" w:cs="Calibri"/>
-                <w:sz w:val="18"/>
-                <w:szCs w:val="18"/>
-              </w:rPr>
-              <w:t>S2–S3</w:t>
-            </w:r>
-          </w:p>
-        </w:tc>
-        <w:tc>
-          <w:tcPr>
-            <w:tcW w:w="1407" w:type="dxa"/>
-          </w:tcPr>
-          <w:p>
-            <w:pPr>
-              <w:spacing w:after="120" w:line="240" w:lineRule="auto"/>
-              <w:rPr>
-                <w:rFonts w:ascii="Calibri" w:hAnsi="Calibri" w:cs="Arial"/>
-                <w:i/>
-                <w:color w:val="548DD4"/>
-                <w:sz w:val="18"/>
-                <w:szCs w:val="18"/>
-                <w:lang w:eastAsia="es-CL"/>
-              </w:rPr>
-            </w:pPr>
-            <w:r>
-              <w:rPr>
-                <w:rFonts w:ascii="Calibri" w:eastAsia="Calibri" w:hAnsi="Calibri" w:cs="Calibri"/>
-                <w:sz w:val="18"/>
-                <w:szCs w:val="18"/>
-              </w:rPr>
-              <w:t>Diego Madrid</w:t>
-            </w:r>
-          </w:p>
-        </w:tc>
-        <w:tc>
-          <w:tcPr>
-            <w:tcW w:w="1144" w:type="dxa"/>
-          </w:tcPr>
-          <w:p>
-            <w:pPr>
-              <w:spacing w:after="120" w:line="240" w:lineRule="auto"/>
-              <w:rPr>
-                <w:rFonts w:ascii="Calibri" w:hAnsi="Calibri" w:cs="Arial"/>
-                <w:i/>
-                <w:color w:val="548DD4"/>
-                <w:sz w:val="18"/>
-                <w:szCs w:val="18"/>
-                <w:lang w:eastAsia="es-CL"/>
-              </w:rPr>
-            </w:pPr>
-            <w:r>
-              <w:rPr>
-                <w:rFonts w:ascii="Calibri" w:eastAsia="Calibri" w:hAnsi="Calibri" w:cs="Calibri"/>
-                <w:sz w:val="18"/>
-                <w:szCs w:val="18"/>
-              </w:rPr>
-              <w:t xml:space="preserve">SQLite operativo; sincronización Webpay con </w:t>
-            </w:r>
-            <w:proofErr w:type="spellStart"/>
-            <w:r>
-              <w:rPr>
-                <w:rFonts w:ascii="Calibri" w:eastAsia="Calibri" w:hAnsi="Calibri" w:cs="Calibri"/>
-                <w:sz w:val="18"/>
-                <w:szCs w:val="18"/>
-              </w:rPr>
-              <w:t>tbl_dpay</w:t>
-            </w:r>
-            <w:proofErr w:type="spellEnd"/>
-            <w:r>
-              <w:rPr>
-                <w:rFonts w:ascii="Calibri" w:eastAsia="Calibri" w:hAnsi="Calibri" w:cs="Calibri"/>
-                <w:sz w:val="18"/>
-                <w:szCs w:val="18"/>
-              </w:rPr>
-              <w:t xml:space="preserve"> sin iniciar.</w:t>
-            </w:r>
-          </w:p>
-        </w:tc>
-        <w:tc>
-          <w:tcPr>
-            <w:tcW w:w="1418" w:type="dxa"/>
-          </w:tcPr>
-          <w:p>
-            <w:pPr>
-              <w:spacing w:after="120" w:line="240" w:lineRule="auto"/>
-              <w:rPr>
-                <w:rFonts w:ascii="Calibri" w:hAnsi="Calibri" w:cs="Arial"/>
-                <w:i/>
-                <w:color w:val="548DD4"/>
-                <w:sz w:val="18"/>
-                <w:szCs w:val="18"/>
-                <w:lang w:eastAsia="es-CL"/>
-              </w:rPr>
-            </w:pPr>
-            <w:r>
-              <w:rPr>
-                <w:rFonts w:ascii="Calibri" w:eastAsia="Calibri" w:hAnsi="Calibri" w:cs="Calibri"/>
-                <w:sz w:val="18"/>
-                <w:szCs w:val="18"/>
-              </w:rPr>
-              <w:t>Con retraso</w:t>
-            </w:r>
-          </w:p>
-        </w:tc>
-        <w:tc>
-          <w:tcPr>
-            <w:tcW w:w="1832" w:type="dxa"/>
-          </w:tcPr>
-          <w:p>
-            <w:pPr>
-              <w:spacing w:after="120" w:line="240" w:lineRule="auto"/>
-              <w:rPr>
-                <w:rFonts w:ascii="Calibri" w:hAnsi="Calibri" w:cs="Arial"/>
-                <w:i/>
-                <w:color w:val="548DD4"/>
-                <w:sz w:val="18"/>
-                <w:szCs w:val="18"/>
-                <w:lang w:eastAsia="es-CL"/>
-              </w:rPr>
-            </w:pPr>
-            <w:r>
-              <w:rPr>
-                <w:rFonts w:ascii="Calibri" w:eastAsia="Calibri" w:hAnsi="Calibri" w:cs="Calibri"/>
-                <w:sz w:val="18"/>
-                <w:szCs w:val="18"/>
-              </w:rPr>
-              <w:t xml:space="preserve">Definir </w:t>
-            </w:r>
-            <w:proofErr w:type="spellStart"/>
-            <w:r>
-              <w:rPr>
-                <w:rFonts w:ascii="Calibri" w:eastAsia="Calibri" w:hAnsi="Calibri" w:cs="Calibri"/>
-                <w:sz w:val="18"/>
-                <w:szCs w:val="18"/>
-              </w:rPr>
-              <w:t>id_mediopago</w:t>
-            </w:r>
-            <w:proofErr w:type="spellEnd"/>
-            <w:r>
-              <w:rPr>
-                <w:rFonts w:ascii="Calibri" w:eastAsia="Calibri" w:hAnsi="Calibri" w:cs="Calibri"/>
-                <w:sz w:val="18"/>
-                <w:szCs w:val="18"/>
-              </w:rPr>
-              <w:t xml:space="preserve"> con el </w:t>
-            </w:r>
-            <w:proofErr w:type="spellStart"/>
-            <w:r>
-              <w:rPr>
-                <w:rFonts w:ascii="Calibri" w:eastAsia="Calibri" w:hAnsi="Calibri" w:cs="Calibri"/>
-                <w:sz w:val="18"/>
-                <w:szCs w:val="18"/>
-              </w:rPr>
-              <w:t>backend</w:t>
-            </w:r>
-            <w:proofErr w:type="spellEnd"/>
-            <w:r>
-              <w:rPr>
-                <w:rFonts w:ascii="Calibri" w:eastAsia="Calibri" w:hAnsi="Calibri" w:cs="Calibri"/>
-                <w:sz w:val="18"/>
-                <w:szCs w:val="18"/>
-              </w:rPr>
-              <w:t xml:space="preserve"> de Dtemite.</w:t>
-            </w:r>
-          </w:p>
-        </w:tc>
-      </w:tr>
-      <w:tr>
-        <w:trPr>
-          <w:trHeight w:val="2410"/>
-        </w:trPr>
-        <w:tc>
-          <w:tcPr>
-            <w:tcW w:w="1622" w:type="dxa"/>
-          </w:tcPr>
-          <w:p>
-            <w:pPr>
-              <w:spacing w:after="120" w:line="240" w:lineRule="auto"/>
-              <w:rPr>
-                <w:b/>
-                <w:sz w:val="18"/>
-                <w:szCs w:val="18"/>
-              </w:rPr>
-            </w:pPr>
-            <w:r>
-              <w:rPr>
-                <w:rFonts w:ascii="Calibri" w:eastAsia="Calibri" w:hAnsi="Calibri" w:cs="Calibri"/>
-                <w:sz w:val="18"/>
-                <w:szCs w:val="18"/>
-              </w:rPr>
-              <w:t>Desarrollar una solución de software (4.1)</w:t>
-            </w:r>
-          </w:p>
-        </w:tc>
-        <w:tc>
-          <w:tcPr>
-            <w:tcW w:w="1077" w:type="dxa"/>
-          </w:tcPr>
-          <w:p>
-            <w:pPr>
-              <w:spacing w:after="120" w:line="240" w:lineRule="auto"/>
-              <w:rPr>
-                <w:rFonts w:ascii="Calibri" w:hAnsi="Calibri" w:cs="Arial"/>
-                <w:i/>
-                <w:color w:val="548DD4"/>
-                <w:sz w:val="18"/>
-                <w:szCs w:val="18"/>
-                <w:lang w:eastAsia="es-CL"/>
-              </w:rPr>
-            </w:pPr>
-            <w:r>
-              <w:rPr>
-                <w:rFonts w:ascii="Calibri" w:eastAsia="Calibri" w:hAnsi="Calibri" w:cs="Calibri"/>
-                <w:sz w:val="18"/>
-                <w:szCs w:val="18"/>
-              </w:rPr>
-              <w:t>HU-07 del backlog: emisión DTE (boleta 39)</w:t>
-            </w:r>
-          </w:p>
-        </w:tc>
-        <w:tc>
-          <w:tcPr>
-            <w:tcW w:w="1276" w:type="dxa"/>
-          </w:tcPr>
-          <w:p>
-            <w:pPr>
-              <w:spacing w:after="120" w:line="240" w:lineRule="auto"/>
-              <w:rPr>
-                <w:b/>
-                <w:sz w:val="18"/>
-                <w:szCs w:val="18"/>
-              </w:rPr>
-            </w:pPr>
-            <w:r>
-              <w:rPr>
-                <w:rFonts w:ascii="Calibri" w:eastAsia="Calibri" w:hAnsi="Calibri" w:cs="Calibri"/>
-                <w:sz w:val="18"/>
-                <w:szCs w:val="18"/>
-              </w:rPr>
-              <w:t>API QA, CAF</w:t>
-            </w:r>
-          </w:p>
-        </w:tc>
-        <w:tc>
-          <w:tcPr>
-            <w:tcW w:w="1276" w:type="dxa"/>
-          </w:tcPr>
-          <w:p>
-            <w:pPr>
-              <w:spacing w:after="120" w:line="240" w:lineRule="auto"/>
-              <w:rPr>
-                <w:b/>
-                <w:sz w:val="18"/>
-                <w:szCs w:val="18"/>
-              </w:rPr>
-            </w:pPr>
-            <w:r>
-              <w:rPr>
-                <w:rFonts w:ascii="Calibri" w:eastAsia="Calibri" w:hAnsi="Calibri" w:cs="Calibri"/>
-                <w:sz w:val="18"/>
-                <w:szCs w:val="18"/>
-              </w:rPr>
-              <w:t>S2 plan / S3 real</w:t>
-            </w:r>
-          </w:p>
-        </w:tc>
-        <w:tc>
-          <w:tcPr>
-            <w:tcW w:w="1407" w:type="dxa"/>
-          </w:tcPr>
-          <w:p>
-            <w:pPr>
-              <w:spacing w:after="120" w:line="240" w:lineRule="auto"/>
-              <w:rPr>
-                <w:rFonts w:ascii="Calibri" w:hAnsi="Calibri" w:cs="Arial"/>
-                <w:i/>
-                <w:color w:val="548DD4"/>
-                <w:sz w:val="18"/>
-                <w:szCs w:val="18"/>
-                <w:lang w:eastAsia="es-CL"/>
-              </w:rPr>
-            </w:pPr>
-            <w:r>
-              <w:rPr>
-                <w:rFonts w:ascii="Calibri" w:eastAsia="Calibri" w:hAnsi="Calibri" w:cs="Calibri"/>
-                <w:sz w:val="18"/>
-                <w:szCs w:val="18"/>
-              </w:rPr>
-              <w:t>Diego Madrid / Reinhartd Munzenmayer</w:t>
-            </w:r>
-          </w:p>
-        </w:tc>
-        <w:tc>
-          <w:tcPr>
-            <w:tcW w:w="1144" w:type="dxa"/>
-          </w:tcPr>
-          <w:p>
-            <w:pPr>
-              <w:spacing w:after="120" w:line="240" w:lineRule="auto"/>
-              <w:rPr>
-                <w:rFonts w:ascii="Calibri" w:hAnsi="Calibri" w:cs="Arial"/>
-                <w:i/>
-                <w:color w:val="548DD4"/>
-                <w:sz w:val="18"/>
-                <w:szCs w:val="18"/>
-                <w:lang w:eastAsia="es-CL"/>
-              </w:rPr>
-            </w:pPr>
-            <w:r>
-              <w:rPr>
-                <w:rFonts w:ascii="Calibri" w:eastAsia="Calibri" w:hAnsi="Calibri" w:cs="Calibri"/>
-                <w:sz w:val="18"/>
-                <w:szCs w:val="18"/>
-              </w:rPr>
-              <w:t>Sin evidencia de folio SII al corte.</w:t>
-            </w:r>
-          </w:p>
-        </w:tc>
-        <w:tc>
-          <w:tcPr>
-            <w:tcW w:w="1418" w:type="dxa"/>
-          </w:tcPr>
-          <w:p>
-            <w:pPr>
-              <w:spacing w:after="120" w:line="240" w:lineRule="auto"/>
-              <w:rPr>
-                <w:rFonts w:ascii="Calibri" w:hAnsi="Calibri" w:cs="Arial"/>
-                <w:i/>
-                <w:color w:val="548DD4"/>
-                <w:sz w:val="18"/>
-                <w:szCs w:val="18"/>
-                <w:lang w:eastAsia="es-CL"/>
-              </w:rPr>
-            </w:pPr>
-            <w:r>
-              <w:rPr>
-                <w:rFonts w:ascii="Calibri" w:eastAsia="Calibri" w:hAnsi="Calibri" w:cs="Calibri"/>
-                <w:sz w:val="18"/>
-                <w:szCs w:val="18"/>
-              </w:rPr>
-              <w:t>Con retraso</w:t>
-            </w:r>
-          </w:p>
-        </w:tc>
-        <w:tc>
-          <w:tcPr>
-            <w:tcW w:w="1832" w:type="dxa"/>
-          </w:tcPr>
-          <w:p>
-            <w:pPr>
-              <w:spacing w:after="120" w:line="240" w:lineRule="auto"/>
-              <w:rPr>
-                <w:rFonts w:ascii="Calibri" w:hAnsi="Calibri" w:cs="Arial"/>
-                <w:i/>
-                <w:color w:val="548DD4"/>
-                <w:sz w:val="18"/>
-                <w:szCs w:val="18"/>
-                <w:lang w:eastAsia="es-CL"/>
-              </w:rPr>
-            </w:pPr>
-            <w:r>
-              <w:rPr>
-                <w:rFonts w:ascii="Calibri" w:eastAsia="Calibri" w:hAnsi="Calibri" w:cs="Calibri"/>
-                <w:sz w:val="18"/>
-                <w:szCs w:val="18"/>
-              </w:rPr>
-              <w:t>Sprint 3 (06–17/10).</w:t>
-            </w:r>
-          </w:p>
-        </w:tc>
-      </w:tr>
-      <w:tr>
-        <w:trPr>
-          <w:trHeight w:val="2410"/>
-        </w:trPr>
-        <w:tc>
-          <w:tcPr>
-            <w:tcW w:w="1622" w:type="dxa"/>
-          </w:tcPr>
-          <w:p>
-            <w:pPr>
-              <w:spacing w:after="120" w:line="240" w:lineRule="auto"/>
-              <w:rPr>
-                <w:b/>
-                <w:sz w:val="18"/>
-                <w:szCs w:val="18"/>
-              </w:rPr>
-            </w:pPr>
-            <w:r>
-              <w:rPr>
-                <w:rFonts w:ascii="Calibri" w:eastAsia="Calibri" w:hAnsi="Calibri" w:cs="Calibri"/>
-                <w:sz w:val="18"/>
-                <w:szCs w:val="18"/>
-              </w:rPr>
-              <w:t>Pruebas de certificación (1.2)</w:t>
-            </w:r>
-          </w:p>
-        </w:tc>
-        <w:tc>
-          <w:tcPr>
-            <w:tcW w:w="1077" w:type="dxa"/>
-          </w:tcPr>
-          <w:p>
-            <w:pPr>
-              <w:spacing w:after="120" w:line="240" w:lineRule="auto"/>
-              <w:rPr>
-                <w:rFonts w:ascii="Calibri" w:hAnsi="Calibri" w:cs="Arial"/>
-                <w:i/>
-                <w:color w:val="548DD4"/>
-                <w:sz w:val="18"/>
-                <w:szCs w:val="18"/>
-                <w:lang w:eastAsia="es-CL"/>
-              </w:rPr>
-            </w:pPr>
-            <w:r>
-              <w:rPr>
-                <w:rFonts w:ascii="Calibri" w:eastAsia="Calibri" w:hAnsi="Calibri" w:cs="Calibri"/>
-                <w:sz w:val="18"/>
-                <w:szCs w:val="18"/>
-              </w:rPr>
-              <w:t>HU-06 TC-064: regresión TUU/Kozen</w:t>
-            </w:r>
-          </w:p>
-        </w:tc>
-        <w:tc>
-          <w:tcPr>
-            <w:tcW w:w="1276" w:type="dxa"/>
-          </w:tcPr>
-          <w:p>
-            <w:pPr>
-              <w:spacing w:after="120" w:line="240" w:lineRule="auto"/>
-              <w:rPr>
-                <w:b/>
-                <w:sz w:val="18"/>
-                <w:szCs w:val="18"/>
-              </w:rPr>
-            </w:pPr>
-            <w:r>
-              <w:rPr>
-                <w:rFonts w:ascii="Calibri" w:eastAsia="Calibri" w:hAnsi="Calibri" w:cs="Calibri"/>
-                <w:sz w:val="18"/>
-                <w:szCs w:val="18"/>
-              </w:rPr>
-              <w:t>Terminal Kozen P8 Neo (producción D-PAY 2.0)</w:t>
-            </w:r>
-          </w:p>
-        </w:tc>
-        <w:tc>
-          <w:tcPr>
-            <w:tcW w:w="1276" w:type="dxa"/>
-          </w:tcPr>
-          <w:p>
-            <w:pPr>
-              <w:spacing w:after="120" w:line="240" w:lineRule="auto"/>
-              <w:rPr>
-                <w:b/>
-                <w:sz w:val="18"/>
-                <w:szCs w:val="18"/>
-              </w:rPr>
-            </w:pPr>
-            <w:r>
-              <w:rPr>
-                <w:rFonts w:ascii="Calibri" w:eastAsia="Calibri" w:hAnsi="Calibri" w:cs="Calibri"/>
-                <w:sz w:val="18"/>
-                <w:szCs w:val="18"/>
-              </w:rPr>
-              <w:t>S2–S3</w:t>
-            </w:r>
-          </w:p>
-        </w:tc>
-        <w:tc>
-          <w:tcPr>
-            <w:tcW w:w="1407" w:type="dxa"/>
-          </w:tcPr>
-          <w:p>
-            <w:pPr>
-              <w:spacing w:after="120" w:line="240" w:lineRule="auto"/>
-              <w:rPr>
-                <w:rFonts w:ascii="Calibri" w:hAnsi="Calibri" w:cs="Arial"/>
-                <w:i/>
-                <w:color w:val="548DD4"/>
-                <w:sz w:val="18"/>
-                <w:szCs w:val="18"/>
-                <w:lang w:eastAsia="es-CL"/>
-              </w:rPr>
-            </w:pPr>
-            <w:r>
-              <w:rPr>
-                <w:rFonts w:ascii="Calibri" w:eastAsia="Calibri" w:hAnsi="Calibri" w:cs="Calibri"/>
-                <w:sz w:val="18"/>
-                <w:szCs w:val="18"/>
-              </w:rPr>
-              <w:t>Diego Madrid (operación D-PAY 2.0) / Reinhartd Munzenmayer (QA)</w:t>
-            </w:r>
-          </w:p>
-        </w:tc>
-        <w:tc>
-          <w:tcPr>
-            <w:tcW w:w="1144" w:type="dxa"/>
-          </w:tcPr>
-          <w:p>
-            <w:pPr>
-              <w:spacing w:after="120" w:line="240" w:lineRule="auto"/>
-              <w:rPr>
-                <w:rFonts w:ascii="Calibri" w:hAnsi="Calibri" w:cs="Arial"/>
-                <w:i/>
-                <w:color w:val="548DD4"/>
-                <w:sz w:val="18"/>
-                <w:szCs w:val="18"/>
-                <w:lang w:eastAsia="es-CL"/>
-              </w:rPr>
-            </w:pPr>
-            <w:r>
-              <w:rPr>
-                <w:rFonts w:ascii="Calibri" w:eastAsia="Calibri" w:hAnsi="Calibri" w:cs="Calibri"/>
-                <w:sz w:val="18"/>
-                <w:szCs w:val="18"/>
-              </w:rPr>
-              <w:t>El equipo académico no tiene terminal. D-PAY 2.0 sigue en producción.</w:t>
-            </w:r>
-          </w:p>
-        </w:tc>
-        <w:tc>
-          <w:tcPr>
-            <w:tcW w:w="1418" w:type="dxa"/>
-          </w:tcPr>
-          <w:p>
-            <w:pPr>
-              <w:spacing w:after="120" w:line="240" w:lineRule="auto"/>
-              <w:rPr>
-                <w:rFonts w:ascii="Calibri" w:hAnsi="Calibri" w:cs="Arial"/>
-                <w:i/>
-                <w:color w:val="548DD4"/>
-                <w:sz w:val="18"/>
-                <w:szCs w:val="18"/>
-                <w:lang w:eastAsia="es-CL"/>
-              </w:rPr>
-            </w:pPr>
-            <w:r>
-              <w:rPr>
-                <w:rFonts w:ascii="Calibri" w:eastAsia="Calibri" w:hAnsi="Calibri" w:cs="Calibri"/>
-                <w:sz w:val="18"/>
-                <w:szCs w:val="18"/>
-              </w:rPr>
-              <w:t>Ajustada</w:t>
-            </w:r>
-          </w:p>
-        </w:tc>
-        <w:tc>
-          <w:tcPr>
-            <w:tcW w:w="1832" w:type="dxa"/>
-          </w:tcPr>
-          <w:p>
-            <w:pPr>
-              <w:spacing w:after="120" w:line="240" w:lineRule="auto"/>
-              <w:rPr>
-                <w:rFonts w:ascii="Calibri" w:hAnsi="Calibri" w:cs="Arial"/>
-                <w:i/>
-                <w:color w:val="548DD4"/>
-                <w:sz w:val="18"/>
-                <w:szCs w:val="18"/>
-                <w:lang w:eastAsia="es-CL"/>
-              </w:rPr>
-            </w:pPr>
-            <w:r>
-              <w:rPr>
-                <w:rFonts w:ascii="Calibri" w:eastAsia="Calibri" w:hAnsi="Calibri" w:cs="Calibri"/>
-                <w:sz w:val="18"/>
-                <w:szCs w:val="18"/>
-              </w:rPr>
-              <w:t>TC-064 Bloqueado: en espera de ejecución por Diego Madrid. Cobertura actual: Jest 17/17.</w:t>
-            </w:r>
-          </w:p>
-        </w:tc>
-      </w:tr>
-      <w:tr>
-        <w:trPr>
-          <w:trHeight w:val="2410"/>
-        </w:trPr>
-        <w:tc>
-          <w:tcPr>
-            <w:tcW w:w="1622" w:type="dxa"/>
-          </w:tcPr>
-          <w:p>
-            <w:pPr>
-              <w:spacing w:after="120" w:line="240" w:lineRule="auto"/>
-              <w:rPr>
-                <w:b/>
-                <w:sz w:val="18"/>
-                <w:szCs w:val="18"/>
-              </w:rPr>
-            </w:pPr>
-            <w:r>
-              <w:rPr>
-                <w:rFonts w:ascii="Calibri" w:eastAsia="Calibri" w:hAnsi="Calibri" w:cs="Calibri"/>
-                <w:sz w:val="18"/>
-                <w:szCs w:val="18"/>
-              </w:rPr>
-              <w:t>—</w:t>
-            </w:r>
-          </w:p>
-        </w:tc>
-        <w:tc>
-          <w:tcPr>
-            <w:tcW w:w="1077" w:type="dxa"/>
-          </w:tcPr>
-          <w:p>
-            <w:pPr>
-              <w:spacing w:after="120" w:line="240" w:lineRule="auto"/>
-              <w:rPr>
-                <w:rFonts w:ascii="Calibri" w:hAnsi="Calibri" w:cs="Arial"/>
-                <w:i/>
-                <w:color w:val="548DD4"/>
-                <w:sz w:val="18"/>
-                <w:szCs w:val="18"/>
-                <w:lang w:eastAsia="es-CL"/>
-              </w:rPr>
-            </w:pPr>
-            <w:r>
-              <w:rPr>
-                <w:rFonts w:ascii="Calibri" w:eastAsia="Calibri" w:hAnsi="Calibri" w:cs="Calibri"/>
-                <w:sz w:val="18"/>
-                <w:szCs w:val="18"/>
-              </w:rPr>
-              <w:t>01 Product Vision / 02 Product Backlog</w:t>
-            </w:r>
-          </w:p>
-        </w:tc>
-        <w:tc>
-          <w:tcPr>
-            <w:tcW w:w="1276" w:type="dxa"/>
-          </w:tcPr>
-          <w:p>
-            <w:pPr>
-              <w:spacing w:after="120" w:line="240" w:lineRule="auto"/>
-              <w:rPr>
-                <w:b/>
-                <w:sz w:val="18"/>
-                <w:szCs w:val="18"/>
-              </w:rPr>
-            </w:pPr>
-            <w:r>
-              <w:rPr>
-                <w:rFonts w:ascii="Calibri" w:eastAsia="Calibri" w:hAnsi="Calibri" w:cs="Calibri"/>
-                <w:sz w:val="18"/>
-                <w:szCs w:val="18"/>
-              </w:rPr>
-              <w:t>Drive y fase1/grupales</w:t>
-            </w:r>
-          </w:p>
-        </w:tc>
-        <w:tc>
-          <w:tcPr>
-            <w:tcW w:w="1276" w:type="dxa"/>
-          </w:tcPr>
-          <w:p>
-            <w:pPr>
-              <w:spacing w:after="120" w:line="240" w:lineRule="auto"/>
-              <w:rPr>
-                <w:b/>
-                <w:sz w:val="18"/>
-                <w:szCs w:val="18"/>
-              </w:rPr>
-            </w:pPr>
-            <w:r>
-              <w:rPr>
-                <w:rFonts w:ascii="Calibri" w:eastAsia="Calibri" w:hAnsi="Calibri" w:cs="Calibri"/>
-                <w:sz w:val="18"/>
-                <w:szCs w:val="18"/>
-              </w:rPr>
-              <w:t>Fase 1</w:t>
-            </w:r>
-          </w:p>
-        </w:tc>
-        <w:tc>
-          <w:tcPr>
-            <w:tcW w:w="1407" w:type="dxa"/>
-          </w:tcPr>
-          <w:p>
-            <w:pPr>
-              <w:spacing w:after="120" w:line="240" w:lineRule="auto"/>
-              <w:rPr>
-                <w:rFonts w:ascii="Calibri" w:hAnsi="Calibri" w:cs="Arial"/>
-                <w:i/>
-                <w:color w:val="548DD4"/>
-                <w:sz w:val="18"/>
-                <w:szCs w:val="18"/>
-                <w:lang w:eastAsia="es-CL"/>
-              </w:rPr>
-            </w:pPr>
-            <w:r>
-              <w:rPr>
-                <w:rFonts w:ascii="Calibri" w:eastAsia="Calibri" w:hAnsi="Calibri" w:cs="Calibri"/>
-                <w:sz w:val="18"/>
-                <w:szCs w:val="18"/>
-              </w:rPr>
-              <w:t>Equipo</w:t>
-            </w:r>
-          </w:p>
-        </w:tc>
-        <w:tc>
-          <w:tcPr>
-            <w:tcW w:w="1144" w:type="dxa"/>
-          </w:tcPr>
-          <w:p>
-            <w:pPr>
-              <w:spacing w:after="120" w:line="240" w:lineRule="auto"/>
-              <w:rPr>
-                <w:rFonts w:ascii="Calibri" w:hAnsi="Calibri" w:cs="Arial"/>
-                <w:i/>
-                <w:color w:val="548DD4"/>
-                <w:sz w:val="18"/>
-                <w:szCs w:val="18"/>
-                <w:lang w:eastAsia="es-CL"/>
-              </w:rPr>
-            </w:pPr>
-            <w:r>
-              <w:rPr>
-                <w:rFonts w:ascii="Calibri" w:eastAsia="Calibri" w:hAnsi="Calibri" w:cs="Calibri"/>
-                <w:sz w:val="18"/>
-                <w:szCs w:val="18"/>
-              </w:rPr>
-              <w:t>Ya cargados.</w:t>
-            </w:r>
-          </w:p>
-        </w:tc>
-        <w:tc>
-          <w:tcPr>
-            <w:tcW w:w="1418" w:type="dxa"/>
-          </w:tcPr>
-          <w:p>
-            <w:pPr>
-              <w:spacing w:after="120" w:line="240" w:lineRule="auto"/>
-              <w:rPr>
-                <w:rFonts w:ascii="Calibri" w:hAnsi="Calibri" w:cs="Arial"/>
-                <w:i/>
-                <w:color w:val="548DD4"/>
-                <w:sz w:val="18"/>
-                <w:szCs w:val="18"/>
-                <w:lang w:eastAsia="es-CL"/>
-              </w:rPr>
-            </w:pPr>
-            <w:r>
-              <w:rPr>
-                <w:rFonts w:ascii="Calibri" w:eastAsia="Calibri" w:hAnsi="Calibri" w:cs="Calibri"/>
-                <w:sz w:val="18"/>
-                <w:szCs w:val="18"/>
-              </w:rPr>
-              <w:t>Completado</w:t>
-            </w:r>
-          </w:p>
-        </w:tc>
-        <w:tc>
-          <w:tcPr>
-            <w:tcW w:w="1832" w:type="dxa"/>
-          </w:tcPr>
-          <w:p>
-            <w:pPr>
-              <w:spacing w:after="120" w:line="240" w:lineRule="auto"/>
-              <w:rPr>
-                <w:rFonts w:ascii="Calibri" w:hAnsi="Calibri" w:cs="Arial"/>
-                <w:i/>
-                <w:color w:val="548DD4"/>
-                <w:sz w:val="18"/>
-                <w:szCs w:val="18"/>
-                <w:lang w:eastAsia="es-CL"/>
-              </w:rPr>
-            </w:pPr>
-            <w:r>
-              <w:rPr>
-                <w:rFonts w:ascii="Calibri" w:eastAsia="Calibri" w:hAnsi="Calibri" w:cs="Calibri"/>
-                <w:sz w:val="18"/>
-                <w:szCs w:val="18"/>
-              </w:rPr>
-              <w:t>Sin reescritura.</w:t>
-            </w:r>
-          </w:p>
-        </w:tc>
-      </w:tr>
-      <w:tr>
-        <w:trPr>
-          <w:trHeight w:val="2410"/>
-        </w:trPr>
-        <w:tc>
-          <w:tcPr>
-            <w:tcW w:w="1622" w:type="dxa"/>
-          </w:tcPr>
-          <w:p>
-            <w:pPr>
-              <w:spacing w:after="120" w:line="240" w:lineRule="auto"/>
-              <w:rPr>
-                <w:b/>
-                <w:sz w:val="18"/>
-                <w:szCs w:val="18"/>
-              </w:rPr>
-            </w:pPr>
-            <w:r>
-              <w:rPr>
-                <w:rFonts w:ascii="Calibri" w:eastAsia="Calibri" w:hAnsi="Calibri" w:cs="Calibri"/>
-                <w:sz w:val="18"/>
-                <w:szCs w:val="18"/>
-              </w:rPr>
-              <w:t>—</w:t>
-            </w:r>
-          </w:p>
-        </w:tc>
-        <w:tc>
-          <w:tcPr>
-            <w:tcW w:w="1077" w:type="dxa"/>
-          </w:tcPr>
-          <w:p>
-            <w:pPr>
-              <w:spacing w:after="120" w:line="240" w:lineRule="auto"/>
-              <w:rPr>
-                <w:rFonts w:ascii="Calibri" w:hAnsi="Calibri" w:cs="Arial"/>
-                <w:i/>
-                <w:color w:val="548DD4"/>
-                <w:sz w:val="18"/>
-                <w:szCs w:val="18"/>
-                <w:lang w:eastAsia="es-CL"/>
-              </w:rPr>
-            </w:pPr>
-            <w:r>
-              <w:rPr>
-                <w:rFonts w:ascii="Calibri" w:eastAsia="Calibri" w:hAnsi="Calibri" w:cs="Calibri"/>
-                <w:sz w:val="18"/>
-                <w:szCs w:val="18"/>
-              </w:rPr>
-              <w:t xml:space="preserve">09 </w:t>
-            </w:r>
-            <w:proofErr w:type="gramStart"/>
-            <w:r>
-              <w:rPr>
-                <w:rFonts w:ascii="Calibri" w:eastAsia="Calibri" w:hAnsi="Calibri" w:cs="Calibri"/>
-                <w:sz w:val="18"/>
-                <w:szCs w:val="18"/>
-              </w:rPr>
-              <w:t>Cierre</w:t>
-            </w:r>
-            <w:proofErr w:type="gramEnd"/>
-            <w:r>
-              <w:rPr>
-                <w:rFonts w:ascii="Calibri" w:eastAsia="Calibri" w:hAnsi="Calibri" w:cs="Calibri"/>
-                <w:sz w:val="18"/>
-                <w:szCs w:val="18"/>
-              </w:rPr>
-              <w:t xml:space="preserve"> de innovación</w:t>
-            </w:r>
-          </w:p>
-        </w:tc>
-        <w:tc>
-          <w:tcPr>
-            <w:tcW w:w="1276" w:type="dxa"/>
-          </w:tcPr>
-          <w:p>
-            <w:pPr>
-              <w:spacing w:after="120" w:line="240" w:lineRule="auto"/>
-              <w:rPr>
-                <w:b/>
-                <w:sz w:val="18"/>
-                <w:szCs w:val="18"/>
-              </w:rPr>
-            </w:pPr>
-            <w:r>
-              <w:rPr>
-                <w:rFonts w:ascii="Calibri" w:eastAsia="Calibri" w:hAnsi="Calibri" w:cs="Calibri"/>
-                <w:sz w:val="18"/>
-                <w:szCs w:val="18"/>
-              </w:rPr>
-              <w:t>Drive</w:t>
-            </w:r>
-          </w:p>
-        </w:tc>
-        <w:tc>
-          <w:tcPr>
-            <w:tcW w:w="1276" w:type="dxa"/>
-          </w:tcPr>
-          <w:p>
-            <w:pPr>
-              <w:spacing w:after="120" w:line="240" w:lineRule="auto"/>
-              <w:rPr>
-                <w:b/>
-                <w:sz w:val="18"/>
-                <w:szCs w:val="18"/>
-              </w:rPr>
-            </w:pPr>
-            <w:r>
-              <w:rPr>
-                <w:rFonts w:ascii="Calibri" w:eastAsia="Calibri" w:hAnsi="Calibri" w:cs="Calibri"/>
-                <w:sz w:val="18"/>
-                <w:szCs w:val="18"/>
-              </w:rPr>
-              <w:t>S15</w:t>
-            </w:r>
-          </w:p>
-        </w:tc>
-        <w:tc>
-          <w:tcPr>
-            <w:tcW w:w="1407" w:type="dxa"/>
-          </w:tcPr>
-          <w:p>
-            <w:pPr>
-              <w:spacing w:after="120" w:line="240" w:lineRule="auto"/>
-              <w:rPr>
-                <w:rFonts w:ascii="Calibri" w:hAnsi="Calibri" w:cs="Arial"/>
-                <w:i/>
-                <w:color w:val="548DD4"/>
-                <w:sz w:val="18"/>
-                <w:szCs w:val="18"/>
-                <w:lang w:eastAsia="es-CL"/>
-              </w:rPr>
-            </w:pPr>
-            <w:r>
-              <w:rPr>
-                <w:rFonts w:ascii="Calibri" w:eastAsia="Calibri" w:hAnsi="Calibri" w:cs="Calibri"/>
-                <w:sz w:val="18"/>
-                <w:szCs w:val="18"/>
-              </w:rPr>
-              <w:t>Equipo</w:t>
-            </w:r>
-          </w:p>
-        </w:tc>
-        <w:tc>
-          <w:tcPr>
-            <w:tcW w:w="1144" w:type="dxa"/>
-          </w:tcPr>
-          <w:p>
-            <w:pPr>
-              <w:spacing w:after="120" w:line="240" w:lineRule="auto"/>
-              <w:rPr>
-                <w:rFonts w:ascii="Calibri" w:hAnsi="Calibri" w:cs="Arial"/>
-                <w:i/>
-                <w:color w:val="548DD4"/>
-                <w:sz w:val="18"/>
-                <w:szCs w:val="18"/>
-                <w:lang w:eastAsia="es-CL"/>
-              </w:rPr>
-            </w:pPr>
-            <w:r>
-              <w:rPr>
-                <w:rFonts w:ascii="Calibri" w:eastAsia="Calibri" w:hAnsi="Calibri" w:cs="Calibri"/>
-                <w:sz w:val="18"/>
-                <w:szCs w:val="18"/>
-              </w:rPr>
-              <w:t>Fuera de este corte.</w:t>
-            </w:r>
-          </w:p>
-        </w:tc>
-        <w:tc>
-          <w:tcPr>
-            <w:tcW w:w="1418" w:type="dxa"/>
-          </w:tcPr>
-          <w:p>
-            <w:pPr>
-              <w:spacing w:after="120" w:line="240" w:lineRule="auto"/>
-              <w:rPr>
-                <w:rFonts w:ascii="Calibri" w:hAnsi="Calibri" w:cs="Arial"/>
-                <w:i/>
-                <w:color w:val="548DD4"/>
-                <w:sz w:val="18"/>
-                <w:szCs w:val="18"/>
-                <w:lang w:eastAsia="es-CL"/>
-              </w:rPr>
-            </w:pPr>
-            <w:r>
-              <w:rPr>
-                <w:rFonts w:ascii="Calibri" w:eastAsia="Calibri" w:hAnsi="Calibri" w:cs="Calibri"/>
-                <w:sz w:val="18"/>
-                <w:szCs w:val="18"/>
-              </w:rPr>
-              <w:t>No iniciado</w:t>
-            </w:r>
-          </w:p>
-        </w:tc>
-        <w:tc>
-          <w:tcPr>
-            <w:tcW w:w="1832" w:type="dxa"/>
-          </w:tcPr>
-          <w:p>
-            <w:pPr>
-              <w:spacing w:after="120" w:line="240" w:lineRule="auto"/>
-              <w:rPr>
-                <w:rFonts w:ascii="Calibri" w:hAnsi="Calibri" w:cs="Arial"/>
-                <w:i/>
-                <w:color w:val="548DD4"/>
-                <w:sz w:val="18"/>
-                <w:szCs w:val="18"/>
-                <w:lang w:eastAsia="es-CL"/>
-              </w:rPr>
-            </w:pPr>
-            <w:r>
-              <w:rPr>
-                <w:rFonts w:ascii="Calibri" w:eastAsia="Calibri" w:hAnsi="Calibri" w:cs="Calibri"/>
-                <w:sz w:val="18"/>
-                <w:szCs w:val="18"/>
-              </w:rPr>
-              <w:t>Tras el producto. No hay exposición oral asociada a este instrumento.</w:t>
-            </w:r>
-          </w:p>
-        </w:tc>
-      </w:tr>
-      <w:tr>
-        <w:trPr>
-          <w:trHeight w:val="2410"/>
-        </w:trPr>
-        <w:tc>
-          <w:tcPr>
-            <w:tcW w:w="1622" w:type="dxa"/>
-          </w:tcPr>
-          <w:p>
-            <w:pPr>
-              <w:spacing w:after="120" w:line="240" w:lineRule="auto"/>
-              <w:rPr>
-                <w:b/>
-                <w:sz w:val="18"/>
-                <w:szCs w:val="18"/>
-              </w:rPr>
-            </w:pPr>
-            <w:r>
-              <w:rPr>
-                <w:rFonts w:ascii="Calibri" w:eastAsia="Calibri" w:hAnsi="Calibri" w:cs="Calibri"/>
-                <w:sz w:val="18"/>
-                <w:szCs w:val="18"/>
-              </w:rPr>
-              <w:t>—</w:t>
-            </w:r>
-          </w:p>
-        </w:tc>
-        <w:tc>
-          <w:tcPr>
-            <w:tcW w:w="1077" w:type="dxa"/>
-          </w:tcPr>
-          <w:p>
-            <w:pPr>
-              <w:spacing w:after="120" w:line="240" w:lineRule="auto"/>
-              <w:rPr>
-                <w:rFonts w:ascii="Calibri" w:hAnsi="Calibri" w:cs="Arial"/>
-                <w:i/>
-                <w:color w:val="548DD4"/>
-                <w:sz w:val="18"/>
-                <w:szCs w:val="18"/>
-                <w:lang w:eastAsia="es-CL"/>
-              </w:rPr>
-            </w:pPr>
-            <w:r>
-              <w:rPr>
-                <w:rFonts w:ascii="Calibri" w:eastAsia="Calibri" w:hAnsi="Calibri" w:cs="Calibri"/>
-                <w:sz w:val="18"/>
-                <w:szCs w:val="18"/>
-              </w:rPr>
-              <w:t xml:space="preserve">10 </w:t>
-            </w:r>
-            <w:proofErr w:type="gramStart"/>
-            <w:r>
-              <w:rPr>
-                <w:rFonts w:ascii="Calibri" w:eastAsia="Calibri" w:hAnsi="Calibri" w:cs="Calibri"/>
-                <w:sz w:val="18"/>
-                <w:szCs w:val="18"/>
-              </w:rPr>
-              <w:t>Evidencias</w:t>
-            </w:r>
-            <w:proofErr w:type="gramEnd"/>
-            <w:r>
-              <w:rPr>
-                <w:rFonts w:ascii="Calibri" w:eastAsia="Calibri" w:hAnsi="Calibri" w:cs="Calibri"/>
-                <w:sz w:val="18"/>
-                <w:szCs w:val="18"/>
-              </w:rPr>
               <w:t xml:space="preserve"> de código</w:t>
             </w:r>
           </w:p>
         </w:tc>
         <w:tc>
           <w:tcPr>
-            <w:tcW w:w="1276" w:type="dxa"/>
+            <w:tcW w:w="1145" w:type="dxa"/>
           </w:tcPr>
           <w:p>
             <w:pPr>
@@ -6005,35 +5971,7 @@
               <w:rPr>
                 <w:rFonts w:ascii="Calibri" w:eastAsia="Calibri" w:hAnsi="Calibri" w:cs="Calibri"/>
               </w:rPr>
-              <w:t xml:space="preserve">Facilitadores: POS heredado operable (login, catálogo y efectivo) y cobro TUU/Kozen en producción como línea base; códigos públicos de integración de Transbank, que evitaron esperar llaves de comercio propias; un Celular Android de pruebas y un segundo celular en la misma red Wi-Fi para abrir el QR; revisión por Pull Request (#7 a #15) y pruebas automáticas del núcleo de pago (Jest 17/17).</w:t>
-            </w:r>
-            <w:proofErr w:type="spellStart"/>
-            <w:r>
-              <w:rPr>
-                <w:rFonts w:ascii="Calibri" w:eastAsia="Calibri" w:hAnsi="Calibri" w:cs="Calibri"/>
-              </w:rPr>
-              <w:t/>
-            </w:r>
-            <w:proofErr w:type="spellEnd"/>
-            <w:r>
-              <w:rPr>
-                <w:rFonts w:ascii="Calibri" w:eastAsia="Calibri" w:hAnsi="Calibri" w:cs="Calibri"/>
-              </w:rPr>
-              <w:t xml:space="preserve"/>
-            </w:r>
-            <w:proofErr w:type="spellStart"/>
-            <w:r>
-              <w:rPr>
-                <w:rFonts w:ascii="Calibri" w:eastAsia="Calibri" w:hAnsi="Calibri" w:cs="Calibri"/>
-              </w:rPr>
-              <w:t/>
-            </w:r>
-            <w:proofErr w:type="spellEnd"/>
-            <w:r>
-              <w:rPr>
-                <w:rFonts w:ascii="Calibri" w:eastAsia="Calibri" w:hAnsi="Calibri" w:cs="Calibri"/>
-              </w:rPr>
-              <w:t xml:space="preserve"/>
+              <w:t>Facilitadores: POS heredado operable (login, catálogo y efectivo) y cobro TUU/Kozen en producción como línea base; códigos públicos de integración de Transbank, que evitaron esperar llaves de comercio propias; un Celular Android de pruebas y un segundo celular en la misma red Wi-Fi para abrir el QR; revisión por Pull Request (#7 a #15) y pruebas automáticas del núcleo de pago (Jest 17/17).</w:t>
             </w:r>
           </w:p>
           <w:p>
@@ -6045,105 +5983,7 @@
               <w:rPr>
                 <w:rFonts w:ascii="Calibri" w:eastAsia="Calibri" w:hAnsi="Calibri" w:cs="Calibri"/>
               </w:rPr>
-              <w:t xml:space="preserve">Dificultades y acciones: (1) El celular genérico no es un terminal Kozen → perfil GENERIC_MOBILE y Webpay, en vez de forzar TUU. (2) Proxy apagado o en 127.0.0.1 sin cable USB (DEF-NET) → IP LAN, NetInfo y timeout de fetch de 8 s; re-test sin USB en el Sprint 3 (TC-063 parcial). (3) La red móvil (WWAN) no enruta 192.168.x.x → túnel HTTPS o hotspot; decisión pendiente con Diego Madrid. (4) Deriva del timeout entre código y documentación (DEF-DOC-01) → timeout oficial 300 s; DEF-DOC-01 cerrado. (5) Un mismo ID de caso (TC-WP-03) para tres escenarios → renombre de evidencias del 11/10. (6) Trello sin automatización (D-02) → movimiento manual.</w:t>
-            </w:r>
-            <w:proofErr w:type="spellStart"/>
-            <w:r>
-              <w:rPr>
-                <w:rFonts w:ascii="Calibri" w:eastAsia="Calibri" w:hAnsi="Calibri" w:cs="Calibri"/>
-              </w:rPr>
-              <w:t/>
-            </w:r>
-            <w:proofErr w:type="spellEnd"/>
-            <w:r>
-              <w:rPr>
-                <w:rFonts w:ascii="Calibri" w:eastAsia="Calibri" w:hAnsi="Calibri" w:cs="Calibri"/>
-              </w:rPr>
-              <w:t xml:space="preserve"/>
-            </w:r>
-            <w:proofErr w:type="spellStart"/>
-            <w:r>
-              <w:rPr>
-                <w:rFonts w:ascii="Calibri" w:eastAsia="Calibri" w:hAnsi="Calibri" w:cs="Calibri"/>
-              </w:rPr>
-              <w:t/>
-            </w:r>
-            <w:proofErr w:type="spellEnd"/>
-            <w:r>
-              <w:rPr>
-                <w:rFonts w:ascii="Calibri" w:eastAsia="Calibri" w:hAnsi="Calibri" w:cs="Calibri"/>
-              </w:rPr>
-              <w:t xml:space="preserve"/>
-            </w:r>
-            <w:proofErr w:type="spellStart"/>
-            <w:r>
-              <w:rPr>
-                <w:rFonts w:ascii="Calibri" w:eastAsia="Calibri" w:hAnsi="Calibri" w:cs="Calibri"/>
-              </w:rPr>
-              <w:t/>
-            </w:r>
-            <w:proofErr w:type="spellEnd"/>
-            <w:r>
-              <w:rPr>
-                <w:rFonts w:ascii="Calibri" w:eastAsia="Calibri" w:hAnsi="Calibri" w:cs="Calibri"/>
-              </w:rPr>
-              <w:t xml:space="preserve"/>
-            </w:r>
-            <w:proofErr w:type="spellStart"/>
-            <w:r>
-              <w:rPr>
-                <w:rFonts w:ascii="Calibri" w:eastAsia="Calibri" w:hAnsi="Calibri" w:cs="Calibri"/>
-              </w:rPr>
-              <w:t/>
-            </w:r>
-            <w:proofErr w:type="spellEnd"/>
-            <w:r>
-              <w:rPr>
-                <w:rFonts w:ascii="Calibri" w:eastAsia="Calibri" w:hAnsi="Calibri" w:cs="Calibri"/>
-              </w:rPr>
-              <w:t xml:space="preserve"/>
-            </w:r>
-            <w:proofErr w:type="spellStart"/>
-            <w:r>
-              <w:rPr>
-                <w:rFonts w:ascii="Calibri" w:eastAsia="Calibri" w:hAnsi="Calibri" w:cs="Calibri"/>
-              </w:rPr>
-              <w:t/>
-            </w:r>
-            <w:proofErr w:type="spellEnd"/>
-            <w:r>
-              <w:rPr>
-                <w:rFonts w:ascii="Calibri" w:eastAsia="Calibri" w:hAnsi="Calibri" w:cs="Calibri"/>
-              </w:rPr>
-              <w:t xml:space="preserve"/>
-            </w:r>
-            <w:proofErr w:type="spellStart"/>
-            <w:r>
-              <w:rPr>
-                <w:rFonts w:ascii="Calibri" w:eastAsia="Calibri" w:hAnsi="Calibri" w:cs="Calibri"/>
-              </w:rPr>
-              <w:t/>
-            </w:r>
-            <w:proofErr w:type="spellEnd"/>
-            <w:r>
-              <w:rPr>
-                <w:rFonts w:ascii="Calibri" w:eastAsia="Calibri" w:hAnsi="Calibri" w:cs="Calibri"/>
-              </w:rPr>
-              <w:t xml:space="preserve"/>
-            </w:r>
-            <w:proofErr w:type="spellStart"/>
-            <w:r>
-              <w:rPr>
-                <w:rFonts w:ascii="Calibri" w:eastAsia="Calibri" w:hAnsi="Calibri" w:cs="Calibri"/>
-              </w:rPr>
-              <w:t/>
-            </w:r>
-            <w:proofErr w:type="spellEnd"/>
-            <w:r>
-              <w:rPr>
-                <w:rFonts w:ascii="Calibri" w:eastAsia="Calibri" w:hAnsi="Calibri" w:cs="Calibri"/>
-              </w:rPr>
-              <w:t xml:space="preserve"/>
+              <w:t>Dificultades y acciones: (1) El celular genérico no es un terminal Kozen → perfil GENERIC_MOBILE y Webpay, en vez de forzar TUU. (2) Proxy apagado o en 127.0.0.1 sin cable USB (DEF-NET) → IP LAN, NetInfo y timeout de fetch de 8 s; re-test sin USB en el Sprint 3 (TC-063 parcial). (3) La red móvil (WWAN) no enruta 192.168.x.x → túnel HTTPS o hotspot; decisión pendiente con Diego Madrid. (4) Deriva del timeout entre código y documentación (DEF-DOC-01) → timeout oficial 300 s; DEF-DOC-01 cerrado. (5) Un mismo ID de caso (TC-WP-03) para tres escenarios → renombre de evidencias del 11/10. (6) Trello sin automatización (D-02) → movimiento manual.</w:t>
             </w:r>
           </w:p>
         </w:tc>
@@ -6333,7 +6173,7 @@
               <w:rPr>
                 <w:rFonts w:ascii="Calibri" w:eastAsia="Calibri" w:hAnsi="Calibri" w:cs="Calibri"/>
               </w:rPr>
-              <w:t>Regresión TUU/Kozen: la prueba manual (TC-064) queda bloqueada, en espera de ejecución por Diego Madrid (TUU/Kozen en producción); mientras tanto la cubren 17 pruebas unitarias.</w:t>
+              <w:t>Regresión TUU/Kozen: TC-064 / TC-RG-01 Parcial el 13/10/2026 (Diego Madrid, Kozen P8 Neo; capturas Sprint_03). Falta crédito aprobado. Además 17 pruebas unitarias.</w:t>
             </w:r>
           </w:p>
           <w:p>
@@ -6438,7 +6278,19 @@
               <w:rPr>
                 <w:rFonts w:ascii="Calibri" w:eastAsia="Calibri" w:hAnsi="Calibri" w:cs="Calibri"/>
               </w:rPr>
-              <w:t xml:space="preserve">Emisión de DTE (boleta 39), historial con folio de servidor y nota de crédito 61 — Con retraso. Motivo: depende de la red de la API QA y de </w:t>
+              <w:t xml:space="preserve">Emisión de DTE (boleta 39), historial con folio de servidor y nota de crédito 61 </w:t>
+            </w:r>
+            <w:r>
+              <w:rPr>
+                <w:rFonts w:ascii="Calibri" w:eastAsia="Calibri" w:hAnsi="Calibri" w:cs="Calibri"/>
+              </w:rPr>
+              <w:t>-</w:t>
+            </w:r>
+            <w:r>
+              <w:rPr>
+                <w:rFonts w:ascii="Calibri" w:eastAsia="Calibri" w:hAnsi="Calibri" w:cs="Calibri"/>
+              </w:rPr>
+              <w:t xml:space="preserve"> Con retraso. Motivo: depende de la red de la API QA y de </w:t>
             </w:r>
             <w:proofErr w:type="spellStart"/>
             <w:r>
@@ -6472,7 +6324,19 @@
               <w:rPr>
                 <w:rFonts w:ascii="Calibri" w:eastAsia="Calibri" w:hAnsi="Calibri" w:cs="Calibri"/>
               </w:rPr>
-              <w:t xml:space="preserve"> del error de conexión sin USB (TC-063) — Parcial / con retraso. Motivo: las pruebas del 03/10 se hicieron con cable USB. Estrategia: Reinhartd Munzenmayer, Sprint 3.</w:t>
+              <w:t xml:space="preserve"> del error de conexión sin USB (TC-063) </w:t>
+            </w:r>
+            <w:r>
+              <w:rPr>
+                <w:rFonts w:ascii="Calibri" w:eastAsia="Calibri" w:hAnsi="Calibri" w:cs="Calibri"/>
+              </w:rPr>
+              <w:t>-</w:t>
+            </w:r>
+            <w:r>
+              <w:rPr>
+                <w:rFonts w:ascii="Calibri" w:eastAsia="Calibri" w:hAnsi="Calibri" w:cs="Calibri"/>
+              </w:rPr>
+              <w:t xml:space="preserve"> Parcial / con retraso. Motivo: las pruebas del 03/10 se hicieron con cable USB. Estrategia: Reinhartd Munzenmayer, Sprint 3.</w:t>
             </w:r>
           </w:p>
           <w:p>
@@ -6512,7 +6376,19 @@
               <w:rPr>
                 <w:rFonts w:ascii="Calibri" w:eastAsia="Calibri" w:hAnsi="Calibri" w:cs="Calibri"/>
               </w:rPr>
-              <w:t xml:space="preserve">) — No iniciado. Motivo: falta el </w:t>
+              <w:t xml:space="preserve">) </w:t>
+            </w:r>
+            <w:r>
+              <w:rPr>
+                <w:rFonts w:ascii="Calibri" w:eastAsia="Calibri" w:hAnsi="Calibri" w:cs="Calibri"/>
+              </w:rPr>
+              <w:t>-</w:t>
+            </w:r>
+            <w:r>
+              <w:rPr>
+                <w:rFonts w:ascii="Calibri" w:eastAsia="Calibri" w:hAnsi="Calibri" w:cs="Calibri"/>
+              </w:rPr>
+              <w:t xml:space="preserve"> No iniciado. Motivo: falta el </w:t>
             </w:r>
             <w:proofErr w:type="spellStart"/>
             <w:r>
@@ -6552,7 +6428,19 @@
               <w:rPr>
                 <w:rFonts w:ascii="Calibri" w:eastAsia="Calibri" w:hAnsi="Calibri" w:cs="Calibri"/>
               </w:rPr>
-              <w:t>TC-064 regresión TUU/Kozen — Bloqueado. Motivo: el equipo académico no tiene terminal. Estrategia: en espera de ejecución por Diego Madrid (TUU/Kozen en producción).</w:t>
+              <w:t xml:space="preserve">TC-064 regresión TUU/Kozen </w:t>
+            </w:r>
+            <w:r>
+              <w:rPr>
+                <w:rFonts w:ascii="Calibri" w:eastAsia="Calibri" w:hAnsi="Calibri" w:cs="Calibri"/>
+              </w:rPr>
+              <w:t>-</w:t>
+            </w:r>
+            <w:r>
+              <w:rPr>
+                <w:rFonts w:ascii="Calibri" w:eastAsia="Calibri" w:hAnsi="Calibri" w:cs="Calibri"/>
+              </w:rPr>
+              <w:t xml:space="preserve"> Parcial (13/10/2026). Motivo: el equipo académico no tiene terminal. Estrategia: en espera de ejecución por Diego Madrid (TUU/Kozen en producción).</w:t>
             </w:r>
           </w:p>
           <w:p>
@@ -6578,7 +6466,19 @@
               <w:rPr>
                 <w:rFonts w:ascii="Calibri" w:eastAsia="Calibri" w:hAnsi="Calibri" w:cs="Calibri"/>
               </w:rPr>
-              <w:t xml:space="preserve"> de innovación — No iniciado. Motivo: corresponde al cierre de la Fase 2 (semana 15). Estrategia: el equipo, tras el producto. No incluye exposición oral.</w:t>
+              <w:t xml:space="preserve"> de innovación </w:t>
+            </w:r>
+            <w:r>
+              <w:rPr>
+                <w:rFonts w:ascii="Calibri" w:eastAsia="Calibri" w:hAnsi="Calibri" w:cs="Calibri"/>
+              </w:rPr>
+              <w:t>-</w:t>
+            </w:r>
+            <w:r>
+              <w:rPr>
+                <w:rFonts w:ascii="Calibri" w:eastAsia="Calibri" w:hAnsi="Calibri" w:cs="Calibri"/>
+              </w:rPr>
+              <w:t xml:space="preserve"> No iniciado. Motivo: corresponde al cierre de la Fase 2 (semana 15). Estrategia: el equipo, tras el producto. No incluye exposición oral.</w:t>
             </w:r>
           </w:p>
         </w:tc>
@@ -6757,7 +6657,19 @@
         <w:rPr>
           <w:rFonts w:ascii="Calibri" w:eastAsia="Calibri" w:hAnsi="Calibri" w:cs="Calibri"/>
         </w:rPr>
-        <w:t xml:space="preserve"> — </w:t>
+        <w:t xml:space="preserve"> </w:t>
+      </w:r>
+      <w:r>
+        <w:rPr>
+          <w:rFonts w:ascii="Calibri" w:eastAsia="Calibri" w:hAnsi="Calibri" w:cs="Calibri"/>
+        </w:rPr>
+        <w:t>-</w:t>
+      </w:r>
+      <w:r>
+        <w:rPr>
+          <w:rFonts w:ascii="Calibri" w:eastAsia="Calibri" w:hAnsi="Calibri" w:cs="Calibri"/>
+        </w:rPr>
+        <w:t xml:space="preserve"> </w:t>
       </w:r>
       <w:proofErr w:type="spellStart"/>
       <w:r>
@@ -6827,7 +6739,19 @@
         <w:rPr>
           <w:rFonts w:ascii="Calibri" w:eastAsia="Calibri" w:hAnsi="Calibri" w:cs="Calibri"/>
         </w:rPr>
-        <w:t xml:space="preserve">) — </w:t>
+        <w:t xml:space="preserve">) </w:t>
+      </w:r>
+      <w:r>
+        <w:rPr>
+          <w:rFonts w:ascii="Calibri" w:eastAsia="Calibri" w:hAnsi="Calibri" w:cs="Calibri"/>
+        </w:rPr>
+        <w:t>-</w:t>
+      </w:r>
+      <w:r>
+        <w:rPr>
+          <w:rFonts w:ascii="Calibri" w:eastAsia="Calibri" w:hAnsi="Calibri" w:cs="Calibri"/>
+        </w:rPr>
+        <w:t xml:space="preserve"> </w:t>
       </w:r>
       <w:proofErr w:type="spellStart"/>
       <w:r>
@@ -6951,7 +6875,19 @@
         <w:rPr>
           <w:rFonts w:ascii="Calibri" w:eastAsia="Calibri" w:hAnsi="Calibri" w:cs="Calibri"/>
         </w:rPr>
-        <w:t xml:space="preserve"> — Software </w:t>
+        <w:t xml:space="preserve"> </w:t>
+      </w:r>
+      <w:r>
+        <w:rPr>
+          <w:rFonts w:ascii="Calibri" w:eastAsia="Calibri" w:hAnsi="Calibri" w:cs="Calibri"/>
+        </w:rPr>
+        <w:t>-</w:t>
+      </w:r>
+      <w:r>
+        <w:rPr>
+          <w:rFonts w:ascii="Calibri" w:eastAsia="Calibri" w:hAnsi="Calibri" w:cs="Calibri"/>
+        </w:rPr>
+        <w:t xml:space="preserve"> Software </w:t>
       </w:r>
       <w:proofErr w:type="spellStart"/>
       <w:r>
@@ -6965,7 +6901,19 @@
         <w:rPr>
           <w:rFonts w:ascii="Calibri" w:eastAsia="Calibri" w:hAnsi="Calibri" w:cs="Calibri"/>
         </w:rPr>
-        <w:t xml:space="preserve"> — Part 3: Test </w:t>
+        <w:t xml:space="preserve"> </w:t>
+      </w:r>
+      <w:r>
+        <w:rPr>
+          <w:rFonts w:ascii="Calibri" w:eastAsia="Calibri" w:hAnsi="Calibri" w:cs="Calibri"/>
+        </w:rPr>
+        <w:t>-</w:t>
+      </w:r>
+      <w:r>
+        <w:rPr>
+          <w:rFonts w:ascii="Calibri" w:eastAsia="Calibri" w:hAnsi="Calibri" w:cs="Calibri"/>
+        </w:rPr>
+        <w:t xml:space="preserve"> Part 3: Test </w:t>
       </w:r>
       <w:proofErr w:type="spellStart"/>
       <w:r>
@@ -7003,7 +6951,7 @@
         <w:rPr>
           <w:rFonts w:ascii="Calibri" w:eastAsia="Calibri" w:hAnsi="Calibri" w:cs="Calibri"/>
         </w:rPr>
-        <w:t>Munzenmayer, R. (2026a). Catálogo de requisitos no funcionales ISO/IEC 25010 D-PAY 3.0 (Versión 1.0.1) [Documento interno]. Duoc UC.</w:t>
+        <w:t>Munzenmayer, R. (2026a). Catálogo de requisitos no funcionales ISO/IEC 25010 D-PAY 3.0 (Versión 1.0.2) [Documento interno]. Duoc UC.</w:t>
       </w:r>
     </w:p>
     <w:p>
@@ -7248,21 +7196,21 @@
         <w:rPr>
           <w:rFonts w:ascii="Calibri" w:eastAsia="Calibri" w:hAnsi="Calibri" w:cs="Calibri"/>
         </w:rPr>
-        <w:t>Capturas del Celular Android (versión del sistema operativo por confirmar). Se revisó que no muestren PAN completo, CVV, tokens, credenciales ni códigos de comercio. El QR de la Figura 3 está pixelado. Los tiempos se expresan en segundos (timeout oficial: 300 s).</w:t>
+        <w:t>Capturas del Celular Android (versión del sistema operativo por confirmar). Se revisó que no muestren PAN completo, CVV, tokens, credenciales ni códigos de comercio. El QR de la Figura 3 está pixelado. Los tiempos se expresan en segundos (</w:t>
       </w:r>
       <w:proofErr w:type="spellStart"/>
       <w:r>
         <w:rPr>
           <w:rFonts w:ascii="Calibri" w:eastAsia="Calibri" w:hAnsi="Calibri" w:cs="Calibri"/>
         </w:rPr>
-        <w:t/>
+        <w:t>timeout</w:t>
       </w:r>
       <w:proofErr w:type="spellEnd"/>
       <w:r>
         <w:rPr>
           <w:rFonts w:ascii="Calibri" w:eastAsia="Calibri" w:hAnsi="Calibri" w:cs="Calibri"/>
         </w:rPr>
-        <w:t xml:space="preserve"/>
+        <w:t xml:space="preserve"> oficial: 300 s).</w:t>
       </w:r>
     </w:p>
     <w:p>
@@ -7439,7 +7387,7 @@
           <w:i/>
           <w:sz w:val="20"/>
         </w:rPr>
-        <w:t xml:space="preserve">Figura 3. Modal QR de Webpay con monto y temporizador. Caso TC-WP-QR-01 (HU-03). Resultado: PASS. Fecha: 03/10/2026. El código QR se pixeló porque codifica la URL de la transacción de prueba. Timeout oficial: 300 s.</w:t>
+        <w:t xml:space="preserve">Figura 3. Modal QR de Webpay con monto y temporizador. Caso TC-WP-QR-01 (HU-03). Resultado: PASS. Fecha: 03/10/2026. El código QR se pixeló porque codifica la URL de la transacción de prueba. </w:t>
       </w:r>
       <w:proofErr w:type="spellStart"/>
       <w:r>
@@ -7448,7 +7396,7 @@
           <w:i/>
           <w:sz w:val="20"/>
         </w:rPr>
-        <w:t/>
+        <w:t>Timeout</w:t>
       </w:r>
       <w:proofErr w:type="spellEnd"/>
       <w:r>
@@ -7457,7 +7405,7 @@
           <w:i/>
           <w:sz w:val="20"/>
         </w:rPr>
-        <w:t xml:space="preserve"/>
+        <w:t xml:space="preserve"> oficial: 300 s.</w:t>
       </w:r>
     </w:p>
     <w:p>
@@ -7707,64 +7655,6 @@
       </w:pPr>
       <w:r>
         <w:continuationSeparator/>
-      </w:r>
-    </w:p>
-  </w:footnote>
-  <w:footnote w:id="1">
-    <w:p>
-      <w:pPr>
-        <w:pStyle w:val="Textonotapie"/>
-        <w:rPr>
-          <w:color w:val="595959" w:themeColor="text1" w:themeTint="A6"/>
-        </w:rPr>
-      </w:pPr>
-      <w:r>
-        <w:rPr>
-          <w:rStyle w:val="Refdenotaalpie"/>
-          <w:color w:val="595959" w:themeColor="text1" w:themeTint="A6"/>
-        </w:rPr>
-        <w:footnoteRef/>
-      </w:r>
-      <w:r>
-        <w:rPr>
-          <w:color w:val="595959" w:themeColor="text1" w:themeTint="A6"/>
-        </w:rPr>
-        <w:t xml:space="preserve"> </w:t>
-      </w:r>
-      <w:r>
-        <w:rPr>
-          <w:color w:val="595959" w:themeColor="text1" w:themeTint="A6"/>
-          <w:lang w:val="es-CL"/>
-        </w:rPr>
-        <w:t>En caso de que el Proyecto APT sea grupal,</w:t>
-      </w:r>
-      <w:r>
-        <w:rPr>
-          <w:color w:val="595959" w:themeColor="text1" w:themeTint="A6"/>
-          <w:lang w:val="es-CL"/>
-        </w:rPr>
-        <w:t xml:space="preserve"> en</w:t>
-      </w:r>
-      <w:r>
-        <w:rPr>
-          <w:color w:val="595959" w:themeColor="text1" w:themeTint="A6"/>
-          <w:lang w:val="es-CL"/>
-        </w:rPr>
-        <w:t xml:space="preserve"> esta columna </w:t>
-      </w:r>
-      <w:r>
-        <w:rPr>
-          <w:color w:val="595959" w:themeColor="text1" w:themeTint="A6"/>
-          <w:lang w:val="es-CL"/>
-        </w:rPr>
-        <w:t xml:space="preserve">deben </w:t>
-      </w:r>
-      <w:r>
-        <w:rPr>
-          <w:color w:val="595959" w:themeColor="text1" w:themeTint="A6"/>
-          <w:lang w:val="es-CL"/>
-        </w:rPr>
-        <w:t>indicar el nombre de los responsables de cada tarea o actividad. Esto posteriormente permitirá diferenciar la evaluación por cada integrante.</w:t>
       </w:r>
     </w:p>
   </w:footnote>
@@ -9244,18 +9134,18 @@
 </file>
 
 <file path=customXml/item1.xml><?xml version="1.0" encoding="utf-8"?>
+<p:properties xmlns:p="http://schemas.microsoft.com/office/2006/metadata/properties" xmlns:xsi="http://www.w3.org/2001/XMLSchema-instance" xmlns:pc="http://schemas.microsoft.com/office/infopath/2007/PartnerControls">
+  <documentManagement/>
+</p:properties>
+</file>
+
+<file path=customXml/item2.xml><?xml version="1.0" encoding="utf-8"?>
 <?mso-contentType ?>
 <FormTemplates xmlns="http://schemas.microsoft.com/sharepoint/v3/contenttype/forms">
   <Display>DocumentLibraryForm</Display>
   <Edit>DocumentLibraryForm</Edit>
   <New>DocumentLibraryForm</New>
 </FormTemplates>
-</file>
-
-<file path=customXml/item2.xml><?xml version="1.0" encoding="utf-8"?>
-<p:properties xmlns:p="http://schemas.microsoft.com/office/2006/metadata/properties" xmlns:xsi="http://www.w3.org/2001/XMLSchema-instance" xmlns:pc="http://schemas.microsoft.com/office/infopath/2007/PartnerControls">
-  <documentManagement/>
-</p:properties>
 </file>
 
 <file path=customXml/item3.xml><?xml version="1.0" encoding="utf-8"?>
@@ -9391,18 +9281,18 @@
 </file>
 
 <file path=customXml/itemProps1.xml><?xml version="1.0" encoding="utf-8"?>
-<ds:datastoreItem xmlns:ds="http://schemas.openxmlformats.org/officeDocument/2006/customXml" ds:itemID="{D51C61E4-DB75-4684-AD25-71F546404E96}">
+<ds:datastoreItem xmlns:ds="http://schemas.openxmlformats.org/officeDocument/2006/customXml" ds:itemID="{46CA5683-AF87-4E40-B841-2E23A3B52406}">
   <ds:schemaRefs>
-    <ds:schemaRef ds:uri="http://schemas.microsoft.com/sharepoint/v3/contenttype/forms"/>
+    <ds:schemaRef ds:uri="http://schemas.microsoft.com/office/2006/metadata/properties"/>
+    <ds:schemaRef ds:uri="http://schemas.microsoft.com/office/infopath/2007/PartnerControls"/>
   </ds:schemaRefs>
 </ds:datastoreItem>
 </file>
 
 <file path=customXml/itemProps2.xml><?xml version="1.0" encoding="utf-8"?>
-<ds:datastoreItem xmlns:ds="http://schemas.openxmlformats.org/officeDocument/2006/customXml" ds:itemID="{46CA5683-AF87-4E40-B841-2E23A3B52406}">
+<ds:datastoreItem xmlns:ds="http://schemas.openxmlformats.org/officeDocument/2006/customXml" ds:itemID="{D51C61E4-DB75-4684-AD25-71F546404E96}">
   <ds:schemaRefs>
-    <ds:schemaRef ds:uri="http://schemas.microsoft.com/office/2006/metadata/properties"/>
-    <ds:schemaRef ds:uri="http://schemas.microsoft.com/office/infopath/2007/PartnerControls"/>
+    <ds:schemaRef ds:uri="http://schemas.microsoft.com/sharepoint/v3/contenttype/forms"/>
   </ds:schemaRefs>
 </ds:datastoreItem>
 </file>
